--- a/08运维服务质量管理制度、计划及报告/CYYH-ITSS-08-05沟通管理制度.docx
+++ b/08运维服务质量管理制度、计划及报告/CYYH-ITSS-08-05沟通管理制度.docx
@@ -1,7 +1,6 @@
 
 <file path=word/document.xml><?xml version="1.0" encoding="utf-8"?>
-<w:document xmlns:wpc="http://schemas.microsoft.com/office/word/2010/wordprocessingCanvas" xmlns:mc="http://schemas.openxmlformats.org/markup-compatibility/2006" xmlns:o="urn:schemas-microsoft-com:office:office" xmlns:r="http://schemas.openxmlformats.org/officeDocument/2006/relationships" xmlns:m="http://schemas.openxmlformats.org/officeDocument/2006/math" xmlns:v="urn:schemas-microsoft-com:vml" xmlns:wp14="http://schemas.microsoft.com/office/word/2010/wordprocessingDrawing" xmlns:wp="http://schemas.openxmlformats.org/drawingml/2006/wordprocessingDrawing" xmlns:w10="urn:schemas-microsoft-com:office:word" xmlns:w="http://schemas.openxmlformats.org/wordprocessingml/2006/main" xmlns:w14="http://schemas.microsoft.com/office/word/2010/wordml" xmlns:w15="http://schemas.microsoft.com/office/word/2012/wordml" xmlns:wne="http://schemas.microsoft.com/office/word/2006/wordml" xmlns:wpg="http://schemas.microsoft.com/office/word/2010/wordprocessingGroup" xmlns:wpi="http://schemas.microsoft.com/office/word/2010/wordprocessingInk" xmlns:wps="http://schemas.microsoft.com/office/word/2010/wordprocessingShape" mc:Ignorable="w14 w15 wp14">
-  <!-- Generated by Aspose.Words for .NET 13.3.0.1 -->
+<w:document xmlns:wpc="http://schemas.microsoft.com/office/word/2010/wordprocessingCanvas" xmlns:mc="http://schemas.openxmlformats.org/markup-compatibility/2006" xmlns:o="urn:schemas-microsoft-com:office:office" xmlns:r="http://schemas.openxmlformats.org/officeDocument/2006/relationships" xmlns:m="http://schemas.openxmlformats.org/officeDocument/2006/math" xmlns:v="urn:schemas-microsoft-com:vml" xmlns:wp14="http://schemas.microsoft.com/office/word/2010/wordprocessingDrawing" xmlns:wp="http://schemas.openxmlformats.org/drawingml/2006/wordprocessingDrawing" xmlns:w="http://schemas.openxmlformats.org/wordprocessingml/2006/main" xmlns:w14="http://schemas.microsoft.com/office/word/2010/wordml" xmlns:w10="urn:schemas-microsoft-com:office:word" xmlns:w15="http://schemas.microsoft.com/office/word/2012/wordml" xmlns:wpg="http://schemas.microsoft.com/office/word/2010/wordprocessingGroup" xmlns:wpi="http://schemas.microsoft.com/office/word/2010/wordprocessingInk" xmlns:wne="http://schemas.microsoft.com/office/word/2006/wordml" xmlns:wps="http://schemas.microsoft.com/office/word/2010/wordprocessingShape" xmlns:wpsCustomData="http://www.wps.cn/officeDocument/2013/wpsCustomData" mc:Ignorable="w14 w15 wp14">
   <w:body>
     <w:p>
       <w:pPr>
@@ -13,7 +12,7 @@
         </w:rPr>
         <w:drawing>
           <wp:inline distT="0" distB="0" distL="0" distR="0">
-            <wp:extent cx="696350" cy="271753"/>
+            <wp:extent cx="695960" cy="271145"/>
             <wp:effectExtent l="0" t="0" r="0" b="0"/>
             <wp:docPr id="2" name="IM 2"/>
             <wp:cNvGraphicFramePr/>
@@ -25,13 +24,13 @@
                     <pic:cNvPicPr/>
                   </pic:nvPicPr>
                   <pic:blipFill>
-                    <a:blip xmlns:r="http://schemas.openxmlformats.org/officeDocument/2006/relationships" r:embed="rId4"/>
+                    <a:blip r:embed="rId11"/>
                     <a:stretch>
                       <a:fillRect/>
                     </a:stretch>
                   </pic:blipFill>
                   <pic:spPr>
-                    <a:xfrm rot="0">
+                    <a:xfrm>
                       <a:off x="0" y="0"/>
                       <a:ext cx="696350" cy="271753"/>
                     </a:xfrm>
@@ -48,31 +47,31 @@
     </w:p>
     <w:p>
       <w:pPr>
-        <w:pStyle w:val="BodyText"/>
+        <w:pStyle w:val="2"/>
         <w:spacing w:line="257" w:lineRule="auto"/>
       </w:pPr>
     </w:p>
     <w:p>
       <w:pPr>
-        <w:pStyle w:val="BodyText"/>
+        <w:pStyle w:val="2"/>
         <w:spacing w:line="257" w:lineRule="auto"/>
       </w:pPr>
     </w:p>
     <w:p>
       <w:pPr>
-        <w:pStyle w:val="BodyText"/>
+        <w:pStyle w:val="2"/>
         <w:spacing w:line="258" w:lineRule="auto"/>
       </w:pPr>
     </w:p>
     <w:p>
       <w:pPr>
-        <w:pStyle w:val="BodyText"/>
+        <w:pStyle w:val="2"/>
         <w:spacing w:line="258" w:lineRule="auto"/>
       </w:pPr>
     </w:p>
     <w:p>
       <w:pPr>
-        <w:pStyle w:val="BodyText"/>
+        <w:pStyle w:val="2"/>
         <w:spacing w:line="258" w:lineRule="auto"/>
       </w:pPr>
     </w:p>
@@ -81,14 +80,14 @@
         <w:spacing w:before="140" w:line="225" w:lineRule="auto"/>
         <w:ind w:left="1099"/>
         <w:rPr>
-          <w:rFonts w:ascii="SimHei" w:eastAsia="SimHei" w:hAnsi="SimHei" w:cs="SimHei"/>
+          <w:rFonts w:ascii="黑体" w:hAnsi="黑体" w:eastAsia="黑体" w:cs="黑体"/>
           <w:sz w:val="43"/>
           <w:szCs w:val="43"/>
         </w:rPr>
       </w:pPr>
       <w:r>
         <w:rPr>
-          <w:rFonts w:ascii="SimHei" w:eastAsia="SimHei" w:hAnsi="SimHei" w:cs="SimHei"/>
+          <w:rFonts w:ascii="黑体" w:hAnsi="黑体" w:eastAsia="黑体" w:cs="黑体"/>
           <w:b/>
           <w:bCs/>
           <w:spacing w:val="6"/>
@@ -100,13 +99,13 @@
     </w:p>
     <w:p>
       <w:pPr>
-        <w:pStyle w:val="BodyText"/>
+        <w:pStyle w:val="2"/>
         <w:spacing w:line="314" w:lineRule="auto"/>
       </w:pPr>
     </w:p>
     <w:p>
       <w:pPr>
-        <w:pStyle w:val="BodyText"/>
+        <w:pStyle w:val="2"/>
         <w:spacing w:line="314" w:lineRule="auto"/>
       </w:pPr>
     </w:p>
@@ -115,14 +114,14 @@
         <w:spacing w:before="140" w:line="225" w:lineRule="auto"/>
         <w:ind w:left="2865"/>
         <w:rPr>
-          <w:rFonts w:ascii="SimHei" w:eastAsia="SimHei" w:hAnsi="SimHei" w:cs="SimHei"/>
+          <w:rFonts w:ascii="黑体" w:hAnsi="黑体" w:eastAsia="黑体" w:cs="黑体"/>
           <w:sz w:val="43"/>
           <w:szCs w:val="43"/>
         </w:rPr>
       </w:pPr>
       <w:r>
         <w:rPr>
-          <w:rFonts w:ascii="SimHei" w:eastAsia="SimHei" w:hAnsi="SimHei" w:cs="SimHei"/>
+          <w:rFonts w:ascii="黑体" w:hAnsi="黑体" w:eastAsia="黑体" w:cs="黑体"/>
           <w:b/>
           <w:bCs/>
           <w:spacing w:val="4"/>
@@ -134,127 +133,37 @@
     </w:p>
     <w:p>
       <w:pPr>
-        <w:pStyle w:val="BodyText"/>
+        <w:pStyle w:val="2"/>
         <w:spacing w:line="242" w:lineRule="auto"/>
       </w:pPr>
     </w:p>
     <w:p>
       <w:pPr>
-        <w:pStyle w:val="BodyText"/>
+        <w:pStyle w:val="2"/>
         <w:spacing w:line="243" w:lineRule="auto"/>
       </w:pPr>
     </w:p>
     <w:p>
       <w:pPr>
-        <w:pStyle w:val="BodyText"/>
+        <w:pStyle w:val="2"/>
         <w:spacing w:line="243" w:lineRule="auto"/>
       </w:pPr>
     </w:p>
     <w:p>
       <w:pPr>
-        <w:pStyle w:val="BodyText"/>
+        <w:pStyle w:val="2"/>
         <w:spacing w:line="243" w:lineRule="auto"/>
       </w:pPr>
     </w:p>
     <w:p>
       <w:pPr>
-        <w:pStyle w:val="BodyText"/>
+        <w:pStyle w:val="2"/>
         <w:spacing w:line="243" w:lineRule="auto"/>
       </w:pPr>
     </w:p>
     <w:p>
       <w:pPr>
-        <w:pStyle w:val="BodyText"/>
-        <w:spacing w:line="243" w:lineRule="auto"/>
-      </w:pPr>
-    </w:p>
-    <w:p>
-      <w:pPr>
-        <w:pStyle w:val="BodyText"/>
-        <w:spacing w:line="243" w:lineRule="auto"/>
-      </w:pPr>
-    </w:p>
-    <w:p>
-      <w:pPr>
-        <w:pStyle w:val="BodyText"/>
-        <w:spacing w:line="243" w:lineRule="auto"/>
-      </w:pPr>
-    </w:p>
-    <w:p>
-      <w:pPr>
-        <w:pStyle w:val="BodyText"/>
-        <w:spacing w:line="243" w:lineRule="auto"/>
-      </w:pPr>
-    </w:p>
-    <w:p>
-      <w:pPr>
-        <w:pStyle w:val="BodyText"/>
-        <w:spacing w:line="243" w:lineRule="auto"/>
-      </w:pPr>
-    </w:p>
-    <w:p>
-      <w:pPr>
-        <w:pStyle w:val="BodyText"/>
-        <w:spacing w:line="243" w:lineRule="auto"/>
-      </w:pPr>
-    </w:p>
-    <w:p>
-      <w:pPr>
-        <w:pStyle w:val="BodyText"/>
-        <w:spacing w:line="243" w:lineRule="auto"/>
-      </w:pPr>
-    </w:p>
-    <w:p>
-      <w:pPr>
-        <w:pStyle w:val="BodyText"/>
-        <w:spacing w:line="243" w:lineRule="auto"/>
-      </w:pPr>
-    </w:p>
-    <w:p>
-      <w:pPr>
-        <w:pStyle w:val="BodyText"/>
-        <w:spacing w:line="243" w:lineRule="auto"/>
-      </w:pPr>
-    </w:p>
-    <w:p>
-      <w:pPr>
-        <w:pStyle w:val="BodyText"/>
-        <w:spacing w:line="243" w:lineRule="auto"/>
-      </w:pPr>
-    </w:p>
-    <w:p>
-      <w:pPr>
-        <w:pStyle w:val="BodyText"/>
-        <w:spacing w:line="243" w:lineRule="auto"/>
-      </w:pPr>
-    </w:p>
-    <w:p>
-      <w:pPr>
-        <w:pStyle w:val="BodyText"/>
-        <w:spacing w:line="243" w:lineRule="auto"/>
-      </w:pPr>
-    </w:p>
-    <w:p>
-      <w:pPr>
-        <w:pStyle w:val="BodyText"/>
-        <w:spacing w:line="243" w:lineRule="auto"/>
-      </w:pPr>
-    </w:p>
-    <w:p>
-      <w:pPr>
-        <w:pStyle w:val="BodyText"/>
-        <w:spacing w:line="243" w:lineRule="auto"/>
-      </w:pPr>
-    </w:p>
-    <w:p>
-      <w:pPr>
-        <w:pStyle w:val="BodyText"/>
-        <w:spacing w:line="243" w:lineRule="auto"/>
-      </w:pPr>
-    </w:p>
-    <w:p>
-      <w:pPr>
-        <w:pStyle w:val="BodyText"/>
+        <w:pStyle w:val="2"/>
         <w:spacing w:line="243" w:lineRule="auto"/>
       </w:pPr>
     </w:p>
@@ -263,82 +172,124 @@
         <w:spacing w:before="98" w:line="221" w:lineRule="auto"/>
         <w:ind w:left="2888"/>
         <w:rPr>
-          <w:rFonts w:ascii="SimHei" w:eastAsia="SimHei" w:hAnsi="SimHei" w:cs="SimHei"/>
-          <w:sz w:val="30"/>
-          <w:szCs w:val="30"/>
-        </w:rPr>
-      </w:pPr>
-      <w:r>
-        <w:rPr>
-          <w:rFonts w:ascii="SimHei" w:eastAsia="SimHei" w:hAnsi="SimHei" w:cs="SimHei"/>
+          <w:rFonts w:ascii="黑体" w:hAnsi="黑体" w:eastAsia="黑体" w:cs="黑体"/>
           <w:b/>
           <w:bCs/>
           <w:spacing w:val="-3"/>
           <w:sz w:val="30"/>
           <w:szCs w:val="30"/>
         </w:rPr>
-        <w:t>编制机构：</w:t>
-      </w:r>
-      <w:r>
-        <w:rPr>
-          <w:rFonts w:ascii="SimHei" w:eastAsia="SimHei" w:hAnsi="SimHei" w:cs="SimHei"/>
-          <w:spacing w:val="-3"/>
-          <w:sz w:val="30"/>
-          <w:szCs w:val="30"/>
-        </w:rPr>
-        <w:t xml:space="preserve"> </w:t>
-      </w:r>
-      <w:r>
-        <w:rPr>
-          <w:rFonts w:ascii="SimHei" w:eastAsia="SimHei" w:hAnsi="SimHei" w:cs="SimHei"/>
+      </w:pPr>
+    </w:p>
+    <w:p>
+      <w:pPr>
+        <w:spacing w:before="98" w:line="221" w:lineRule="auto"/>
+        <w:ind w:left="2888"/>
+        <w:rPr>
+          <w:rFonts w:ascii="黑体" w:hAnsi="黑体" w:eastAsia="黑体" w:cs="黑体"/>
           <w:b/>
           <w:bCs/>
           <w:spacing w:val="-3"/>
           <w:sz w:val="30"/>
           <w:szCs w:val="30"/>
         </w:rPr>
-        <w:t>质量部</w:t>
-      </w:r>
-    </w:p>
-    <w:p>
-      <w:pPr>
-        <w:spacing w:before="269" w:line="221" w:lineRule="auto"/>
-        <w:ind w:left="2878"/>
-        <w:rPr>
-          <w:rFonts w:ascii="SimHei" w:eastAsia="SimHei" w:hAnsi="SimHei" w:cs="SimHei"/>
-          <w:sz w:val="30"/>
-          <w:szCs w:val="30"/>
-        </w:rPr>
-      </w:pPr>
-      <w:r>
-        <w:rPr>
-          <w:rFonts w:ascii="SimHei" w:eastAsia="SimHei" w:hAnsi="SimHei" w:cs="SimHei"/>
+      </w:pPr>
+    </w:p>
+    <w:p>
+      <w:pPr>
+        <w:spacing w:before="98" w:line="221" w:lineRule="auto"/>
+        <w:ind w:left="2888"/>
+        <w:rPr>
+          <w:rFonts w:ascii="黑体" w:hAnsi="黑体" w:eastAsia="黑体" w:cs="黑体"/>
           <w:b/>
           <w:bCs/>
           <w:spacing w:val="-3"/>
           <w:sz w:val="30"/>
           <w:szCs w:val="30"/>
         </w:rPr>
-        <w:t>编制时间：</w:t>
-      </w:r>
-      <w:r>
-        <w:rPr>
-          <w:rFonts w:ascii="SimHei" w:eastAsia="SimHei" w:hAnsi="SimHei" w:cs="SimHei"/>
-          <w:spacing w:val="-3"/>
+      </w:pPr>
+    </w:p>
+    <w:p>
+      <w:pPr>
+        <w:spacing w:before="98" w:line="221" w:lineRule="auto"/>
+        <w:ind w:left="2888"/>
+        <w:rPr>
+          <w:rFonts w:ascii="黑体" w:hAnsi="黑体" w:eastAsia="黑体" w:cs="黑体"/>
           <w:sz w:val="30"/>
           <w:szCs w:val="30"/>
         </w:rPr>
-        <w:t xml:space="preserve">  </w:t>
-      </w:r>
-      <w:r>
-        <w:rPr>
-          <w:rFonts w:ascii="Calibri" w:eastAsia="Calibri" w:hAnsi="Calibri" w:cs="Calibri"/>
+      </w:pPr>
+      <w:r>
+        <w:rPr>
+          <w:rFonts w:ascii="黑体" w:hAnsi="黑体" w:eastAsia="黑体" w:cs="黑体"/>
           <w:b/>
           <w:bCs/>
           <w:spacing w:val="-3"/>
           <w:sz w:val="30"/>
           <w:szCs w:val="30"/>
         </w:rPr>
+        <w:t>编制机构：</w:t>
+      </w:r>
+      <w:r>
+        <w:rPr>
+          <w:rFonts w:ascii="黑体" w:hAnsi="黑体" w:eastAsia="黑体" w:cs="黑体"/>
+          <w:spacing w:val="-3"/>
+          <w:sz w:val="30"/>
+          <w:szCs w:val="30"/>
+        </w:rPr>
+        <w:t xml:space="preserve"> </w:t>
+      </w:r>
+      <w:r>
+        <w:rPr>
+          <w:rFonts w:ascii="黑体" w:hAnsi="黑体" w:eastAsia="黑体" w:cs="黑体"/>
+          <w:b/>
+          <w:bCs/>
+          <w:spacing w:val="-3"/>
+          <w:sz w:val="30"/>
+          <w:szCs w:val="30"/>
+        </w:rPr>
+        <w:t>质量部</w:t>
+      </w:r>
+    </w:p>
+    <w:p>
+      <w:pPr>
+        <w:spacing w:before="269" w:line="221" w:lineRule="auto"/>
+        <w:ind w:left="2878"/>
+        <w:rPr>
+          <w:rFonts w:ascii="黑体" w:hAnsi="黑体" w:eastAsia="黑体" w:cs="黑体"/>
+          <w:sz w:val="30"/>
+          <w:szCs w:val="30"/>
+        </w:rPr>
+      </w:pPr>
+      <w:r>
+        <w:rPr>
+          <w:rFonts w:ascii="黑体" w:hAnsi="黑体" w:eastAsia="黑体" w:cs="黑体"/>
+          <w:b/>
+          <w:bCs/>
+          <w:spacing w:val="-3"/>
+          <w:sz w:val="30"/>
+          <w:szCs w:val="30"/>
+        </w:rPr>
+        <w:t>编制时间：</w:t>
+      </w:r>
+      <w:r>
+        <w:rPr>
+          <w:rFonts w:ascii="黑体" w:hAnsi="黑体" w:eastAsia="黑体" w:cs="黑体"/>
+          <w:spacing w:val="-3"/>
+          <w:sz w:val="30"/>
+          <w:szCs w:val="30"/>
+        </w:rPr>
+        <w:t xml:space="preserve">  </w:t>
+      </w:r>
+      <w:r>
+        <w:rPr>
+          <w:rFonts w:ascii="Calibri" w:hAnsi="Calibri" w:eastAsia="Calibri" w:cs="Calibri"/>
+          <w:b/>
+          <w:bCs/>
+          <w:spacing w:val="-3"/>
+          <w:sz w:val="30"/>
+          <w:szCs w:val="30"/>
+        </w:rPr>
         <w:t>2025年1月8日</w:t>
       </w:r>
     </w:p>
@@ -347,14 +298,14 @@
         <w:spacing w:before="269" w:line="222" w:lineRule="auto"/>
         <w:ind w:left="2883"/>
         <w:rPr>
-          <w:rFonts w:ascii="Calibri" w:eastAsia="Calibri" w:hAnsi="Calibri" w:cs="Calibri"/>
+          <w:rFonts w:ascii="Calibri" w:hAnsi="Calibri" w:eastAsia="Calibri" w:cs="Calibri"/>
           <w:sz w:val="30"/>
           <w:szCs w:val="30"/>
         </w:rPr>
       </w:pPr>
       <w:r>
         <w:rPr>
-          <w:rFonts w:ascii="SimHei" w:eastAsia="SimHei" w:hAnsi="SimHei" w:cs="SimHei"/>
+          <w:rFonts w:ascii="黑体" w:hAnsi="黑体" w:eastAsia="黑体" w:cs="黑体"/>
           <w:b/>
           <w:bCs/>
           <w:spacing w:val="-2"/>
@@ -365,7 +316,7 @@
       </w:r>
       <w:r>
         <w:rPr>
-          <w:rFonts w:ascii="Calibri" w:eastAsia="Calibri" w:hAnsi="Calibri" w:cs="Calibri"/>
+          <w:rFonts w:ascii="Calibri" w:hAnsi="Calibri" w:eastAsia="Calibri" w:cs="Calibri"/>
           <w:b/>
           <w:bCs/>
           <w:spacing w:val="-2"/>
@@ -380,14 +331,14 @@
         <w:spacing w:before="270" w:line="222" w:lineRule="auto"/>
         <w:ind w:left="2884"/>
         <w:rPr>
-          <w:rFonts w:ascii="SimHei" w:eastAsia="SimHei" w:hAnsi="SimHei" w:cs="SimHei"/>
+          <w:rFonts w:ascii="黑体" w:hAnsi="黑体" w:eastAsia="黑体" w:cs="黑体"/>
           <w:sz w:val="30"/>
           <w:szCs w:val="30"/>
         </w:rPr>
       </w:pPr>
       <w:r>
         <w:rPr>
-          <w:rFonts w:ascii="SimHei" w:eastAsia="SimHei" w:hAnsi="SimHei" w:cs="SimHei"/>
+          <w:rFonts w:ascii="黑体" w:hAnsi="黑体" w:eastAsia="黑体" w:cs="黑体"/>
           <w:b/>
           <w:bCs/>
           <w:spacing w:val="-6"/>
@@ -402,14 +353,14 @@
         <w:spacing w:before="268" w:line="222" w:lineRule="auto"/>
         <w:ind w:left="2884"/>
         <w:rPr>
-          <w:rFonts w:ascii="SimHei" w:eastAsia="SimHei" w:hAnsi="SimHei" w:cs="SimHei"/>
+          <w:rFonts w:ascii="黑体" w:hAnsi="黑体" w:eastAsia="黑体" w:cs="黑体"/>
           <w:sz w:val="30"/>
           <w:szCs w:val="30"/>
         </w:rPr>
       </w:pPr>
       <w:r>
         <w:rPr>
-          <w:rFonts w:ascii="SimHei" w:eastAsia="SimHei" w:hAnsi="SimHei" w:cs="SimHei"/>
+          <w:rFonts w:ascii="黑体" w:hAnsi="黑体" w:eastAsia="黑体" w:cs="黑体"/>
           <w:b/>
           <w:bCs/>
           <w:spacing w:val="-4"/>
@@ -424,14 +375,14 @@
         <w:spacing w:before="269" w:line="221" w:lineRule="auto"/>
         <w:ind w:left="2884"/>
         <w:rPr>
-          <w:rFonts w:ascii="SimHei" w:eastAsia="SimHei" w:hAnsi="SimHei" w:cs="SimHei"/>
+          <w:rFonts w:ascii="黑体" w:hAnsi="黑体" w:eastAsia="黑体" w:cs="黑体"/>
           <w:sz w:val="30"/>
           <w:szCs w:val="30"/>
         </w:rPr>
       </w:pPr>
       <w:r>
         <w:rPr>
-          <w:rFonts w:ascii="SimHei" w:eastAsia="SimHei" w:hAnsi="SimHei" w:cs="SimHei"/>
+          <w:rFonts w:ascii="黑体" w:hAnsi="黑体" w:eastAsia="黑体" w:cs="黑体"/>
           <w:b/>
           <w:bCs/>
           <w:spacing w:val="-6"/>
@@ -446,14 +397,14 @@
         <w:spacing w:before="274" w:line="221" w:lineRule="auto"/>
         <w:ind w:left="2878"/>
         <w:rPr>
-          <w:rFonts w:ascii="SimHei" w:eastAsia="SimHei" w:hAnsi="SimHei" w:cs="SimHei"/>
+          <w:rFonts w:ascii="黑体" w:hAnsi="黑体" w:eastAsia="黑体" w:cs="黑体"/>
           <w:sz w:val="30"/>
           <w:szCs w:val="30"/>
         </w:rPr>
       </w:pPr>
       <w:r>
         <w:rPr>
-          <w:rFonts w:ascii="SimHei" w:eastAsia="SimHei" w:hAnsi="SimHei" w:cs="SimHei"/>
+          <w:rFonts w:ascii="黑体" w:hAnsi="黑体" w:eastAsia="黑体" w:cs="黑体"/>
           <w:b/>
           <w:bCs/>
           <w:spacing w:val="-3"/>
@@ -464,7 +415,7 @@
       </w:r>
       <w:r>
         <w:rPr>
-          <w:rFonts w:ascii="Calibri" w:eastAsia="Calibri" w:hAnsi="Calibri" w:cs="Calibri"/>
+          <w:rFonts w:ascii="Calibri" w:hAnsi="Calibri" w:eastAsia="Calibri" w:cs="Calibri"/>
           <w:b/>
           <w:bCs/>
           <w:spacing w:val="-3"/>
@@ -479,15 +430,15 @@
       <w:pPr>
         <w:spacing w:line="221" w:lineRule="auto"/>
         <w:rPr>
-          <w:rFonts w:ascii="SimHei" w:eastAsia="SimHei" w:hAnsi="SimHei" w:cs="SimHei"/>
+          <w:rFonts w:ascii="黑体" w:hAnsi="黑体" w:eastAsia="黑体" w:cs="黑体"/>
           <w:sz w:val="30"/>
           <w:szCs w:val="30"/>
         </w:rPr>
         <w:sectPr>
-          <w:footerReference w:type="default" r:id="rId5"/>
+          <w:footerReference r:id="rId5" w:type="default"/>
           <w:pgSz w:w="11910" w:h="16840"/>
           <w:pgMar w:top="904" w:right="1786" w:bottom="990" w:left="1779" w:header="0" w:footer="755" w:gutter="0"/>
-          <w:cols w:space="720"/>
+          <w:cols w:space="720" w:num="1"/>
         </w:sectPr>
       </w:pPr>
     </w:p>
@@ -501,7 +452,7 @@
         </w:rPr>
         <w:drawing>
           <wp:inline distT="0" distB="0" distL="0" distR="0">
-            <wp:extent cx="696350" cy="271753"/>
+            <wp:extent cx="695960" cy="271145"/>
             <wp:effectExtent l="0" t="0" r="0" b="0"/>
             <wp:docPr id="4" name="IM 4"/>
             <wp:cNvGraphicFramePr/>
@@ -513,13 +464,13 @@
                     <pic:cNvPicPr/>
                   </pic:nvPicPr>
                   <pic:blipFill>
-                    <a:blip xmlns:r="http://schemas.openxmlformats.org/officeDocument/2006/relationships" r:embed="rId4"/>
+                    <a:blip r:embed="rId11"/>
                     <a:stretch>
                       <a:fillRect/>
                     </a:stretch>
                   </pic:blipFill>
                   <pic:spPr>
-                    <a:xfrm rot="0">
+                    <a:xfrm>
                       <a:off x="0" y="0"/>
                       <a:ext cx="696350" cy="271753"/>
                     </a:xfrm>
@@ -537,16 +488,19 @@
     <w:p>
       <w:pPr>
         <w:spacing w:before="255" w:line="222" w:lineRule="auto"/>
-        <w:ind w:left="1391"/>
-        <w:rPr>
-          <w:rFonts w:ascii="SimHei" w:eastAsia="SimHei" w:hAnsi="SimHei" w:cs="SimHei"/>
+        <w:ind w:left="0" w:leftChars="0" w:right="0" w:rightChars="0" w:firstLine="0" w:firstLineChars="0"/>
+        <w:jc w:val="center"/>
+        <w:rPr>
+          <w:rFonts w:ascii="黑体" w:hAnsi="黑体" w:eastAsia="黑体" w:cs="黑体"/>
           <w:sz w:val="30"/>
           <w:szCs w:val="30"/>
         </w:rPr>
       </w:pPr>
-      <w:r>
-        <w:rPr>
-          <w:rFonts w:ascii="SimHei" w:eastAsia="SimHei" w:hAnsi="SimHei" w:cs="SimHei"/>
+      <w:bookmarkStart w:id="14" w:name="_GoBack"/>
+      <w:bookmarkEnd w:id="14"/>
+      <w:r>
+        <w:rPr>
+          <w:rFonts w:ascii="黑体" w:hAnsi="黑体" w:eastAsia="黑体" w:cs="黑体"/>
           <w:b/>
           <w:bCs/>
           <w:spacing w:val="-5"/>
@@ -563,18 +517,24 @@
     </w:p>
     <w:tbl>
       <w:tblPr>
-        <w:tblStyle w:val="TableNormal"/>
+        <w:tblStyle w:val="5"/>
         <w:tblW w:w="8508" w:type="dxa"/>
         <w:tblInd w:w="162" w:type="dxa"/>
         <w:tblBorders>
-          <w:top w:val="single" w:sz="2" w:space="0" w:color="000000"/>
-          <w:left w:val="single" w:sz="2" w:space="0" w:color="000000"/>
-          <w:bottom w:val="single" w:sz="2" w:space="0" w:color="000000"/>
-          <w:right w:val="single" w:sz="2" w:space="0" w:color="000000"/>
-          <w:insideH w:val="single" w:sz="2" w:space="0" w:color="000000"/>
-          <w:insideV w:val="single" w:sz="2" w:space="0" w:color="000000"/>
+          <w:top w:val="single" w:color="000000" w:sz="2" w:space="0"/>
+          <w:left w:val="single" w:color="000000" w:sz="2" w:space="0"/>
+          <w:bottom w:val="single" w:color="000000" w:sz="2" w:space="0"/>
+          <w:right w:val="single" w:color="000000" w:sz="2" w:space="0"/>
+          <w:insideH w:val="single" w:color="000000" w:sz="2" w:space="0"/>
+          <w:insideV w:val="single" w:color="000000" w:sz="2" w:space="0"/>
         </w:tblBorders>
         <w:tblLayout w:type="fixed"/>
+        <w:tblCellMar>
+          <w:top w:w="0" w:type="dxa"/>
+          <w:left w:w="0" w:type="dxa"/>
+          <w:bottom w:w="0" w:type="dxa"/>
+          <w:right w:w="0" w:type="dxa"/>
+        </w:tblCellMar>
       </w:tblPr>
       <w:tblGrid>
         <w:gridCol w:w="1582"/>
@@ -585,20 +545,23 @@
       </w:tblGrid>
       <w:tr>
         <w:tblPrEx>
-          <w:tblW w:w="8508" w:type="dxa"/>
-          <w:tblInd w:w="162" w:type="dxa"/>
           <w:tblBorders>
-            <w:top w:val="single" w:sz="2" w:space="0" w:color="000000"/>
-            <w:left w:val="single" w:sz="2" w:space="0" w:color="000000"/>
-            <w:bottom w:val="single" w:sz="2" w:space="0" w:color="000000"/>
-            <w:right w:val="single" w:sz="2" w:space="0" w:color="000000"/>
-            <w:insideH w:val="single" w:sz="2" w:space="0" w:color="000000"/>
-            <w:insideV w:val="single" w:sz="2" w:space="0" w:color="000000"/>
+            <w:top w:val="single" w:color="000000" w:sz="2" w:space="0"/>
+            <w:left w:val="single" w:color="000000" w:sz="2" w:space="0"/>
+            <w:bottom w:val="single" w:color="000000" w:sz="2" w:space="0"/>
+            <w:right w:val="single" w:color="000000" w:sz="2" w:space="0"/>
+            <w:insideH w:val="single" w:color="000000" w:sz="2" w:space="0"/>
+            <w:insideV w:val="single" w:color="000000" w:sz="2" w:space="0"/>
           </w:tblBorders>
-          <w:tblLayout w:type="fixed"/>
+          <w:tblCellMar>
+            <w:top w:w="0" w:type="dxa"/>
+            <w:left w:w="0" w:type="dxa"/>
+            <w:bottom w:w="0" w:type="dxa"/>
+            <w:right w:w="0" w:type="dxa"/>
+          </w:tblCellMar>
         </w:tblPrEx>
         <w:trPr>
-          <w:trHeight w:val="632"/>
+          <w:trHeight w:val="632" w:hRule="atLeast"/>
         </w:trPr>
         <w:tc>
           <w:tcPr>
@@ -609,14 +572,14 @@
               <w:spacing w:before="177" w:line="222" w:lineRule="auto"/>
               <w:ind w:left="230"/>
               <w:rPr>
-                <w:rFonts w:ascii="SimHei" w:eastAsia="SimHei" w:hAnsi="SimHei" w:cs="SimHei"/>
+                <w:rFonts w:ascii="黑体" w:hAnsi="黑体" w:eastAsia="黑体" w:cs="黑体"/>
                 <w:sz w:val="28"/>
                 <w:szCs w:val="28"/>
               </w:rPr>
             </w:pPr>
             <w:r>
               <w:rPr>
-                <w:rFonts w:ascii="SimHei" w:eastAsia="SimHei" w:hAnsi="SimHei" w:cs="SimHei"/>
+                <w:rFonts w:ascii="黑体" w:hAnsi="黑体" w:eastAsia="黑体" w:cs="黑体"/>
                 <w:spacing w:val="-4"/>
                 <w:sz w:val="28"/>
                 <w:szCs w:val="28"/>
@@ -634,14 +597,14 @@
               <w:spacing w:before="177" w:line="222" w:lineRule="auto"/>
               <w:ind w:left="366"/>
               <w:rPr>
-                <w:rFonts w:ascii="SimHei" w:eastAsia="SimHei" w:hAnsi="SimHei" w:cs="SimHei"/>
+                <w:rFonts w:ascii="黑体" w:hAnsi="黑体" w:eastAsia="黑体" w:cs="黑体"/>
                 <w:sz w:val="28"/>
                 <w:szCs w:val="28"/>
               </w:rPr>
             </w:pPr>
             <w:r>
               <w:rPr>
-                <w:rFonts w:ascii="SimHei" w:eastAsia="SimHei" w:hAnsi="SimHei" w:cs="SimHei"/>
+                <w:rFonts w:ascii="黑体" w:hAnsi="黑体" w:eastAsia="黑体" w:cs="黑体"/>
                 <w:spacing w:val="-3"/>
                 <w:sz w:val="28"/>
                 <w:szCs w:val="28"/>
@@ -659,14 +622,14 @@
               <w:spacing w:before="177" w:line="222" w:lineRule="auto"/>
               <w:ind w:left="434"/>
               <w:rPr>
-                <w:rFonts w:ascii="SimHei" w:eastAsia="SimHei" w:hAnsi="SimHei" w:cs="SimHei"/>
+                <w:rFonts w:ascii="黑体" w:hAnsi="黑体" w:eastAsia="黑体" w:cs="黑体"/>
                 <w:sz w:val="28"/>
                 <w:szCs w:val="28"/>
               </w:rPr>
             </w:pPr>
             <w:r>
               <w:rPr>
-                <w:rFonts w:ascii="SimHei" w:eastAsia="SimHei" w:hAnsi="SimHei" w:cs="SimHei"/>
+                <w:rFonts w:ascii="黑体" w:hAnsi="黑体" w:eastAsia="黑体" w:cs="黑体"/>
                 <w:spacing w:val="-3"/>
                 <w:sz w:val="28"/>
                 <w:szCs w:val="28"/>
@@ -684,14 +647,14 @@
               <w:spacing w:before="176" w:line="223" w:lineRule="auto"/>
               <w:ind w:left="444"/>
               <w:rPr>
-                <w:rFonts w:ascii="SimHei" w:eastAsia="SimHei" w:hAnsi="SimHei" w:cs="SimHei"/>
+                <w:rFonts w:ascii="黑体" w:hAnsi="黑体" w:eastAsia="黑体" w:cs="黑体"/>
                 <w:sz w:val="28"/>
                 <w:szCs w:val="28"/>
               </w:rPr>
             </w:pPr>
             <w:r>
               <w:rPr>
-                <w:rFonts w:ascii="SimHei" w:eastAsia="SimHei" w:hAnsi="SimHei" w:cs="SimHei"/>
+                <w:rFonts w:ascii="黑体" w:hAnsi="黑体" w:eastAsia="黑体" w:cs="黑体"/>
                 <w:spacing w:val="-6"/>
                 <w:sz w:val="28"/>
                 <w:szCs w:val="28"/>
@@ -709,14 +672,14 @@
               <w:spacing w:before="176" w:line="222" w:lineRule="auto"/>
               <w:ind w:left="332"/>
               <w:rPr>
-                <w:rFonts w:ascii="SimHei" w:eastAsia="SimHei" w:hAnsi="SimHei" w:cs="SimHei"/>
+                <w:rFonts w:ascii="黑体" w:hAnsi="黑体" w:eastAsia="黑体" w:cs="黑体"/>
                 <w:sz w:val="28"/>
                 <w:szCs w:val="28"/>
               </w:rPr>
             </w:pPr>
             <w:r>
               <w:rPr>
-                <w:rFonts w:ascii="SimHei" w:eastAsia="SimHei" w:hAnsi="SimHei" w:cs="SimHei"/>
+                <w:rFonts w:ascii="黑体" w:hAnsi="黑体" w:eastAsia="黑体" w:cs="黑体"/>
                 <w:spacing w:val="-2"/>
                 <w:sz w:val="28"/>
                 <w:szCs w:val="28"/>
@@ -728,12 +691,23 @@
       </w:tr>
       <w:tr>
         <w:tblPrEx>
-          <w:tblW w:w="8508" w:type="dxa"/>
-          <w:tblInd w:w="162" w:type="dxa"/>
-          <w:tblLayout w:type="fixed"/>
+          <w:tblBorders>
+            <w:top w:val="single" w:color="000000" w:sz="2" w:space="0"/>
+            <w:left w:val="single" w:color="000000" w:sz="2" w:space="0"/>
+            <w:bottom w:val="single" w:color="000000" w:sz="2" w:space="0"/>
+            <w:right w:val="single" w:color="000000" w:sz="2" w:space="0"/>
+            <w:insideH w:val="single" w:color="000000" w:sz="2" w:space="0"/>
+            <w:insideV w:val="single" w:color="000000" w:sz="2" w:space="0"/>
+          </w:tblBorders>
+          <w:tblCellMar>
+            <w:top w:w="0" w:type="dxa"/>
+            <w:left w:w="0" w:type="dxa"/>
+            <w:bottom w:w="0" w:type="dxa"/>
+            <w:right w:w="0" w:type="dxa"/>
+          </w:tblCellMar>
         </w:tblPrEx>
         <w:trPr>
-          <w:trHeight w:val="865"/>
+          <w:trHeight w:val="865" w:hRule="atLeast"/>
         </w:trPr>
         <w:tc>
           <w:tcPr>
@@ -744,14 +718,14 @@
               <w:spacing w:before="175" w:line="241" w:lineRule="auto"/>
               <w:ind w:left="311"/>
               <w:rPr>
-                <w:rFonts w:ascii="SimHei" w:eastAsia="SimHei" w:hAnsi="SimHei" w:cs="SimHei"/>
+                <w:rFonts w:ascii="黑体" w:hAnsi="黑体" w:eastAsia="黑体" w:cs="黑体"/>
                 <w:sz w:val="28"/>
                 <w:szCs w:val="28"/>
               </w:rPr>
             </w:pPr>
             <w:r>
               <w:rPr>
-                <w:rFonts w:ascii="SimHei" w:eastAsia="SimHei" w:hAnsi="SimHei" w:cs="SimHei"/>
+                <w:rFonts w:ascii="黑体" w:hAnsi="黑体" w:eastAsia="黑体" w:cs="黑体"/>
                 <w:spacing w:val="-1"/>
                 <w:sz w:val="28"/>
                 <w:szCs w:val="28"/>
@@ -769,14 +743,14 @@
               <w:spacing w:before="175" w:line="224" w:lineRule="auto"/>
               <w:ind w:left="560" w:right="26" w:hanging="420"/>
               <w:rPr>
-                <w:rFonts w:ascii="SimHei" w:eastAsia="SimHei" w:hAnsi="SimHei" w:cs="SimHei"/>
+                <w:rFonts w:ascii="黑体" w:hAnsi="黑体" w:eastAsia="黑体" w:cs="黑体"/>
                 <w:sz w:val="28"/>
                 <w:szCs w:val="28"/>
               </w:rPr>
             </w:pPr>
             <w:r>
               <w:rPr>
-                <w:rFonts w:ascii="SimHei" w:eastAsia="SimHei" w:hAnsi="SimHei" w:cs="SimHei"/>
+                <w:rFonts w:ascii="黑体" w:hAnsi="黑体" w:eastAsia="黑体" w:cs="黑体"/>
                 <w:spacing w:val="-2"/>
                 <w:sz w:val="28"/>
                 <w:szCs w:val="28"/>
@@ -785,7 +759,7 @@
             </w:r>
             <w:r>
               <w:rPr>
-                <w:rFonts w:ascii="SimHei" w:eastAsia="SimHei" w:hAnsi="SimHei" w:cs="SimHei"/>
+                <w:rFonts w:ascii="黑体" w:hAnsi="黑体" w:eastAsia="黑体" w:cs="黑体"/>
                 <w:spacing w:val="-3"/>
                 <w:sz w:val="28"/>
                 <w:szCs w:val="28"/>
@@ -803,14 +777,14 @@
               <w:spacing w:before="176" w:line="222" w:lineRule="auto"/>
               <w:ind w:left="440"/>
               <w:rPr>
-                <w:rFonts w:ascii="SimHei" w:eastAsia="SimHei" w:hAnsi="SimHei" w:cs="SimHei"/>
+                <w:rFonts w:ascii="黑体" w:hAnsi="黑体" w:eastAsia="黑体" w:cs="黑体"/>
                 <w:sz w:val="28"/>
                 <w:szCs w:val="28"/>
               </w:rPr>
             </w:pPr>
             <w:r>
               <w:rPr>
-                <w:rFonts w:ascii="SimHei" w:eastAsia="SimHei" w:hAnsi="SimHei" w:cs="SimHei"/>
+                <w:rFonts w:ascii="黑体" w:hAnsi="黑体" w:eastAsia="黑体" w:cs="黑体"/>
                 <w:spacing w:val="-5"/>
                 <w:sz w:val="28"/>
                 <w:szCs w:val="28"/>
@@ -828,14 +802,14 @@
               <w:spacing w:before="176" w:line="222" w:lineRule="auto"/>
               <w:ind w:left="495"/>
               <w:rPr>
-                <w:rFonts w:ascii="SimHei" w:eastAsia="SimHei" w:hAnsi="SimHei" w:cs="SimHei"/>
+                <w:rFonts w:ascii="黑体" w:hAnsi="黑体" w:eastAsia="黑体" w:cs="黑体"/>
                 <w:sz w:val="28"/>
                 <w:szCs w:val="28"/>
               </w:rPr>
             </w:pPr>
             <w:r>
               <w:rPr>
-                <w:rFonts w:ascii="SimHei" w:eastAsia="SimHei" w:hAnsi="SimHei" w:cs="SimHei"/>
+                <w:rFonts w:ascii="黑体" w:hAnsi="黑体" w:eastAsia="黑体" w:cs="黑体"/>
                 <w:spacing w:val="-5"/>
                 <w:sz w:val="28"/>
                 <w:szCs w:val="28"/>
@@ -853,14 +827,14 @@
               <w:spacing w:before="175" w:line="241" w:lineRule="auto"/>
               <w:ind w:left="332"/>
               <w:rPr>
-                <w:rFonts w:ascii="SimHei" w:eastAsia="SimHei" w:hAnsi="SimHei" w:cs="SimHei"/>
+                <w:rFonts w:ascii="黑体" w:hAnsi="黑体" w:eastAsia="黑体" w:cs="黑体"/>
                 <w:sz w:val="28"/>
                 <w:szCs w:val="28"/>
               </w:rPr>
             </w:pPr>
             <w:r>
               <w:rPr>
-                <w:rFonts w:ascii="SimHei" w:eastAsia="SimHei" w:hAnsi="SimHei" w:cs="SimHei"/>
+                <w:rFonts w:ascii="黑体" w:hAnsi="黑体" w:eastAsia="黑体" w:cs="黑体"/>
                 <w:spacing w:val="-2"/>
                 <w:sz w:val="28"/>
                 <w:szCs w:val="28"/>
@@ -872,12 +846,23 @@
       </w:tr>
       <w:tr>
         <w:tblPrEx>
-          <w:tblW w:w="8508" w:type="dxa"/>
-          <w:tblInd w:w="162" w:type="dxa"/>
-          <w:tblLayout w:type="fixed"/>
+          <w:tblBorders>
+            <w:top w:val="single" w:color="000000" w:sz="2" w:space="0"/>
+            <w:left w:val="single" w:color="000000" w:sz="2" w:space="0"/>
+            <w:bottom w:val="single" w:color="000000" w:sz="2" w:space="0"/>
+            <w:right w:val="single" w:color="000000" w:sz="2" w:space="0"/>
+            <w:insideH w:val="single" w:color="000000" w:sz="2" w:space="0"/>
+            <w:insideV w:val="single" w:color="000000" w:sz="2" w:space="0"/>
+          </w:tblBorders>
+          <w:tblCellMar>
+            <w:top w:w="0" w:type="dxa"/>
+            <w:left w:w="0" w:type="dxa"/>
+            <w:bottom w:w="0" w:type="dxa"/>
+            <w:right w:w="0" w:type="dxa"/>
+          </w:tblCellMar>
         </w:tblPrEx>
         <w:trPr>
-          <w:trHeight w:val="627"/>
+          <w:trHeight w:val="627" w:hRule="atLeast"/>
         </w:trPr>
         <w:tc>
           <w:tcPr>
@@ -885,7 +870,7 @@
           </w:tcPr>
           <w:p>
             <w:pPr>
-              <w:pStyle w:val="TableText"/>
+              <w:pStyle w:val="6"/>
             </w:pPr>
           </w:p>
         </w:tc>
@@ -895,7 +880,7 @@
           </w:tcPr>
           <w:p>
             <w:pPr>
-              <w:pStyle w:val="TableText"/>
+              <w:pStyle w:val="6"/>
             </w:pPr>
           </w:p>
         </w:tc>
@@ -905,7 +890,7 @@
           </w:tcPr>
           <w:p>
             <w:pPr>
-              <w:pStyle w:val="TableText"/>
+              <w:pStyle w:val="6"/>
             </w:pPr>
           </w:p>
         </w:tc>
@@ -915,7 +900,7 @@
           </w:tcPr>
           <w:p>
             <w:pPr>
-              <w:pStyle w:val="TableText"/>
+              <w:pStyle w:val="6"/>
             </w:pPr>
           </w:p>
         </w:tc>
@@ -925,19 +910,30 @@
           </w:tcPr>
           <w:p>
             <w:pPr>
-              <w:pStyle w:val="TableText"/>
+              <w:pStyle w:val="6"/>
             </w:pPr>
           </w:p>
         </w:tc>
       </w:tr>
       <w:tr>
         <w:tblPrEx>
-          <w:tblW w:w="8508" w:type="dxa"/>
-          <w:tblInd w:w="162" w:type="dxa"/>
-          <w:tblLayout w:type="fixed"/>
+          <w:tblBorders>
+            <w:top w:val="single" w:color="000000" w:sz="2" w:space="0"/>
+            <w:left w:val="single" w:color="000000" w:sz="2" w:space="0"/>
+            <w:bottom w:val="single" w:color="000000" w:sz="2" w:space="0"/>
+            <w:right w:val="single" w:color="000000" w:sz="2" w:space="0"/>
+            <w:insideH w:val="single" w:color="000000" w:sz="2" w:space="0"/>
+            <w:insideV w:val="single" w:color="000000" w:sz="2" w:space="0"/>
+          </w:tblBorders>
+          <w:tblCellMar>
+            <w:top w:w="0" w:type="dxa"/>
+            <w:left w:w="0" w:type="dxa"/>
+            <w:bottom w:w="0" w:type="dxa"/>
+            <w:right w:w="0" w:type="dxa"/>
+          </w:tblCellMar>
         </w:tblPrEx>
         <w:trPr>
-          <w:trHeight w:val="628"/>
+          <w:trHeight w:val="628" w:hRule="atLeast"/>
         </w:trPr>
         <w:tc>
           <w:tcPr>
@@ -945,7 +941,7 @@
           </w:tcPr>
           <w:p>
             <w:pPr>
-              <w:pStyle w:val="TableText"/>
+              <w:pStyle w:val="6"/>
             </w:pPr>
           </w:p>
         </w:tc>
@@ -955,7 +951,7 @@
           </w:tcPr>
           <w:p>
             <w:pPr>
-              <w:pStyle w:val="TableText"/>
+              <w:pStyle w:val="6"/>
             </w:pPr>
           </w:p>
         </w:tc>
@@ -965,7 +961,7 @@
           </w:tcPr>
           <w:p>
             <w:pPr>
-              <w:pStyle w:val="TableText"/>
+              <w:pStyle w:val="6"/>
             </w:pPr>
           </w:p>
         </w:tc>
@@ -975,7 +971,7 @@
           </w:tcPr>
           <w:p>
             <w:pPr>
-              <w:pStyle w:val="TableText"/>
+              <w:pStyle w:val="6"/>
             </w:pPr>
           </w:p>
         </w:tc>
@@ -985,19 +981,30 @@
           </w:tcPr>
           <w:p>
             <w:pPr>
-              <w:pStyle w:val="TableText"/>
+              <w:pStyle w:val="6"/>
             </w:pPr>
           </w:p>
         </w:tc>
       </w:tr>
       <w:tr>
         <w:tblPrEx>
-          <w:tblW w:w="8508" w:type="dxa"/>
-          <w:tblInd w:w="162" w:type="dxa"/>
-          <w:tblLayout w:type="fixed"/>
+          <w:tblBorders>
+            <w:top w:val="single" w:color="000000" w:sz="2" w:space="0"/>
+            <w:left w:val="single" w:color="000000" w:sz="2" w:space="0"/>
+            <w:bottom w:val="single" w:color="000000" w:sz="2" w:space="0"/>
+            <w:right w:val="single" w:color="000000" w:sz="2" w:space="0"/>
+            <w:insideH w:val="single" w:color="000000" w:sz="2" w:space="0"/>
+            <w:insideV w:val="single" w:color="000000" w:sz="2" w:space="0"/>
+          </w:tblBorders>
+          <w:tblCellMar>
+            <w:top w:w="0" w:type="dxa"/>
+            <w:left w:w="0" w:type="dxa"/>
+            <w:bottom w:w="0" w:type="dxa"/>
+            <w:right w:w="0" w:type="dxa"/>
+          </w:tblCellMar>
         </w:tblPrEx>
         <w:trPr>
-          <w:trHeight w:val="628"/>
+          <w:trHeight w:val="628" w:hRule="atLeast"/>
         </w:trPr>
         <w:tc>
           <w:tcPr>
@@ -1005,7 +1012,7 @@
           </w:tcPr>
           <w:p>
             <w:pPr>
-              <w:pStyle w:val="TableText"/>
+              <w:pStyle w:val="6"/>
             </w:pPr>
           </w:p>
         </w:tc>
@@ -1015,7 +1022,7 @@
           </w:tcPr>
           <w:p>
             <w:pPr>
-              <w:pStyle w:val="TableText"/>
+              <w:pStyle w:val="6"/>
             </w:pPr>
           </w:p>
         </w:tc>
@@ -1025,7 +1032,7 @@
           </w:tcPr>
           <w:p>
             <w:pPr>
-              <w:pStyle w:val="TableText"/>
+              <w:pStyle w:val="6"/>
             </w:pPr>
           </w:p>
         </w:tc>
@@ -1035,7 +1042,7 @@
           </w:tcPr>
           <w:p>
             <w:pPr>
-              <w:pStyle w:val="TableText"/>
+              <w:pStyle w:val="6"/>
             </w:pPr>
           </w:p>
         </w:tc>
@@ -1045,19 +1052,30 @@
           </w:tcPr>
           <w:p>
             <w:pPr>
-              <w:pStyle w:val="TableText"/>
+              <w:pStyle w:val="6"/>
             </w:pPr>
           </w:p>
         </w:tc>
       </w:tr>
       <w:tr>
         <w:tblPrEx>
-          <w:tblW w:w="8508" w:type="dxa"/>
-          <w:tblInd w:w="162" w:type="dxa"/>
-          <w:tblLayout w:type="fixed"/>
+          <w:tblBorders>
+            <w:top w:val="single" w:color="000000" w:sz="2" w:space="0"/>
+            <w:left w:val="single" w:color="000000" w:sz="2" w:space="0"/>
+            <w:bottom w:val="single" w:color="000000" w:sz="2" w:space="0"/>
+            <w:right w:val="single" w:color="000000" w:sz="2" w:space="0"/>
+            <w:insideH w:val="single" w:color="000000" w:sz="2" w:space="0"/>
+            <w:insideV w:val="single" w:color="000000" w:sz="2" w:space="0"/>
+          </w:tblBorders>
+          <w:tblCellMar>
+            <w:top w:w="0" w:type="dxa"/>
+            <w:left w:w="0" w:type="dxa"/>
+            <w:bottom w:w="0" w:type="dxa"/>
+            <w:right w:w="0" w:type="dxa"/>
+          </w:tblCellMar>
         </w:tblPrEx>
         <w:trPr>
-          <w:trHeight w:val="628"/>
+          <w:trHeight w:val="628" w:hRule="atLeast"/>
         </w:trPr>
         <w:tc>
           <w:tcPr>
@@ -1065,7 +1083,7 @@
           </w:tcPr>
           <w:p>
             <w:pPr>
-              <w:pStyle w:val="TableText"/>
+              <w:pStyle w:val="6"/>
             </w:pPr>
           </w:p>
         </w:tc>
@@ -1075,7 +1093,7 @@
           </w:tcPr>
           <w:p>
             <w:pPr>
-              <w:pStyle w:val="TableText"/>
+              <w:pStyle w:val="6"/>
             </w:pPr>
           </w:p>
         </w:tc>
@@ -1085,7 +1103,7 @@
           </w:tcPr>
           <w:p>
             <w:pPr>
-              <w:pStyle w:val="TableText"/>
+              <w:pStyle w:val="6"/>
             </w:pPr>
           </w:p>
         </w:tc>
@@ -1095,7 +1113,7 @@
           </w:tcPr>
           <w:p>
             <w:pPr>
-              <w:pStyle w:val="TableText"/>
+              <w:pStyle w:val="6"/>
             </w:pPr>
           </w:p>
         </w:tc>
@@ -1105,19 +1123,30 @@
           </w:tcPr>
           <w:p>
             <w:pPr>
-              <w:pStyle w:val="TableText"/>
+              <w:pStyle w:val="6"/>
             </w:pPr>
           </w:p>
         </w:tc>
       </w:tr>
       <w:tr>
         <w:tblPrEx>
-          <w:tblW w:w="8508" w:type="dxa"/>
-          <w:tblInd w:w="162" w:type="dxa"/>
-          <w:tblLayout w:type="fixed"/>
+          <w:tblBorders>
+            <w:top w:val="single" w:color="000000" w:sz="2" w:space="0"/>
+            <w:left w:val="single" w:color="000000" w:sz="2" w:space="0"/>
+            <w:bottom w:val="single" w:color="000000" w:sz="2" w:space="0"/>
+            <w:right w:val="single" w:color="000000" w:sz="2" w:space="0"/>
+            <w:insideH w:val="single" w:color="000000" w:sz="2" w:space="0"/>
+            <w:insideV w:val="single" w:color="000000" w:sz="2" w:space="0"/>
+          </w:tblBorders>
+          <w:tblCellMar>
+            <w:top w:w="0" w:type="dxa"/>
+            <w:left w:w="0" w:type="dxa"/>
+            <w:bottom w:w="0" w:type="dxa"/>
+            <w:right w:w="0" w:type="dxa"/>
+          </w:tblCellMar>
         </w:tblPrEx>
         <w:trPr>
-          <w:trHeight w:val="629"/>
+          <w:trHeight w:val="629" w:hRule="atLeast"/>
         </w:trPr>
         <w:tc>
           <w:tcPr>
@@ -1125,7 +1154,7 @@
           </w:tcPr>
           <w:p>
             <w:pPr>
-              <w:pStyle w:val="TableText"/>
+              <w:pStyle w:val="6"/>
             </w:pPr>
           </w:p>
         </w:tc>
@@ -1135,7 +1164,7 @@
           </w:tcPr>
           <w:p>
             <w:pPr>
-              <w:pStyle w:val="TableText"/>
+              <w:pStyle w:val="6"/>
             </w:pPr>
           </w:p>
         </w:tc>
@@ -1145,7 +1174,7 @@
           </w:tcPr>
           <w:p>
             <w:pPr>
-              <w:pStyle w:val="TableText"/>
+              <w:pStyle w:val="6"/>
             </w:pPr>
           </w:p>
         </w:tc>
@@ -1155,7 +1184,7 @@
           </w:tcPr>
           <w:p>
             <w:pPr>
-              <w:pStyle w:val="TableText"/>
+              <w:pStyle w:val="6"/>
             </w:pPr>
           </w:p>
         </w:tc>
@@ -1165,19 +1194,30 @@
           </w:tcPr>
           <w:p>
             <w:pPr>
-              <w:pStyle w:val="TableText"/>
+              <w:pStyle w:val="6"/>
             </w:pPr>
           </w:p>
         </w:tc>
       </w:tr>
       <w:tr>
         <w:tblPrEx>
-          <w:tblW w:w="8508" w:type="dxa"/>
-          <w:tblInd w:w="162" w:type="dxa"/>
-          <w:tblLayout w:type="fixed"/>
+          <w:tblBorders>
+            <w:top w:val="single" w:color="000000" w:sz="2" w:space="0"/>
+            <w:left w:val="single" w:color="000000" w:sz="2" w:space="0"/>
+            <w:bottom w:val="single" w:color="000000" w:sz="2" w:space="0"/>
+            <w:right w:val="single" w:color="000000" w:sz="2" w:space="0"/>
+            <w:insideH w:val="single" w:color="000000" w:sz="2" w:space="0"/>
+            <w:insideV w:val="single" w:color="000000" w:sz="2" w:space="0"/>
+          </w:tblBorders>
+          <w:tblCellMar>
+            <w:top w:w="0" w:type="dxa"/>
+            <w:left w:w="0" w:type="dxa"/>
+            <w:bottom w:w="0" w:type="dxa"/>
+            <w:right w:w="0" w:type="dxa"/>
+          </w:tblCellMar>
         </w:tblPrEx>
         <w:trPr>
-          <w:trHeight w:val="627"/>
+          <w:trHeight w:val="627" w:hRule="atLeast"/>
         </w:trPr>
         <w:tc>
           <w:tcPr>
@@ -1185,7 +1225,7 @@
           </w:tcPr>
           <w:p>
             <w:pPr>
-              <w:pStyle w:val="TableText"/>
+              <w:pStyle w:val="6"/>
             </w:pPr>
           </w:p>
         </w:tc>
@@ -1195,7 +1235,7 @@
           </w:tcPr>
           <w:p>
             <w:pPr>
-              <w:pStyle w:val="TableText"/>
+              <w:pStyle w:val="6"/>
             </w:pPr>
           </w:p>
         </w:tc>
@@ -1205,7 +1245,7 @@
           </w:tcPr>
           <w:p>
             <w:pPr>
-              <w:pStyle w:val="TableText"/>
+              <w:pStyle w:val="6"/>
             </w:pPr>
           </w:p>
         </w:tc>
@@ -1215,7 +1255,7 @@
           </w:tcPr>
           <w:p>
             <w:pPr>
-              <w:pStyle w:val="TableText"/>
+              <w:pStyle w:val="6"/>
             </w:pPr>
           </w:p>
         </w:tc>
@@ -1225,19 +1265,30 @@
           </w:tcPr>
           <w:p>
             <w:pPr>
-              <w:pStyle w:val="TableText"/>
+              <w:pStyle w:val="6"/>
             </w:pPr>
           </w:p>
         </w:tc>
       </w:tr>
       <w:tr>
         <w:tblPrEx>
-          <w:tblW w:w="8508" w:type="dxa"/>
-          <w:tblInd w:w="162" w:type="dxa"/>
-          <w:tblLayout w:type="fixed"/>
+          <w:tblBorders>
+            <w:top w:val="single" w:color="000000" w:sz="2" w:space="0"/>
+            <w:left w:val="single" w:color="000000" w:sz="2" w:space="0"/>
+            <w:bottom w:val="single" w:color="000000" w:sz="2" w:space="0"/>
+            <w:right w:val="single" w:color="000000" w:sz="2" w:space="0"/>
+            <w:insideH w:val="single" w:color="000000" w:sz="2" w:space="0"/>
+            <w:insideV w:val="single" w:color="000000" w:sz="2" w:space="0"/>
+          </w:tblBorders>
+          <w:tblCellMar>
+            <w:top w:w="0" w:type="dxa"/>
+            <w:left w:w="0" w:type="dxa"/>
+            <w:bottom w:w="0" w:type="dxa"/>
+            <w:right w:w="0" w:type="dxa"/>
+          </w:tblCellMar>
         </w:tblPrEx>
         <w:trPr>
-          <w:trHeight w:val="632"/>
+          <w:trHeight w:val="632" w:hRule="atLeast"/>
         </w:trPr>
         <w:tc>
           <w:tcPr>
@@ -1245,7 +1296,7 @@
           </w:tcPr>
           <w:p>
             <w:pPr>
-              <w:pStyle w:val="TableText"/>
+              <w:pStyle w:val="6"/>
             </w:pPr>
           </w:p>
         </w:tc>
@@ -1255,7 +1306,7 @@
           </w:tcPr>
           <w:p>
             <w:pPr>
-              <w:pStyle w:val="TableText"/>
+              <w:pStyle w:val="6"/>
             </w:pPr>
           </w:p>
         </w:tc>
@@ -1265,7 +1316,7 @@
           </w:tcPr>
           <w:p>
             <w:pPr>
-              <w:pStyle w:val="TableText"/>
+              <w:pStyle w:val="6"/>
             </w:pPr>
           </w:p>
         </w:tc>
@@ -1275,7 +1326,7 @@
           </w:tcPr>
           <w:p>
             <w:pPr>
-              <w:pStyle w:val="TableText"/>
+              <w:pStyle w:val="6"/>
             </w:pPr>
           </w:p>
         </w:tc>
@@ -1285,7 +1336,7 @@
           </w:tcPr>
           <w:p>
             <w:pPr>
-              <w:pStyle w:val="TableText"/>
+              <w:pStyle w:val="6"/>
             </w:pPr>
           </w:p>
         </w:tc>
@@ -1293,16 +1344,16 @@
     </w:tbl>
     <w:p>
       <w:pPr>
-        <w:pStyle w:val="BodyText"/>
+        <w:pStyle w:val="2"/>
       </w:pPr>
     </w:p>
     <w:p>
       <w:pPr>
         <w:sectPr>
-          <w:footerReference w:type="default" r:id="rId6"/>
+          <w:footerReference r:id="rId6" w:type="default"/>
           <w:pgSz w:w="11910" w:h="16840"/>
           <w:pgMar w:top="904" w:right="1457" w:bottom="990" w:left="1779" w:header="0" w:footer="755" w:gutter="0"/>
-          <w:cols w:space="720"/>
+          <w:cols w:space="720" w:num="1"/>
         </w:sectPr>
       </w:pPr>
     </w:p>
@@ -1317,7 +1368,7 @@
         </w:rPr>
         <w:drawing>
           <wp:inline distT="0" distB="0" distL="0" distR="0">
-            <wp:extent cx="696350" cy="271753"/>
+            <wp:extent cx="695960" cy="271145"/>
             <wp:effectExtent l="0" t="0" r="0" b="0"/>
             <wp:docPr id="6" name="IM 6"/>
             <wp:cNvGraphicFramePr/>
@@ -1329,13 +1380,13 @@
                     <pic:cNvPicPr/>
                   </pic:nvPicPr>
                   <pic:blipFill>
-                    <a:blip xmlns:r="http://schemas.openxmlformats.org/officeDocument/2006/relationships" r:embed="rId4"/>
+                    <a:blip r:embed="rId11"/>
                     <a:stretch>
                       <a:fillRect/>
                     </a:stretch>
                   </pic:blipFill>
                   <pic:spPr>
-                    <a:xfrm rot="0">
+                    <a:xfrm>
                       <a:off x="0" y="0"/>
                       <a:ext cx="696350" cy="271753"/>
                     </a:xfrm>
@@ -1353,7 +1404,7 @@
     <w:sdt>
       <w:sdtPr>
         <w:rPr>
-          <w:rFonts w:ascii="SimSun" w:eastAsia="SimSun" w:hAnsi="SimSun" w:cs="SimSun"/>
+          <w:rFonts w:ascii="宋体" w:hAnsi="宋体" w:eastAsia="宋体" w:cs="宋体"/>
           <w:sz w:val="24"/>
           <w:szCs w:val="24"/>
         </w:rPr>
@@ -1365,7 +1416,7 @@
       </w:sdtPr>
       <w:sdtEndPr>
         <w:rPr>
-          <w:rFonts w:ascii="SimSun" w:eastAsia="SimSun" w:hAnsi="SimSun" w:cs="SimSun"/>
+          <w:rFonts w:ascii="宋体" w:hAnsi="宋体" w:eastAsia="宋体" w:cs="宋体"/>
           <w:sz w:val="24"/>
           <w:szCs w:val="24"/>
         </w:rPr>
@@ -1376,14 +1427,14 @@
             <w:spacing w:before="142" w:line="221" w:lineRule="auto"/>
             <w:ind w:left="4845"/>
             <w:rPr>
-              <w:rFonts w:ascii="SimSun" w:eastAsia="SimSun" w:hAnsi="SimSun" w:cs="SimSun"/>
+              <w:rFonts w:ascii="宋体" w:hAnsi="宋体" w:eastAsia="宋体" w:cs="宋体"/>
               <w:sz w:val="24"/>
               <w:szCs w:val="24"/>
             </w:rPr>
           </w:pPr>
           <w:r>
             <w:rPr>
-              <w:rFonts w:ascii="SimSun" w:eastAsia="SimSun" w:hAnsi="SimSun" w:cs="SimSun"/>
+              <w:rFonts w:ascii="宋体" w:hAnsi="宋体" w:eastAsia="宋体" w:cs="宋体"/>
               <w:spacing w:val="-28"/>
               <w:sz w:val="24"/>
               <w:szCs w:val="24"/>
@@ -1399,7 +1450,7 @@
             <w:spacing w:before="180" w:line="185" w:lineRule="auto"/>
             <w:ind w:left="14"/>
             <w:rPr>
-              <w:rFonts w:ascii="SimSun" w:eastAsia="SimSun" w:hAnsi="SimSun" w:cs="SimSun"/>
+              <w:rFonts w:ascii="宋体" w:hAnsi="宋体" w:eastAsia="宋体" w:cs="宋体"/>
               <w:sz w:val="24"/>
               <w:szCs w:val="24"/>
             </w:rPr>
@@ -1415,7 +1466,7 @@
           </w:r>
           <w:r>
             <w:rPr>
-              <w:rFonts w:ascii="SimSun" w:eastAsia="SimSun" w:hAnsi="SimSun" w:cs="SimSun"/>
+              <w:rFonts w:ascii="宋体" w:hAnsi="宋体" w:eastAsia="宋体" w:cs="宋体"/>
               <w:spacing w:val="-13"/>
               <w:sz w:val="24"/>
               <w:szCs w:val="24"/>
@@ -1424,7 +1475,7 @@
           </w:r>
           <w:r>
             <w:rPr>
-              <w:rFonts w:ascii="SimSun" w:eastAsia="SimSun" w:hAnsi="SimSun" w:cs="SimSun"/>
+              <w:rFonts w:ascii="宋体" w:hAnsi="宋体" w:eastAsia="宋体" w:cs="宋体"/>
               <w:spacing w:val="10"/>
               <w:sz w:val="24"/>
               <w:szCs w:val="24"/>
@@ -1433,7 +1484,7 @@
           </w:r>
           <w:r>
             <w:rPr>
-              <w:rFonts w:ascii="SimSun" w:eastAsia="SimSun" w:hAnsi="SimSun" w:cs="SimSun"/>
+              <w:rFonts w:ascii="宋体" w:hAnsi="宋体" w:eastAsia="宋体" w:cs="宋体"/>
               <w:spacing w:val="-13"/>
               <w:sz w:val="24"/>
               <w:szCs w:val="24"/>
@@ -1442,7 +1493,7 @@
           </w:r>
           <w:r>
             <w:rPr>
-              <w:rFonts w:ascii="SimSun" w:eastAsia="SimSun" w:hAnsi="SimSun" w:cs="SimSun"/>
+              <w:rFonts w:ascii="宋体" w:hAnsi="宋体" w:eastAsia="宋体" w:cs="宋体"/>
               <w:sz w:val="24"/>
               <w:szCs w:val="24"/>
             </w:rPr>
@@ -1450,7 +1501,7 @@
           </w:r>
           <w:r>
             <w:rPr>
-              <w:rFonts w:ascii="SimSun" w:eastAsia="SimSun" w:hAnsi="SimSun" w:cs="SimSun"/>
+              <w:rFonts w:ascii="宋体" w:hAnsi="宋体" w:eastAsia="宋体" w:cs="宋体"/>
               <w:spacing w:val="-83"/>
               <w:sz w:val="24"/>
               <w:szCs w:val="24"/>
@@ -1459,7 +1510,7 @@
           </w:r>
           <w:r>
             <w:rPr>
-              <w:rFonts w:ascii="SimSun" w:eastAsia="SimSun" w:hAnsi="SimSun" w:cs="SimSun"/>
+              <w:rFonts w:ascii="宋体" w:hAnsi="宋体" w:eastAsia="宋体" w:cs="宋体"/>
               <w:spacing w:val="-9"/>
               <w:sz w:val="24"/>
               <w:szCs w:val="24"/>
@@ -1478,7 +1529,7 @@
             <w:spacing w:before="225" w:line="185" w:lineRule="auto"/>
             <w:ind w:left="454"/>
             <w:rPr>
-              <w:rFonts w:ascii="SimSun" w:eastAsia="SimSun" w:hAnsi="SimSun" w:cs="SimSun"/>
+              <w:rFonts w:ascii="宋体" w:hAnsi="宋体" w:eastAsia="宋体" w:cs="宋体"/>
               <w:sz w:val="24"/>
               <w:szCs w:val="24"/>
             </w:rPr>
@@ -1494,7 +1545,7 @@
           </w:r>
           <w:r>
             <w:rPr>
-              <w:rFonts w:ascii="SimSun" w:eastAsia="SimSun" w:hAnsi="SimSun" w:cs="SimSun"/>
+              <w:rFonts w:ascii="宋体" w:hAnsi="宋体" w:eastAsia="宋体" w:cs="宋体"/>
               <w:spacing w:val="-17"/>
               <w:sz w:val="24"/>
               <w:szCs w:val="24"/>
@@ -1503,7 +1554,7 @@
           </w:r>
           <w:r>
             <w:rPr>
-              <w:rFonts w:ascii="SimSun" w:eastAsia="SimSun" w:hAnsi="SimSun" w:cs="SimSun"/>
+              <w:rFonts w:ascii="宋体" w:hAnsi="宋体" w:eastAsia="宋体" w:cs="宋体"/>
               <w:spacing w:val="56"/>
               <w:sz w:val="24"/>
               <w:szCs w:val="24"/>
@@ -1512,7 +1563,7 @@
           </w:r>
           <w:r>
             <w:rPr>
-              <w:rFonts w:ascii="SimSun" w:eastAsia="SimSun" w:hAnsi="SimSun" w:cs="SimSun"/>
+              <w:rFonts w:ascii="宋体" w:hAnsi="宋体" w:eastAsia="宋体" w:cs="宋体"/>
               <w:spacing w:val="-17"/>
               <w:sz w:val="24"/>
               <w:szCs w:val="24"/>
@@ -1521,7 +1572,7 @@
           </w:r>
           <w:r>
             <w:rPr>
-              <w:rFonts w:ascii="SimSun" w:eastAsia="SimSun" w:hAnsi="SimSun" w:cs="SimSun"/>
+              <w:rFonts w:ascii="宋体" w:hAnsi="宋体" w:eastAsia="宋体" w:cs="宋体"/>
               <w:sz w:val="24"/>
               <w:szCs w:val="24"/>
             </w:rPr>
@@ -1529,7 +1580,7 @@
           </w:r>
           <w:r>
             <w:rPr>
-              <w:rFonts w:ascii="SimSun" w:eastAsia="SimSun" w:hAnsi="SimSun" w:cs="SimSun"/>
+              <w:rFonts w:ascii="宋体" w:hAnsi="宋体" w:eastAsia="宋体" w:cs="宋体"/>
               <w:spacing w:val="-102"/>
               <w:sz w:val="24"/>
               <w:szCs w:val="24"/>
@@ -1538,7 +1589,7 @@
           </w:r>
           <w:r>
             <w:rPr>
-              <w:rFonts w:ascii="SimSun" w:eastAsia="SimSun" w:hAnsi="SimSun" w:cs="SimSun"/>
+              <w:rFonts w:ascii="宋体" w:hAnsi="宋体" w:eastAsia="宋体" w:cs="宋体"/>
               <w:spacing w:val="-9"/>
               <w:sz w:val="24"/>
               <w:szCs w:val="24"/>
@@ -1557,7 +1608,7 @@
             <w:spacing w:before="227" w:line="185" w:lineRule="auto"/>
             <w:ind w:left="454"/>
             <w:rPr>
-              <w:rFonts w:ascii="SimSun" w:eastAsia="SimSun" w:hAnsi="SimSun" w:cs="SimSun"/>
+              <w:rFonts w:ascii="宋体" w:hAnsi="宋体" w:eastAsia="宋体" w:cs="宋体"/>
               <w:sz w:val="24"/>
               <w:szCs w:val="24"/>
             </w:rPr>
@@ -1573,7 +1624,7 @@
           </w:r>
           <w:r>
             <w:rPr>
-              <w:rFonts w:ascii="SimSun" w:eastAsia="SimSun" w:hAnsi="SimSun" w:cs="SimSun"/>
+              <w:rFonts w:ascii="宋体" w:hAnsi="宋体" w:eastAsia="宋体" w:cs="宋体"/>
               <w:spacing w:val="-4"/>
               <w:sz w:val="24"/>
               <w:szCs w:val="24"/>
@@ -1582,7 +1633,7 @@
           </w:r>
           <w:r>
             <w:rPr>
-              <w:rFonts w:ascii="SimSun" w:eastAsia="SimSun" w:hAnsi="SimSun" w:cs="SimSun"/>
+              <w:rFonts w:ascii="宋体" w:hAnsi="宋体" w:eastAsia="宋体" w:cs="宋体"/>
               <w:sz w:val="24"/>
               <w:szCs w:val="24"/>
             </w:rPr>
@@ -1590,7 +1641,7 @@
           </w:r>
           <w:r>
             <w:rPr>
-              <w:rFonts w:ascii="SimSun" w:eastAsia="SimSun" w:hAnsi="SimSun" w:cs="SimSun"/>
+              <w:rFonts w:ascii="宋体" w:hAnsi="宋体" w:eastAsia="宋体" w:cs="宋体"/>
               <w:spacing w:val="-102"/>
               <w:sz w:val="24"/>
               <w:szCs w:val="24"/>
@@ -1599,7 +1650,7 @@
           </w:r>
           <w:r>
             <w:rPr>
-              <w:rFonts w:ascii="SimSun" w:eastAsia="SimSun" w:hAnsi="SimSun" w:cs="SimSun"/>
+              <w:rFonts w:ascii="宋体" w:hAnsi="宋体" w:eastAsia="宋体" w:cs="宋体"/>
               <w:spacing w:val="-9"/>
               <w:sz w:val="24"/>
               <w:szCs w:val="24"/>
@@ -1618,7 +1669,7 @@
             <w:spacing w:before="225" w:line="185" w:lineRule="auto"/>
             <w:ind w:left="454"/>
             <w:rPr>
-              <w:rFonts w:ascii="SimSun" w:eastAsia="SimSun" w:hAnsi="SimSun" w:cs="SimSun"/>
+              <w:rFonts w:ascii="宋体" w:hAnsi="宋体" w:eastAsia="宋体" w:cs="宋体"/>
               <w:sz w:val="24"/>
               <w:szCs w:val="24"/>
             </w:rPr>
@@ -1634,7 +1685,7 @@
           </w:r>
           <w:r>
             <w:rPr>
-              <w:rFonts w:ascii="SimSun" w:eastAsia="SimSun" w:hAnsi="SimSun" w:cs="SimSun"/>
+              <w:rFonts w:ascii="宋体" w:hAnsi="宋体" w:eastAsia="宋体" w:cs="宋体"/>
               <w:spacing w:val="-9"/>
               <w:sz w:val="24"/>
               <w:szCs w:val="24"/>
@@ -1643,7 +1694,7 @@
           </w:r>
           <w:r>
             <w:rPr>
-              <w:rFonts w:ascii="SimSun" w:eastAsia="SimSun" w:hAnsi="SimSun" w:cs="SimSun"/>
+              <w:rFonts w:ascii="宋体" w:hAnsi="宋体" w:eastAsia="宋体" w:cs="宋体"/>
               <w:spacing w:val="16"/>
               <w:sz w:val="24"/>
               <w:szCs w:val="24"/>
@@ -1652,7 +1703,7 @@
           </w:r>
           <w:r>
             <w:rPr>
-              <w:rFonts w:ascii="SimSun" w:eastAsia="SimSun" w:hAnsi="SimSun" w:cs="SimSun"/>
+              <w:rFonts w:ascii="宋体" w:hAnsi="宋体" w:eastAsia="宋体" w:cs="宋体"/>
               <w:spacing w:val="-9"/>
               <w:sz w:val="24"/>
               <w:szCs w:val="24"/>
@@ -1661,7 +1712,7 @@
           </w:r>
           <w:r>
             <w:rPr>
-              <w:rFonts w:ascii="SimSun" w:eastAsia="SimSun" w:hAnsi="SimSun" w:cs="SimSun"/>
+              <w:rFonts w:ascii="宋体" w:hAnsi="宋体" w:eastAsia="宋体" w:cs="宋体"/>
               <w:sz w:val="24"/>
               <w:szCs w:val="24"/>
             </w:rPr>
@@ -1669,7 +1720,7 @@
           </w:r>
           <w:r>
             <w:rPr>
-              <w:rFonts w:ascii="SimSun" w:eastAsia="SimSun" w:hAnsi="SimSun" w:cs="SimSun"/>
+              <w:rFonts w:ascii="宋体" w:hAnsi="宋体" w:eastAsia="宋体" w:cs="宋体"/>
               <w:spacing w:val="-102"/>
               <w:sz w:val="24"/>
               <w:szCs w:val="24"/>
@@ -1678,7 +1729,7 @@
           </w:r>
           <w:r>
             <w:rPr>
-              <w:rFonts w:ascii="SimSun" w:eastAsia="SimSun" w:hAnsi="SimSun" w:cs="SimSun"/>
+              <w:rFonts w:ascii="宋体" w:hAnsi="宋体" w:eastAsia="宋体" w:cs="宋体"/>
               <w:spacing w:val="-9"/>
               <w:sz w:val="24"/>
               <w:szCs w:val="24"/>
@@ -1696,7 +1747,7 @@
             </w:tabs>
             <w:spacing w:before="228" w:line="185" w:lineRule="auto"/>
             <w:rPr>
-              <w:rFonts w:ascii="SimSun" w:eastAsia="SimSun" w:hAnsi="SimSun" w:cs="SimSun"/>
+              <w:rFonts w:ascii="宋体" w:hAnsi="宋体" w:eastAsia="宋体" w:cs="宋体"/>
               <w:sz w:val="24"/>
               <w:szCs w:val="24"/>
             </w:rPr>
@@ -1712,7 +1763,7 @@
           </w:r>
           <w:r>
             <w:rPr>
-              <w:rFonts w:ascii="SimSun" w:eastAsia="SimSun" w:hAnsi="SimSun" w:cs="SimSun"/>
+              <w:rFonts w:ascii="宋体" w:hAnsi="宋体" w:eastAsia="宋体" w:cs="宋体"/>
               <w:spacing w:val="-5"/>
               <w:sz w:val="24"/>
               <w:szCs w:val="24"/>
@@ -1721,7 +1772,7 @@
           </w:r>
           <w:r>
             <w:rPr>
-              <w:rFonts w:ascii="SimSun" w:eastAsia="SimSun" w:hAnsi="SimSun" w:cs="SimSun"/>
+              <w:rFonts w:ascii="宋体" w:hAnsi="宋体" w:eastAsia="宋体" w:cs="宋体"/>
               <w:spacing w:val="11"/>
               <w:sz w:val="24"/>
               <w:szCs w:val="24"/>
@@ -1730,7 +1781,7 @@
           </w:r>
           <w:r>
             <w:rPr>
-              <w:rFonts w:ascii="SimSun" w:eastAsia="SimSun" w:hAnsi="SimSun" w:cs="SimSun"/>
+              <w:rFonts w:ascii="宋体" w:hAnsi="宋体" w:eastAsia="宋体" w:cs="宋体"/>
               <w:spacing w:val="-5"/>
               <w:sz w:val="24"/>
               <w:szCs w:val="24"/>
@@ -1739,7 +1790,7 @@
           </w:r>
           <w:r>
             <w:rPr>
-              <w:rFonts w:ascii="SimSun" w:eastAsia="SimSun" w:hAnsi="SimSun" w:cs="SimSun"/>
+              <w:rFonts w:ascii="宋体" w:hAnsi="宋体" w:eastAsia="宋体" w:cs="宋体"/>
               <w:sz w:val="24"/>
               <w:szCs w:val="24"/>
             </w:rPr>
@@ -1747,7 +1798,7 @@
           </w:r>
           <w:r>
             <w:rPr>
-              <w:rFonts w:ascii="SimSun" w:eastAsia="SimSun" w:hAnsi="SimSun" w:cs="SimSun"/>
+              <w:rFonts w:ascii="宋体" w:hAnsi="宋体" w:eastAsia="宋体" w:cs="宋体"/>
               <w:spacing w:val="-83"/>
               <w:sz w:val="24"/>
               <w:szCs w:val="24"/>
@@ -1756,7 +1807,7 @@
           </w:r>
           <w:r>
             <w:rPr>
-              <w:rFonts w:ascii="SimSun" w:eastAsia="SimSun" w:hAnsi="SimSun" w:cs="SimSun"/>
+              <w:rFonts w:ascii="宋体" w:hAnsi="宋体" w:eastAsia="宋体" w:cs="宋体"/>
               <w:spacing w:val="-9"/>
               <w:sz w:val="24"/>
               <w:szCs w:val="24"/>
@@ -1775,7 +1826,7 @@
             <w:spacing w:before="225" w:line="185" w:lineRule="auto"/>
             <w:ind w:left="439"/>
             <w:rPr>
-              <w:rFonts w:ascii="SimSun" w:eastAsia="SimSun" w:hAnsi="SimSun" w:cs="SimSun"/>
+              <w:rFonts w:ascii="宋体" w:hAnsi="宋体" w:eastAsia="宋体" w:cs="宋体"/>
               <w:sz w:val="24"/>
               <w:szCs w:val="24"/>
             </w:rPr>
@@ -1791,7 +1842,7 @@
           </w:r>
           <w:r>
             <w:rPr>
-              <w:rFonts w:ascii="SimSun" w:eastAsia="SimSun" w:hAnsi="SimSun" w:cs="SimSun"/>
+              <w:rFonts w:ascii="宋体" w:hAnsi="宋体" w:eastAsia="宋体" w:cs="宋体"/>
               <w:spacing w:val="-2"/>
               <w:sz w:val="24"/>
               <w:szCs w:val="24"/>
@@ -1800,7 +1851,7 @@
           </w:r>
           <w:r>
             <w:rPr>
-              <w:rFonts w:ascii="SimSun" w:eastAsia="SimSun" w:hAnsi="SimSun" w:cs="SimSun"/>
+              <w:rFonts w:ascii="宋体" w:hAnsi="宋体" w:eastAsia="宋体" w:cs="宋体"/>
               <w:sz w:val="24"/>
               <w:szCs w:val="24"/>
             </w:rPr>
@@ -1808,7 +1859,7 @@
           </w:r>
           <w:r>
             <w:rPr>
-              <w:rFonts w:ascii="SimSun" w:eastAsia="SimSun" w:hAnsi="SimSun" w:cs="SimSun"/>
+              <w:rFonts w:ascii="宋体" w:hAnsi="宋体" w:eastAsia="宋体" w:cs="宋体"/>
               <w:spacing w:val="-102"/>
               <w:sz w:val="24"/>
               <w:szCs w:val="24"/>
@@ -1817,7 +1868,7 @@
           </w:r>
           <w:r>
             <w:rPr>
-              <w:rFonts w:ascii="SimSun" w:eastAsia="SimSun" w:hAnsi="SimSun" w:cs="SimSun"/>
+              <w:rFonts w:ascii="宋体" w:hAnsi="宋体" w:eastAsia="宋体" w:cs="宋体"/>
               <w:spacing w:val="-9"/>
               <w:sz w:val="24"/>
               <w:szCs w:val="24"/>
@@ -1836,7 +1887,7 @@
             <w:spacing w:before="227" w:line="185" w:lineRule="auto"/>
             <w:ind w:left="439"/>
             <w:rPr>
-              <w:rFonts w:ascii="SimSun" w:eastAsia="SimSun" w:hAnsi="SimSun" w:cs="SimSun"/>
+              <w:rFonts w:ascii="宋体" w:hAnsi="宋体" w:eastAsia="宋体" w:cs="宋体"/>
               <w:sz w:val="24"/>
               <w:szCs w:val="24"/>
             </w:rPr>
@@ -1852,7 +1903,7 @@
           </w:r>
           <w:r>
             <w:rPr>
-              <w:rFonts w:ascii="SimSun" w:eastAsia="SimSun" w:hAnsi="SimSun" w:cs="SimSun"/>
+              <w:rFonts w:ascii="宋体" w:hAnsi="宋体" w:eastAsia="宋体" w:cs="宋体"/>
               <w:spacing w:val="-2"/>
               <w:sz w:val="24"/>
               <w:szCs w:val="24"/>
@@ -1861,7 +1912,7 @@
           </w:r>
           <w:r>
             <w:rPr>
-              <w:rFonts w:ascii="SimSun" w:eastAsia="SimSun" w:hAnsi="SimSun" w:cs="SimSun"/>
+              <w:rFonts w:ascii="宋体" w:hAnsi="宋体" w:eastAsia="宋体" w:cs="宋体"/>
               <w:sz w:val="24"/>
               <w:szCs w:val="24"/>
             </w:rPr>
@@ -1869,7 +1920,7 @@
           </w:r>
           <w:r>
             <w:rPr>
-              <w:rFonts w:ascii="SimSun" w:eastAsia="SimSun" w:hAnsi="SimSun" w:cs="SimSun"/>
+              <w:rFonts w:ascii="宋体" w:hAnsi="宋体" w:eastAsia="宋体" w:cs="宋体"/>
               <w:spacing w:val="-96"/>
               <w:sz w:val="24"/>
               <w:szCs w:val="24"/>
@@ -1878,7 +1929,7 @@
           </w:r>
           <w:r>
             <w:rPr>
-              <w:rFonts w:ascii="SimSun" w:eastAsia="SimSun" w:hAnsi="SimSun" w:cs="SimSun"/>
+              <w:rFonts w:ascii="宋体" w:hAnsi="宋体" w:eastAsia="宋体" w:cs="宋体"/>
               <w:spacing w:val="-15"/>
               <w:sz w:val="24"/>
               <w:szCs w:val="24"/>
@@ -1897,7 +1948,7 @@
             <w:spacing w:before="228" w:line="184" w:lineRule="auto"/>
             <w:ind w:left="439"/>
             <w:rPr>
-              <w:rFonts w:ascii="SimSun" w:eastAsia="SimSun" w:hAnsi="SimSun" w:cs="SimSun"/>
+              <w:rFonts w:ascii="宋体" w:hAnsi="宋体" w:eastAsia="宋体" w:cs="宋体"/>
               <w:sz w:val="24"/>
               <w:szCs w:val="24"/>
             </w:rPr>
@@ -1913,7 +1964,7 @@
           </w:r>
           <w:r>
             <w:rPr>
-              <w:rFonts w:ascii="SimSun" w:eastAsia="SimSun" w:hAnsi="SimSun" w:cs="SimSun"/>
+              <w:rFonts w:ascii="宋体" w:hAnsi="宋体" w:eastAsia="宋体" w:cs="宋体"/>
               <w:spacing w:val="-1"/>
               <w:sz w:val="24"/>
               <w:szCs w:val="24"/>
@@ -1922,7 +1973,7 @@
           </w:r>
           <w:r>
             <w:rPr>
-              <w:rFonts w:ascii="SimSun" w:eastAsia="SimSun" w:hAnsi="SimSun" w:cs="SimSun"/>
+              <w:rFonts w:ascii="宋体" w:hAnsi="宋体" w:eastAsia="宋体" w:cs="宋体"/>
               <w:sz w:val="24"/>
               <w:szCs w:val="24"/>
             </w:rPr>
@@ -1930,7 +1981,7 @@
           </w:r>
           <w:r>
             <w:rPr>
-              <w:rFonts w:ascii="SimSun" w:eastAsia="SimSun" w:hAnsi="SimSun" w:cs="SimSun"/>
+              <w:rFonts w:ascii="宋体" w:hAnsi="宋体" w:eastAsia="宋体" w:cs="宋体"/>
               <w:spacing w:val="-96"/>
               <w:sz w:val="24"/>
               <w:szCs w:val="24"/>
@@ -1939,7 +1990,7 @@
           </w:r>
           <w:r>
             <w:rPr>
-              <w:rFonts w:ascii="SimSun" w:eastAsia="SimSun" w:hAnsi="SimSun" w:cs="SimSun"/>
+              <w:rFonts w:ascii="宋体" w:hAnsi="宋体" w:eastAsia="宋体" w:cs="宋体"/>
               <w:spacing w:val="-15"/>
               <w:sz w:val="24"/>
               <w:szCs w:val="24"/>
@@ -1958,7 +2009,7 @@
             <w:spacing w:before="226" w:line="185" w:lineRule="auto"/>
             <w:ind w:left="439"/>
             <w:rPr>
-              <w:rFonts w:ascii="SimSun" w:eastAsia="SimSun" w:hAnsi="SimSun" w:cs="SimSun"/>
+              <w:rFonts w:ascii="宋体" w:hAnsi="宋体" w:eastAsia="宋体" w:cs="宋体"/>
               <w:sz w:val="24"/>
               <w:szCs w:val="24"/>
             </w:rPr>
@@ -1974,7 +2025,7 @@
           </w:r>
           <w:r>
             <w:rPr>
-              <w:rFonts w:ascii="SimSun" w:eastAsia="SimSun" w:hAnsi="SimSun" w:cs="SimSun"/>
+              <w:rFonts w:ascii="宋体" w:hAnsi="宋体" w:eastAsia="宋体" w:cs="宋体"/>
               <w:spacing w:val="-2"/>
               <w:sz w:val="24"/>
               <w:szCs w:val="24"/>
@@ -1983,7 +2034,7 @@
           </w:r>
           <w:r>
             <w:rPr>
-              <w:rFonts w:ascii="SimSun" w:eastAsia="SimSun" w:hAnsi="SimSun" w:cs="SimSun"/>
+              <w:rFonts w:ascii="宋体" w:hAnsi="宋体" w:eastAsia="宋体" w:cs="宋体"/>
               <w:sz w:val="24"/>
               <w:szCs w:val="24"/>
             </w:rPr>
@@ -1991,7 +2042,7 @@
           </w:r>
           <w:r>
             <w:rPr>
-              <w:rFonts w:ascii="SimSun" w:eastAsia="SimSun" w:hAnsi="SimSun" w:cs="SimSun"/>
+              <w:rFonts w:ascii="宋体" w:hAnsi="宋体" w:eastAsia="宋体" w:cs="宋体"/>
               <w:spacing w:val="-99"/>
               <w:sz w:val="24"/>
               <w:szCs w:val="24"/>
@@ -2000,7 +2051,7 @@
           </w:r>
           <w:r>
             <w:rPr>
-              <w:rFonts w:ascii="SimSun" w:eastAsia="SimSun" w:hAnsi="SimSun" w:cs="SimSun"/>
+              <w:rFonts w:ascii="宋体" w:hAnsi="宋体" w:eastAsia="宋体" w:cs="宋体"/>
               <w:spacing w:val="-12"/>
               <w:sz w:val="24"/>
               <w:szCs w:val="24"/>
@@ -2019,7 +2070,7 @@
             <w:spacing w:before="225" w:line="185" w:lineRule="auto"/>
             <w:ind w:left="439"/>
             <w:rPr>
-              <w:rFonts w:ascii="SimSun" w:eastAsia="SimSun" w:hAnsi="SimSun" w:cs="SimSun"/>
+              <w:rFonts w:ascii="宋体" w:hAnsi="宋体" w:eastAsia="宋体" w:cs="宋体"/>
               <w:sz w:val="24"/>
               <w:szCs w:val="24"/>
             </w:rPr>
@@ -2035,7 +2086,7 @@
           </w:r>
           <w:r>
             <w:rPr>
-              <w:rFonts w:ascii="SimSun" w:eastAsia="SimSun" w:hAnsi="SimSun" w:cs="SimSun"/>
+              <w:rFonts w:ascii="宋体" w:hAnsi="宋体" w:eastAsia="宋体" w:cs="宋体"/>
               <w:spacing w:val="-2"/>
               <w:sz w:val="24"/>
               <w:szCs w:val="24"/>
@@ -2044,7 +2095,7 @@
           </w:r>
           <w:r>
             <w:rPr>
-              <w:rFonts w:ascii="SimSun" w:eastAsia="SimSun" w:hAnsi="SimSun" w:cs="SimSun"/>
+              <w:rFonts w:ascii="宋体" w:hAnsi="宋体" w:eastAsia="宋体" w:cs="宋体"/>
               <w:sz w:val="24"/>
               <w:szCs w:val="24"/>
             </w:rPr>
@@ -2052,7 +2103,7 @@
           </w:r>
           <w:r>
             <w:rPr>
-              <w:rFonts w:ascii="SimSun" w:eastAsia="SimSun" w:hAnsi="SimSun" w:cs="SimSun"/>
+              <w:rFonts w:ascii="宋体" w:hAnsi="宋体" w:eastAsia="宋体" w:cs="宋体"/>
               <w:spacing w:val="-99"/>
               <w:sz w:val="24"/>
               <w:szCs w:val="24"/>
@@ -2061,7 +2112,7 @@
           </w:r>
           <w:r>
             <w:rPr>
-              <w:rFonts w:ascii="SimSun" w:eastAsia="SimSun" w:hAnsi="SimSun" w:cs="SimSun"/>
+              <w:rFonts w:ascii="宋体" w:hAnsi="宋体" w:eastAsia="宋体" w:cs="宋体"/>
               <w:spacing w:val="-12"/>
               <w:sz w:val="24"/>
               <w:szCs w:val="24"/>
@@ -2080,7 +2131,7 @@
             <w:spacing w:before="228" w:line="185" w:lineRule="auto"/>
             <w:ind w:left="439"/>
             <w:rPr>
-              <w:rFonts w:ascii="SimSun" w:eastAsia="SimSun" w:hAnsi="SimSun" w:cs="SimSun"/>
+              <w:rFonts w:ascii="宋体" w:hAnsi="宋体" w:eastAsia="宋体" w:cs="宋体"/>
               <w:sz w:val="24"/>
               <w:szCs w:val="24"/>
             </w:rPr>
@@ -2096,7 +2147,7 @@
           </w:r>
           <w:r>
             <w:rPr>
-              <w:rFonts w:ascii="SimSun" w:eastAsia="SimSun" w:hAnsi="SimSun" w:cs="SimSun"/>
+              <w:rFonts w:ascii="宋体" w:hAnsi="宋体" w:eastAsia="宋体" w:cs="宋体"/>
               <w:spacing w:val="-2"/>
               <w:sz w:val="24"/>
               <w:szCs w:val="24"/>
@@ -2105,7 +2156,7 @@
           </w:r>
           <w:r>
             <w:rPr>
-              <w:rFonts w:ascii="SimSun" w:eastAsia="SimSun" w:hAnsi="SimSun" w:cs="SimSun"/>
+              <w:rFonts w:ascii="宋体" w:hAnsi="宋体" w:eastAsia="宋体" w:cs="宋体"/>
               <w:sz w:val="24"/>
               <w:szCs w:val="24"/>
             </w:rPr>
@@ -2113,7 +2164,7 @@
           </w:r>
           <w:r>
             <w:rPr>
-              <w:rFonts w:ascii="SimSun" w:eastAsia="SimSun" w:hAnsi="SimSun" w:cs="SimSun"/>
+              <w:rFonts w:ascii="宋体" w:hAnsi="宋体" w:eastAsia="宋体" w:cs="宋体"/>
               <w:spacing w:val="-95"/>
               <w:sz w:val="24"/>
               <w:szCs w:val="24"/>
@@ -2122,7 +2173,7 @@
           </w:r>
           <w:r>
             <w:rPr>
-              <w:rFonts w:ascii="SimSun" w:eastAsia="SimSun" w:hAnsi="SimSun" w:cs="SimSun"/>
+              <w:rFonts w:ascii="宋体" w:hAnsi="宋体" w:eastAsia="宋体" w:cs="宋体"/>
               <w:spacing w:val="-16"/>
               <w:sz w:val="24"/>
               <w:szCs w:val="24"/>
@@ -2141,7 +2192,7 @@
             <w:spacing w:before="227" w:line="185" w:lineRule="auto"/>
             <w:ind w:left="439"/>
             <w:rPr>
-              <w:rFonts w:ascii="SimSun" w:eastAsia="SimSun" w:hAnsi="SimSun" w:cs="SimSun"/>
+              <w:rFonts w:ascii="宋体" w:hAnsi="宋体" w:eastAsia="宋体" w:cs="宋体"/>
               <w:sz w:val="24"/>
               <w:szCs w:val="24"/>
             </w:rPr>
@@ -2157,7 +2208,7 @@
           </w:r>
           <w:r>
             <w:rPr>
-              <w:rFonts w:ascii="SimSun" w:eastAsia="SimSun" w:hAnsi="SimSun" w:cs="SimSun"/>
+              <w:rFonts w:ascii="宋体" w:hAnsi="宋体" w:eastAsia="宋体" w:cs="宋体"/>
               <w:spacing w:val="-2"/>
               <w:sz w:val="24"/>
               <w:szCs w:val="24"/>
@@ -2166,7 +2217,7 @@
           </w:r>
           <w:r>
             <w:rPr>
-              <w:rFonts w:ascii="SimSun" w:eastAsia="SimSun" w:hAnsi="SimSun" w:cs="SimSun"/>
+              <w:rFonts w:ascii="宋体" w:hAnsi="宋体" w:eastAsia="宋体" w:cs="宋体"/>
               <w:sz w:val="24"/>
               <w:szCs w:val="24"/>
             </w:rPr>
@@ -2174,7 +2225,7 @@
           </w:r>
           <w:r>
             <w:rPr>
-              <w:rFonts w:ascii="SimSun" w:eastAsia="SimSun" w:hAnsi="SimSun" w:cs="SimSun"/>
+              <w:rFonts w:ascii="宋体" w:hAnsi="宋体" w:eastAsia="宋体" w:cs="宋体"/>
               <w:spacing w:val="-95"/>
               <w:sz w:val="24"/>
               <w:szCs w:val="24"/>
@@ -2183,7 +2234,7 @@
           </w:r>
           <w:r>
             <w:rPr>
-              <w:rFonts w:ascii="SimSun" w:eastAsia="SimSun" w:hAnsi="SimSun" w:cs="SimSun"/>
+              <w:rFonts w:ascii="宋体" w:hAnsi="宋体" w:eastAsia="宋体" w:cs="宋体"/>
               <w:spacing w:val="-16"/>
               <w:sz w:val="24"/>
               <w:szCs w:val="24"/>
@@ -2202,7 +2253,7 @@
             <w:spacing w:before="226" w:line="221" w:lineRule="auto"/>
             <w:ind w:left="1"/>
             <w:rPr>
-              <w:rFonts w:ascii="SimSun" w:eastAsia="SimSun" w:hAnsi="SimSun" w:cs="SimSun"/>
+              <w:rFonts w:ascii="宋体" w:hAnsi="宋体" w:eastAsia="宋体" w:cs="宋体"/>
               <w:sz w:val="24"/>
               <w:szCs w:val="24"/>
             </w:rPr>
@@ -2218,7 +2269,7 @@
           </w:r>
           <w:r>
             <w:rPr>
-              <w:rFonts w:ascii="SimSun" w:eastAsia="SimSun" w:hAnsi="SimSun" w:cs="SimSun"/>
+              <w:rFonts w:ascii="宋体" w:hAnsi="宋体" w:eastAsia="宋体" w:cs="宋体"/>
               <w:spacing w:val="-8"/>
               <w:sz w:val="24"/>
               <w:szCs w:val="24"/>
@@ -2227,7 +2278,7 @@
           </w:r>
           <w:r>
             <w:rPr>
-              <w:rFonts w:ascii="SimSun" w:eastAsia="SimSun" w:hAnsi="SimSun" w:cs="SimSun"/>
+              <w:rFonts w:ascii="宋体" w:hAnsi="宋体" w:eastAsia="宋体" w:cs="宋体"/>
               <w:spacing w:val="8"/>
               <w:sz w:val="24"/>
               <w:szCs w:val="24"/>
@@ -2236,7 +2287,7 @@
           </w:r>
           <w:r>
             <w:rPr>
-              <w:rFonts w:ascii="SimSun" w:eastAsia="SimSun" w:hAnsi="SimSun" w:cs="SimSun"/>
+              <w:rFonts w:ascii="宋体" w:hAnsi="宋体" w:eastAsia="宋体" w:cs="宋体"/>
               <w:spacing w:val="-8"/>
               <w:sz w:val="24"/>
               <w:szCs w:val="24"/>
@@ -2245,7 +2296,7 @@
           </w:r>
           <w:r>
             <w:rPr>
-              <w:rFonts w:ascii="SimSun" w:eastAsia="SimSun" w:hAnsi="SimSun" w:cs="SimSun"/>
+              <w:rFonts w:ascii="宋体" w:hAnsi="宋体" w:eastAsia="宋体" w:cs="宋体"/>
               <w:sz w:val="24"/>
               <w:szCs w:val="24"/>
             </w:rPr>
@@ -2253,7 +2304,7 @@
           </w:r>
           <w:r>
             <w:rPr>
-              <w:rFonts w:ascii="SimSun" w:eastAsia="SimSun" w:hAnsi="SimSun" w:cs="SimSun"/>
+              <w:rFonts w:ascii="宋体" w:hAnsi="宋体" w:eastAsia="宋体" w:cs="宋体"/>
               <w:spacing w:val="-76"/>
               <w:sz w:val="24"/>
               <w:szCs w:val="24"/>
@@ -2262,7 +2313,7 @@
           </w:r>
           <w:r>
             <w:rPr>
-              <w:rFonts w:ascii="SimSun" w:eastAsia="SimSun" w:hAnsi="SimSun" w:cs="SimSun"/>
+              <w:rFonts w:ascii="宋体" w:hAnsi="宋体" w:eastAsia="宋体" w:cs="宋体"/>
               <w:spacing w:val="-16"/>
               <w:sz w:val="24"/>
               <w:szCs w:val="24"/>
@@ -2279,15 +2330,15 @@
       <w:pPr>
         <w:spacing w:line="221" w:lineRule="auto"/>
         <w:rPr>
-          <w:rFonts w:ascii="SimSun" w:eastAsia="SimSun" w:hAnsi="SimSun" w:cs="SimSun"/>
+          <w:rFonts w:ascii="宋体" w:hAnsi="宋体" w:eastAsia="宋体" w:cs="宋体"/>
           <w:sz w:val="24"/>
           <w:szCs w:val="24"/>
         </w:rPr>
         <w:sectPr>
-          <w:footerReference w:type="default" r:id="rId7"/>
+          <w:footerReference r:id="rId7" w:type="default"/>
           <w:pgSz w:w="11910" w:h="16840"/>
           <w:pgMar w:top="904" w:right="1621" w:bottom="990" w:left="1692" w:header="0" w:footer="756" w:gutter="0"/>
-          <w:cols w:space="720"/>
+          <w:cols w:space="720" w:num="1"/>
         </w:sectPr>
       </w:pPr>
     </w:p>
@@ -2301,7 +2352,7 @@
         </w:rPr>
         <w:drawing>
           <wp:inline distT="0" distB="0" distL="0" distR="0">
-            <wp:extent cx="696350" cy="271753"/>
+            <wp:extent cx="695960" cy="271145"/>
             <wp:effectExtent l="0" t="0" r="0" b="0"/>
             <wp:docPr id="8" name="IM 8"/>
             <wp:cNvGraphicFramePr/>
@@ -2313,13 +2364,13 @@
                     <pic:cNvPicPr/>
                   </pic:nvPicPr>
                   <pic:blipFill>
-                    <a:blip xmlns:r="http://schemas.openxmlformats.org/officeDocument/2006/relationships" r:embed="rId4"/>
+                    <a:blip r:embed="rId11"/>
                     <a:stretch>
                       <a:fillRect/>
                     </a:stretch>
                   </pic:blipFill>
                   <pic:spPr>
-                    <a:xfrm rot="0">
+                    <a:xfrm>
                       <a:off x="0" y="0"/>
                       <a:ext cx="696350" cy="271753"/>
                     </a:xfrm>
@@ -2336,23 +2387,11 @@
     </w:p>
     <w:p>
       <w:pPr>
-        <w:pStyle w:val="BodyText"/>
-        <w:spacing w:line="350" w:lineRule="auto"/>
-      </w:pPr>
-    </w:p>
-    <w:p>
-      <w:pPr>
-        <w:pStyle w:val="BodyText"/>
-        <w:spacing w:line="351" w:lineRule="auto"/>
-      </w:pPr>
-    </w:p>
-    <w:p>
-      <w:pPr>
         <w:spacing w:before="101" w:line="226" w:lineRule="auto"/>
         <w:ind w:left="42"/>
         <w:outlineLvl w:val="0"/>
         <w:rPr>
-          <w:rFonts w:ascii="SimHei" w:eastAsia="SimHei" w:hAnsi="SimHei" w:cs="SimHei"/>
+          <w:rFonts w:ascii="黑体" w:hAnsi="黑体" w:eastAsia="黑体" w:cs="黑体"/>
           <w:sz w:val="31"/>
           <w:szCs w:val="31"/>
         </w:rPr>
@@ -2363,7 +2402,7 @@
       <w:bookmarkEnd w:id="1"/>
       <w:r>
         <w:rPr>
-          <w:rFonts w:ascii="Calibri" w:eastAsia="Calibri" w:hAnsi="Calibri" w:cs="Calibri"/>
+          <w:rFonts w:ascii="Calibri" w:hAnsi="Calibri" w:eastAsia="Calibri" w:cs="Calibri"/>
           <w:b/>
           <w:bCs/>
           <w:spacing w:val="-6"/>
@@ -2374,7 +2413,7 @@
       </w:r>
       <w:r>
         <w:rPr>
-          <w:rFonts w:ascii="Calibri" w:eastAsia="Calibri" w:hAnsi="Calibri" w:cs="Calibri"/>
+          <w:rFonts w:ascii="Calibri" w:hAnsi="Calibri" w:eastAsia="Calibri" w:cs="Calibri"/>
           <w:b/>
           <w:bCs/>
           <w:spacing w:val="16"/>
@@ -2385,7 +2424,7 @@
       </w:r>
       <w:r>
         <w:rPr>
-          <w:rFonts w:ascii="SimHei" w:eastAsia="SimHei" w:hAnsi="SimHei" w:cs="SimHei"/>
+          <w:rFonts w:ascii="黑体" w:hAnsi="黑体" w:eastAsia="黑体" w:cs="黑体"/>
           <w:b/>
           <w:bCs/>
           <w:spacing w:val="-6"/>
@@ -2397,18 +2436,12 @@
     </w:p>
     <w:p>
       <w:pPr>
-        <w:pStyle w:val="BodyText"/>
-        <w:spacing w:line="405" w:lineRule="auto"/>
-      </w:pPr>
-    </w:p>
-    <w:p>
-      <w:pPr>
-        <w:pStyle w:val="BodyText"/>
+        <w:pStyle w:val="2"/>
         <w:spacing w:before="97" w:line="223" w:lineRule="auto"/>
         <w:ind w:left="43"/>
         <w:outlineLvl w:val="1"/>
         <w:rPr>
-          <w:rFonts w:ascii="SimHei" w:eastAsia="SimHei" w:hAnsi="SimHei" w:cs="SimHei"/>
+          <w:rFonts w:ascii="黑体" w:hAnsi="黑体" w:eastAsia="黑体" w:cs="黑体"/>
           <w:sz w:val="30"/>
           <w:szCs w:val="30"/>
         </w:rPr>
@@ -2437,7 +2470,7 @@
       </w:r>
       <w:r>
         <w:rPr>
-          <w:rFonts w:ascii="SimHei" w:eastAsia="SimHei" w:hAnsi="SimHei" w:cs="SimHei"/>
+          <w:rFonts w:ascii="黑体" w:hAnsi="黑体" w:eastAsia="黑体" w:cs="黑体"/>
           <w:b/>
           <w:bCs/>
           <w:spacing w:val="-18"/>
@@ -2449,23 +2482,17 @@
     </w:p>
     <w:p>
       <w:pPr>
-        <w:pStyle w:val="BodyText"/>
-        <w:spacing w:line="296" w:lineRule="auto"/>
-      </w:pPr>
-    </w:p>
-    <w:p>
-      <w:pPr>
         <w:spacing w:before="79" w:line="364" w:lineRule="auto"/>
         <w:ind w:left="29" w:right="115" w:firstLine="482"/>
         <w:rPr>
-          <w:rFonts w:ascii="SimSun" w:eastAsia="SimSun" w:hAnsi="SimSun" w:cs="SimSun"/>
-          <w:sz w:val="24"/>
-          <w:szCs w:val="24"/>
-        </w:rPr>
-      </w:pPr>
-      <w:r>
-        <w:rPr>
-          <w:rFonts w:ascii="SimSun" w:eastAsia="SimSun" w:hAnsi="SimSun" w:cs="SimSun"/>
+          <w:rFonts w:ascii="宋体" w:hAnsi="宋体" w:eastAsia="宋体" w:cs="宋体"/>
+          <w:sz w:val="24"/>
+          <w:szCs w:val="24"/>
+        </w:rPr>
+      </w:pPr>
+      <w:r>
+        <w:rPr>
+          <w:rFonts w:ascii="宋体" w:hAnsi="宋体" w:eastAsia="宋体" w:cs="宋体"/>
           <w:spacing w:val="-6"/>
           <w:sz w:val="24"/>
           <w:szCs w:val="24"/>
@@ -2474,7 +2501,7 @@
       </w:r>
       <w:r>
         <w:rPr>
-          <w:rFonts w:ascii="SimSun" w:eastAsia="SimSun" w:hAnsi="SimSun" w:cs="SimSun"/>
+          <w:rFonts w:ascii="宋体" w:hAnsi="宋体" w:eastAsia="宋体" w:cs="宋体"/>
           <w:spacing w:val="-7"/>
           <w:sz w:val="24"/>
           <w:szCs w:val="24"/>
@@ -2483,7 +2510,7 @@
       </w:r>
       <w:r>
         <w:rPr>
-          <w:rFonts w:ascii="SimSun" w:eastAsia="SimSun" w:hAnsi="SimSun" w:cs="SimSun"/>
+          <w:rFonts w:ascii="宋体" w:hAnsi="宋体" w:eastAsia="宋体" w:cs="宋体"/>
           <w:spacing w:val="-1"/>
           <w:sz w:val="24"/>
           <w:szCs w:val="24"/>
@@ -2493,12 +2520,12 @@
     </w:p>
     <w:p>
       <w:pPr>
-        <w:pStyle w:val="BodyText"/>
+        <w:pStyle w:val="2"/>
         <w:spacing w:before="203" w:line="223" w:lineRule="auto"/>
         <w:ind w:left="43"/>
         <w:outlineLvl w:val="1"/>
         <w:rPr>
-          <w:rFonts w:ascii="SimHei" w:eastAsia="SimHei" w:hAnsi="SimHei" w:cs="SimHei"/>
+          <w:rFonts w:ascii="黑体" w:hAnsi="黑体" w:eastAsia="黑体" w:cs="黑体"/>
           <w:sz w:val="30"/>
           <w:szCs w:val="30"/>
         </w:rPr>
@@ -2517,7 +2544,7 @@
       </w:r>
       <w:r>
         <w:rPr>
-          <w:rFonts w:ascii="SimHei" w:eastAsia="SimHei" w:hAnsi="SimHei" w:cs="SimHei"/>
+          <w:rFonts w:ascii="黑体" w:hAnsi="黑体" w:eastAsia="黑体" w:cs="黑体"/>
           <w:b/>
           <w:bCs/>
           <w:spacing w:val="-6"/>
@@ -2529,23 +2556,17 @@
     </w:p>
     <w:p>
       <w:pPr>
-        <w:pStyle w:val="BodyText"/>
-        <w:spacing w:line="299" w:lineRule="auto"/>
-      </w:pPr>
-    </w:p>
-    <w:p>
-      <w:pPr>
         <w:spacing w:before="78" w:line="366" w:lineRule="auto"/>
         <w:ind w:left="31" w:right="211" w:firstLine="479"/>
         <w:rPr>
-          <w:rFonts w:ascii="SimSun" w:eastAsia="SimSun" w:hAnsi="SimSun" w:cs="SimSun"/>
-          <w:sz w:val="24"/>
-          <w:szCs w:val="24"/>
-        </w:rPr>
-      </w:pPr>
-      <w:r>
-        <w:rPr>
-          <w:rFonts w:ascii="SimSun" w:eastAsia="SimSun" w:hAnsi="SimSun" w:cs="SimSun"/>
+          <w:rFonts w:ascii="宋体" w:hAnsi="宋体" w:eastAsia="宋体" w:cs="宋体"/>
+          <w:sz w:val="24"/>
+          <w:szCs w:val="24"/>
+        </w:rPr>
+      </w:pPr>
+      <w:r>
+        <w:rPr>
+          <w:rFonts w:ascii="宋体" w:hAnsi="宋体" w:eastAsia="宋体" w:cs="宋体"/>
           <w:spacing w:val="-9"/>
           <w:sz w:val="24"/>
           <w:szCs w:val="24"/>
@@ -2554,7 +2575,7 @@
       </w:r>
       <w:r>
         <w:rPr>
-          <w:rFonts w:ascii="SimSun" w:eastAsia="SimSun" w:hAnsi="SimSun" w:cs="SimSun"/>
+          <w:rFonts w:ascii="宋体" w:hAnsi="宋体" w:eastAsia="宋体" w:cs="宋体"/>
           <w:spacing w:val="-10"/>
           <w:sz w:val="24"/>
           <w:szCs w:val="24"/>
@@ -2563,7 +2584,7 @@
       </w:r>
       <w:r>
         <w:rPr>
-          <w:rFonts w:ascii="SimSun" w:eastAsia="SimSun" w:hAnsi="SimSun" w:cs="SimSun"/>
+          <w:rFonts w:ascii="宋体" w:hAnsi="宋体" w:eastAsia="宋体" w:cs="宋体"/>
           <w:spacing w:val="-2"/>
           <w:sz w:val="24"/>
           <w:szCs w:val="24"/>
@@ -2576,14 +2597,14 @@
         <w:spacing w:before="148" w:line="219" w:lineRule="auto"/>
         <w:ind w:left="510"/>
         <w:rPr>
-          <w:rFonts w:ascii="SimSun" w:eastAsia="SimSun" w:hAnsi="SimSun" w:cs="SimSun"/>
-          <w:sz w:val="24"/>
-          <w:szCs w:val="24"/>
-        </w:rPr>
-      </w:pPr>
-      <w:r>
-        <w:rPr>
-          <w:rFonts w:ascii="SimSun" w:eastAsia="SimSun" w:hAnsi="SimSun" w:cs="SimSun"/>
+          <w:rFonts w:ascii="宋体" w:hAnsi="宋体" w:eastAsia="宋体" w:cs="宋体"/>
+          <w:sz w:val="24"/>
+          <w:szCs w:val="24"/>
+        </w:rPr>
+      </w:pPr>
+      <w:r>
+        <w:rPr>
+          <w:rFonts w:ascii="宋体" w:hAnsi="宋体" w:eastAsia="宋体" w:cs="宋体"/>
           <w:spacing w:val="-1"/>
           <w:sz w:val="24"/>
           <w:szCs w:val="24"/>
@@ -2593,18 +2614,12 @@
     </w:p>
     <w:p>
       <w:pPr>
-        <w:pStyle w:val="BodyText"/>
-        <w:spacing w:line="296" w:lineRule="auto"/>
-      </w:pPr>
-    </w:p>
-    <w:p>
-      <w:pPr>
-        <w:pStyle w:val="BodyText"/>
+        <w:pStyle w:val="2"/>
         <w:spacing w:before="98" w:line="222" w:lineRule="auto"/>
         <w:ind w:left="43"/>
         <w:outlineLvl w:val="1"/>
         <w:rPr>
-          <w:rFonts w:ascii="SimHei" w:eastAsia="SimHei" w:hAnsi="SimHei" w:cs="SimHei"/>
+          <w:rFonts w:ascii="黑体" w:hAnsi="黑体" w:eastAsia="黑体" w:cs="黑体"/>
           <w:sz w:val="30"/>
           <w:szCs w:val="30"/>
         </w:rPr>
@@ -2633,7 +2648,7 @@
       </w:r>
       <w:r>
         <w:rPr>
-          <w:rFonts w:ascii="SimHei" w:eastAsia="SimHei" w:hAnsi="SimHei" w:cs="SimHei"/>
+          <w:rFonts w:ascii="黑体" w:hAnsi="黑体" w:eastAsia="黑体" w:cs="黑体"/>
           <w:b/>
           <w:bCs/>
           <w:spacing w:val="-11"/>
@@ -2645,49 +2660,37 @@
     </w:p>
     <w:p>
       <w:pPr>
-        <w:pStyle w:val="BodyText"/>
-        <w:spacing w:line="300" w:lineRule="auto"/>
-      </w:pPr>
-    </w:p>
-    <w:p>
-      <w:pPr>
         <w:spacing w:before="79" w:line="219" w:lineRule="auto"/>
         <w:ind w:left="512"/>
         <w:rPr>
-          <w:rFonts w:ascii="SimSun" w:eastAsia="SimSun" w:hAnsi="SimSun" w:cs="SimSun"/>
-          <w:sz w:val="24"/>
-          <w:szCs w:val="24"/>
-        </w:rPr>
-      </w:pPr>
-      <w:r>
-        <w:rPr>
-          <w:rFonts w:ascii="SimSun" w:eastAsia="SimSun" w:hAnsi="SimSun" w:cs="SimSun"/>
+          <w:rFonts w:ascii="宋体" w:hAnsi="宋体" w:eastAsia="宋体" w:cs="宋体"/>
+          <w:sz w:val="24"/>
+          <w:szCs w:val="24"/>
+        </w:rPr>
+      </w:pPr>
+      <w:r>
+        <w:rPr>
+          <w:rFonts w:ascii="宋体" w:hAnsi="宋体" w:eastAsia="宋体" w:cs="宋体"/>
           <w:spacing w:val="-1"/>
           <w:sz w:val="24"/>
           <w:szCs w:val="24"/>
         </w:rPr>
         <w:t>为建立高效、有序、文明的项目环境，特制定以下工作总则：</w:t>
       </w:r>
-    </w:p>
-    <w:p>
-      <w:pPr>
-        <w:pStyle w:val="BodyText"/>
-        <w:spacing w:line="256" w:lineRule="auto"/>
-      </w:pPr>
     </w:p>
     <w:p>
       <w:pPr>
         <w:spacing w:before="79" w:line="239" w:lineRule="auto"/>
         <w:ind w:left="520"/>
         <w:rPr>
-          <w:rFonts w:ascii="SimSun" w:eastAsia="SimSun" w:hAnsi="SimSun" w:cs="SimSun"/>
-          <w:sz w:val="24"/>
-          <w:szCs w:val="24"/>
-        </w:rPr>
-      </w:pPr>
-      <w:r>
-        <w:rPr>
-          <w:rFonts w:ascii="Wingdings" w:eastAsia="Wingdings" w:hAnsi="Wingdings" w:cs="Wingdings"/>
+          <w:rFonts w:ascii="宋体" w:hAnsi="宋体" w:eastAsia="宋体" w:cs="宋体"/>
+          <w:sz w:val="24"/>
+          <w:szCs w:val="24"/>
+        </w:rPr>
+      </w:pPr>
+      <w:r>
+        <w:rPr>
+          <w:rFonts w:ascii="Wingdings" w:hAnsi="Wingdings" w:eastAsia="Wingdings" w:cs="Wingdings"/>
           <w:spacing w:val="-3"/>
           <w:sz w:val="24"/>
           <w:szCs w:val="24"/>
@@ -2696,7 +2699,7 @@
       </w:r>
       <w:r>
         <w:rPr>
-          <w:rFonts w:ascii="Wingdings" w:eastAsia="Wingdings" w:hAnsi="Wingdings" w:cs="Wingdings"/>
+          <w:rFonts w:ascii="Wingdings" w:hAnsi="Wingdings" w:eastAsia="Wingdings" w:cs="Wingdings"/>
           <w:spacing w:val="-48"/>
           <w:sz w:val="24"/>
           <w:szCs w:val="24"/>
@@ -2705,7 +2708,7 @@
       </w:r>
       <w:r>
         <w:rPr>
-          <w:rFonts w:ascii="SimSun" w:eastAsia="SimSun" w:hAnsi="SimSun" w:cs="SimSun"/>
+          <w:rFonts w:ascii="宋体" w:hAnsi="宋体" w:eastAsia="宋体" w:cs="宋体"/>
           <w:spacing w:val="-3"/>
           <w:sz w:val="24"/>
           <w:szCs w:val="24"/>
@@ -2718,14 +2721,14 @@
         <w:spacing w:before="163" w:line="239" w:lineRule="auto"/>
         <w:ind w:left="520"/>
         <w:rPr>
-          <w:rFonts w:ascii="SimSun" w:eastAsia="SimSun" w:hAnsi="SimSun" w:cs="SimSun"/>
-          <w:sz w:val="24"/>
-          <w:szCs w:val="24"/>
-        </w:rPr>
-      </w:pPr>
-      <w:r>
-        <w:rPr>
-          <w:rFonts w:ascii="Wingdings" w:eastAsia="Wingdings" w:hAnsi="Wingdings" w:cs="Wingdings"/>
+          <w:rFonts w:ascii="宋体" w:hAnsi="宋体" w:eastAsia="宋体" w:cs="宋体"/>
+          <w:sz w:val="24"/>
+          <w:szCs w:val="24"/>
+        </w:rPr>
+      </w:pPr>
+      <w:r>
+        <w:rPr>
+          <w:rFonts w:ascii="Wingdings" w:hAnsi="Wingdings" w:eastAsia="Wingdings" w:cs="Wingdings"/>
           <w:spacing w:val="-2"/>
           <w:sz w:val="24"/>
           <w:szCs w:val="24"/>
@@ -2734,7 +2737,7 @@
       </w:r>
       <w:r>
         <w:rPr>
-          <w:rFonts w:ascii="Wingdings" w:eastAsia="Wingdings" w:hAnsi="Wingdings" w:cs="Wingdings"/>
+          <w:rFonts w:ascii="Wingdings" w:hAnsi="Wingdings" w:eastAsia="Wingdings" w:cs="Wingdings"/>
           <w:spacing w:val="-49"/>
           <w:sz w:val="24"/>
           <w:szCs w:val="24"/>
@@ -2743,7 +2746,7 @@
       </w:r>
       <w:r>
         <w:rPr>
-          <w:rFonts w:ascii="SimSun" w:eastAsia="SimSun" w:hAnsi="SimSun" w:cs="SimSun"/>
+          <w:rFonts w:ascii="宋体" w:hAnsi="宋体" w:eastAsia="宋体" w:cs="宋体"/>
           <w:spacing w:val="-2"/>
           <w:sz w:val="24"/>
           <w:szCs w:val="24"/>
@@ -2756,14 +2759,14 @@
         <w:spacing w:before="159" w:line="239" w:lineRule="auto"/>
         <w:ind w:left="520"/>
         <w:rPr>
-          <w:rFonts w:ascii="SimSun" w:eastAsia="SimSun" w:hAnsi="SimSun" w:cs="SimSun"/>
-          <w:sz w:val="24"/>
-          <w:szCs w:val="24"/>
-        </w:rPr>
-      </w:pPr>
-      <w:r>
-        <w:rPr>
-          <w:rFonts w:ascii="Wingdings" w:eastAsia="Wingdings" w:hAnsi="Wingdings" w:cs="Wingdings"/>
+          <w:rFonts w:ascii="宋体" w:hAnsi="宋体" w:eastAsia="宋体" w:cs="宋体"/>
+          <w:sz w:val="24"/>
+          <w:szCs w:val="24"/>
+        </w:rPr>
+      </w:pPr>
+      <w:r>
+        <w:rPr>
+          <w:rFonts w:ascii="Wingdings" w:hAnsi="Wingdings" w:eastAsia="Wingdings" w:cs="Wingdings"/>
           <w:spacing w:val="-8"/>
           <w:sz w:val="24"/>
           <w:szCs w:val="24"/>
@@ -2772,7 +2775,7 @@
       </w:r>
       <w:r>
         <w:rPr>
-          <w:rFonts w:ascii="SimSun" w:eastAsia="SimSun" w:hAnsi="SimSun" w:cs="SimSun"/>
+          <w:rFonts w:ascii="宋体" w:hAnsi="宋体" w:eastAsia="宋体" w:cs="宋体"/>
           <w:spacing w:val="-8"/>
           <w:sz w:val="24"/>
           <w:szCs w:val="24"/>
@@ -2785,14 +2788,14 @@
         <w:spacing w:before="162" w:line="239" w:lineRule="auto"/>
         <w:ind w:left="520"/>
         <w:rPr>
-          <w:rFonts w:ascii="SimSun" w:eastAsia="SimSun" w:hAnsi="SimSun" w:cs="SimSun"/>
-          <w:sz w:val="24"/>
-          <w:szCs w:val="24"/>
-        </w:rPr>
-      </w:pPr>
-      <w:r>
-        <w:rPr>
-          <w:rFonts w:ascii="Wingdings" w:eastAsia="Wingdings" w:hAnsi="Wingdings" w:cs="Wingdings"/>
+          <w:rFonts w:ascii="宋体" w:hAnsi="宋体" w:eastAsia="宋体" w:cs="宋体"/>
+          <w:sz w:val="24"/>
+          <w:szCs w:val="24"/>
+        </w:rPr>
+      </w:pPr>
+      <w:r>
+        <w:rPr>
+          <w:rFonts w:ascii="Wingdings" w:hAnsi="Wingdings" w:eastAsia="Wingdings" w:cs="Wingdings"/>
           <w:spacing w:val="-3"/>
           <w:sz w:val="24"/>
           <w:szCs w:val="24"/>
@@ -2801,7 +2804,7 @@
       </w:r>
       <w:r>
         <w:rPr>
-          <w:rFonts w:ascii="Wingdings" w:eastAsia="Wingdings" w:hAnsi="Wingdings" w:cs="Wingdings"/>
+          <w:rFonts w:ascii="Wingdings" w:hAnsi="Wingdings" w:eastAsia="Wingdings" w:cs="Wingdings"/>
           <w:spacing w:val="-45"/>
           <w:sz w:val="24"/>
           <w:szCs w:val="24"/>
@@ -2810,7 +2813,7 @@
       </w:r>
       <w:r>
         <w:rPr>
-          <w:rFonts w:ascii="SimSun" w:eastAsia="SimSun" w:hAnsi="SimSun" w:cs="SimSun"/>
+          <w:rFonts w:ascii="宋体" w:hAnsi="宋体" w:eastAsia="宋体" w:cs="宋体"/>
           <w:spacing w:val="-3"/>
           <w:sz w:val="24"/>
           <w:szCs w:val="24"/>
@@ -2823,14 +2826,14 @@
         <w:spacing w:before="162" w:line="239" w:lineRule="auto"/>
         <w:ind w:left="520"/>
         <w:rPr>
-          <w:rFonts w:ascii="SimSun" w:eastAsia="SimSun" w:hAnsi="SimSun" w:cs="SimSun"/>
-          <w:sz w:val="24"/>
-          <w:szCs w:val="24"/>
-        </w:rPr>
-      </w:pPr>
-      <w:r>
-        <w:rPr>
-          <w:rFonts w:ascii="Wingdings" w:eastAsia="Wingdings" w:hAnsi="Wingdings" w:cs="Wingdings"/>
+          <w:rFonts w:ascii="宋体" w:hAnsi="宋体" w:eastAsia="宋体" w:cs="宋体"/>
+          <w:sz w:val="24"/>
+          <w:szCs w:val="24"/>
+        </w:rPr>
+      </w:pPr>
+      <w:r>
+        <w:rPr>
+          <w:rFonts w:ascii="Wingdings" w:hAnsi="Wingdings" w:eastAsia="Wingdings" w:cs="Wingdings"/>
           <w:spacing w:val="-2"/>
           <w:sz w:val="24"/>
           <w:szCs w:val="24"/>
@@ -2839,7 +2842,7 @@
       </w:r>
       <w:r>
         <w:rPr>
-          <w:rFonts w:ascii="Wingdings" w:eastAsia="Wingdings" w:hAnsi="Wingdings" w:cs="Wingdings"/>
+          <w:rFonts w:ascii="Wingdings" w:hAnsi="Wingdings" w:eastAsia="Wingdings" w:cs="Wingdings"/>
           <w:spacing w:val="-45"/>
           <w:sz w:val="24"/>
           <w:szCs w:val="24"/>
@@ -2848,7 +2851,7 @@
       </w:r>
       <w:r>
         <w:rPr>
-          <w:rFonts w:ascii="SimSun" w:eastAsia="SimSun" w:hAnsi="SimSun" w:cs="SimSun"/>
+          <w:rFonts w:ascii="宋体" w:hAnsi="宋体" w:eastAsia="宋体" w:cs="宋体"/>
           <w:spacing w:val="-2"/>
           <w:sz w:val="24"/>
           <w:szCs w:val="24"/>
@@ -2861,14 +2864,14 @@
         <w:spacing w:before="159" w:line="239" w:lineRule="auto"/>
         <w:ind w:left="520"/>
         <w:rPr>
-          <w:rFonts w:ascii="SimSun" w:eastAsia="SimSun" w:hAnsi="SimSun" w:cs="SimSun"/>
-          <w:sz w:val="24"/>
-          <w:szCs w:val="24"/>
-        </w:rPr>
-      </w:pPr>
-      <w:r>
-        <w:rPr>
-          <w:rFonts w:ascii="Wingdings" w:eastAsia="Wingdings" w:hAnsi="Wingdings" w:cs="Wingdings"/>
+          <w:rFonts w:ascii="宋体" w:hAnsi="宋体" w:eastAsia="宋体" w:cs="宋体"/>
+          <w:sz w:val="24"/>
+          <w:szCs w:val="24"/>
+        </w:rPr>
+      </w:pPr>
+      <w:r>
+        <w:rPr>
+          <w:rFonts w:ascii="Wingdings" w:hAnsi="Wingdings" w:eastAsia="Wingdings" w:cs="Wingdings"/>
           <w:spacing w:val="-2"/>
           <w:sz w:val="24"/>
           <w:szCs w:val="24"/>
@@ -2877,7 +2880,7 @@
       </w:r>
       <w:r>
         <w:rPr>
-          <w:rFonts w:ascii="Wingdings" w:eastAsia="Wingdings" w:hAnsi="Wingdings" w:cs="Wingdings"/>
+          <w:rFonts w:ascii="Wingdings" w:hAnsi="Wingdings" w:eastAsia="Wingdings" w:cs="Wingdings"/>
           <w:spacing w:val="-45"/>
           <w:sz w:val="24"/>
           <w:szCs w:val="24"/>
@@ -2886,19 +2889,13 @@
       </w:r>
       <w:r>
         <w:rPr>
-          <w:rFonts w:ascii="SimSun" w:eastAsia="SimSun" w:hAnsi="SimSun" w:cs="SimSun"/>
+          <w:rFonts w:ascii="宋体" w:hAnsi="宋体" w:eastAsia="宋体" w:cs="宋体"/>
           <w:spacing w:val="-2"/>
           <w:sz w:val="24"/>
           <w:szCs w:val="24"/>
         </w:rPr>
         <w:t>倡导开诚布公、互相尊重的项目文化。</w:t>
       </w:r>
-    </w:p>
-    <w:p>
-      <w:pPr>
-        <w:pStyle w:val="BodyText"/>
-        <w:spacing w:line="350" w:lineRule="auto"/>
-      </w:pPr>
     </w:p>
     <w:p>
       <w:pPr>
@@ -2906,7 +2903,7 @@
         <w:ind w:left="33"/>
         <w:outlineLvl w:val="0"/>
         <w:rPr>
-          <w:rFonts w:ascii="SimHei" w:eastAsia="SimHei" w:hAnsi="SimHei" w:cs="SimHei"/>
+          <w:rFonts w:ascii="黑体" w:hAnsi="黑体" w:eastAsia="黑体" w:cs="黑体"/>
           <w:sz w:val="31"/>
           <w:szCs w:val="31"/>
         </w:rPr>
@@ -2915,7 +2912,7 @@
       <w:bookmarkEnd w:id="5"/>
       <w:r>
         <w:rPr>
-          <w:rFonts w:ascii="Calibri" w:eastAsia="Calibri" w:hAnsi="Calibri" w:cs="Calibri"/>
+          <w:rFonts w:ascii="Calibri" w:hAnsi="Calibri" w:eastAsia="Calibri" w:cs="Calibri"/>
           <w:b/>
           <w:bCs/>
           <w:spacing w:val="1"/>
@@ -2926,7 +2923,7 @@
       </w:r>
       <w:r>
         <w:rPr>
-          <w:rFonts w:ascii="Calibri" w:eastAsia="Calibri" w:hAnsi="Calibri" w:cs="Calibri"/>
+          <w:rFonts w:ascii="Calibri" w:hAnsi="Calibri" w:eastAsia="Calibri" w:cs="Calibri"/>
           <w:b/>
           <w:bCs/>
           <w:spacing w:val="17"/>
@@ -2938,7 +2935,7 @@
       </w:r>
       <w:r>
         <w:rPr>
-          <w:rFonts w:ascii="SimHei" w:eastAsia="SimHei" w:hAnsi="SimHei" w:cs="SimHei"/>
+          <w:rFonts w:ascii="黑体" w:hAnsi="黑体" w:eastAsia="黑体" w:cs="黑体"/>
           <w:b/>
           <w:bCs/>
           <w:spacing w:val="1"/>
@@ -2950,18 +2947,12 @@
     </w:p>
     <w:p>
       <w:pPr>
-        <w:pStyle w:val="BodyText"/>
-        <w:spacing w:line="402" w:lineRule="auto"/>
-      </w:pPr>
-    </w:p>
-    <w:p>
-      <w:pPr>
-        <w:pStyle w:val="BodyText"/>
+        <w:pStyle w:val="2"/>
         <w:spacing w:before="98" w:line="222" w:lineRule="auto"/>
         <w:ind w:left="27"/>
         <w:outlineLvl w:val="1"/>
         <w:rPr>
-          <w:rFonts w:ascii="SimHei" w:eastAsia="SimHei" w:hAnsi="SimHei" w:cs="SimHei"/>
+          <w:rFonts w:ascii="黑体" w:hAnsi="黑体" w:eastAsia="黑体" w:cs="黑体"/>
           <w:sz w:val="30"/>
           <w:szCs w:val="30"/>
         </w:rPr>
@@ -2980,7 +2971,7 @@
       </w:r>
       <w:r>
         <w:rPr>
-          <w:rFonts w:ascii="SimHei" w:eastAsia="SimHei" w:hAnsi="SimHei" w:cs="SimHei"/>
+          <w:rFonts w:ascii="黑体" w:hAnsi="黑体" w:eastAsia="黑体" w:cs="黑体"/>
           <w:b/>
           <w:bCs/>
           <w:spacing w:val="-4"/>
@@ -2992,23 +2983,17 @@
     </w:p>
     <w:p>
       <w:pPr>
-        <w:pStyle w:val="BodyText"/>
-        <w:spacing w:line="255" w:lineRule="auto"/>
-      </w:pPr>
-    </w:p>
-    <w:p>
-      <w:pPr>
         <w:spacing w:before="79" w:line="239" w:lineRule="auto"/>
         <w:ind w:left="520"/>
         <w:rPr>
-          <w:rFonts w:ascii="SimSun" w:eastAsia="SimSun" w:hAnsi="SimSun" w:cs="SimSun"/>
-          <w:sz w:val="24"/>
-          <w:szCs w:val="24"/>
-        </w:rPr>
-      </w:pPr>
-      <w:r>
-        <w:rPr>
-          <w:rFonts w:ascii="Wingdings" w:eastAsia="Wingdings" w:hAnsi="Wingdings" w:cs="Wingdings"/>
+          <w:rFonts w:ascii="宋体" w:hAnsi="宋体" w:eastAsia="宋体" w:cs="宋体"/>
+          <w:sz w:val="24"/>
+          <w:szCs w:val="24"/>
+        </w:rPr>
+      </w:pPr>
+      <w:r>
+        <w:rPr>
+          <w:rFonts w:ascii="Wingdings" w:hAnsi="Wingdings" w:eastAsia="Wingdings" w:cs="Wingdings"/>
           <w:spacing w:val="-1"/>
           <w:sz w:val="24"/>
           <w:szCs w:val="24"/>
@@ -3017,7 +3002,7 @@
       </w:r>
       <w:r>
         <w:rPr>
-          <w:rFonts w:ascii="Wingdings" w:eastAsia="Wingdings" w:hAnsi="Wingdings" w:cs="Wingdings"/>
+          <w:rFonts w:ascii="Wingdings" w:hAnsi="Wingdings" w:eastAsia="Wingdings" w:cs="Wingdings"/>
           <w:spacing w:val="-46"/>
           <w:sz w:val="24"/>
           <w:szCs w:val="24"/>
@@ -3026,7 +3011,7 @@
       </w:r>
       <w:r>
         <w:rPr>
-          <w:rFonts w:ascii="SimSun" w:eastAsia="SimSun" w:hAnsi="SimSun" w:cs="SimSun"/>
+          <w:rFonts w:ascii="宋体" w:hAnsi="宋体" w:eastAsia="宋体" w:cs="宋体"/>
           <w:spacing w:val="-1"/>
           <w:sz w:val="24"/>
           <w:szCs w:val="24"/>
@@ -3035,7 +3020,7 @@
       </w:r>
       <w:r>
         <w:rPr>
-          <w:rFonts w:ascii="SimSun" w:eastAsia="SimSun" w:hAnsi="SimSun" w:cs="SimSun"/>
+          <w:rFonts w:ascii="宋体" w:hAnsi="宋体" w:eastAsia="宋体" w:cs="宋体"/>
           <w:spacing w:val="-2"/>
           <w:sz w:val="24"/>
           <w:szCs w:val="24"/>
@@ -3048,14 +3033,14 @@
         <w:spacing w:before="159"/>
         <w:ind w:left="520"/>
         <w:rPr>
-          <w:rFonts w:ascii="SimSun" w:eastAsia="SimSun" w:hAnsi="SimSun" w:cs="SimSun"/>
-          <w:sz w:val="24"/>
-          <w:szCs w:val="24"/>
-        </w:rPr>
-      </w:pPr>
-      <w:r>
-        <w:rPr>
-          <w:rFonts w:ascii="Wingdings" w:eastAsia="Wingdings" w:hAnsi="Wingdings" w:cs="Wingdings"/>
+          <w:rFonts w:ascii="宋体" w:hAnsi="宋体" w:eastAsia="宋体" w:cs="宋体"/>
+          <w:sz w:val="24"/>
+          <w:szCs w:val="24"/>
+        </w:rPr>
+      </w:pPr>
+      <w:r>
+        <w:rPr>
+          <w:rFonts w:ascii="Wingdings" w:hAnsi="Wingdings" w:eastAsia="Wingdings" w:cs="Wingdings"/>
           <w:spacing w:val="-3"/>
           <w:sz w:val="24"/>
           <w:szCs w:val="24"/>
@@ -3064,7 +3049,7 @@
       </w:r>
       <w:r>
         <w:rPr>
-          <w:rFonts w:ascii="Wingdings" w:eastAsia="Wingdings" w:hAnsi="Wingdings" w:cs="Wingdings"/>
+          <w:rFonts w:ascii="Wingdings" w:hAnsi="Wingdings" w:eastAsia="Wingdings" w:cs="Wingdings"/>
           <w:spacing w:val="-45"/>
           <w:sz w:val="24"/>
           <w:szCs w:val="24"/>
@@ -3073,7 +3058,7 @@
       </w:r>
       <w:r>
         <w:rPr>
-          <w:rFonts w:ascii="SimSun" w:eastAsia="SimSun" w:hAnsi="SimSun" w:cs="SimSun"/>
+          <w:rFonts w:ascii="宋体" w:hAnsi="宋体" w:eastAsia="宋体" w:cs="宋体"/>
           <w:spacing w:val="-3"/>
           <w:sz w:val="24"/>
           <w:szCs w:val="24"/>
@@ -3086,21 +3071,21 @@
         <w:spacing w:before="160" w:line="220" w:lineRule="auto"/>
         <w:ind w:left="760"/>
         <w:rPr>
-          <w:rFonts w:ascii="SimSun" w:eastAsia="SimSun" w:hAnsi="SimSun" w:cs="SimSun"/>
-          <w:sz w:val="24"/>
-          <w:szCs w:val="24"/>
-        </w:rPr>
-      </w:pPr>
-      <w:r>
-        <w:rPr>
-          <w:rFonts w:ascii="SimSun" w:eastAsia="SimSun" w:hAnsi="SimSun" w:cs="SimSun"/>
+          <w:rFonts w:ascii="宋体" w:hAnsi="宋体" w:eastAsia="宋体" w:cs="宋体"/>
+          <w:sz w:val="24"/>
+          <w:szCs w:val="24"/>
+        </w:rPr>
+      </w:pPr>
+      <w:r>
+        <w:rPr>
+          <w:rFonts w:ascii="宋体" w:hAnsi="宋体" w:eastAsia="宋体" w:cs="宋体"/>
           <w:position w:val="-5"/>
           <w:sz w:val="24"/>
           <w:szCs w:val="24"/>
         </w:rPr>
         <w:drawing>
           <wp:inline distT="0" distB="0" distL="0" distR="0">
-            <wp:extent cx="122986" cy="168859"/>
+            <wp:extent cx="122555" cy="168275"/>
             <wp:effectExtent l="0" t="0" r="0" b="0"/>
             <wp:docPr id="10" name="IM 10"/>
             <wp:cNvGraphicFramePr/>
@@ -3112,13 +3097,13 @@
                     <pic:cNvPicPr/>
                   </pic:nvPicPr>
                   <pic:blipFill>
-                    <a:blip xmlns:r="http://schemas.openxmlformats.org/officeDocument/2006/relationships" r:embed="rId8"/>
+                    <a:blip r:embed="rId12"/>
                     <a:stretch>
                       <a:fillRect/>
                     </a:stretch>
                   </pic:blipFill>
                   <pic:spPr>
-                    <a:xfrm rot="0">
+                    <a:xfrm>
                       <a:off x="0" y="0"/>
                       <a:ext cx="122986" cy="168859"/>
                     </a:xfrm>
@@ -3134,7 +3119,7 @@
       </w:r>
       <w:r>
         <w:rPr>
-          <w:rFonts w:ascii="SimSun" w:eastAsia="SimSun" w:hAnsi="SimSun" w:cs="SimSun"/>
+          <w:rFonts w:ascii="宋体" w:hAnsi="宋体" w:eastAsia="宋体" w:cs="宋体"/>
           <w:spacing w:val="100"/>
           <w:sz w:val="24"/>
           <w:szCs w:val="24"/>
@@ -3143,7 +3128,7 @@
       </w:r>
       <w:r>
         <w:rPr>
-          <w:rFonts w:ascii="SimSun" w:eastAsia="SimSun" w:hAnsi="SimSun" w:cs="SimSun"/>
+          <w:rFonts w:ascii="宋体" w:hAnsi="宋体" w:eastAsia="宋体" w:cs="宋体"/>
           <w:spacing w:val="-3"/>
           <w:sz w:val="24"/>
           <w:szCs w:val="24"/>
@@ -3156,21 +3141,21 @@
         <w:spacing w:before="185" w:line="227" w:lineRule="auto"/>
         <w:ind w:left="760"/>
         <w:rPr>
-          <w:rFonts w:ascii="SimSun" w:eastAsia="SimSun" w:hAnsi="SimSun" w:cs="SimSun"/>
-          <w:sz w:val="24"/>
-          <w:szCs w:val="24"/>
-        </w:rPr>
-      </w:pPr>
-      <w:r>
-        <w:rPr>
-          <w:rFonts w:ascii="SimSun" w:eastAsia="SimSun" w:hAnsi="SimSun" w:cs="SimSun"/>
+          <w:rFonts w:ascii="宋体" w:hAnsi="宋体" w:eastAsia="宋体" w:cs="宋体"/>
+          <w:sz w:val="24"/>
+          <w:szCs w:val="24"/>
+        </w:rPr>
+      </w:pPr>
+      <w:r>
+        <w:rPr>
+          <w:rFonts w:ascii="宋体" w:hAnsi="宋体" w:eastAsia="宋体" w:cs="宋体"/>
           <w:position w:val="-4"/>
           <w:sz w:val="24"/>
           <w:szCs w:val="24"/>
         </w:rPr>
         <w:drawing>
           <wp:inline distT="0" distB="0" distL="0" distR="0">
-            <wp:extent cx="122986" cy="168859"/>
+            <wp:extent cx="122555" cy="168275"/>
             <wp:effectExtent l="0" t="0" r="0" b="0"/>
             <wp:docPr id="12" name="IM 12"/>
             <wp:cNvGraphicFramePr/>
@@ -3182,13 +3167,13 @@
                     <pic:cNvPicPr/>
                   </pic:nvPicPr>
                   <pic:blipFill>
-                    <a:blip xmlns:r="http://schemas.openxmlformats.org/officeDocument/2006/relationships" r:embed="rId8"/>
+                    <a:blip r:embed="rId12"/>
                     <a:stretch>
                       <a:fillRect/>
                     </a:stretch>
                   </pic:blipFill>
                   <pic:spPr>
-                    <a:xfrm rot="0">
+                    <a:xfrm>
                       <a:off x="0" y="0"/>
                       <a:ext cx="122986" cy="168859"/>
                     </a:xfrm>
@@ -3204,7 +3189,7 @@
       </w:r>
       <w:r>
         <w:rPr>
-          <w:rFonts w:ascii="SimSun" w:eastAsia="SimSun" w:hAnsi="SimSun" w:cs="SimSun"/>
+          <w:rFonts w:ascii="宋体" w:hAnsi="宋体" w:eastAsia="宋体" w:cs="宋体"/>
           <w:spacing w:val="96"/>
           <w:sz w:val="24"/>
           <w:szCs w:val="24"/>
@@ -3213,7 +3198,7 @@
       </w:r>
       <w:r>
         <w:rPr>
-          <w:rFonts w:ascii="SimSun" w:eastAsia="SimSun" w:hAnsi="SimSun" w:cs="SimSun"/>
+          <w:rFonts w:ascii="宋体" w:hAnsi="宋体" w:eastAsia="宋体" w:cs="宋体"/>
           <w:spacing w:val="-1"/>
           <w:sz w:val="24"/>
           <w:szCs w:val="24"/>
@@ -3223,121 +3208,45 @@
     </w:p>
     <w:p>
       <w:pPr>
-        <w:spacing w:line="227" w:lineRule="auto"/>
-        <w:rPr>
-          <w:rFonts w:ascii="SimSun" w:eastAsia="SimSun" w:hAnsi="SimSun" w:cs="SimSun"/>
-          <w:sz w:val="24"/>
-          <w:szCs w:val="24"/>
-        </w:rPr>
-        <w:sectPr>
-          <w:footerReference w:type="default" r:id="rId9"/>
-          <w:pgSz w:w="11910" w:h="16840"/>
-          <w:pgMar w:top="904" w:right="1786" w:bottom="990" w:left="1779" w:header="0" w:footer="755" w:gutter="0"/>
-          <w:cols w:space="720"/>
-        </w:sectPr>
-      </w:pPr>
-    </w:p>
-    <w:p>
-      <w:pPr>
-        <w:spacing w:line="427" w:lineRule="exact"/>
-      </w:pPr>
-      <w:r>
-        <w:rPr>
-          <w:position w:val="-8"/>
+        <w:spacing w:before="159"/>
+        <w:ind w:left="520"/>
+        <w:rPr>
+          <w:rFonts w:ascii="Wingdings" w:hAnsi="Wingdings" w:eastAsia="Wingdings" w:cs="Wingdings"/>
+          <w:spacing w:val="-3"/>
+          <w:sz w:val="24"/>
+          <w:szCs w:val="24"/>
+        </w:rPr>
+      </w:pPr>
+      <w:r>
+        <w:rPr>
+          <w:rFonts w:ascii="Wingdings" w:hAnsi="Wingdings" w:eastAsia="Wingdings" w:cs="Wingdings"/>
+          <w:spacing w:val="-3"/>
+          <w:sz w:val="24"/>
+          <w:szCs w:val="24"/>
+        </w:rPr>
+        <w:t>n 项目沟通的方法：</w:t>
+      </w:r>
+    </w:p>
+    <w:p>
+      <w:pPr>
+        <w:spacing w:before="160" w:line="220" w:lineRule="auto"/>
+        <w:ind w:left="760"/>
+        <w:rPr>
+          <w:rFonts w:ascii="宋体" w:hAnsi="宋体" w:eastAsia="宋体" w:cs="宋体"/>
+          <w:sz w:val="24"/>
+          <w:szCs w:val="24"/>
+        </w:rPr>
+      </w:pPr>
+      <w:r>
+        <w:rPr>
+          <w:rFonts w:ascii="宋体" w:hAnsi="宋体" w:eastAsia="宋体" w:cs="宋体"/>
+          <w:position w:val="-5"/>
+          <w:sz w:val="24"/>
+          <w:szCs w:val="24"/>
         </w:rPr>
         <w:drawing>
           <wp:inline distT="0" distB="0" distL="0" distR="0">
-            <wp:extent cx="696350" cy="271753"/>
-            <wp:effectExtent l="0" t="0" r="0" b="0"/>
-            <wp:docPr id="14" name="IM 14"/>
-            <wp:cNvGraphicFramePr/>
-            <a:graphic xmlns:a="http://schemas.openxmlformats.org/drawingml/2006/main">
-              <a:graphicData uri="http://schemas.openxmlformats.org/drawingml/2006/picture">
-                <pic:pic xmlns:pic="http://schemas.openxmlformats.org/drawingml/2006/picture">
-                  <pic:nvPicPr>
-                    <pic:cNvPr id="14" name="IM 14"/>
-                    <pic:cNvPicPr/>
-                  </pic:nvPicPr>
-                  <pic:blipFill>
-                    <a:blip xmlns:r="http://schemas.openxmlformats.org/officeDocument/2006/relationships" r:embed="rId4"/>
-                    <a:stretch>
-                      <a:fillRect/>
-                    </a:stretch>
-                  </pic:blipFill>
-                  <pic:spPr>
-                    <a:xfrm rot="0">
-                      <a:off x="0" y="0"/>
-                      <a:ext cx="696350" cy="271753"/>
-                    </a:xfrm>
-                    <a:prstGeom prst="rect">
-                      <a:avLst/>
-                    </a:prstGeom>
-                  </pic:spPr>
-                </pic:pic>
-              </a:graphicData>
-            </a:graphic>
-          </wp:inline>
-        </w:drawing>
-      </w:r>
-    </w:p>
-    <w:p>
-      <w:pPr>
-        <w:spacing w:before="197"/>
-        <w:ind w:left="1996"/>
-        <w:rPr>
-          <w:rFonts w:ascii="SimSun" w:eastAsia="SimSun" w:hAnsi="SimSun" w:cs="SimSun"/>
-          <w:sz w:val="24"/>
-          <w:szCs w:val="24"/>
-        </w:rPr>
-      </w:pPr>
-      <w:r>
-        <w:rPr>
-          <w:rFonts w:ascii="Wingdings" w:eastAsia="Wingdings" w:hAnsi="Wingdings" w:cs="Wingdings"/>
-          <w:spacing w:val="-4"/>
-          <w:sz w:val="24"/>
-          <w:szCs w:val="24"/>
-        </w:rPr>
-        <w:t>n</w:t>
-      </w:r>
-      <w:r>
-        <w:rPr>
-          <w:rFonts w:ascii="Wingdings" w:eastAsia="Wingdings" w:hAnsi="Wingdings" w:cs="Wingdings"/>
-          <w:spacing w:val="-45"/>
-          <w:sz w:val="24"/>
-          <w:szCs w:val="24"/>
-        </w:rPr>
-        <w:t xml:space="preserve"> </w:t>
-      </w:r>
-      <w:r>
-        <w:rPr>
-          <w:rFonts w:ascii="SimSun" w:eastAsia="SimSun" w:hAnsi="SimSun" w:cs="SimSun"/>
-          <w:spacing w:val="-4"/>
-          <w:sz w:val="24"/>
-          <w:szCs w:val="24"/>
-        </w:rPr>
-        <w:t>项目沟通的方法：</w:t>
-      </w:r>
-    </w:p>
-    <w:p>
-      <w:pPr>
-        <w:spacing w:before="160" w:line="220" w:lineRule="auto"/>
-        <w:ind w:left="760"/>
-        <w:rPr>
-          <w:rFonts w:ascii="SimSun" w:eastAsia="SimSun" w:hAnsi="SimSun" w:cs="SimSun"/>
-          <w:sz w:val="24"/>
-          <w:szCs w:val="24"/>
-        </w:rPr>
-      </w:pPr>
-      <w:r>
-        <w:rPr>
-          <w:rFonts w:ascii="SimSun" w:eastAsia="SimSun" w:hAnsi="SimSun" w:cs="SimSun"/>
-          <w:position w:val="-5"/>
-          <w:sz w:val="24"/>
-          <w:szCs w:val="24"/>
-        </w:rPr>
-        <w:drawing>
-          <wp:inline distT="0" distB="0" distL="0" distR="0">
-            <wp:extent cx="122986" cy="168859"/>
+            <wp:extent cx="122555" cy="168275"/>
             <wp:effectExtent l="0" t="0" r="0" b="0"/>
             <wp:docPr id="16" name="IM 16"/>
             <wp:cNvGraphicFramePr/>
@@ -3349,13 +3258,13 @@
                     <pic:cNvPicPr/>
                   </pic:nvPicPr>
                   <pic:blipFill>
-                    <a:blip xmlns:r="http://schemas.openxmlformats.org/officeDocument/2006/relationships" r:embed="rId8"/>
+                    <a:blip r:embed="rId12"/>
                     <a:stretch>
                       <a:fillRect/>
                     </a:stretch>
                   </pic:blipFill>
                   <pic:spPr>
-                    <a:xfrm rot="0">
+                    <a:xfrm>
                       <a:off x="0" y="0"/>
                       <a:ext cx="122986" cy="168859"/>
                     </a:xfrm>
@@ -3371,7 +3280,7 @@
       </w:r>
       <w:r>
         <w:rPr>
-          <w:rFonts w:ascii="SimSun" w:eastAsia="SimSun" w:hAnsi="SimSun" w:cs="SimSun"/>
+          <w:rFonts w:ascii="宋体" w:hAnsi="宋体" w:eastAsia="宋体" w:cs="宋体"/>
           <w:spacing w:val="106"/>
           <w:sz w:val="24"/>
           <w:szCs w:val="24"/>
@@ -3380,7 +3289,7 @@
       </w:r>
       <w:r>
         <w:rPr>
-          <w:rFonts w:ascii="SimSun" w:eastAsia="SimSun" w:hAnsi="SimSun" w:cs="SimSun"/>
+          <w:rFonts w:ascii="宋体" w:hAnsi="宋体" w:eastAsia="宋体" w:cs="宋体"/>
           <w:spacing w:val="-1"/>
           <w:sz w:val="24"/>
           <w:szCs w:val="24"/>
@@ -3393,21 +3302,21 @@
         <w:spacing w:before="184" w:line="220" w:lineRule="auto"/>
         <w:ind w:left="760"/>
         <w:rPr>
-          <w:rFonts w:ascii="SimSun" w:eastAsia="SimSun" w:hAnsi="SimSun" w:cs="SimSun"/>
-          <w:sz w:val="24"/>
-          <w:szCs w:val="24"/>
-        </w:rPr>
-      </w:pPr>
-      <w:r>
-        <w:rPr>
-          <w:rFonts w:ascii="SimSun" w:eastAsia="SimSun" w:hAnsi="SimSun" w:cs="SimSun"/>
+          <w:rFonts w:ascii="宋体" w:hAnsi="宋体" w:eastAsia="宋体" w:cs="宋体"/>
+          <w:sz w:val="24"/>
+          <w:szCs w:val="24"/>
+        </w:rPr>
+      </w:pPr>
+      <w:r>
+        <w:rPr>
+          <w:rFonts w:ascii="宋体" w:hAnsi="宋体" w:eastAsia="宋体" w:cs="宋体"/>
           <w:position w:val="-5"/>
           <w:sz w:val="24"/>
           <w:szCs w:val="24"/>
         </w:rPr>
         <w:drawing>
           <wp:inline distT="0" distB="0" distL="0" distR="0">
-            <wp:extent cx="122986" cy="168859"/>
+            <wp:extent cx="122555" cy="168275"/>
             <wp:effectExtent l="0" t="0" r="0" b="0"/>
             <wp:docPr id="18" name="IM 18"/>
             <wp:cNvGraphicFramePr/>
@@ -3419,13 +3328,13 @@
                     <pic:cNvPicPr/>
                   </pic:nvPicPr>
                   <pic:blipFill>
-                    <a:blip xmlns:r="http://schemas.openxmlformats.org/officeDocument/2006/relationships" r:embed="rId10"/>
+                    <a:blip r:embed="rId13"/>
                     <a:stretch>
                       <a:fillRect/>
                     </a:stretch>
                   </pic:blipFill>
                   <pic:spPr>
-                    <a:xfrm rot="0">
+                    <a:xfrm>
                       <a:off x="0" y="0"/>
                       <a:ext cx="122986" cy="168859"/>
                     </a:xfrm>
@@ -3441,7 +3350,7 @@
       </w:r>
       <w:r>
         <w:rPr>
-          <w:rFonts w:ascii="SimSun" w:eastAsia="SimSun" w:hAnsi="SimSun" w:cs="SimSun"/>
+          <w:rFonts w:ascii="宋体" w:hAnsi="宋体" w:eastAsia="宋体" w:cs="宋体"/>
           <w:spacing w:val="105"/>
           <w:sz w:val="24"/>
           <w:szCs w:val="24"/>
@@ -3450,7 +3359,7 @@
       </w:r>
       <w:r>
         <w:rPr>
-          <w:rFonts w:ascii="SimSun" w:eastAsia="SimSun" w:hAnsi="SimSun" w:cs="SimSun"/>
+          <w:rFonts w:ascii="宋体" w:hAnsi="宋体" w:eastAsia="宋体" w:cs="宋体"/>
           <w:spacing w:val="-1"/>
           <w:sz w:val="24"/>
           <w:szCs w:val="24"/>
@@ -3463,21 +3372,21 @@
         <w:spacing w:before="187" w:line="220" w:lineRule="auto"/>
         <w:ind w:left="760"/>
         <w:rPr>
-          <w:rFonts w:ascii="SimSun" w:eastAsia="SimSun" w:hAnsi="SimSun" w:cs="SimSun"/>
-          <w:sz w:val="24"/>
-          <w:szCs w:val="24"/>
-        </w:rPr>
-      </w:pPr>
-      <w:r>
-        <w:rPr>
-          <w:rFonts w:ascii="SimSun" w:eastAsia="SimSun" w:hAnsi="SimSun" w:cs="SimSun"/>
+          <w:rFonts w:ascii="宋体" w:hAnsi="宋体" w:eastAsia="宋体" w:cs="宋体"/>
+          <w:sz w:val="24"/>
+          <w:szCs w:val="24"/>
+        </w:rPr>
+      </w:pPr>
+      <w:r>
+        <w:rPr>
+          <w:rFonts w:ascii="宋体" w:hAnsi="宋体" w:eastAsia="宋体" w:cs="宋体"/>
           <w:position w:val="-5"/>
           <w:sz w:val="24"/>
           <w:szCs w:val="24"/>
         </w:rPr>
         <w:drawing>
           <wp:inline distT="0" distB="0" distL="0" distR="0">
-            <wp:extent cx="122986" cy="168859"/>
+            <wp:extent cx="122555" cy="168275"/>
             <wp:effectExtent l="0" t="0" r="0" b="0"/>
             <wp:docPr id="20" name="IM 20"/>
             <wp:cNvGraphicFramePr/>
@@ -3489,13 +3398,13 @@
                     <pic:cNvPicPr/>
                   </pic:nvPicPr>
                   <pic:blipFill>
-                    <a:blip xmlns:r="http://schemas.openxmlformats.org/officeDocument/2006/relationships" r:embed="rId8"/>
+                    <a:blip r:embed="rId12"/>
                     <a:stretch>
                       <a:fillRect/>
                     </a:stretch>
                   </pic:blipFill>
                   <pic:spPr>
-                    <a:xfrm rot="0">
+                    <a:xfrm>
                       <a:off x="0" y="0"/>
                       <a:ext cx="122986" cy="168859"/>
                     </a:xfrm>
@@ -3511,7 +3420,7 @@
       </w:r>
       <w:r>
         <w:rPr>
-          <w:rFonts w:ascii="SimSun" w:eastAsia="SimSun" w:hAnsi="SimSun" w:cs="SimSun"/>
+          <w:rFonts w:ascii="宋体" w:hAnsi="宋体" w:eastAsia="宋体" w:cs="宋体"/>
           <w:spacing w:val="104"/>
           <w:sz w:val="24"/>
           <w:szCs w:val="24"/>
@@ -3520,7 +3429,7 @@
       </w:r>
       <w:r>
         <w:rPr>
-          <w:rFonts w:ascii="SimSun" w:eastAsia="SimSun" w:hAnsi="SimSun" w:cs="SimSun"/>
+          <w:rFonts w:ascii="宋体" w:hAnsi="宋体" w:eastAsia="宋体" w:cs="宋体"/>
           <w:spacing w:val="-1"/>
           <w:sz w:val="24"/>
           <w:szCs w:val="24"/>
@@ -3530,18 +3439,18 @@
     </w:p>
     <w:p>
       <w:pPr>
-        <w:pStyle w:val="BodyText"/>
+        <w:pStyle w:val="2"/>
         <w:spacing w:line="268" w:lineRule="auto"/>
       </w:pPr>
     </w:p>
     <w:p>
       <w:pPr>
-        <w:pStyle w:val="BodyText"/>
+        <w:pStyle w:val="2"/>
         <w:spacing w:before="97" w:line="222" w:lineRule="auto"/>
         <w:ind w:left="27"/>
         <w:outlineLvl w:val="1"/>
         <w:rPr>
-          <w:rFonts w:ascii="SimHei" w:eastAsia="SimHei" w:hAnsi="SimHei" w:cs="SimHei"/>
+          <w:rFonts w:ascii="黑体" w:hAnsi="黑体" w:eastAsia="黑体" w:cs="黑体"/>
           <w:sz w:val="30"/>
           <w:szCs w:val="30"/>
         </w:rPr>
@@ -3560,7 +3469,7 @@
       </w:r>
       <w:r>
         <w:rPr>
-          <w:rFonts w:ascii="SimHei" w:eastAsia="SimHei" w:hAnsi="SimHei" w:cs="SimHei"/>
+          <w:rFonts w:ascii="黑体" w:hAnsi="黑体" w:eastAsia="黑体" w:cs="黑体"/>
           <w:b/>
           <w:bCs/>
           <w:spacing w:val="-4"/>
@@ -3572,7 +3481,7 @@
     </w:p>
     <w:p>
       <w:pPr>
-        <w:pStyle w:val="BodyText"/>
+        <w:pStyle w:val="2"/>
         <w:spacing w:line="252" w:lineRule="auto"/>
       </w:pPr>
     </w:p>
@@ -3581,14 +3490,14 @@
         <w:spacing w:before="79" w:line="239" w:lineRule="auto"/>
         <w:ind w:left="520"/>
         <w:rPr>
-          <w:rFonts w:ascii="SimSun" w:eastAsia="SimSun" w:hAnsi="SimSun" w:cs="SimSun"/>
-          <w:sz w:val="24"/>
-          <w:szCs w:val="24"/>
-        </w:rPr>
-      </w:pPr>
-      <w:r>
-        <w:rPr>
-          <w:rFonts w:ascii="Wingdings" w:eastAsia="Wingdings" w:hAnsi="Wingdings" w:cs="Wingdings"/>
+          <w:rFonts w:ascii="宋体" w:hAnsi="宋体" w:eastAsia="宋体" w:cs="宋体"/>
+          <w:sz w:val="24"/>
+          <w:szCs w:val="24"/>
+        </w:rPr>
+      </w:pPr>
+      <w:r>
+        <w:rPr>
+          <w:rFonts w:ascii="Wingdings" w:hAnsi="Wingdings" w:eastAsia="Wingdings" w:cs="Wingdings"/>
           <w:spacing w:val="-3"/>
           <w:sz w:val="24"/>
           <w:szCs w:val="24"/>
@@ -3597,7 +3506,7 @@
       </w:r>
       <w:r>
         <w:rPr>
-          <w:rFonts w:ascii="Wingdings" w:eastAsia="Wingdings" w:hAnsi="Wingdings" w:cs="Wingdings"/>
+          <w:rFonts w:ascii="Wingdings" w:hAnsi="Wingdings" w:eastAsia="Wingdings" w:cs="Wingdings"/>
           <w:spacing w:val="-42"/>
           <w:sz w:val="24"/>
           <w:szCs w:val="24"/>
@@ -3606,7 +3515,7 @@
       </w:r>
       <w:r>
         <w:rPr>
-          <w:rFonts w:ascii="SimSun" w:eastAsia="SimSun" w:hAnsi="SimSun" w:cs="SimSun"/>
+          <w:rFonts w:ascii="宋体" w:hAnsi="宋体" w:eastAsia="宋体" w:cs="宋体"/>
           <w:spacing w:val="-3"/>
           <w:sz w:val="24"/>
           <w:szCs w:val="24"/>
@@ -3619,14 +3528,14 @@
         <w:spacing w:before="162" w:line="239" w:lineRule="auto"/>
         <w:ind w:left="520"/>
         <w:rPr>
-          <w:rFonts w:ascii="SimSun" w:eastAsia="SimSun" w:hAnsi="SimSun" w:cs="SimSun"/>
-          <w:sz w:val="24"/>
-          <w:szCs w:val="24"/>
-        </w:rPr>
-      </w:pPr>
-      <w:r>
-        <w:rPr>
-          <w:rFonts w:ascii="Wingdings" w:eastAsia="Wingdings" w:hAnsi="Wingdings" w:cs="Wingdings"/>
+          <w:rFonts w:ascii="宋体" w:hAnsi="宋体" w:eastAsia="宋体" w:cs="宋体"/>
+          <w:sz w:val="24"/>
+          <w:szCs w:val="24"/>
+        </w:rPr>
+      </w:pPr>
+      <w:r>
+        <w:rPr>
+          <w:rFonts w:ascii="Wingdings" w:hAnsi="Wingdings" w:eastAsia="Wingdings" w:cs="Wingdings"/>
           <w:spacing w:val="-2"/>
           <w:sz w:val="24"/>
           <w:szCs w:val="24"/>
@@ -3635,7 +3544,7 @@
       </w:r>
       <w:r>
         <w:rPr>
-          <w:rFonts w:ascii="Wingdings" w:eastAsia="Wingdings" w:hAnsi="Wingdings" w:cs="Wingdings"/>
+          <w:rFonts w:ascii="Wingdings" w:hAnsi="Wingdings" w:eastAsia="Wingdings" w:cs="Wingdings"/>
           <w:spacing w:val="-33"/>
           <w:sz w:val="24"/>
           <w:szCs w:val="24"/>
@@ -3644,7 +3553,7 @@
       </w:r>
       <w:r>
         <w:rPr>
-          <w:rFonts w:ascii="SimSun" w:eastAsia="SimSun" w:hAnsi="SimSun" w:cs="SimSun"/>
+          <w:rFonts w:ascii="宋体" w:hAnsi="宋体" w:eastAsia="宋体" w:cs="宋体"/>
           <w:spacing w:val="-2"/>
           <w:sz w:val="24"/>
           <w:szCs w:val="24"/>
@@ -3657,14 +3566,14 @@
         <w:spacing w:before="162" w:line="239" w:lineRule="auto"/>
         <w:ind w:left="520"/>
         <w:rPr>
-          <w:rFonts w:ascii="SimSun" w:eastAsia="SimSun" w:hAnsi="SimSun" w:cs="SimSun"/>
-          <w:sz w:val="24"/>
-          <w:szCs w:val="24"/>
-        </w:rPr>
-      </w:pPr>
-      <w:r>
-        <w:rPr>
-          <w:rFonts w:ascii="Wingdings" w:eastAsia="Wingdings" w:hAnsi="Wingdings" w:cs="Wingdings"/>
+          <w:rFonts w:ascii="宋体" w:hAnsi="宋体" w:eastAsia="宋体" w:cs="宋体"/>
+          <w:sz w:val="24"/>
+          <w:szCs w:val="24"/>
+        </w:rPr>
+      </w:pPr>
+      <w:r>
+        <w:rPr>
+          <w:rFonts w:ascii="Wingdings" w:hAnsi="Wingdings" w:eastAsia="Wingdings" w:cs="Wingdings"/>
           <w:spacing w:val="-2"/>
           <w:sz w:val="24"/>
           <w:szCs w:val="24"/>
@@ -3673,7 +3582,7 @@
       </w:r>
       <w:r>
         <w:rPr>
-          <w:rFonts w:ascii="Wingdings" w:eastAsia="Wingdings" w:hAnsi="Wingdings" w:cs="Wingdings"/>
+          <w:rFonts w:ascii="Wingdings" w:hAnsi="Wingdings" w:eastAsia="Wingdings" w:cs="Wingdings"/>
           <w:spacing w:val="-51"/>
           <w:sz w:val="24"/>
           <w:szCs w:val="24"/>
@@ -3682,7 +3591,7 @@
       </w:r>
       <w:r>
         <w:rPr>
-          <w:rFonts w:ascii="SimSun" w:eastAsia="SimSun" w:hAnsi="SimSun" w:cs="SimSun"/>
+          <w:rFonts w:ascii="宋体" w:hAnsi="宋体" w:eastAsia="宋体" w:cs="宋体"/>
           <w:spacing w:val="-2"/>
           <w:sz w:val="24"/>
           <w:szCs w:val="24"/>
@@ -3695,14 +3604,14 @@
         <w:spacing w:before="161" w:line="318" w:lineRule="auto"/>
         <w:ind w:left="930" w:right="74" w:hanging="410"/>
         <w:rPr>
-          <w:rFonts w:ascii="SimSun" w:eastAsia="SimSun" w:hAnsi="SimSun" w:cs="SimSun"/>
-          <w:sz w:val="24"/>
-          <w:szCs w:val="24"/>
-        </w:rPr>
-      </w:pPr>
-      <w:r>
-        <w:rPr>
-          <w:rFonts w:ascii="Wingdings" w:eastAsia="Wingdings" w:hAnsi="Wingdings" w:cs="Wingdings"/>
+          <w:rFonts w:ascii="宋体" w:hAnsi="宋体" w:eastAsia="宋体" w:cs="宋体"/>
+          <w:sz w:val="24"/>
+          <w:szCs w:val="24"/>
+        </w:rPr>
+      </w:pPr>
+      <w:r>
+        <w:rPr>
+          <w:rFonts w:ascii="Wingdings" w:hAnsi="Wingdings" w:eastAsia="Wingdings" w:cs="Wingdings"/>
           <w:spacing w:val="-2"/>
           <w:sz w:val="24"/>
           <w:szCs w:val="24"/>
@@ -3711,7 +3620,7 @@
       </w:r>
       <w:r>
         <w:rPr>
-          <w:rFonts w:ascii="Wingdings" w:eastAsia="Wingdings" w:hAnsi="Wingdings" w:cs="Wingdings"/>
+          <w:rFonts w:ascii="Wingdings" w:hAnsi="Wingdings" w:eastAsia="Wingdings" w:cs="Wingdings"/>
           <w:spacing w:val="-48"/>
           <w:sz w:val="24"/>
           <w:szCs w:val="24"/>
@@ -3720,7 +3629,7 @@
       </w:r>
       <w:r>
         <w:rPr>
-          <w:rFonts w:ascii="SimSun" w:eastAsia="SimSun" w:hAnsi="SimSun" w:cs="SimSun"/>
+          <w:rFonts w:ascii="宋体" w:hAnsi="宋体" w:eastAsia="宋体" w:cs="宋体"/>
           <w:spacing w:val="-2"/>
           <w:sz w:val="24"/>
           <w:szCs w:val="24"/>
@@ -3729,7 +3638,7 @@
       </w:r>
       <w:r>
         <w:rPr>
-          <w:rFonts w:ascii="SimSun" w:eastAsia="SimSun" w:hAnsi="SimSun" w:cs="SimSun"/>
+          <w:rFonts w:ascii="宋体" w:hAnsi="宋体" w:eastAsia="宋体" w:cs="宋体"/>
           <w:spacing w:val="-1"/>
           <w:sz w:val="24"/>
           <w:szCs w:val="24"/>
@@ -3738,7 +3647,7 @@
       </w:r>
       <w:r>
         <w:rPr>
-          <w:rFonts w:ascii="SimSun" w:eastAsia="SimSun" w:hAnsi="SimSun" w:cs="SimSun"/>
+          <w:rFonts w:ascii="宋体" w:hAnsi="宋体" w:eastAsia="宋体" w:cs="宋体"/>
           <w:spacing w:val="-6"/>
           <w:sz w:val="24"/>
           <w:szCs w:val="24"/>
@@ -3751,14 +3660,14 @@
         <w:spacing w:before="177" w:line="239" w:lineRule="auto"/>
         <w:ind w:left="520"/>
         <w:rPr>
-          <w:rFonts w:ascii="SimSun" w:eastAsia="SimSun" w:hAnsi="SimSun" w:cs="SimSun"/>
-          <w:sz w:val="24"/>
-          <w:szCs w:val="24"/>
-        </w:rPr>
-      </w:pPr>
-      <w:r>
-        <w:rPr>
-          <w:rFonts w:ascii="Wingdings" w:eastAsia="Wingdings" w:hAnsi="Wingdings" w:cs="Wingdings"/>
+          <w:rFonts w:ascii="宋体" w:hAnsi="宋体" w:eastAsia="宋体" w:cs="宋体"/>
+          <w:sz w:val="24"/>
+          <w:szCs w:val="24"/>
+        </w:rPr>
+      </w:pPr>
+      <w:r>
+        <w:rPr>
+          <w:rFonts w:ascii="Wingdings" w:hAnsi="Wingdings" w:eastAsia="Wingdings" w:cs="Wingdings"/>
           <w:spacing w:val="-1"/>
           <w:sz w:val="24"/>
           <w:szCs w:val="24"/>
@@ -3767,7 +3676,7 @@
       </w:r>
       <w:r>
         <w:rPr>
-          <w:rFonts w:ascii="Wingdings" w:eastAsia="Wingdings" w:hAnsi="Wingdings" w:cs="Wingdings"/>
+          <w:rFonts w:ascii="Wingdings" w:hAnsi="Wingdings" w:eastAsia="Wingdings" w:cs="Wingdings"/>
           <w:spacing w:val="-51"/>
           <w:sz w:val="24"/>
           <w:szCs w:val="24"/>
@@ -3776,7 +3685,7 @@
       </w:r>
       <w:r>
         <w:rPr>
-          <w:rFonts w:ascii="SimSun" w:eastAsia="SimSun" w:hAnsi="SimSun" w:cs="SimSun"/>
+          <w:rFonts w:ascii="宋体" w:hAnsi="宋体" w:eastAsia="宋体" w:cs="宋体"/>
           <w:spacing w:val="-1"/>
           <w:sz w:val="24"/>
           <w:szCs w:val="24"/>
@@ -3785,7 +3694,7 @@
       </w:r>
       <w:r>
         <w:rPr>
-          <w:rFonts w:ascii="SimSun" w:eastAsia="SimSun" w:hAnsi="SimSun" w:cs="SimSun"/>
+          <w:rFonts w:ascii="宋体" w:hAnsi="宋体" w:eastAsia="宋体" w:cs="宋体"/>
           <w:spacing w:val="-2"/>
           <w:sz w:val="24"/>
           <w:szCs w:val="24"/>
@@ -3795,18 +3704,18 @@
     </w:p>
     <w:p>
       <w:pPr>
-        <w:pStyle w:val="BodyText"/>
+        <w:pStyle w:val="2"/>
         <w:spacing w:line="243" w:lineRule="auto"/>
       </w:pPr>
     </w:p>
     <w:p>
       <w:pPr>
-        <w:pStyle w:val="BodyText"/>
+        <w:pStyle w:val="2"/>
         <w:spacing w:before="98" w:line="222" w:lineRule="auto"/>
         <w:ind w:left="27"/>
         <w:outlineLvl w:val="1"/>
         <w:rPr>
-          <w:rFonts w:ascii="SimHei" w:eastAsia="SimHei" w:hAnsi="SimHei" w:cs="SimHei"/>
+          <w:rFonts w:ascii="黑体" w:hAnsi="黑体" w:eastAsia="黑体" w:cs="黑体"/>
           <w:sz w:val="30"/>
           <w:szCs w:val="30"/>
         </w:rPr>
@@ -3825,7 +3734,7 @@
       </w:r>
       <w:r>
         <w:rPr>
-          <w:rFonts w:ascii="SimHei" w:eastAsia="SimHei" w:hAnsi="SimHei" w:cs="SimHei"/>
+          <w:rFonts w:ascii="黑体" w:hAnsi="黑体" w:eastAsia="黑体" w:cs="黑体"/>
           <w:b/>
           <w:bCs/>
           <w:spacing w:val="-3"/>
@@ -3837,23 +3746,17 @@
     </w:p>
     <w:p>
       <w:pPr>
-        <w:pStyle w:val="BodyText"/>
-        <w:spacing w:line="254" w:lineRule="auto"/>
-      </w:pPr>
-    </w:p>
-    <w:p>
-      <w:pPr>
         <w:spacing w:before="79" w:line="239" w:lineRule="auto"/>
         <w:ind w:left="520"/>
         <w:rPr>
-          <w:rFonts w:ascii="SimSun" w:eastAsia="SimSun" w:hAnsi="SimSun" w:cs="SimSun"/>
-          <w:sz w:val="24"/>
-          <w:szCs w:val="24"/>
-        </w:rPr>
-      </w:pPr>
-      <w:r>
-        <w:rPr>
-          <w:rFonts w:ascii="Wingdings" w:eastAsia="Wingdings" w:hAnsi="Wingdings" w:cs="Wingdings"/>
+          <w:rFonts w:ascii="宋体" w:hAnsi="宋体" w:eastAsia="宋体" w:cs="宋体"/>
+          <w:sz w:val="24"/>
+          <w:szCs w:val="24"/>
+        </w:rPr>
+      </w:pPr>
+      <w:r>
+        <w:rPr>
+          <w:rFonts w:ascii="Wingdings" w:hAnsi="Wingdings" w:eastAsia="Wingdings" w:cs="Wingdings"/>
           <w:spacing w:val="-8"/>
           <w:sz w:val="24"/>
           <w:szCs w:val="24"/>
@@ -3862,7 +3765,7 @@
       </w:r>
       <w:r>
         <w:rPr>
-          <w:rFonts w:ascii="Wingdings" w:eastAsia="Wingdings" w:hAnsi="Wingdings" w:cs="Wingdings"/>
+          <w:rFonts w:ascii="Wingdings" w:hAnsi="Wingdings" w:eastAsia="Wingdings" w:cs="Wingdings"/>
           <w:spacing w:val="-49"/>
           <w:sz w:val="24"/>
           <w:szCs w:val="24"/>
@@ -3871,7 +3774,7 @@
       </w:r>
       <w:r>
         <w:rPr>
-          <w:rFonts w:ascii="SimSun" w:eastAsia="SimSun" w:hAnsi="SimSun" w:cs="SimSun"/>
+          <w:rFonts w:ascii="宋体" w:hAnsi="宋体" w:eastAsia="宋体" w:cs="宋体"/>
           <w:spacing w:val="-8"/>
           <w:sz w:val="24"/>
           <w:szCs w:val="24"/>
@@ -3884,21 +3787,21 @@
         <w:spacing w:before="160" w:line="220" w:lineRule="auto"/>
         <w:ind w:left="760"/>
         <w:rPr>
-          <w:rFonts w:ascii="SimSun" w:eastAsia="SimSun" w:hAnsi="SimSun" w:cs="SimSun"/>
-          <w:sz w:val="24"/>
-          <w:szCs w:val="24"/>
-        </w:rPr>
-      </w:pPr>
-      <w:r>
-        <w:rPr>
-          <w:rFonts w:ascii="SimSun" w:eastAsia="SimSun" w:hAnsi="SimSun" w:cs="SimSun"/>
+          <w:rFonts w:ascii="宋体" w:hAnsi="宋体" w:eastAsia="宋体" w:cs="宋体"/>
+          <w:sz w:val="24"/>
+          <w:szCs w:val="24"/>
+        </w:rPr>
+      </w:pPr>
+      <w:r>
+        <w:rPr>
+          <w:rFonts w:ascii="宋体" w:hAnsi="宋体" w:eastAsia="宋体" w:cs="宋体"/>
           <w:position w:val="-5"/>
           <w:sz w:val="24"/>
           <w:szCs w:val="24"/>
         </w:rPr>
         <w:drawing>
           <wp:inline distT="0" distB="0" distL="0" distR="0">
-            <wp:extent cx="122986" cy="168859"/>
+            <wp:extent cx="122555" cy="168275"/>
             <wp:effectExtent l="0" t="0" r="0" b="0"/>
             <wp:docPr id="22" name="IM 22"/>
             <wp:cNvGraphicFramePr/>
@@ -3910,13 +3813,13 @@
                     <pic:cNvPicPr/>
                   </pic:nvPicPr>
                   <pic:blipFill>
-                    <a:blip xmlns:r="http://schemas.openxmlformats.org/officeDocument/2006/relationships" r:embed="rId8"/>
+                    <a:blip r:embed="rId12"/>
                     <a:stretch>
                       <a:fillRect/>
                     </a:stretch>
                   </pic:blipFill>
                   <pic:spPr>
-                    <a:xfrm rot="0">
+                    <a:xfrm>
                       <a:off x="0" y="0"/>
                       <a:ext cx="122986" cy="168859"/>
                     </a:xfrm>
@@ -3932,7 +3835,7 @@
       </w:r>
       <w:r>
         <w:rPr>
-          <w:rFonts w:ascii="SimSun" w:eastAsia="SimSun" w:hAnsi="SimSun" w:cs="SimSun"/>
+          <w:rFonts w:ascii="宋体" w:hAnsi="宋体" w:eastAsia="宋体" w:cs="宋体"/>
           <w:spacing w:val="99"/>
           <w:sz w:val="24"/>
           <w:szCs w:val="24"/>
@@ -3941,7 +3844,7 @@
       </w:r>
       <w:r>
         <w:rPr>
-          <w:rFonts w:ascii="SimSun" w:eastAsia="SimSun" w:hAnsi="SimSun" w:cs="SimSun"/>
+          <w:rFonts w:ascii="宋体" w:hAnsi="宋体" w:eastAsia="宋体" w:cs="宋体"/>
           <w:spacing w:val="-2"/>
           <w:sz w:val="24"/>
           <w:szCs w:val="24"/>
@@ -3954,14 +3857,14 @@
         <w:spacing w:before="197" w:line="219" w:lineRule="auto"/>
         <w:ind w:left="1114"/>
         <w:rPr>
-          <w:rFonts w:ascii="SimSun" w:eastAsia="SimSun" w:hAnsi="SimSun" w:cs="SimSun"/>
-          <w:sz w:val="24"/>
-          <w:szCs w:val="24"/>
-        </w:rPr>
-      </w:pPr>
-      <w:r>
-        <w:rPr>
-          <w:rFonts w:ascii="Courier New" w:eastAsia="Courier New" w:hAnsi="Courier New" w:cs="Courier New"/>
+          <w:rFonts w:ascii="宋体" w:hAnsi="宋体" w:eastAsia="宋体" w:cs="宋体"/>
+          <w:sz w:val="24"/>
+          <w:szCs w:val="24"/>
+        </w:rPr>
+      </w:pPr>
+      <w:r>
+        <w:rPr>
+          <w:rFonts w:ascii="Courier New" w:hAnsi="Courier New" w:eastAsia="Courier New" w:cs="Courier New"/>
           <w:spacing w:val="-2"/>
           <w:sz w:val="24"/>
           <w:szCs w:val="24"/>
@@ -3970,7 +3873,7 @@
       </w:r>
       <w:r>
         <w:rPr>
-          <w:rFonts w:ascii="Courier New" w:eastAsia="Courier New" w:hAnsi="Courier New" w:cs="Courier New"/>
+          <w:rFonts w:ascii="Courier New" w:hAnsi="Courier New" w:eastAsia="Courier New" w:cs="Courier New"/>
           <w:spacing w:val="102"/>
           <w:sz w:val="24"/>
           <w:szCs w:val="24"/>
@@ -3979,7 +3882,7 @@
       </w:r>
       <w:r>
         <w:rPr>
-          <w:rFonts w:ascii="SimSun" w:eastAsia="SimSun" w:hAnsi="SimSun" w:cs="SimSun"/>
+          <w:rFonts w:ascii="宋体" w:hAnsi="宋体" w:eastAsia="宋体" w:cs="宋体"/>
           <w:spacing w:val="-2"/>
           <w:sz w:val="24"/>
           <w:szCs w:val="24"/>
@@ -3992,14 +3895,14 @@
         <w:spacing w:before="181" w:line="219" w:lineRule="auto"/>
         <w:ind w:left="1114"/>
         <w:rPr>
-          <w:rFonts w:ascii="SimSun" w:eastAsia="SimSun" w:hAnsi="SimSun" w:cs="SimSun"/>
-          <w:sz w:val="24"/>
-          <w:szCs w:val="24"/>
-        </w:rPr>
-      </w:pPr>
-      <w:r>
-        <w:rPr>
-          <w:rFonts w:ascii="Courier New" w:eastAsia="Courier New" w:hAnsi="Courier New" w:cs="Courier New"/>
+          <w:rFonts w:ascii="宋体" w:hAnsi="宋体" w:eastAsia="宋体" w:cs="宋体"/>
+          <w:sz w:val="24"/>
+          <w:szCs w:val="24"/>
+        </w:rPr>
+      </w:pPr>
+      <w:r>
+        <w:rPr>
+          <w:rFonts w:ascii="Courier New" w:hAnsi="Courier New" w:eastAsia="Courier New" w:cs="Courier New"/>
           <w:spacing w:val="-3"/>
           <w:sz w:val="24"/>
           <w:szCs w:val="24"/>
@@ -4008,7 +3911,7 @@
       </w:r>
       <w:r>
         <w:rPr>
-          <w:rFonts w:ascii="Courier New" w:eastAsia="Courier New" w:hAnsi="Courier New" w:cs="Courier New"/>
+          <w:rFonts w:ascii="Courier New" w:hAnsi="Courier New" w:eastAsia="Courier New" w:cs="Courier New"/>
           <w:spacing w:val="92"/>
           <w:sz w:val="24"/>
           <w:szCs w:val="24"/>
@@ -4017,7 +3920,7 @@
       </w:r>
       <w:r>
         <w:rPr>
-          <w:rFonts w:ascii="SimSun" w:eastAsia="SimSun" w:hAnsi="SimSun" w:cs="SimSun"/>
+          <w:rFonts w:ascii="宋体" w:hAnsi="宋体" w:eastAsia="宋体" w:cs="宋体"/>
           <w:spacing w:val="-3"/>
           <w:sz w:val="24"/>
           <w:szCs w:val="24"/>
@@ -4030,21 +3933,21 @@
         <w:spacing w:before="169" w:line="227" w:lineRule="auto"/>
         <w:ind w:left="760"/>
         <w:rPr>
-          <w:rFonts w:ascii="SimSun" w:eastAsia="SimSun" w:hAnsi="SimSun" w:cs="SimSun"/>
-          <w:sz w:val="24"/>
-          <w:szCs w:val="24"/>
-        </w:rPr>
-      </w:pPr>
-      <w:r>
-        <w:rPr>
-          <w:rFonts w:ascii="SimSun" w:eastAsia="SimSun" w:hAnsi="SimSun" w:cs="SimSun"/>
+          <w:rFonts w:ascii="宋体" w:hAnsi="宋体" w:eastAsia="宋体" w:cs="宋体"/>
+          <w:sz w:val="24"/>
+          <w:szCs w:val="24"/>
+        </w:rPr>
+      </w:pPr>
+      <w:r>
+        <w:rPr>
+          <w:rFonts w:ascii="宋体" w:hAnsi="宋体" w:eastAsia="宋体" w:cs="宋体"/>
           <w:position w:val="-4"/>
           <w:sz w:val="24"/>
           <w:szCs w:val="24"/>
         </w:rPr>
         <w:drawing>
           <wp:inline distT="0" distB="0" distL="0" distR="0">
-            <wp:extent cx="122986" cy="168859"/>
+            <wp:extent cx="122555" cy="168275"/>
             <wp:effectExtent l="0" t="0" r="0" b="0"/>
             <wp:docPr id="24" name="IM 24"/>
             <wp:cNvGraphicFramePr/>
@@ -4056,13 +3959,13 @@
                     <pic:cNvPicPr/>
                   </pic:nvPicPr>
                   <pic:blipFill>
-                    <a:blip xmlns:r="http://schemas.openxmlformats.org/officeDocument/2006/relationships" r:embed="rId8"/>
+                    <a:blip r:embed="rId12"/>
                     <a:stretch>
                       <a:fillRect/>
                     </a:stretch>
                   </pic:blipFill>
                   <pic:spPr>
-                    <a:xfrm rot="0">
+                    <a:xfrm>
                       <a:off x="0" y="0"/>
                       <a:ext cx="122986" cy="168859"/>
                     </a:xfrm>
@@ -4078,7 +3981,7 @@
       </w:r>
       <w:r>
         <w:rPr>
-          <w:rFonts w:ascii="SimSun" w:eastAsia="SimSun" w:hAnsi="SimSun" w:cs="SimSun"/>
+          <w:rFonts w:ascii="宋体" w:hAnsi="宋体" w:eastAsia="宋体" w:cs="宋体"/>
           <w:spacing w:val="107"/>
           <w:sz w:val="24"/>
           <w:szCs w:val="24"/>
@@ -4087,7 +3990,7 @@
       </w:r>
       <w:r>
         <w:rPr>
-          <w:rFonts w:ascii="SimSun" w:eastAsia="SimSun" w:hAnsi="SimSun" w:cs="SimSun"/>
+          <w:rFonts w:ascii="宋体" w:hAnsi="宋体" w:eastAsia="宋体" w:cs="宋体"/>
           <w:spacing w:val="-5"/>
           <w:sz w:val="24"/>
           <w:szCs w:val="24"/>
@@ -4096,7 +3999,7 @@
       </w:r>
       <w:r>
         <w:rPr>
-          <w:rFonts w:ascii="Calibri" w:eastAsia="Calibri" w:hAnsi="Calibri" w:cs="Calibri"/>
+          <w:rFonts w:ascii="Calibri" w:hAnsi="Calibri" w:eastAsia="Calibri" w:cs="Calibri"/>
           <w:spacing w:val="-5"/>
           <w:sz w:val="24"/>
           <w:szCs w:val="24"/>
@@ -4105,7 +4008,7 @@
       </w:r>
       <w:r>
         <w:rPr>
-          <w:rFonts w:ascii="SimSun" w:eastAsia="SimSun" w:hAnsi="SimSun" w:cs="SimSun"/>
+          <w:rFonts w:ascii="宋体" w:hAnsi="宋体" w:eastAsia="宋体" w:cs="宋体"/>
           <w:spacing w:val="-5"/>
           <w:sz w:val="24"/>
           <w:szCs w:val="24"/>
@@ -4114,7 +4017,7 @@
       </w:r>
       <w:r>
         <w:rPr>
-          <w:rFonts w:ascii="Calibri" w:eastAsia="Calibri" w:hAnsi="Calibri" w:cs="Calibri"/>
+          <w:rFonts w:ascii="Calibri" w:hAnsi="Calibri" w:eastAsia="Calibri" w:cs="Calibri"/>
           <w:spacing w:val="-5"/>
           <w:sz w:val="24"/>
           <w:szCs w:val="24"/>
@@ -4123,7 +4026,7 @@
       </w:r>
       <w:r>
         <w:rPr>
-          <w:rFonts w:ascii="Calibri" w:eastAsia="Calibri" w:hAnsi="Calibri" w:cs="Calibri"/>
+          <w:rFonts w:ascii="Calibri" w:hAnsi="Calibri" w:eastAsia="Calibri" w:cs="Calibri"/>
           <w:spacing w:val="18"/>
           <w:sz w:val="24"/>
           <w:szCs w:val="24"/>
@@ -4132,7 +4035,7 @@
       </w:r>
       <w:r>
         <w:rPr>
-          <w:rFonts w:ascii="SimSun" w:eastAsia="SimSun" w:hAnsi="SimSun" w:cs="SimSun"/>
+          <w:rFonts w:ascii="宋体" w:hAnsi="宋体" w:eastAsia="宋体" w:cs="宋体"/>
           <w:spacing w:val="-5"/>
           <w:sz w:val="24"/>
           <w:szCs w:val="24"/>
@@ -4141,7 +4044,7 @@
       </w:r>
       <w:r>
         <w:rPr>
-          <w:rFonts w:ascii="SimSun" w:eastAsia="SimSun" w:hAnsi="SimSun" w:cs="SimSun"/>
+          <w:rFonts w:ascii="宋体" w:hAnsi="宋体" w:eastAsia="宋体" w:cs="宋体"/>
           <w:spacing w:val="-45"/>
           <w:sz w:val="24"/>
           <w:szCs w:val="24"/>
@@ -4150,7 +4053,7 @@
       </w:r>
       <w:r>
         <w:rPr>
-          <w:rFonts w:ascii="Calibri" w:eastAsia="Calibri" w:hAnsi="Calibri" w:cs="Calibri"/>
+          <w:rFonts w:ascii="Calibri" w:hAnsi="Calibri" w:eastAsia="Calibri" w:cs="Calibri"/>
           <w:spacing w:val="-5"/>
           <w:sz w:val="24"/>
           <w:szCs w:val="24"/>
@@ -4159,7 +4062,7 @@
       </w:r>
       <w:r>
         <w:rPr>
-          <w:rFonts w:ascii="SimSun" w:eastAsia="SimSun" w:hAnsi="SimSun" w:cs="SimSun"/>
+          <w:rFonts w:ascii="宋体" w:hAnsi="宋体" w:eastAsia="宋体" w:cs="宋体"/>
           <w:spacing w:val="-6"/>
           <w:sz w:val="24"/>
           <w:szCs w:val="24"/>
@@ -4168,7 +4071,7 @@
       </w:r>
       <w:r>
         <w:rPr>
-          <w:rFonts w:ascii="Calibri" w:eastAsia="Calibri" w:hAnsi="Calibri" w:cs="Calibri"/>
+          <w:rFonts w:ascii="Calibri" w:hAnsi="Calibri" w:eastAsia="Calibri" w:cs="Calibri"/>
           <w:spacing w:val="-6"/>
           <w:sz w:val="24"/>
           <w:szCs w:val="24"/>
@@ -4177,7 +4080,7 @@
       </w:r>
       <w:r>
         <w:rPr>
-          <w:rFonts w:ascii="SimSun" w:eastAsia="SimSun" w:hAnsi="SimSun" w:cs="SimSun"/>
+          <w:rFonts w:ascii="宋体" w:hAnsi="宋体" w:eastAsia="宋体" w:cs="宋体"/>
           <w:spacing w:val="-6"/>
           <w:sz w:val="24"/>
           <w:szCs w:val="24"/>
@@ -4190,21 +4093,21 @@
         <w:spacing w:before="177" w:line="220" w:lineRule="auto"/>
         <w:ind w:left="760"/>
         <w:rPr>
-          <w:rFonts w:ascii="SimSun" w:eastAsia="SimSun" w:hAnsi="SimSun" w:cs="SimSun"/>
-          <w:sz w:val="24"/>
-          <w:szCs w:val="24"/>
-        </w:rPr>
-      </w:pPr>
-      <w:r>
-        <w:rPr>
-          <w:rFonts w:ascii="SimSun" w:eastAsia="SimSun" w:hAnsi="SimSun" w:cs="SimSun"/>
+          <w:rFonts w:ascii="宋体" w:hAnsi="宋体" w:eastAsia="宋体" w:cs="宋体"/>
+          <w:sz w:val="24"/>
+          <w:szCs w:val="24"/>
+        </w:rPr>
+      </w:pPr>
+      <w:r>
+        <w:rPr>
+          <w:rFonts w:ascii="宋体" w:hAnsi="宋体" w:eastAsia="宋体" w:cs="宋体"/>
           <w:position w:val="-5"/>
           <w:sz w:val="24"/>
           <w:szCs w:val="24"/>
         </w:rPr>
         <w:drawing>
           <wp:inline distT="0" distB="0" distL="0" distR="0">
-            <wp:extent cx="122986" cy="168859"/>
+            <wp:extent cx="122555" cy="168275"/>
             <wp:effectExtent l="0" t="0" r="0" b="0"/>
             <wp:docPr id="26" name="IM 26"/>
             <wp:cNvGraphicFramePr/>
@@ -4216,13 +4119,13 @@
                     <pic:cNvPicPr/>
                   </pic:nvPicPr>
                   <pic:blipFill>
-                    <a:blip xmlns:r="http://schemas.openxmlformats.org/officeDocument/2006/relationships" r:embed="rId11"/>
+                    <a:blip r:embed="rId14"/>
                     <a:stretch>
                       <a:fillRect/>
                     </a:stretch>
                   </pic:blipFill>
                   <pic:spPr>
-                    <a:xfrm rot="0">
+                    <a:xfrm>
                       <a:off x="0" y="0"/>
                       <a:ext cx="122986" cy="168859"/>
                     </a:xfrm>
@@ -4238,7 +4141,7 @@
       </w:r>
       <w:r>
         <w:rPr>
-          <w:rFonts w:ascii="SimSun" w:eastAsia="SimSun" w:hAnsi="SimSun" w:cs="SimSun"/>
+          <w:rFonts w:ascii="宋体" w:hAnsi="宋体" w:eastAsia="宋体" w:cs="宋体"/>
           <w:spacing w:val="101"/>
           <w:sz w:val="24"/>
           <w:szCs w:val="24"/>
@@ -4247,7 +4150,7 @@
       </w:r>
       <w:r>
         <w:rPr>
-          <w:rFonts w:ascii="SimSun" w:eastAsia="SimSun" w:hAnsi="SimSun" w:cs="SimSun"/>
+          <w:rFonts w:ascii="宋体" w:hAnsi="宋体" w:eastAsia="宋体" w:cs="宋体"/>
           <w:spacing w:val="-1"/>
           <w:sz w:val="24"/>
           <w:szCs w:val="24"/>
@@ -4260,21 +4163,21 @@
         <w:spacing w:before="185" w:line="227" w:lineRule="auto"/>
         <w:ind w:left="760"/>
         <w:rPr>
-          <w:rFonts w:ascii="SimSun" w:eastAsia="SimSun" w:hAnsi="SimSun" w:cs="SimSun"/>
-          <w:sz w:val="24"/>
-          <w:szCs w:val="24"/>
-        </w:rPr>
-      </w:pPr>
-      <w:r>
-        <w:rPr>
-          <w:rFonts w:ascii="SimSun" w:eastAsia="SimSun" w:hAnsi="SimSun" w:cs="SimSun"/>
+          <w:rFonts w:ascii="宋体" w:hAnsi="宋体" w:eastAsia="宋体" w:cs="宋体"/>
+          <w:sz w:val="24"/>
+          <w:szCs w:val="24"/>
+        </w:rPr>
+      </w:pPr>
+      <w:r>
+        <w:rPr>
+          <w:rFonts w:ascii="宋体" w:hAnsi="宋体" w:eastAsia="宋体" w:cs="宋体"/>
           <w:position w:val="-4"/>
           <w:sz w:val="24"/>
           <w:szCs w:val="24"/>
         </w:rPr>
         <w:drawing>
           <wp:inline distT="0" distB="0" distL="0" distR="0">
-            <wp:extent cx="122986" cy="168859"/>
+            <wp:extent cx="122555" cy="168275"/>
             <wp:effectExtent l="0" t="0" r="0" b="0"/>
             <wp:docPr id="28" name="IM 28"/>
             <wp:cNvGraphicFramePr/>
@@ -4286,13 +4189,13 @@
                     <pic:cNvPicPr/>
                   </pic:nvPicPr>
                   <pic:blipFill>
-                    <a:blip xmlns:r="http://schemas.openxmlformats.org/officeDocument/2006/relationships" r:embed="rId8"/>
+                    <a:blip r:embed="rId12"/>
                     <a:stretch>
                       <a:fillRect/>
                     </a:stretch>
                   </pic:blipFill>
                   <pic:spPr>
-                    <a:xfrm rot="0">
+                    <a:xfrm>
                       <a:off x="0" y="0"/>
                       <a:ext cx="122986" cy="168859"/>
                     </a:xfrm>
@@ -4308,7 +4211,7 @@
       </w:r>
       <w:r>
         <w:rPr>
-          <w:rFonts w:ascii="SimSun" w:eastAsia="SimSun" w:hAnsi="SimSun" w:cs="SimSun"/>
+          <w:rFonts w:ascii="宋体" w:hAnsi="宋体" w:eastAsia="宋体" w:cs="宋体"/>
           <w:spacing w:val="100"/>
           <w:sz w:val="24"/>
           <w:szCs w:val="24"/>
@@ -4317,7 +4220,7 @@
       </w:r>
       <w:r>
         <w:rPr>
-          <w:rFonts w:ascii="SimSun" w:eastAsia="SimSun" w:hAnsi="SimSun" w:cs="SimSun"/>
+          <w:rFonts w:ascii="宋体" w:hAnsi="宋体" w:eastAsia="宋体" w:cs="宋体"/>
           <w:spacing w:val="-3"/>
           <w:sz w:val="24"/>
           <w:szCs w:val="24"/>
@@ -4330,14 +4233,14 @@
         <w:spacing w:before="134" w:line="220" w:lineRule="auto"/>
         <w:ind w:left="1117"/>
         <w:rPr>
-          <w:rFonts w:ascii="SimSun" w:eastAsia="SimSun" w:hAnsi="SimSun" w:cs="SimSun"/>
-          <w:sz w:val="24"/>
-          <w:szCs w:val="24"/>
-        </w:rPr>
-      </w:pPr>
-      <w:r>
-        <w:rPr>
-          <w:rFonts w:ascii="Courier New" w:eastAsia="Courier New" w:hAnsi="Courier New" w:cs="Courier New"/>
+          <w:rFonts w:ascii="宋体" w:hAnsi="宋体" w:eastAsia="宋体" w:cs="宋体"/>
+          <w:sz w:val="24"/>
+          <w:szCs w:val="24"/>
+        </w:rPr>
+      </w:pPr>
+      <w:r>
+        <w:rPr>
+          <w:rFonts w:ascii="Courier New" w:hAnsi="Courier New" w:eastAsia="Courier New" w:cs="Courier New"/>
           <w:spacing w:val="-3"/>
           <w:sz w:val="24"/>
           <w:szCs w:val="24"/>
@@ -4346,7 +4249,7 @@
       </w:r>
       <w:r>
         <w:rPr>
-          <w:rFonts w:ascii="Courier New" w:eastAsia="Courier New" w:hAnsi="Courier New" w:cs="Courier New"/>
+          <w:rFonts w:ascii="Courier New" w:hAnsi="Courier New" w:eastAsia="Courier New" w:cs="Courier New"/>
           <w:spacing w:val="102"/>
           <w:sz w:val="24"/>
           <w:szCs w:val="24"/>
@@ -4355,7 +4258,7 @@
       </w:r>
       <w:r>
         <w:rPr>
-          <w:rFonts w:ascii="SimSun" w:eastAsia="SimSun" w:hAnsi="SimSun" w:cs="SimSun"/>
+          <w:rFonts w:ascii="宋体" w:hAnsi="宋体" w:eastAsia="宋体" w:cs="宋体"/>
           <w:spacing w:val="-3"/>
           <w:sz w:val="24"/>
           <w:szCs w:val="24"/>
@@ -4368,14 +4271,14 @@
         <w:spacing w:before="69" w:line="220" w:lineRule="auto"/>
         <w:ind w:left="1117"/>
         <w:rPr>
-          <w:rFonts w:ascii="SimSun" w:eastAsia="SimSun" w:hAnsi="SimSun" w:cs="SimSun"/>
-          <w:sz w:val="24"/>
-          <w:szCs w:val="24"/>
-        </w:rPr>
-      </w:pPr>
-      <w:r>
-        <w:rPr>
-          <w:rFonts w:ascii="Courier New" w:eastAsia="Courier New" w:hAnsi="Courier New" w:cs="Courier New"/>
+          <w:rFonts w:ascii="宋体" w:hAnsi="宋体" w:eastAsia="宋体" w:cs="宋体"/>
+          <w:sz w:val="24"/>
+          <w:szCs w:val="24"/>
+        </w:rPr>
+      </w:pPr>
+      <w:r>
+        <w:rPr>
+          <w:rFonts w:ascii="Courier New" w:hAnsi="Courier New" w:eastAsia="Courier New" w:cs="Courier New"/>
           <w:spacing w:val="-2"/>
           <w:sz w:val="24"/>
           <w:szCs w:val="24"/>
@@ -4384,7 +4287,7 @@
       </w:r>
       <w:r>
         <w:rPr>
-          <w:rFonts w:ascii="Courier New" w:eastAsia="Courier New" w:hAnsi="Courier New" w:cs="Courier New"/>
+          <w:rFonts w:ascii="Courier New" w:hAnsi="Courier New" w:eastAsia="Courier New" w:cs="Courier New"/>
           <w:spacing w:val="84"/>
           <w:sz w:val="24"/>
           <w:szCs w:val="24"/>
@@ -4393,7 +4296,7 @@
       </w:r>
       <w:r>
         <w:rPr>
-          <w:rFonts w:ascii="SimSun" w:eastAsia="SimSun" w:hAnsi="SimSun" w:cs="SimSun"/>
+          <w:rFonts w:ascii="宋体" w:hAnsi="宋体" w:eastAsia="宋体" w:cs="宋体"/>
           <w:spacing w:val="-2"/>
           <w:sz w:val="24"/>
           <w:szCs w:val="24"/>
@@ -4406,14 +4309,14 @@
         <w:spacing w:before="113" w:line="239" w:lineRule="auto"/>
         <w:ind w:left="520"/>
         <w:rPr>
-          <w:rFonts w:ascii="SimSun" w:eastAsia="SimSun" w:hAnsi="SimSun" w:cs="SimSun"/>
-          <w:sz w:val="24"/>
-          <w:szCs w:val="24"/>
-        </w:rPr>
-      </w:pPr>
-      <w:r>
-        <w:rPr>
-          <w:rFonts w:ascii="Wingdings" w:eastAsia="Wingdings" w:hAnsi="Wingdings" w:cs="Wingdings"/>
+          <w:rFonts w:ascii="宋体" w:hAnsi="宋体" w:eastAsia="宋体" w:cs="宋体"/>
+          <w:sz w:val="24"/>
+          <w:szCs w:val="24"/>
+        </w:rPr>
+      </w:pPr>
+      <w:r>
+        <w:rPr>
+          <w:rFonts w:ascii="Wingdings" w:hAnsi="Wingdings" w:eastAsia="Wingdings" w:cs="Wingdings"/>
           <w:spacing w:val="-8"/>
           <w:sz w:val="24"/>
           <w:szCs w:val="24"/>
@@ -4422,7 +4325,7 @@
       </w:r>
       <w:r>
         <w:rPr>
-          <w:rFonts w:ascii="Wingdings" w:eastAsia="Wingdings" w:hAnsi="Wingdings" w:cs="Wingdings"/>
+          <w:rFonts w:ascii="Wingdings" w:hAnsi="Wingdings" w:eastAsia="Wingdings" w:cs="Wingdings"/>
           <w:spacing w:val="-41"/>
           <w:sz w:val="24"/>
           <w:szCs w:val="24"/>
@@ -4431,7 +4334,7 @@
       </w:r>
       <w:r>
         <w:rPr>
-          <w:rFonts w:ascii="SimSun" w:eastAsia="SimSun" w:hAnsi="SimSun" w:cs="SimSun"/>
+          <w:rFonts w:ascii="宋体" w:hAnsi="宋体" w:eastAsia="宋体" w:cs="宋体"/>
           <w:spacing w:val="-8"/>
           <w:sz w:val="24"/>
           <w:szCs w:val="24"/>
@@ -4444,21 +4347,21 @@
         <w:spacing w:before="160" w:line="227" w:lineRule="auto"/>
         <w:ind w:left="760"/>
         <w:rPr>
-          <w:rFonts w:ascii="SimSun" w:eastAsia="SimSun" w:hAnsi="SimSun" w:cs="SimSun"/>
-          <w:sz w:val="24"/>
-          <w:szCs w:val="24"/>
-        </w:rPr>
-      </w:pPr>
-      <w:r>
-        <w:rPr>
-          <w:rFonts w:ascii="SimSun" w:eastAsia="SimSun" w:hAnsi="SimSun" w:cs="SimSun"/>
+          <w:rFonts w:ascii="宋体" w:hAnsi="宋体" w:eastAsia="宋体" w:cs="宋体"/>
+          <w:sz w:val="24"/>
+          <w:szCs w:val="24"/>
+        </w:rPr>
+      </w:pPr>
+      <w:r>
+        <w:rPr>
+          <w:rFonts w:ascii="宋体" w:hAnsi="宋体" w:eastAsia="宋体" w:cs="宋体"/>
           <w:position w:val="-4"/>
           <w:sz w:val="24"/>
           <w:szCs w:val="24"/>
         </w:rPr>
         <w:drawing>
           <wp:inline distT="0" distB="0" distL="0" distR="0">
-            <wp:extent cx="122986" cy="168859"/>
+            <wp:extent cx="122555" cy="168275"/>
             <wp:effectExtent l="0" t="0" r="0" b="0"/>
             <wp:docPr id="30" name="IM 30"/>
             <wp:cNvGraphicFramePr/>
@@ -4470,13 +4373,13 @@
                     <pic:cNvPicPr/>
                   </pic:nvPicPr>
                   <pic:blipFill>
-                    <a:blip xmlns:r="http://schemas.openxmlformats.org/officeDocument/2006/relationships" r:embed="rId8"/>
+                    <a:blip r:embed="rId12"/>
                     <a:stretch>
                       <a:fillRect/>
                     </a:stretch>
                   </pic:blipFill>
                   <pic:spPr>
-                    <a:xfrm rot="0">
+                    <a:xfrm>
                       <a:off x="0" y="0"/>
                       <a:ext cx="122986" cy="168859"/>
                     </a:xfrm>
@@ -4492,7 +4395,7 @@
       </w:r>
       <w:r>
         <w:rPr>
-          <w:rFonts w:ascii="SimSun" w:eastAsia="SimSun" w:hAnsi="SimSun" w:cs="SimSun"/>
+          <w:rFonts w:ascii="宋体" w:hAnsi="宋体" w:eastAsia="宋体" w:cs="宋体"/>
           <w:spacing w:val="99"/>
           <w:sz w:val="24"/>
           <w:szCs w:val="24"/>
@@ -4501,7 +4404,7 @@
       </w:r>
       <w:r>
         <w:rPr>
-          <w:rFonts w:ascii="SimSun" w:eastAsia="SimSun" w:hAnsi="SimSun" w:cs="SimSun"/>
+          <w:rFonts w:ascii="宋体" w:hAnsi="宋体" w:eastAsia="宋体" w:cs="宋体"/>
           <w:spacing w:val="-2"/>
           <w:sz w:val="24"/>
           <w:szCs w:val="24"/>
@@ -4514,14 +4417,14 @@
         <w:spacing w:before="137" w:line="219" w:lineRule="auto"/>
         <w:ind w:left="1117"/>
         <w:rPr>
-          <w:rFonts w:ascii="SimSun" w:eastAsia="SimSun" w:hAnsi="SimSun" w:cs="SimSun"/>
-          <w:sz w:val="24"/>
-          <w:szCs w:val="24"/>
-        </w:rPr>
-      </w:pPr>
-      <w:r>
-        <w:rPr>
-          <w:rFonts w:ascii="Courier New" w:eastAsia="Courier New" w:hAnsi="Courier New" w:cs="Courier New"/>
+          <w:rFonts w:ascii="宋体" w:hAnsi="宋体" w:eastAsia="宋体" w:cs="宋体"/>
+          <w:sz w:val="24"/>
+          <w:szCs w:val="24"/>
+        </w:rPr>
+      </w:pPr>
+      <w:r>
+        <w:rPr>
+          <w:rFonts w:ascii="Courier New" w:hAnsi="Courier New" w:eastAsia="Courier New" w:cs="Courier New"/>
           <w:spacing w:val="-2"/>
           <w:sz w:val="24"/>
           <w:szCs w:val="24"/>
@@ -4530,7 +4433,7 @@
       </w:r>
       <w:r>
         <w:rPr>
-          <w:rFonts w:ascii="Courier New" w:eastAsia="Courier New" w:hAnsi="Courier New" w:cs="Courier New"/>
+          <w:rFonts w:ascii="Courier New" w:hAnsi="Courier New" w:eastAsia="Courier New" w:cs="Courier New"/>
           <w:spacing w:val="88"/>
           <w:sz w:val="24"/>
           <w:szCs w:val="24"/>
@@ -4539,7 +4442,7 @@
       </w:r>
       <w:r>
         <w:rPr>
-          <w:rFonts w:ascii="SimSun" w:eastAsia="SimSun" w:hAnsi="SimSun" w:cs="SimSun"/>
+          <w:rFonts w:ascii="宋体" w:hAnsi="宋体" w:eastAsia="宋体" w:cs="宋体"/>
           <w:spacing w:val="-2"/>
           <w:sz w:val="24"/>
           <w:szCs w:val="24"/>
@@ -4552,14 +4455,14 @@
         <w:spacing w:before="68" w:line="219" w:lineRule="auto"/>
         <w:ind w:left="1117"/>
         <w:rPr>
-          <w:rFonts w:ascii="SimSun" w:eastAsia="SimSun" w:hAnsi="SimSun" w:cs="SimSun"/>
-          <w:sz w:val="24"/>
-          <w:szCs w:val="24"/>
-        </w:rPr>
-      </w:pPr>
-      <w:r>
-        <w:rPr>
-          <w:rFonts w:ascii="Courier New" w:eastAsia="Courier New" w:hAnsi="Courier New" w:cs="Courier New"/>
+          <w:rFonts w:ascii="宋体" w:hAnsi="宋体" w:eastAsia="宋体" w:cs="宋体"/>
+          <w:sz w:val="24"/>
+          <w:szCs w:val="24"/>
+        </w:rPr>
+      </w:pPr>
+      <w:r>
+        <w:rPr>
+          <w:rFonts w:ascii="Courier New" w:hAnsi="Courier New" w:eastAsia="Courier New" w:cs="Courier New"/>
           <w:spacing w:val="-3"/>
           <w:sz w:val="24"/>
           <w:szCs w:val="24"/>
@@ -4568,7 +4471,7 @@
       </w:r>
       <w:r>
         <w:rPr>
-          <w:rFonts w:ascii="Courier New" w:eastAsia="Courier New" w:hAnsi="Courier New" w:cs="Courier New"/>
+          <w:rFonts w:ascii="Courier New" w:hAnsi="Courier New" w:eastAsia="Courier New" w:cs="Courier New"/>
           <w:spacing w:val="87"/>
           <w:sz w:val="24"/>
           <w:szCs w:val="24"/>
@@ -4577,7 +4480,7 @@
       </w:r>
       <w:r>
         <w:rPr>
-          <w:rFonts w:ascii="SimSun" w:eastAsia="SimSun" w:hAnsi="SimSun" w:cs="SimSun"/>
+          <w:rFonts w:ascii="宋体" w:hAnsi="宋体" w:eastAsia="宋体" w:cs="宋体"/>
           <w:spacing w:val="-3"/>
           <w:sz w:val="24"/>
           <w:szCs w:val="24"/>
@@ -4590,21 +4493,21 @@
         <w:spacing w:before="114" w:line="227" w:lineRule="auto"/>
         <w:ind w:left="760"/>
         <w:rPr>
-          <w:rFonts w:ascii="SimSun" w:eastAsia="SimSun" w:hAnsi="SimSun" w:cs="SimSun"/>
-          <w:sz w:val="24"/>
-          <w:szCs w:val="24"/>
-        </w:rPr>
-      </w:pPr>
-      <w:r>
-        <w:rPr>
-          <w:rFonts w:ascii="SimSun" w:eastAsia="SimSun" w:hAnsi="SimSun" w:cs="SimSun"/>
+          <w:rFonts w:ascii="宋体" w:hAnsi="宋体" w:eastAsia="宋体" w:cs="宋体"/>
+          <w:sz w:val="24"/>
+          <w:szCs w:val="24"/>
+        </w:rPr>
+      </w:pPr>
+      <w:r>
+        <w:rPr>
+          <w:rFonts w:ascii="宋体" w:hAnsi="宋体" w:eastAsia="宋体" w:cs="宋体"/>
           <w:position w:val="-4"/>
           <w:sz w:val="24"/>
           <w:szCs w:val="24"/>
         </w:rPr>
         <w:drawing>
           <wp:inline distT="0" distB="0" distL="0" distR="0">
-            <wp:extent cx="122986" cy="168859"/>
+            <wp:extent cx="122555" cy="168275"/>
             <wp:effectExtent l="0" t="0" r="0" b="0"/>
             <wp:docPr id="32" name="IM 32"/>
             <wp:cNvGraphicFramePr/>
@@ -4616,13 +4519,13 @@
                     <pic:cNvPicPr/>
                   </pic:nvPicPr>
                   <pic:blipFill>
-                    <a:blip xmlns:r="http://schemas.openxmlformats.org/officeDocument/2006/relationships" r:embed="rId10"/>
+                    <a:blip r:embed="rId13"/>
                     <a:stretch>
                       <a:fillRect/>
                     </a:stretch>
                   </pic:blipFill>
                   <pic:spPr>
-                    <a:xfrm rot="0">
+                    <a:xfrm>
                       <a:off x="0" y="0"/>
                       <a:ext cx="122986" cy="168859"/>
                     </a:xfrm>
@@ -4638,7 +4541,7 @@
       </w:r>
       <w:r>
         <w:rPr>
-          <w:rFonts w:ascii="SimSun" w:eastAsia="SimSun" w:hAnsi="SimSun" w:cs="SimSun"/>
+          <w:rFonts w:ascii="宋体" w:hAnsi="宋体" w:eastAsia="宋体" w:cs="宋体"/>
           <w:spacing w:val="107"/>
           <w:sz w:val="24"/>
           <w:szCs w:val="24"/>
@@ -4647,7 +4550,7 @@
       </w:r>
       <w:r>
         <w:rPr>
-          <w:rFonts w:ascii="SimSun" w:eastAsia="SimSun" w:hAnsi="SimSun" w:cs="SimSun"/>
+          <w:rFonts w:ascii="宋体" w:hAnsi="宋体" w:eastAsia="宋体" w:cs="宋体"/>
           <w:spacing w:val="-4"/>
           <w:sz w:val="24"/>
           <w:szCs w:val="24"/>
@@ -4656,7 +4559,7 @@
       </w:r>
       <w:r>
         <w:rPr>
-          <w:rFonts w:ascii="Calibri" w:eastAsia="Calibri" w:hAnsi="Calibri" w:cs="Calibri"/>
+          <w:rFonts w:ascii="Calibri" w:hAnsi="Calibri" w:eastAsia="Calibri" w:cs="Calibri"/>
           <w:spacing w:val="-4"/>
           <w:sz w:val="24"/>
           <w:szCs w:val="24"/>
@@ -4665,7 +4568,7 @@
       </w:r>
       <w:r>
         <w:rPr>
-          <w:rFonts w:ascii="SimSun" w:eastAsia="SimSun" w:hAnsi="SimSun" w:cs="SimSun"/>
+          <w:rFonts w:ascii="宋体" w:hAnsi="宋体" w:eastAsia="宋体" w:cs="宋体"/>
           <w:spacing w:val="-4"/>
           <w:sz w:val="24"/>
           <w:szCs w:val="24"/>
@@ -4674,7 +4577,7 @@
       </w:r>
       <w:r>
         <w:rPr>
-          <w:rFonts w:ascii="Calibri" w:eastAsia="Calibri" w:hAnsi="Calibri" w:cs="Calibri"/>
+          <w:rFonts w:ascii="Calibri" w:hAnsi="Calibri" w:eastAsia="Calibri" w:cs="Calibri"/>
           <w:spacing w:val="-4"/>
           <w:sz w:val="24"/>
           <w:szCs w:val="24"/>
@@ -4683,7 +4586,7 @@
       </w:r>
       <w:r>
         <w:rPr>
-          <w:rFonts w:ascii="Calibri" w:eastAsia="Calibri" w:hAnsi="Calibri" w:cs="Calibri"/>
+          <w:rFonts w:ascii="Calibri" w:hAnsi="Calibri" w:eastAsia="Calibri" w:cs="Calibri"/>
           <w:spacing w:val="15"/>
           <w:w w:val="101"/>
           <w:sz w:val="24"/>
@@ -4693,7 +4596,7 @@
       </w:r>
       <w:r>
         <w:rPr>
-          <w:rFonts w:ascii="SimSun" w:eastAsia="SimSun" w:hAnsi="SimSun" w:cs="SimSun"/>
+          <w:rFonts w:ascii="宋体" w:hAnsi="宋体" w:eastAsia="宋体" w:cs="宋体"/>
           <w:spacing w:val="-5"/>
           <w:sz w:val="24"/>
           <w:szCs w:val="24"/>
@@ -4702,7 +4605,7 @@
       </w:r>
       <w:r>
         <w:rPr>
-          <w:rFonts w:ascii="SimSun" w:eastAsia="SimSun" w:hAnsi="SimSun" w:cs="SimSun"/>
+          <w:rFonts w:ascii="宋体" w:hAnsi="宋体" w:eastAsia="宋体" w:cs="宋体"/>
           <w:spacing w:val="-42"/>
           <w:sz w:val="24"/>
           <w:szCs w:val="24"/>
@@ -4711,7 +4614,7 @@
       </w:r>
       <w:r>
         <w:rPr>
-          <w:rFonts w:ascii="Calibri" w:eastAsia="Calibri" w:hAnsi="Calibri" w:cs="Calibri"/>
+          <w:rFonts w:ascii="Calibri" w:hAnsi="Calibri" w:eastAsia="Calibri" w:cs="Calibri"/>
           <w:spacing w:val="-5"/>
           <w:sz w:val="24"/>
           <w:szCs w:val="24"/>
@@ -4720,7 +4623,7 @@
       </w:r>
       <w:r>
         <w:rPr>
-          <w:rFonts w:ascii="SimSun" w:eastAsia="SimSun" w:hAnsi="SimSun" w:cs="SimSun"/>
+          <w:rFonts w:ascii="宋体" w:hAnsi="宋体" w:eastAsia="宋体" w:cs="宋体"/>
           <w:spacing w:val="-5"/>
           <w:sz w:val="24"/>
           <w:szCs w:val="24"/>
@@ -4729,7 +4632,7 @@
       </w:r>
       <w:r>
         <w:rPr>
-          <w:rFonts w:ascii="Calibri" w:eastAsia="Calibri" w:hAnsi="Calibri" w:cs="Calibri"/>
+          <w:rFonts w:ascii="Calibri" w:hAnsi="Calibri" w:eastAsia="Calibri" w:cs="Calibri"/>
           <w:spacing w:val="-5"/>
           <w:sz w:val="24"/>
           <w:szCs w:val="24"/>
@@ -4738,7 +4641,7 @@
       </w:r>
       <w:r>
         <w:rPr>
-          <w:rFonts w:ascii="SimSun" w:eastAsia="SimSun" w:hAnsi="SimSun" w:cs="SimSun"/>
+          <w:rFonts w:ascii="宋体" w:hAnsi="宋体" w:eastAsia="宋体" w:cs="宋体"/>
           <w:spacing w:val="-5"/>
           <w:sz w:val="24"/>
           <w:szCs w:val="24"/>
@@ -4751,21 +4654,21 @@
         <w:spacing w:before="178" w:line="227" w:lineRule="auto"/>
         <w:ind w:left="760"/>
         <w:rPr>
-          <w:rFonts w:ascii="SimSun" w:eastAsia="SimSun" w:hAnsi="SimSun" w:cs="SimSun"/>
-          <w:sz w:val="24"/>
-          <w:szCs w:val="24"/>
-        </w:rPr>
-      </w:pPr>
-      <w:r>
-        <w:rPr>
-          <w:rFonts w:ascii="SimSun" w:eastAsia="SimSun" w:hAnsi="SimSun" w:cs="SimSun"/>
+          <w:rFonts w:ascii="宋体" w:hAnsi="宋体" w:eastAsia="宋体" w:cs="宋体"/>
+          <w:sz w:val="24"/>
+          <w:szCs w:val="24"/>
+        </w:rPr>
+      </w:pPr>
+      <w:r>
+        <w:rPr>
+          <w:rFonts w:ascii="宋体" w:hAnsi="宋体" w:eastAsia="宋体" w:cs="宋体"/>
           <w:position w:val="-4"/>
           <w:sz w:val="24"/>
           <w:szCs w:val="24"/>
         </w:rPr>
         <w:drawing>
           <wp:inline distT="0" distB="0" distL="0" distR="0">
-            <wp:extent cx="122986" cy="168859"/>
+            <wp:extent cx="122555" cy="168275"/>
             <wp:effectExtent l="0" t="0" r="0" b="0"/>
             <wp:docPr id="34" name="IM 34"/>
             <wp:cNvGraphicFramePr/>
@@ -4777,13 +4680,13 @@
                     <pic:cNvPicPr/>
                   </pic:nvPicPr>
                   <pic:blipFill>
-                    <a:blip xmlns:r="http://schemas.openxmlformats.org/officeDocument/2006/relationships" r:embed="rId8"/>
+                    <a:blip r:embed="rId12"/>
                     <a:stretch>
                       <a:fillRect/>
                     </a:stretch>
                   </pic:blipFill>
                   <pic:spPr>
-                    <a:xfrm rot="0">
+                    <a:xfrm>
                       <a:off x="0" y="0"/>
                       <a:ext cx="122986" cy="168859"/>
                     </a:xfrm>
@@ -4799,7 +4702,7 @@
       </w:r>
       <w:r>
         <w:rPr>
-          <w:rFonts w:ascii="SimSun" w:eastAsia="SimSun" w:hAnsi="SimSun" w:cs="SimSun"/>
+          <w:rFonts w:ascii="宋体" w:hAnsi="宋体" w:eastAsia="宋体" w:cs="宋体"/>
           <w:spacing w:val="101"/>
           <w:sz w:val="24"/>
           <w:szCs w:val="24"/>
@@ -4808,7 +4711,7 @@
       </w:r>
       <w:r>
         <w:rPr>
-          <w:rFonts w:ascii="SimSun" w:eastAsia="SimSun" w:hAnsi="SimSun" w:cs="SimSun"/>
+          <w:rFonts w:ascii="宋体" w:hAnsi="宋体" w:eastAsia="宋体" w:cs="宋体"/>
           <w:spacing w:val="-1"/>
           <w:sz w:val="24"/>
           <w:szCs w:val="24"/>
@@ -4821,21 +4724,21 @@
         <w:spacing w:before="177" w:line="220" w:lineRule="auto"/>
         <w:ind w:left="760"/>
         <w:rPr>
-          <w:rFonts w:ascii="SimSun" w:eastAsia="SimSun" w:hAnsi="SimSun" w:cs="SimSun"/>
-          <w:sz w:val="24"/>
-          <w:szCs w:val="24"/>
-        </w:rPr>
-      </w:pPr>
-      <w:r>
-        <w:rPr>
-          <w:rFonts w:ascii="SimSun" w:eastAsia="SimSun" w:hAnsi="SimSun" w:cs="SimSun"/>
+          <w:rFonts w:ascii="宋体" w:hAnsi="宋体" w:eastAsia="宋体" w:cs="宋体"/>
+          <w:sz w:val="24"/>
+          <w:szCs w:val="24"/>
+        </w:rPr>
+      </w:pPr>
+      <w:r>
+        <w:rPr>
+          <w:rFonts w:ascii="宋体" w:hAnsi="宋体" w:eastAsia="宋体" w:cs="宋体"/>
           <w:position w:val="-5"/>
           <w:sz w:val="24"/>
           <w:szCs w:val="24"/>
         </w:rPr>
         <w:drawing>
           <wp:inline distT="0" distB="0" distL="0" distR="0">
-            <wp:extent cx="122986" cy="168859"/>
+            <wp:extent cx="122555" cy="168275"/>
             <wp:effectExtent l="0" t="0" r="0" b="0"/>
             <wp:docPr id="36" name="IM 36"/>
             <wp:cNvGraphicFramePr/>
@@ -4847,13 +4750,13 @@
                     <pic:cNvPicPr/>
                   </pic:nvPicPr>
                   <pic:blipFill>
-                    <a:blip xmlns:r="http://schemas.openxmlformats.org/officeDocument/2006/relationships" r:embed="rId10"/>
+                    <a:blip r:embed="rId13"/>
                     <a:stretch>
                       <a:fillRect/>
                     </a:stretch>
                   </pic:blipFill>
                   <pic:spPr>
-                    <a:xfrm rot="0">
+                    <a:xfrm>
                       <a:off x="0" y="0"/>
                       <a:ext cx="122986" cy="168859"/>
                     </a:xfrm>
@@ -4869,7 +4772,7 @@
       </w:r>
       <w:r>
         <w:rPr>
-          <w:rFonts w:ascii="SimSun" w:eastAsia="SimSun" w:hAnsi="SimSun" w:cs="SimSun"/>
+          <w:rFonts w:ascii="宋体" w:hAnsi="宋体" w:eastAsia="宋体" w:cs="宋体"/>
           <w:spacing w:val="100"/>
           <w:sz w:val="24"/>
           <w:szCs w:val="24"/>
@@ -4878,7 +4781,7 @@
       </w:r>
       <w:r>
         <w:rPr>
-          <w:rFonts w:ascii="SimSun" w:eastAsia="SimSun" w:hAnsi="SimSun" w:cs="SimSun"/>
+          <w:rFonts w:ascii="宋体" w:hAnsi="宋体" w:eastAsia="宋体" w:cs="宋体"/>
           <w:spacing w:val="-3"/>
           <w:sz w:val="24"/>
           <w:szCs w:val="24"/>
@@ -4888,197 +4791,121 @@
     </w:p>
     <w:p>
       <w:pPr>
-        <w:spacing w:line="220" w:lineRule="auto"/>
-        <w:rPr>
-          <w:rFonts w:ascii="SimSun" w:eastAsia="SimSun" w:hAnsi="SimSun" w:cs="SimSun"/>
-          <w:sz w:val="24"/>
-          <w:szCs w:val="24"/>
-        </w:rPr>
-        <w:sectPr>
-          <w:footerReference w:type="default" r:id="rId12"/>
-          <w:pgSz w:w="11910" w:h="16840"/>
-          <w:pgMar w:top="904" w:right="1786" w:bottom="990" w:left="1779" w:header="0" w:footer="756" w:gutter="0"/>
-          <w:cols w:space="720"/>
-        </w:sectPr>
-      </w:pPr>
-    </w:p>
-    <w:p>
-      <w:pPr>
-        <w:spacing w:line="427" w:lineRule="exact"/>
-      </w:pPr>
-      <w:r>
-        <w:rPr>
-          <w:position w:val="-8"/>
+        <w:spacing w:before="68" w:line="219" w:lineRule="auto"/>
+        <w:ind w:left="1117"/>
+        <w:rPr>
+          <w:rFonts w:ascii="Courier New" w:hAnsi="Courier New" w:eastAsia="Courier New" w:cs="Courier New"/>
+          <w:spacing w:val="-3"/>
+          <w:sz w:val="24"/>
+          <w:szCs w:val="24"/>
+        </w:rPr>
+      </w:pPr>
+      <w:r>
+        <w:rPr>
+          <w:rFonts w:ascii="Courier New" w:hAnsi="Courier New" w:eastAsia="Courier New" w:cs="Courier New"/>
+          <w:spacing w:val="-3"/>
+          <w:sz w:val="24"/>
+          <w:szCs w:val="24"/>
+        </w:rPr>
+        <w:t>o 必须参加人员：项目组相关人员；</w:t>
+      </w:r>
+    </w:p>
+    <w:p>
+      <w:pPr>
+        <w:spacing w:before="179" w:line="220" w:lineRule="auto"/>
+        <w:ind w:left="1114"/>
+        <w:rPr>
+          <w:rFonts w:ascii="宋体" w:hAnsi="宋体" w:eastAsia="宋体" w:cs="宋体"/>
+          <w:sz w:val="24"/>
+          <w:szCs w:val="24"/>
+        </w:rPr>
+      </w:pPr>
+      <w:r>
+        <w:rPr>
+          <w:rFonts w:ascii="Courier New" w:hAnsi="Courier New" w:eastAsia="Courier New" w:cs="Courier New"/>
+          <w:spacing w:val="-2"/>
+          <w:sz w:val="24"/>
+          <w:szCs w:val="24"/>
+        </w:rPr>
+        <w:t>o</w:t>
+      </w:r>
+      <w:r>
+        <w:rPr>
+          <w:rFonts w:ascii="Courier New" w:hAnsi="Courier New" w:eastAsia="Courier New" w:cs="Courier New"/>
+          <w:spacing w:val="100"/>
+          <w:sz w:val="24"/>
+          <w:szCs w:val="24"/>
+        </w:rPr>
+        <w:t xml:space="preserve"> </w:t>
+      </w:r>
+      <w:r>
+        <w:rPr>
+          <w:rFonts w:ascii="宋体" w:hAnsi="宋体" w:eastAsia="宋体" w:cs="宋体"/>
+          <w:spacing w:val="-2"/>
+          <w:sz w:val="24"/>
+          <w:szCs w:val="24"/>
+        </w:rPr>
+        <w:t>邀请参加人员：需方相关人员、公司相关领导。</w:t>
+      </w:r>
+    </w:p>
+    <w:p>
+      <w:pPr>
+        <w:spacing w:before="167" w:line="239" w:lineRule="auto"/>
+        <w:ind w:left="520"/>
+        <w:rPr>
+          <w:rFonts w:ascii="宋体" w:hAnsi="宋体" w:eastAsia="宋体" w:cs="宋体"/>
+          <w:sz w:val="24"/>
+          <w:szCs w:val="24"/>
+        </w:rPr>
+      </w:pPr>
+      <w:r>
+        <w:rPr>
+          <w:rFonts w:ascii="Wingdings" w:hAnsi="Wingdings" w:eastAsia="Wingdings" w:cs="Wingdings"/>
+          <w:spacing w:val="-5"/>
+          <w:sz w:val="24"/>
+          <w:szCs w:val="24"/>
+        </w:rPr>
+        <w:t>n</w:t>
+      </w:r>
+      <w:r>
+        <w:rPr>
+          <w:rFonts w:ascii="Wingdings" w:hAnsi="Wingdings" w:eastAsia="Wingdings" w:cs="Wingdings"/>
+          <w:spacing w:val="-41"/>
+          <w:sz w:val="24"/>
+          <w:szCs w:val="24"/>
+        </w:rPr>
+        <w:t xml:space="preserve"> </w:t>
+      </w:r>
+      <w:r>
+        <w:rPr>
+          <w:rFonts w:ascii="宋体" w:hAnsi="宋体" w:eastAsia="宋体" w:cs="宋体"/>
+          <w:spacing w:val="-5"/>
+          <w:sz w:val="24"/>
+          <w:szCs w:val="24"/>
+        </w:rPr>
+        <w:t>项目里程碑会议</w:t>
+      </w:r>
+    </w:p>
+    <w:p>
+      <w:pPr>
+        <w:spacing w:before="163" w:line="220" w:lineRule="auto"/>
+        <w:ind w:left="760"/>
+        <w:rPr>
+          <w:rFonts w:ascii="宋体" w:hAnsi="宋体" w:eastAsia="宋体" w:cs="宋体"/>
+          <w:sz w:val="24"/>
+          <w:szCs w:val="24"/>
+        </w:rPr>
+      </w:pPr>
+      <w:r>
+        <w:rPr>
+          <w:rFonts w:ascii="宋体" w:hAnsi="宋体" w:eastAsia="宋体" w:cs="宋体"/>
+          <w:position w:val="-5"/>
+          <w:sz w:val="24"/>
+          <w:szCs w:val="24"/>
         </w:rPr>
         <w:drawing>
           <wp:inline distT="0" distB="0" distL="0" distR="0">
-            <wp:extent cx="696350" cy="271753"/>
-            <wp:effectExtent l="0" t="0" r="0" b="0"/>
-            <wp:docPr id="38" name="IM 38"/>
-            <wp:cNvGraphicFramePr/>
-            <a:graphic xmlns:a="http://schemas.openxmlformats.org/drawingml/2006/main">
-              <a:graphicData uri="http://schemas.openxmlformats.org/drawingml/2006/picture">
-                <pic:pic xmlns:pic="http://schemas.openxmlformats.org/drawingml/2006/picture">
-                  <pic:nvPicPr>
-                    <pic:cNvPr id="38" name="IM 38"/>
-                    <pic:cNvPicPr/>
-                  </pic:nvPicPr>
-                  <pic:blipFill>
-                    <a:blip xmlns:r="http://schemas.openxmlformats.org/officeDocument/2006/relationships" r:embed="rId4"/>
-                    <a:stretch>
-                      <a:fillRect/>
-                    </a:stretch>
-                  </pic:blipFill>
-                  <pic:spPr>
-                    <a:xfrm rot="0">
-                      <a:off x="0" y="0"/>
-                      <a:ext cx="696350" cy="271753"/>
-                    </a:xfrm>
-                    <a:prstGeom prst="rect">
-                      <a:avLst/>
-                    </a:prstGeom>
-                  </pic:spPr>
-                </pic:pic>
-              </a:graphicData>
-            </a:graphic>
-          </wp:inline>
-        </w:drawing>
-      </w:r>
-    </w:p>
-    <w:p>
-      <w:pPr>
-        <w:spacing w:before="206" w:line="220" w:lineRule="auto"/>
-        <w:ind w:left="2588"/>
-        <w:rPr>
-          <w:rFonts w:ascii="SimSun" w:eastAsia="SimSun" w:hAnsi="SimSun" w:cs="SimSun"/>
-          <w:sz w:val="24"/>
-          <w:szCs w:val="24"/>
-        </w:rPr>
-      </w:pPr>
-      <w:r>
-        <w:rPr>
-          <w:rFonts w:ascii="Courier New" w:eastAsia="Courier New" w:hAnsi="Courier New" w:cs="Courier New"/>
-          <w:spacing w:val="-3"/>
-          <w:sz w:val="24"/>
-          <w:szCs w:val="24"/>
-        </w:rPr>
-        <w:t>o</w:t>
-      </w:r>
-      <w:r>
-        <w:rPr>
-          <w:rFonts w:ascii="Courier New" w:eastAsia="Courier New" w:hAnsi="Courier New" w:cs="Courier New"/>
-          <w:spacing w:val="104"/>
-          <w:sz w:val="24"/>
-          <w:szCs w:val="24"/>
-        </w:rPr>
-        <w:t xml:space="preserve"> </w:t>
-      </w:r>
-      <w:r>
-        <w:rPr>
-          <w:rFonts w:ascii="SimSun" w:eastAsia="SimSun" w:hAnsi="SimSun" w:cs="SimSun"/>
-          <w:spacing w:val="-3"/>
-          <w:sz w:val="24"/>
-          <w:szCs w:val="24"/>
-        </w:rPr>
-        <w:t>必须参加人员：项目组相关人员；</w:t>
-      </w:r>
-    </w:p>
-    <w:p>
-      <w:pPr>
-        <w:spacing w:before="179" w:line="220" w:lineRule="auto"/>
-        <w:ind w:left="1114"/>
-        <w:rPr>
-          <w:rFonts w:ascii="SimSun" w:eastAsia="SimSun" w:hAnsi="SimSun" w:cs="SimSun"/>
-          <w:sz w:val="24"/>
-          <w:szCs w:val="24"/>
-        </w:rPr>
-      </w:pPr>
-      <w:r>
-        <w:rPr>
-          <w:rFonts w:ascii="Courier New" w:eastAsia="Courier New" w:hAnsi="Courier New" w:cs="Courier New"/>
-          <w:spacing w:val="-2"/>
-          <w:sz w:val="24"/>
-          <w:szCs w:val="24"/>
-        </w:rPr>
-        <w:t>o</w:t>
-      </w:r>
-      <w:r>
-        <w:rPr>
-          <w:rFonts w:ascii="Courier New" w:eastAsia="Courier New" w:hAnsi="Courier New" w:cs="Courier New"/>
-          <w:spacing w:val="100"/>
-          <w:sz w:val="24"/>
-          <w:szCs w:val="24"/>
-        </w:rPr>
-        <w:t xml:space="preserve"> </w:t>
-      </w:r>
-      <w:r>
-        <w:rPr>
-          <w:rFonts w:ascii="SimSun" w:eastAsia="SimSun" w:hAnsi="SimSun" w:cs="SimSun"/>
-          <w:spacing w:val="-2"/>
-          <w:sz w:val="24"/>
-          <w:szCs w:val="24"/>
-        </w:rPr>
-        <w:t>邀请参加人员：需方相关人员、公司相关领导。</w:t>
-      </w:r>
-    </w:p>
-    <w:p>
-      <w:pPr>
-        <w:spacing w:before="167" w:line="239" w:lineRule="auto"/>
-        <w:ind w:left="520"/>
-        <w:rPr>
-          <w:rFonts w:ascii="SimSun" w:eastAsia="SimSun" w:hAnsi="SimSun" w:cs="SimSun"/>
-          <w:sz w:val="24"/>
-          <w:szCs w:val="24"/>
-        </w:rPr>
-      </w:pPr>
-      <w:r>
-        <w:rPr>
-          <w:rFonts w:ascii="Wingdings" w:eastAsia="Wingdings" w:hAnsi="Wingdings" w:cs="Wingdings"/>
-          <w:spacing w:val="-5"/>
-          <w:sz w:val="24"/>
-          <w:szCs w:val="24"/>
-        </w:rPr>
-        <w:t>n</w:t>
-      </w:r>
-      <w:r>
-        <w:rPr>
-          <w:rFonts w:ascii="Wingdings" w:eastAsia="Wingdings" w:hAnsi="Wingdings" w:cs="Wingdings"/>
-          <w:spacing w:val="-41"/>
-          <w:sz w:val="24"/>
-          <w:szCs w:val="24"/>
-        </w:rPr>
-        <w:t xml:space="preserve"> </w:t>
-      </w:r>
-      <w:r>
-        <w:rPr>
-          <w:rFonts w:ascii="SimSun" w:eastAsia="SimSun" w:hAnsi="SimSun" w:cs="SimSun"/>
-          <w:spacing w:val="-5"/>
-          <w:sz w:val="24"/>
-          <w:szCs w:val="24"/>
-        </w:rPr>
-        <w:t>项目里程碑会议</w:t>
-      </w:r>
-    </w:p>
-    <w:p>
-      <w:pPr>
-        <w:spacing w:before="163" w:line="220" w:lineRule="auto"/>
-        <w:ind w:left="760"/>
-        <w:rPr>
-          <w:rFonts w:ascii="SimSun" w:eastAsia="SimSun" w:hAnsi="SimSun" w:cs="SimSun"/>
-          <w:sz w:val="24"/>
-          <w:szCs w:val="24"/>
-        </w:rPr>
-      </w:pPr>
-      <w:r>
-        <w:rPr>
-          <w:rFonts w:ascii="SimSun" w:eastAsia="SimSun" w:hAnsi="SimSun" w:cs="SimSun"/>
-          <w:position w:val="-5"/>
-          <w:sz w:val="24"/>
-          <w:szCs w:val="24"/>
-        </w:rPr>
-        <w:drawing>
-          <wp:inline distT="0" distB="0" distL="0" distR="0">
-            <wp:extent cx="122986" cy="168859"/>
+            <wp:extent cx="122555" cy="168275"/>
             <wp:effectExtent l="0" t="0" r="0" b="0"/>
             <wp:docPr id="40" name="IM 40"/>
             <wp:cNvGraphicFramePr/>
@@ -5090,13 +4917,13 @@
                     <pic:cNvPicPr/>
                   </pic:nvPicPr>
                   <pic:blipFill>
-                    <a:blip xmlns:r="http://schemas.openxmlformats.org/officeDocument/2006/relationships" r:embed="rId11"/>
+                    <a:blip r:embed="rId14"/>
                     <a:stretch>
                       <a:fillRect/>
                     </a:stretch>
                   </pic:blipFill>
                   <pic:spPr>
-                    <a:xfrm rot="0">
+                    <a:xfrm>
                       <a:off x="0" y="0"/>
                       <a:ext cx="122986" cy="168859"/>
                     </a:xfrm>
@@ -5112,7 +4939,7 @@
       </w:r>
       <w:r>
         <w:rPr>
-          <w:rFonts w:ascii="SimSun" w:eastAsia="SimSun" w:hAnsi="SimSun" w:cs="SimSun"/>
+          <w:rFonts w:ascii="宋体" w:hAnsi="宋体" w:eastAsia="宋体" w:cs="宋体"/>
           <w:spacing w:val="99"/>
           <w:sz w:val="24"/>
           <w:szCs w:val="24"/>
@@ -5121,7 +4948,7 @@
       </w:r>
       <w:r>
         <w:rPr>
-          <w:rFonts w:ascii="SimSun" w:eastAsia="SimSun" w:hAnsi="SimSun" w:cs="SimSun"/>
+          <w:rFonts w:ascii="宋体" w:hAnsi="宋体" w:eastAsia="宋体" w:cs="宋体"/>
           <w:spacing w:val="-2"/>
           <w:sz w:val="24"/>
           <w:szCs w:val="24"/>
@@ -5134,14 +4961,14 @@
         <w:spacing w:before="196" w:line="219" w:lineRule="auto"/>
         <w:ind w:left="1114"/>
         <w:rPr>
-          <w:rFonts w:ascii="SimSun" w:eastAsia="SimSun" w:hAnsi="SimSun" w:cs="SimSun"/>
-          <w:sz w:val="24"/>
-          <w:szCs w:val="24"/>
-        </w:rPr>
-      </w:pPr>
-      <w:r>
-        <w:rPr>
-          <w:rFonts w:ascii="Courier New" w:eastAsia="Courier New" w:hAnsi="Courier New" w:cs="Courier New"/>
+          <w:rFonts w:ascii="宋体" w:hAnsi="宋体" w:eastAsia="宋体" w:cs="宋体"/>
+          <w:sz w:val="24"/>
+          <w:szCs w:val="24"/>
+        </w:rPr>
+      </w:pPr>
+      <w:r>
+        <w:rPr>
+          <w:rFonts w:ascii="Courier New" w:hAnsi="Courier New" w:eastAsia="Courier New" w:cs="Courier New"/>
           <w:spacing w:val="-2"/>
           <w:sz w:val="24"/>
           <w:szCs w:val="24"/>
@@ -5150,7 +4977,7 @@
       </w:r>
       <w:r>
         <w:rPr>
-          <w:rFonts w:ascii="Courier New" w:eastAsia="Courier New" w:hAnsi="Courier New" w:cs="Courier New"/>
+          <w:rFonts w:ascii="Courier New" w:hAnsi="Courier New" w:eastAsia="Courier New" w:cs="Courier New"/>
           <w:spacing w:val="108"/>
           <w:sz w:val="24"/>
           <w:szCs w:val="24"/>
@@ -5159,7 +4986,7 @@
       </w:r>
       <w:r>
         <w:rPr>
-          <w:rFonts w:ascii="SimSun" w:eastAsia="SimSun" w:hAnsi="SimSun" w:cs="SimSun"/>
+          <w:rFonts w:ascii="宋体" w:hAnsi="宋体" w:eastAsia="宋体" w:cs="宋体"/>
           <w:spacing w:val="-2"/>
           <w:sz w:val="24"/>
           <w:szCs w:val="24"/>
@@ -5172,14 +4999,14 @@
         <w:spacing w:before="181" w:line="219" w:lineRule="auto"/>
         <w:ind w:left="1114"/>
         <w:rPr>
-          <w:rFonts w:ascii="SimSun" w:eastAsia="SimSun" w:hAnsi="SimSun" w:cs="SimSun"/>
-          <w:sz w:val="24"/>
-          <w:szCs w:val="24"/>
-        </w:rPr>
-      </w:pPr>
-      <w:r>
-        <w:rPr>
-          <w:rFonts w:ascii="Courier New" w:eastAsia="Courier New" w:hAnsi="Courier New" w:cs="Courier New"/>
+          <w:rFonts w:ascii="宋体" w:hAnsi="宋体" w:eastAsia="宋体" w:cs="宋体"/>
+          <w:sz w:val="24"/>
+          <w:szCs w:val="24"/>
+        </w:rPr>
+      </w:pPr>
+      <w:r>
+        <w:rPr>
+          <w:rFonts w:ascii="Courier New" w:hAnsi="Courier New" w:eastAsia="Courier New" w:cs="Courier New"/>
           <w:spacing w:val="-3"/>
           <w:sz w:val="24"/>
           <w:szCs w:val="24"/>
@@ -5188,7 +5015,7 @@
       </w:r>
       <w:r>
         <w:rPr>
-          <w:rFonts w:ascii="Courier New" w:eastAsia="Courier New" w:hAnsi="Courier New" w:cs="Courier New"/>
+          <w:rFonts w:ascii="Courier New" w:hAnsi="Courier New" w:eastAsia="Courier New" w:cs="Courier New"/>
           <w:spacing w:val="92"/>
           <w:sz w:val="24"/>
           <w:szCs w:val="24"/>
@@ -5197,7 +5024,7 @@
       </w:r>
       <w:r>
         <w:rPr>
-          <w:rFonts w:ascii="SimSun" w:eastAsia="SimSun" w:hAnsi="SimSun" w:cs="SimSun"/>
+          <w:rFonts w:ascii="宋体" w:hAnsi="宋体" w:eastAsia="宋体" w:cs="宋体"/>
           <w:spacing w:val="-3"/>
           <w:sz w:val="24"/>
           <w:szCs w:val="24"/>
@@ -5210,21 +5037,21 @@
         <w:spacing w:before="169" w:line="220" w:lineRule="auto"/>
         <w:ind w:left="760"/>
         <w:rPr>
-          <w:rFonts w:ascii="SimSun" w:eastAsia="SimSun" w:hAnsi="SimSun" w:cs="SimSun"/>
-          <w:sz w:val="24"/>
-          <w:szCs w:val="24"/>
-        </w:rPr>
-      </w:pPr>
-      <w:r>
-        <w:rPr>
-          <w:rFonts w:ascii="SimSun" w:eastAsia="SimSun" w:hAnsi="SimSun" w:cs="SimSun"/>
+          <w:rFonts w:ascii="宋体" w:hAnsi="宋体" w:eastAsia="宋体" w:cs="宋体"/>
+          <w:sz w:val="24"/>
+          <w:szCs w:val="24"/>
+        </w:rPr>
+      </w:pPr>
+      <w:r>
+        <w:rPr>
+          <w:rFonts w:ascii="宋体" w:hAnsi="宋体" w:eastAsia="宋体" w:cs="宋体"/>
           <w:position w:val="-5"/>
           <w:sz w:val="24"/>
           <w:szCs w:val="24"/>
         </w:rPr>
         <w:drawing>
           <wp:inline distT="0" distB="0" distL="0" distR="0">
-            <wp:extent cx="122986" cy="168859"/>
+            <wp:extent cx="122555" cy="168275"/>
             <wp:effectExtent l="0" t="0" r="0" b="0"/>
             <wp:docPr id="42" name="IM 42"/>
             <wp:cNvGraphicFramePr/>
@@ -5236,13 +5063,13 @@
                     <pic:cNvPicPr/>
                   </pic:nvPicPr>
                   <pic:blipFill>
-                    <a:blip xmlns:r="http://schemas.openxmlformats.org/officeDocument/2006/relationships" r:embed="rId8"/>
+                    <a:blip r:embed="rId12"/>
                     <a:stretch>
                       <a:fillRect/>
                     </a:stretch>
                   </pic:blipFill>
                   <pic:spPr>
-                    <a:xfrm rot="0">
+                    <a:xfrm>
                       <a:off x="0" y="0"/>
                       <a:ext cx="122986" cy="168859"/>
                     </a:xfrm>
@@ -5258,7 +5085,7 @@
       </w:r>
       <w:r>
         <w:rPr>
-          <w:rFonts w:ascii="SimSun" w:eastAsia="SimSun" w:hAnsi="SimSun" w:cs="SimSun"/>
+          <w:rFonts w:ascii="宋体" w:hAnsi="宋体" w:eastAsia="宋体" w:cs="宋体"/>
           <w:spacing w:val="112"/>
           <w:sz w:val="24"/>
           <w:szCs w:val="24"/>
@@ -5267,7 +5094,7 @@
       </w:r>
       <w:r>
         <w:rPr>
-          <w:rFonts w:ascii="SimSun" w:eastAsia="SimSun" w:hAnsi="SimSun" w:cs="SimSun"/>
+          <w:rFonts w:ascii="宋体" w:hAnsi="宋体" w:eastAsia="宋体" w:cs="宋体"/>
           <w:spacing w:val="-3"/>
           <w:sz w:val="24"/>
           <w:szCs w:val="24"/>
@@ -5280,21 +5107,21 @@
         <w:spacing w:before="185" w:line="227" w:lineRule="auto"/>
         <w:ind w:left="760"/>
         <w:rPr>
-          <w:rFonts w:ascii="SimSun" w:eastAsia="SimSun" w:hAnsi="SimSun" w:cs="SimSun"/>
-          <w:sz w:val="24"/>
-          <w:szCs w:val="24"/>
-        </w:rPr>
-      </w:pPr>
-      <w:r>
-        <w:rPr>
-          <w:rFonts w:ascii="SimSun" w:eastAsia="SimSun" w:hAnsi="SimSun" w:cs="SimSun"/>
+          <w:rFonts w:ascii="宋体" w:hAnsi="宋体" w:eastAsia="宋体" w:cs="宋体"/>
+          <w:sz w:val="24"/>
+          <w:szCs w:val="24"/>
+        </w:rPr>
+      </w:pPr>
+      <w:r>
+        <w:rPr>
+          <w:rFonts w:ascii="宋体" w:hAnsi="宋体" w:eastAsia="宋体" w:cs="宋体"/>
           <w:position w:val="-4"/>
           <w:sz w:val="24"/>
           <w:szCs w:val="24"/>
         </w:rPr>
         <w:drawing>
           <wp:inline distT="0" distB="0" distL="0" distR="0">
-            <wp:extent cx="122986" cy="168859"/>
+            <wp:extent cx="122555" cy="168275"/>
             <wp:effectExtent l="0" t="0" r="0" b="0"/>
             <wp:docPr id="44" name="IM 44"/>
             <wp:cNvGraphicFramePr/>
@@ -5306,13 +5133,13 @@
                     <pic:cNvPicPr/>
                   </pic:nvPicPr>
                   <pic:blipFill>
-                    <a:blip xmlns:r="http://schemas.openxmlformats.org/officeDocument/2006/relationships" r:embed="rId10"/>
+                    <a:blip r:embed="rId13"/>
                     <a:stretch>
                       <a:fillRect/>
                     </a:stretch>
                   </pic:blipFill>
                   <pic:spPr>
-                    <a:xfrm rot="0">
+                    <a:xfrm>
                       <a:off x="0" y="0"/>
                       <a:ext cx="122986" cy="168859"/>
                     </a:xfrm>
@@ -5328,7 +5155,7 @@
       </w:r>
       <w:r>
         <w:rPr>
-          <w:rFonts w:ascii="SimSun" w:eastAsia="SimSun" w:hAnsi="SimSun" w:cs="SimSun"/>
+          <w:rFonts w:ascii="宋体" w:hAnsi="宋体" w:eastAsia="宋体" w:cs="宋体"/>
           <w:spacing w:val="101"/>
           <w:sz w:val="24"/>
           <w:szCs w:val="24"/>
@@ -5337,7 +5164,7 @@
       </w:r>
       <w:r>
         <w:rPr>
-          <w:rFonts w:ascii="SimSun" w:eastAsia="SimSun" w:hAnsi="SimSun" w:cs="SimSun"/>
+          <w:rFonts w:ascii="宋体" w:hAnsi="宋体" w:eastAsia="宋体" w:cs="宋体"/>
           <w:spacing w:val="-1"/>
           <w:sz w:val="24"/>
           <w:szCs w:val="24"/>
@@ -5350,21 +5177,21 @@
         <w:spacing w:before="177" w:line="220" w:lineRule="auto"/>
         <w:ind w:left="760"/>
         <w:rPr>
-          <w:rFonts w:ascii="SimSun" w:eastAsia="SimSun" w:hAnsi="SimSun" w:cs="SimSun"/>
-          <w:sz w:val="24"/>
-          <w:szCs w:val="24"/>
-        </w:rPr>
-      </w:pPr>
-      <w:r>
-        <w:rPr>
-          <w:rFonts w:ascii="SimSun" w:eastAsia="SimSun" w:hAnsi="SimSun" w:cs="SimSun"/>
+          <w:rFonts w:ascii="宋体" w:hAnsi="宋体" w:eastAsia="宋体" w:cs="宋体"/>
+          <w:sz w:val="24"/>
+          <w:szCs w:val="24"/>
+        </w:rPr>
+      </w:pPr>
+      <w:r>
+        <w:rPr>
+          <w:rFonts w:ascii="宋体" w:hAnsi="宋体" w:eastAsia="宋体" w:cs="宋体"/>
           <w:position w:val="-5"/>
           <w:sz w:val="24"/>
           <w:szCs w:val="24"/>
         </w:rPr>
         <w:drawing>
           <wp:inline distT="0" distB="0" distL="0" distR="0">
-            <wp:extent cx="122986" cy="168859"/>
+            <wp:extent cx="122555" cy="168275"/>
             <wp:effectExtent l="0" t="0" r="0" b="0"/>
             <wp:docPr id="46" name="IM 46"/>
             <wp:cNvGraphicFramePr/>
@@ -5376,13 +5203,13 @@
                     <pic:cNvPicPr/>
                   </pic:nvPicPr>
                   <pic:blipFill>
-                    <a:blip xmlns:r="http://schemas.openxmlformats.org/officeDocument/2006/relationships" r:embed="rId8"/>
+                    <a:blip r:embed="rId12"/>
                     <a:stretch>
                       <a:fillRect/>
                     </a:stretch>
                   </pic:blipFill>
                   <pic:spPr>
-                    <a:xfrm rot="0">
+                    <a:xfrm>
                       <a:off x="0" y="0"/>
                       <a:ext cx="122986" cy="168859"/>
                     </a:xfrm>
@@ -5398,7 +5225,7 @@
       </w:r>
       <w:r>
         <w:rPr>
-          <w:rFonts w:ascii="SimSun" w:eastAsia="SimSun" w:hAnsi="SimSun" w:cs="SimSun"/>
+          <w:rFonts w:ascii="宋体" w:hAnsi="宋体" w:eastAsia="宋体" w:cs="宋体"/>
           <w:spacing w:val="100"/>
           <w:sz w:val="24"/>
           <w:szCs w:val="24"/>
@@ -5407,7 +5234,7 @@
       </w:r>
       <w:r>
         <w:rPr>
-          <w:rFonts w:ascii="SimSun" w:eastAsia="SimSun" w:hAnsi="SimSun" w:cs="SimSun"/>
+          <w:rFonts w:ascii="宋体" w:hAnsi="宋体" w:eastAsia="宋体" w:cs="宋体"/>
           <w:spacing w:val="-3"/>
           <w:sz w:val="24"/>
           <w:szCs w:val="24"/>
@@ -5420,14 +5247,14 @@
         <w:spacing w:before="197" w:line="220" w:lineRule="auto"/>
         <w:ind w:left="1114"/>
         <w:rPr>
-          <w:rFonts w:ascii="SimSun" w:eastAsia="SimSun" w:hAnsi="SimSun" w:cs="SimSun"/>
-          <w:sz w:val="24"/>
-          <w:szCs w:val="24"/>
-        </w:rPr>
-      </w:pPr>
-      <w:r>
-        <w:rPr>
-          <w:rFonts w:ascii="Courier New" w:eastAsia="Courier New" w:hAnsi="Courier New" w:cs="Courier New"/>
+          <w:rFonts w:ascii="宋体" w:hAnsi="宋体" w:eastAsia="宋体" w:cs="宋体"/>
+          <w:sz w:val="24"/>
+          <w:szCs w:val="24"/>
+        </w:rPr>
+      </w:pPr>
+      <w:r>
+        <w:rPr>
+          <w:rFonts w:ascii="Courier New" w:hAnsi="Courier New" w:eastAsia="Courier New" w:cs="Courier New"/>
           <w:spacing w:val="-3"/>
           <w:sz w:val="24"/>
           <w:szCs w:val="24"/>
@@ -5436,7 +5263,7 @@
       </w:r>
       <w:r>
         <w:rPr>
-          <w:rFonts w:ascii="Courier New" w:eastAsia="Courier New" w:hAnsi="Courier New" w:cs="Courier New"/>
+          <w:rFonts w:ascii="Courier New" w:hAnsi="Courier New" w:eastAsia="Courier New" w:cs="Courier New"/>
           <w:spacing w:val="104"/>
           <w:sz w:val="24"/>
           <w:szCs w:val="24"/>
@@ -5445,7 +5272,7 @@
       </w:r>
       <w:r>
         <w:rPr>
-          <w:rFonts w:ascii="SimSun" w:eastAsia="SimSun" w:hAnsi="SimSun" w:cs="SimSun"/>
+          <w:rFonts w:ascii="宋体" w:hAnsi="宋体" w:eastAsia="宋体" w:cs="宋体"/>
           <w:spacing w:val="-3"/>
           <w:sz w:val="24"/>
           <w:szCs w:val="24"/>
@@ -5458,14 +5285,14 @@
         <w:spacing w:before="179" w:line="220" w:lineRule="auto"/>
         <w:ind w:left="1114"/>
         <w:rPr>
-          <w:rFonts w:ascii="SimSun" w:eastAsia="SimSun" w:hAnsi="SimSun" w:cs="SimSun"/>
-          <w:sz w:val="24"/>
-          <w:szCs w:val="24"/>
-        </w:rPr>
-      </w:pPr>
-      <w:r>
-        <w:rPr>
-          <w:rFonts w:ascii="Courier New" w:eastAsia="Courier New" w:hAnsi="Courier New" w:cs="Courier New"/>
+          <w:rFonts w:ascii="宋体" w:hAnsi="宋体" w:eastAsia="宋体" w:cs="宋体"/>
+          <w:sz w:val="24"/>
+          <w:szCs w:val="24"/>
+        </w:rPr>
+      </w:pPr>
+      <w:r>
+        <w:rPr>
+          <w:rFonts w:ascii="Courier New" w:hAnsi="Courier New" w:eastAsia="Courier New" w:cs="Courier New"/>
           <w:spacing w:val="-2"/>
           <w:sz w:val="24"/>
           <w:szCs w:val="24"/>
@@ -5474,7 +5301,7 @@
       </w:r>
       <w:r>
         <w:rPr>
-          <w:rFonts w:ascii="Courier New" w:eastAsia="Courier New" w:hAnsi="Courier New" w:cs="Courier New"/>
+          <w:rFonts w:ascii="Courier New" w:hAnsi="Courier New" w:eastAsia="Courier New" w:cs="Courier New"/>
           <w:spacing w:val="86"/>
           <w:sz w:val="24"/>
           <w:szCs w:val="24"/>
@@ -5483,7 +5310,7 @@
       </w:r>
       <w:r>
         <w:rPr>
-          <w:rFonts w:ascii="SimSun" w:eastAsia="SimSun" w:hAnsi="SimSun" w:cs="SimSun"/>
+          <w:rFonts w:ascii="宋体" w:hAnsi="宋体" w:eastAsia="宋体" w:cs="宋体"/>
           <w:spacing w:val="-2"/>
           <w:sz w:val="24"/>
           <w:szCs w:val="24"/>
@@ -5496,14 +5323,14 @@
         <w:spacing w:before="168" w:line="239" w:lineRule="auto"/>
         <w:ind w:left="520"/>
         <w:rPr>
-          <w:rFonts w:ascii="SimSun" w:eastAsia="SimSun" w:hAnsi="SimSun" w:cs="SimSun"/>
-          <w:sz w:val="24"/>
-          <w:szCs w:val="24"/>
-        </w:rPr>
-      </w:pPr>
-      <w:r>
-        <w:rPr>
-          <w:rFonts w:ascii="Wingdings" w:eastAsia="Wingdings" w:hAnsi="Wingdings" w:cs="Wingdings"/>
+          <w:rFonts w:ascii="宋体" w:hAnsi="宋体" w:eastAsia="宋体" w:cs="宋体"/>
+          <w:sz w:val="24"/>
+          <w:szCs w:val="24"/>
+        </w:rPr>
+      </w:pPr>
+      <w:r>
+        <w:rPr>
+          <w:rFonts w:ascii="Wingdings" w:hAnsi="Wingdings" w:eastAsia="Wingdings" w:cs="Wingdings"/>
           <w:spacing w:val="-5"/>
           <w:sz w:val="24"/>
           <w:szCs w:val="24"/>
@@ -5512,7 +5339,7 @@
       </w:r>
       <w:r>
         <w:rPr>
-          <w:rFonts w:ascii="Wingdings" w:eastAsia="Wingdings" w:hAnsi="Wingdings" w:cs="Wingdings"/>
+          <w:rFonts w:ascii="Wingdings" w:hAnsi="Wingdings" w:eastAsia="Wingdings" w:cs="Wingdings"/>
           <w:spacing w:val="-46"/>
           <w:sz w:val="24"/>
           <w:szCs w:val="24"/>
@@ -5521,7 +5348,7 @@
       </w:r>
       <w:r>
         <w:rPr>
-          <w:rFonts w:ascii="SimSun" w:eastAsia="SimSun" w:hAnsi="SimSun" w:cs="SimSun"/>
+          <w:rFonts w:ascii="宋体" w:hAnsi="宋体" w:eastAsia="宋体" w:cs="宋体"/>
           <w:spacing w:val="-5"/>
           <w:sz w:val="24"/>
           <w:szCs w:val="24"/>
@@ -5534,21 +5361,21 @@
         <w:spacing w:before="162" w:line="220" w:lineRule="auto"/>
         <w:ind w:left="760"/>
         <w:rPr>
-          <w:rFonts w:ascii="SimSun" w:eastAsia="SimSun" w:hAnsi="SimSun" w:cs="SimSun"/>
-          <w:sz w:val="24"/>
-          <w:szCs w:val="24"/>
-        </w:rPr>
-      </w:pPr>
-      <w:r>
-        <w:rPr>
-          <w:rFonts w:ascii="SimSun" w:eastAsia="SimSun" w:hAnsi="SimSun" w:cs="SimSun"/>
+          <w:rFonts w:ascii="宋体" w:hAnsi="宋体" w:eastAsia="宋体" w:cs="宋体"/>
+          <w:sz w:val="24"/>
+          <w:szCs w:val="24"/>
+        </w:rPr>
+      </w:pPr>
+      <w:r>
+        <w:rPr>
+          <w:rFonts w:ascii="宋体" w:hAnsi="宋体" w:eastAsia="宋体" w:cs="宋体"/>
           <w:position w:val="-5"/>
           <w:sz w:val="24"/>
           <w:szCs w:val="24"/>
         </w:rPr>
         <w:drawing>
           <wp:inline distT="0" distB="0" distL="0" distR="0">
-            <wp:extent cx="122986" cy="168859"/>
+            <wp:extent cx="122555" cy="168275"/>
             <wp:effectExtent l="0" t="0" r="0" b="0"/>
             <wp:docPr id="48" name="IM 48"/>
             <wp:cNvGraphicFramePr/>
@@ -5560,13 +5387,13 @@
                     <pic:cNvPicPr/>
                   </pic:nvPicPr>
                   <pic:blipFill>
-                    <a:blip xmlns:r="http://schemas.openxmlformats.org/officeDocument/2006/relationships" r:embed="rId11"/>
+                    <a:blip r:embed="rId14"/>
                     <a:stretch>
                       <a:fillRect/>
                     </a:stretch>
                   </pic:blipFill>
                   <pic:spPr>
-                    <a:xfrm rot="0">
+                    <a:xfrm>
                       <a:off x="0" y="0"/>
                       <a:ext cx="122986" cy="168859"/>
                     </a:xfrm>
@@ -5582,7 +5409,7 @@
       </w:r>
       <w:r>
         <w:rPr>
-          <w:rFonts w:ascii="SimSun" w:eastAsia="SimSun" w:hAnsi="SimSun" w:cs="SimSun"/>
+          <w:rFonts w:ascii="宋体" w:hAnsi="宋体" w:eastAsia="宋体" w:cs="宋体"/>
           <w:spacing w:val="99"/>
           <w:sz w:val="24"/>
           <w:szCs w:val="24"/>
@@ -5591,7 +5418,7 @@
       </w:r>
       <w:r>
         <w:rPr>
-          <w:rFonts w:ascii="SimSun" w:eastAsia="SimSun" w:hAnsi="SimSun" w:cs="SimSun"/>
+          <w:rFonts w:ascii="宋体" w:hAnsi="宋体" w:eastAsia="宋体" w:cs="宋体"/>
           <w:spacing w:val="-2"/>
           <w:sz w:val="24"/>
           <w:szCs w:val="24"/>
@@ -5604,14 +5431,14 @@
         <w:spacing w:before="197" w:line="219" w:lineRule="auto"/>
         <w:ind w:left="1114"/>
         <w:rPr>
-          <w:rFonts w:ascii="SimSun" w:eastAsia="SimSun" w:hAnsi="SimSun" w:cs="SimSun"/>
-          <w:sz w:val="24"/>
-          <w:szCs w:val="24"/>
-        </w:rPr>
-      </w:pPr>
-      <w:r>
-        <w:rPr>
-          <w:rFonts w:ascii="Courier New" w:eastAsia="Courier New" w:hAnsi="Courier New" w:cs="Courier New"/>
+          <w:rFonts w:ascii="宋体" w:hAnsi="宋体" w:eastAsia="宋体" w:cs="宋体"/>
+          <w:sz w:val="24"/>
+          <w:szCs w:val="24"/>
+        </w:rPr>
+      </w:pPr>
+      <w:r>
+        <w:rPr>
+          <w:rFonts w:ascii="Courier New" w:hAnsi="Courier New" w:eastAsia="Courier New" w:cs="Courier New"/>
           <w:spacing w:val="-2"/>
           <w:sz w:val="24"/>
           <w:szCs w:val="24"/>
@@ -5620,7 +5447,7 @@
       </w:r>
       <w:r>
         <w:rPr>
-          <w:rFonts w:ascii="Courier New" w:eastAsia="Courier New" w:hAnsi="Courier New" w:cs="Courier New"/>
+          <w:rFonts w:ascii="Courier New" w:hAnsi="Courier New" w:eastAsia="Courier New" w:cs="Courier New"/>
           <w:spacing w:val="90"/>
           <w:sz w:val="24"/>
           <w:szCs w:val="24"/>
@@ -5629,7 +5456,7 @@
       </w:r>
       <w:r>
         <w:rPr>
-          <w:rFonts w:ascii="SimSun" w:eastAsia="SimSun" w:hAnsi="SimSun" w:cs="SimSun"/>
+          <w:rFonts w:ascii="宋体" w:hAnsi="宋体" w:eastAsia="宋体" w:cs="宋体"/>
           <w:spacing w:val="-2"/>
           <w:sz w:val="24"/>
           <w:szCs w:val="24"/>
@@ -5642,21 +5469,21 @@
         <w:spacing w:before="167" w:line="227" w:lineRule="auto"/>
         <w:ind w:left="760"/>
         <w:rPr>
-          <w:rFonts w:ascii="SimSun" w:eastAsia="SimSun" w:hAnsi="SimSun" w:cs="SimSun"/>
-          <w:sz w:val="24"/>
-          <w:szCs w:val="24"/>
-        </w:rPr>
-      </w:pPr>
-      <w:r>
-        <w:rPr>
-          <w:rFonts w:ascii="SimSun" w:eastAsia="SimSun" w:hAnsi="SimSun" w:cs="SimSun"/>
+          <w:rFonts w:ascii="宋体" w:hAnsi="宋体" w:eastAsia="宋体" w:cs="宋体"/>
+          <w:sz w:val="24"/>
+          <w:szCs w:val="24"/>
+        </w:rPr>
+      </w:pPr>
+      <w:r>
+        <w:rPr>
+          <w:rFonts w:ascii="宋体" w:hAnsi="宋体" w:eastAsia="宋体" w:cs="宋体"/>
           <w:position w:val="-4"/>
           <w:sz w:val="24"/>
           <w:szCs w:val="24"/>
         </w:rPr>
         <w:drawing>
           <wp:inline distT="0" distB="0" distL="0" distR="0">
-            <wp:extent cx="122986" cy="168859"/>
+            <wp:extent cx="122555" cy="168275"/>
             <wp:effectExtent l="0" t="0" r="0" b="0"/>
             <wp:docPr id="50" name="IM 50"/>
             <wp:cNvGraphicFramePr/>
@@ -5668,13 +5495,13 @@
                     <pic:cNvPicPr/>
                   </pic:nvPicPr>
                   <pic:blipFill>
-                    <a:blip xmlns:r="http://schemas.openxmlformats.org/officeDocument/2006/relationships" r:embed="rId8"/>
+                    <a:blip r:embed="rId12"/>
                     <a:stretch>
                       <a:fillRect/>
                     </a:stretch>
                   </pic:blipFill>
                   <pic:spPr>
-                    <a:xfrm rot="0">
+                    <a:xfrm>
                       <a:off x="0" y="0"/>
                       <a:ext cx="122986" cy="168859"/>
                     </a:xfrm>
@@ -5690,7 +5517,7 @@
       </w:r>
       <w:r>
         <w:rPr>
-          <w:rFonts w:ascii="SimSun" w:eastAsia="SimSun" w:hAnsi="SimSun" w:cs="SimSun"/>
+          <w:rFonts w:ascii="宋体" w:hAnsi="宋体" w:eastAsia="宋体" w:cs="宋体"/>
           <w:spacing w:val="112"/>
           <w:sz w:val="24"/>
           <w:szCs w:val="24"/>
@@ -5699,7 +5526,7 @@
       </w:r>
       <w:r>
         <w:rPr>
-          <w:rFonts w:ascii="SimSun" w:eastAsia="SimSun" w:hAnsi="SimSun" w:cs="SimSun"/>
+          <w:rFonts w:ascii="宋体" w:hAnsi="宋体" w:eastAsia="宋体" w:cs="宋体"/>
           <w:spacing w:val="-3"/>
           <w:sz w:val="24"/>
           <w:szCs w:val="24"/>
@@ -5712,21 +5539,21 @@
         <w:spacing w:before="177" w:line="220" w:lineRule="auto"/>
         <w:ind w:left="760"/>
         <w:rPr>
-          <w:rFonts w:ascii="SimSun" w:eastAsia="SimSun" w:hAnsi="SimSun" w:cs="SimSun"/>
-          <w:sz w:val="24"/>
-          <w:szCs w:val="24"/>
-        </w:rPr>
-      </w:pPr>
-      <w:r>
-        <w:rPr>
-          <w:rFonts w:ascii="SimSun" w:eastAsia="SimSun" w:hAnsi="SimSun" w:cs="SimSun"/>
+          <w:rFonts w:ascii="宋体" w:hAnsi="宋体" w:eastAsia="宋体" w:cs="宋体"/>
+          <w:sz w:val="24"/>
+          <w:szCs w:val="24"/>
+        </w:rPr>
+      </w:pPr>
+      <w:r>
+        <w:rPr>
+          <w:rFonts w:ascii="宋体" w:hAnsi="宋体" w:eastAsia="宋体" w:cs="宋体"/>
           <w:position w:val="-5"/>
           <w:sz w:val="24"/>
           <w:szCs w:val="24"/>
         </w:rPr>
         <w:drawing>
           <wp:inline distT="0" distB="0" distL="0" distR="0">
-            <wp:extent cx="122986" cy="168859"/>
+            <wp:extent cx="122555" cy="168275"/>
             <wp:effectExtent l="0" t="0" r="0" b="0"/>
             <wp:docPr id="52" name="IM 52"/>
             <wp:cNvGraphicFramePr/>
@@ -5738,13 +5565,13 @@
                     <pic:cNvPicPr/>
                   </pic:nvPicPr>
                   <pic:blipFill>
-                    <a:blip xmlns:r="http://schemas.openxmlformats.org/officeDocument/2006/relationships" r:embed="rId8"/>
+                    <a:blip r:embed="rId12"/>
                     <a:stretch>
                       <a:fillRect/>
                     </a:stretch>
                   </pic:blipFill>
                   <pic:spPr>
-                    <a:xfrm rot="0">
+                    <a:xfrm>
                       <a:off x="0" y="0"/>
                       <a:ext cx="122986" cy="168859"/>
                     </a:xfrm>
@@ -5760,7 +5587,7 @@
       </w:r>
       <w:r>
         <w:rPr>
-          <w:rFonts w:ascii="SimSun" w:eastAsia="SimSun" w:hAnsi="SimSun" w:cs="SimSun"/>
+          <w:rFonts w:ascii="宋体" w:hAnsi="宋体" w:eastAsia="宋体" w:cs="宋体"/>
           <w:spacing w:val="105"/>
           <w:sz w:val="24"/>
           <w:szCs w:val="24"/>
@@ -5769,7 +5596,7 @@
       </w:r>
       <w:r>
         <w:rPr>
-          <w:rFonts w:ascii="SimSun" w:eastAsia="SimSun" w:hAnsi="SimSun" w:cs="SimSun"/>
+          <w:rFonts w:ascii="宋体" w:hAnsi="宋体" w:eastAsia="宋体" w:cs="宋体"/>
           <w:spacing w:val="-2"/>
           <w:sz w:val="24"/>
           <w:szCs w:val="24"/>
@@ -5782,21 +5609,21 @@
         <w:spacing w:before="186" w:line="220" w:lineRule="auto"/>
         <w:ind w:left="760"/>
         <w:rPr>
-          <w:rFonts w:ascii="SimSun" w:eastAsia="SimSun" w:hAnsi="SimSun" w:cs="SimSun"/>
-          <w:sz w:val="24"/>
-          <w:szCs w:val="24"/>
-        </w:rPr>
-      </w:pPr>
-      <w:r>
-        <w:rPr>
-          <w:rFonts w:ascii="SimSun" w:eastAsia="SimSun" w:hAnsi="SimSun" w:cs="SimSun"/>
+          <w:rFonts w:ascii="宋体" w:hAnsi="宋体" w:eastAsia="宋体" w:cs="宋体"/>
+          <w:sz w:val="24"/>
+          <w:szCs w:val="24"/>
+        </w:rPr>
+      </w:pPr>
+      <w:r>
+        <w:rPr>
+          <w:rFonts w:ascii="宋体" w:hAnsi="宋体" w:eastAsia="宋体" w:cs="宋体"/>
           <w:position w:val="-5"/>
           <w:sz w:val="24"/>
           <w:szCs w:val="24"/>
         </w:rPr>
         <w:drawing>
           <wp:inline distT="0" distB="0" distL="0" distR="0">
-            <wp:extent cx="122986" cy="168859"/>
+            <wp:extent cx="122555" cy="168275"/>
             <wp:effectExtent l="0" t="0" r="0" b="0"/>
             <wp:docPr id="54" name="IM 54"/>
             <wp:cNvGraphicFramePr/>
@@ -5808,13 +5635,13 @@
                     <pic:cNvPicPr/>
                   </pic:nvPicPr>
                   <pic:blipFill>
-                    <a:blip xmlns:r="http://schemas.openxmlformats.org/officeDocument/2006/relationships" r:embed="rId8"/>
+                    <a:blip r:embed="rId12"/>
                     <a:stretch>
                       <a:fillRect/>
                     </a:stretch>
                   </pic:blipFill>
                   <pic:spPr>
-                    <a:xfrm rot="0">
+                    <a:xfrm>
                       <a:off x="0" y="0"/>
                       <a:ext cx="122986" cy="168859"/>
                     </a:xfrm>
@@ -5830,7 +5657,7 @@
       </w:r>
       <w:r>
         <w:rPr>
-          <w:rFonts w:ascii="SimSun" w:eastAsia="SimSun" w:hAnsi="SimSun" w:cs="SimSun"/>
+          <w:rFonts w:ascii="宋体" w:hAnsi="宋体" w:eastAsia="宋体" w:cs="宋体"/>
           <w:spacing w:val="100"/>
           <w:sz w:val="24"/>
           <w:szCs w:val="24"/>
@@ -5839,7 +5666,7 @@
       </w:r>
       <w:r>
         <w:rPr>
-          <w:rFonts w:ascii="SimSun" w:eastAsia="SimSun" w:hAnsi="SimSun" w:cs="SimSun"/>
+          <w:rFonts w:ascii="宋体" w:hAnsi="宋体" w:eastAsia="宋体" w:cs="宋体"/>
           <w:spacing w:val="-3"/>
           <w:sz w:val="24"/>
           <w:szCs w:val="24"/>
@@ -5852,14 +5679,14 @@
         <w:spacing w:before="196" w:line="219" w:lineRule="auto"/>
         <w:ind w:left="1114"/>
         <w:rPr>
-          <w:rFonts w:ascii="SimSun" w:eastAsia="SimSun" w:hAnsi="SimSun" w:cs="SimSun"/>
-          <w:sz w:val="24"/>
-          <w:szCs w:val="24"/>
-        </w:rPr>
-      </w:pPr>
-      <w:r>
-        <w:rPr>
-          <w:rFonts w:ascii="Courier New" w:eastAsia="Courier New" w:hAnsi="Courier New" w:cs="Courier New"/>
+          <w:rFonts w:ascii="宋体" w:hAnsi="宋体" w:eastAsia="宋体" w:cs="宋体"/>
+          <w:sz w:val="24"/>
+          <w:szCs w:val="24"/>
+        </w:rPr>
+      </w:pPr>
+      <w:r>
+        <w:rPr>
+          <w:rFonts w:ascii="Courier New" w:hAnsi="Courier New" w:eastAsia="Courier New" w:cs="Courier New"/>
           <w:spacing w:val="-2"/>
           <w:sz w:val="24"/>
           <w:szCs w:val="24"/>
@@ -5868,7 +5695,7 @@
       </w:r>
       <w:r>
         <w:rPr>
-          <w:rFonts w:ascii="Courier New" w:eastAsia="Courier New" w:hAnsi="Courier New" w:cs="Courier New"/>
+          <w:rFonts w:ascii="Courier New" w:hAnsi="Courier New" w:eastAsia="Courier New" w:cs="Courier New"/>
           <w:spacing w:val="98"/>
           <w:sz w:val="24"/>
           <w:szCs w:val="24"/>
@@ -5877,7 +5704,7 @@
       </w:r>
       <w:r>
         <w:rPr>
-          <w:rFonts w:ascii="SimSun" w:eastAsia="SimSun" w:hAnsi="SimSun" w:cs="SimSun"/>
+          <w:rFonts w:ascii="宋体" w:hAnsi="宋体" w:eastAsia="宋体" w:cs="宋体"/>
           <w:spacing w:val="-2"/>
           <w:sz w:val="24"/>
           <w:szCs w:val="24"/>
@@ -5887,18 +5714,12 @@
     </w:p>
     <w:p>
       <w:pPr>
-        <w:pStyle w:val="BodyText"/>
-        <w:spacing w:line="250" w:lineRule="auto"/>
-      </w:pPr>
-    </w:p>
-    <w:p>
-      <w:pPr>
-        <w:pStyle w:val="BodyText"/>
+        <w:pStyle w:val="2"/>
         <w:spacing w:before="99" w:line="222" w:lineRule="auto"/>
         <w:ind w:left="27"/>
         <w:outlineLvl w:val="1"/>
         <w:rPr>
-          <w:rFonts w:ascii="SimHei" w:eastAsia="SimHei" w:hAnsi="SimHei" w:cs="SimHei"/>
+          <w:rFonts w:ascii="黑体" w:hAnsi="黑体" w:eastAsia="黑体" w:cs="黑体"/>
           <w:sz w:val="30"/>
           <w:szCs w:val="30"/>
         </w:rPr>
@@ -5917,7 +5738,7 @@
       </w:r>
       <w:r>
         <w:rPr>
-          <w:rFonts w:ascii="SimHei" w:eastAsia="SimHei" w:hAnsi="SimHei" w:cs="SimHei"/>
+          <w:rFonts w:ascii="黑体" w:hAnsi="黑体" w:eastAsia="黑体" w:cs="黑体"/>
           <w:b/>
           <w:bCs/>
           <w:spacing w:val="-4"/>
@@ -5929,23 +5750,17 @@
     </w:p>
     <w:p>
       <w:pPr>
-        <w:pStyle w:val="BodyText"/>
-        <w:spacing w:line="255" w:lineRule="auto"/>
-      </w:pPr>
-    </w:p>
-    <w:p>
-      <w:pPr>
         <w:spacing w:before="78" w:line="239" w:lineRule="auto"/>
         <w:ind w:left="520"/>
         <w:rPr>
-          <w:rFonts w:ascii="SimSun" w:eastAsia="SimSun" w:hAnsi="SimSun" w:cs="SimSun"/>
-          <w:sz w:val="24"/>
-          <w:szCs w:val="24"/>
-        </w:rPr>
-      </w:pPr>
-      <w:r>
-        <w:rPr>
-          <w:rFonts w:ascii="Wingdings" w:eastAsia="Wingdings" w:hAnsi="Wingdings" w:cs="Wingdings"/>
+          <w:rFonts w:ascii="宋体" w:hAnsi="宋体" w:eastAsia="宋体" w:cs="宋体"/>
+          <w:sz w:val="24"/>
+          <w:szCs w:val="24"/>
+        </w:rPr>
+      </w:pPr>
+      <w:r>
+        <w:rPr>
+          <w:rFonts w:ascii="Wingdings" w:hAnsi="Wingdings" w:eastAsia="Wingdings" w:cs="Wingdings"/>
           <w:spacing w:val="-8"/>
           <w:sz w:val="24"/>
           <w:szCs w:val="24"/>
@@ -5954,7 +5769,7 @@
       </w:r>
       <w:r>
         <w:rPr>
-          <w:rFonts w:ascii="Wingdings" w:eastAsia="Wingdings" w:hAnsi="Wingdings" w:cs="Wingdings"/>
+          <w:rFonts w:ascii="Wingdings" w:hAnsi="Wingdings" w:eastAsia="Wingdings" w:cs="Wingdings"/>
           <w:spacing w:val="-33"/>
           <w:sz w:val="24"/>
           <w:szCs w:val="24"/>
@@ -5963,7 +5778,7 @@
       </w:r>
       <w:r>
         <w:rPr>
-          <w:rFonts w:ascii="SimSun" w:eastAsia="SimSun" w:hAnsi="SimSun" w:cs="SimSun"/>
+          <w:rFonts w:ascii="宋体" w:hAnsi="宋体" w:eastAsia="宋体" w:cs="宋体"/>
           <w:spacing w:val="-8"/>
           <w:sz w:val="24"/>
           <w:szCs w:val="24"/>
@@ -5976,21 +5791,21 @@
         <w:spacing w:before="162" w:line="220" w:lineRule="auto"/>
         <w:ind w:left="760"/>
         <w:rPr>
-          <w:rFonts w:ascii="SimSun" w:eastAsia="SimSun" w:hAnsi="SimSun" w:cs="SimSun"/>
-          <w:sz w:val="24"/>
-          <w:szCs w:val="24"/>
-        </w:rPr>
-      </w:pPr>
-      <w:r>
-        <w:rPr>
-          <w:rFonts w:ascii="SimSun" w:eastAsia="SimSun" w:hAnsi="SimSun" w:cs="SimSun"/>
+          <w:rFonts w:ascii="宋体" w:hAnsi="宋体" w:eastAsia="宋体" w:cs="宋体"/>
+          <w:sz w:val="24"/>
+          <w:szCs w:val="24"/>
+        </w:rPr>
+      </w:pPr>
+      <w:r>
+        <w:rPr>
+          <w:rFonts w:ascii="宋体" w:hAnsi="宋体" w:eastAsia="宋体" w:cs="宋体"/>
           <w:position w:val="-5"/>
           <w:sz w:val="24"/>
           <w:szCs w:val="24"/>
         </w:rPr>
         <w:drawing>
           <wp:inline distT="0" distB="0" distL="0" distR="0">
-            <wp:extent cx="122986" cy="168859"/>
+            <wp:extent cx="122555" cy="168275"/>
             <wp:effectExtent l="0" t="0" r="0" b="0"/>
             <wp:docPr id="56" name="IM 56"/>
             <wp:cNvGraphicFramePr/>
@@ -6002,13 +5817,13 @@
                     <pic:cNvPicPr/>
                   </pic:nvPicPr>
                   <pic:blipFill>
-                    <a:blip xmlns:r="http://schemas.openxmlformats.org/officeDocument/2006/relationships" r:embed="rId8"/>
+                    <a:blip r:embed="rId12"/>
                     <a:stretch>
                       <a:fillRect/>
                     </a:stretch>
                   </pic:blipFill>
                   <pic:spPr>
-                    <a:xfrm rot="0">
+                    <a:xfrm>
                       <a:off x="0" y="0"/>
                       <a:ext cx="122986" cy="168859"/>
                     </a:xfrm>
@@ -6024,7 +5839,7 @@
       </w:r>
       <w:r>
         <w:rPr>
-          <w:rFonts w:ascii="SimSun" w:eastAsia="SimSun" w:hAnsi="SimSun" w:cs="SimSun"/>
+          <w:rFonts w:ascii="宋体" w:hAnsi="宋体" w:eastAsia="宋体" w:cs="宋体"/>
           <w:spacing w:val="107"/>
           <w:sz w:val="24"/>
           <w:szCs w:val="24"/>
@@ -6033,7 +5848,7 @@
       </w:r>
       <w:r>
         <w:rPr>
-          <w:rFonts w:ascii="SimSun" w:eastAsia="SimSun" w:hAnsi="SimSun" w:cs="SimSun"/>
+          <w:rFonts w:ascii="宋体" w:hAnsi="宋体" w:eastAsia="宋体" w:cs="宋体"/>
           <w:spacing w:val="-1"/>
           <w:sz w:val="24"/>
           <w:szCs w:val="24"/>
@@ -6046,21 +5861,21 @@
         <w:spacing w:before="185" w:line="227" w:lineRule="auto"/>
         <w:ind w:left="760"/>
         <w:rPr>
-          <w:rFonts w:ascii="SimSun" w:eastAsia="SimSun" w:hAnsi="SimSun" w:cs="SimSun"/>
-          <w:sz w:val="24"/>
-          <w:szCs w:val="24"/>
-        </w:rPr>
-      </w:pPr>
-      <w:r>
-        <w:rPr>
-          <w:rFonts w:ascii="SimSun" w:eastAsia="SimSun" w:hAnsi="SimSun" w:cs="SimSun"/>
+          <w:rFonts w:ascii="宋体" w:hAnsi="宋体" w:eastAsia="宋体" w:cs="宋体"/>
+          <w:sz w:val="24"/>
+          <w:szCs w:val="24"/>
+        </w:rPr>
+      </w:pPr>
+      <w:r>
+        <w:rPr>
+          <w:rFonts w:ascii="宋体" w:hAnsi="宋体" w:eastAsia="宋体" w:cs="宋体"/>
           <w:position w:val="-4"/>
           <w:sz w:val="24"/>
           <w:szCs w:val="24"/>
         </w:rPr>
         <w:drawing>
           <wp:inline distT="0" distB="0" distL="0" distR="0">
-            <wp:extent cx="122986" cy="168859"/>
+            <wp:extent cx="122555" cy="168275"/>
             <wp:effectExtent l="0" t="0" r="0" b="0"/>
             <wp:docPr id="58" name="IM 58"/>
             <wp:cNvGraphicFramePr/>
@@ -6072,13 +5887,13 @@
                     <pic:cNvPicPr/>
                   </pic:nvPicPr>
                   <pic:blipFill>
-                    <a:blip xmlns:r="http://schemas.openxmlformats.org/officeDocument/2006/relationships" r:embed="rId8"/>
+                    <a:blip r:embed="rId12"/>
                     <a:stretch>
                       <a:fillRect/>
                     </a:stretch>
                   </pic:blipFill>
                   <pic:spPr>
-                    <a:xfrm rot="0">
+                    <a:xfrm>
                       <a:off x="0" y="0"/>
                       <a:ext cx="122986" cy="168859"/>
                     </a:xfrm>
@@ -6094,7 +5909,7 @@
       </w:r>
       <w:r>
         <w:rPr>
-          <w:rFonts w:ascii="SimSun" w:eastAsia="SimSun" w:hAnsi="SimSun" w:cs="SimSun"/>
+          <w:rFonts w:ascii="宋体" w:hAnsi="宋体" w:eastAsia="宋体" w:cs="宋体"/>
           <w:spacing w:val="105"/>
           <w:sz w:val="24"/>
           <w:szCs w:val="24"/>
@@ -6103,7 +5918,7 @@
       </w:r>
       <w:r>
         <w:rPr>
-          <w:rFonts w:ascii="SimSun" w:eastAsia="SimSun" w:hAnsi="SimSun" w:cs="SimSun"/>
+          <w:rFonts w:ascii="宋体" w:hAnsi="宋体" w:eastAsia="宋体" w:cs="宋体"/>
           <w:spacing w:val="-1"/>
           <w:sz w:val="24"/>
           <w:szCs w:val="24"/>
@@ -6113,18 +5928,12 @@
     </w:p>
     <w:p>
       <w:pPr>
-        <w:pStyle w:val="BodyText"/>
-        <w:spacing w:line="259" w:lineRule="auto"/>
-      </w:pPr>
-    </w:p>
-    <w:p>
-      <w:pPr>
-        <w:pStyle w:val="BodyText"/>
+        <w:pStyle w:val="2"/>
         <w:spacing w:before="98" w:line="222" w:lineRule="auto"/>
         <w:ind w:left="27"/>
         <w:outlineLvl w:val="1"/>
         <w:rPr>
-          <w:rFonts w:ascii="SimHei" w:eastAsia="SimHei" w:hAnsi="SimHei" w:cs="SimHei"/>
+          <w:rFonts w:ascii="黑体" w:hAnsi="黑体" w:eastAsia="黑体" w:cs="黑体"/>
           <w:sz w:val="30"/>
           <w:szCs w:val="30"/>
         </w:rPr>
@@ -6143,7 +5952,7 @@
       </w:r>
       <w:r>
         <w:rPr>
-          <w:rFonts w:ascii="SimHei" w:eastAsia="SimHei" w:hAnsi="SimHei" w:cs="SimHei"/>
+          <w:rFonts w:ascii="黑体" w:hAnsi="黑体" w:eastAsia="黑体" w:cs="黑体"/>
           <w:b/>
           <w:bCs/>
           <w:spacing w:val="-4"/>
@@ -6155,42 +5964,27 @@
     </w:p>
     <w:p>
       <w:pPr>
-        <w:pStyle w:val="BodyText"/>
-        <w:spacing w:line="299" w:lineRule="auto"/>
-      </w:pPr>
-    </w:p>
-    <w:p>
-      <w:pPr>
         <w:spacing w:before="79" w:line="365" w:lineRule="auto"/>
         <w:ind w:left="31" w:right="2" w:firstLine="481"/>
         <w:jc w:val="both"/>
         <w:rPr>
-          <w:rFonts w:ascii="SimSun" w:eastAsia="SimSun" w:hAnsi="SimSun" w:cs="SimSun"/>
-          <w:sz w:val="24"/>
-          <w:szCs w:val="24"/>
-        </w:rPr>
-      </w:pPr>
-      <w:r>
-        <w:rPr>
-          <w:rFonts w:ascii="SimSun" w:eastAsia="SimSun" w:hAnsi="SimSun" w:cs="SimSun"/>
+          <w:rFonts w:ascii="宋体" w:hAnsi="宋体" w:eastAsia="宋体" w:cs="宋体"/>
+          <w:sz w:val="24"/>
+          <w:szCs w:val="24"/>
+        </w:rPr>
+      </w:pPr>
+      <w:r>
+        <w:rPr>
+          <w:rFonts w:ascii="宋体" w:hAnsi="宋体" w:eastAsia="宋体" w:cs="宋体"/>
           <w:spacing w:val="-3"/>
           <w:sz w:val="24"/>
           <w:szCs w:val="24"/>
         </w:rPr>
-        <w:t>设立固定咨询电话，由专职坐席技术支持人员提高电话技术支持，现场实施</w:t>
-      </w:r>
-      <w:r>
-        <w:rPr>
-          <w:rFonts w:ascii="SimSun" w:eastAsia="SimSun" w:hAnsi="SimSun" w:cs="SimSun"/>
-          <w:spacing w:val="-3"/>
-          <w:sz w:val="24"/>
-          <w:szCs w:val="24"/>
-        </w:rPr>
-        <w:t>紧急问题采用远程技术支持方式，非紧急问题可通过反馈处理流程进行反馈解决</w:t>
-      </w:r>
-      <w:r>
-        <w:rPr>
-          <w:rFonts w:ascii="SimSun" w:eastAsia="SimSun" w:hAnsi="SimSun" w:cs="SimSun"/>
+        <w:t>设立固定咨询电话，由专职坐席技术支持人员提高电话技术支持，现场实施紧急问题采用远程技术支持方式，非紧急问题可通过反馈处理流程进行反馈解决</w:t>
+      </w:r>
+      <w:r>
+        <w:rPr>
+          <w:rFonts w:ascii="宋体" w:hAnsi="宋体" w:eastAsia="宋体" w:cs="宋体"/>
           <w:sz w:val="24"/>
           <w:szCs w:val="24"/>
         </w:rPr>
@@ -6198,7 +5992,7 @@
       </w:r>
       <w:r>
         <w:rPr>
-          <w:rFonts w:ascii="SimSun" w:eastAsia="SimSun" w:hAnsi="SimSun" w:cs="SimSun"/>
+          <w:rFonts w:ascii="宋体" w:hAnsi="宋体" w:eastAsia="宋体" w:cs="宋体"/>
           <w:spacing w:val="-1"/>
           <w:sz w:val="24"/>
           <w:szCs w:val="24"/>
@@ -6210,76 +6004,24 @@
       <w:pPr>
         <w:spacing w:line="365" w:lineRule="auto"/>
         <w:rPr>
-          <w:rFonts w:ascii="SimSun" w:eastAsia="SimSun" w:hAnsi="SimSun" w:cs="SimSun"/>
+          <w:rFonts w:ascii="宋体" w:hAnsi="宋体" w:eastAsia="宋体" w:cs="宋体"/>
           <w:sz w:val="24"/>
           <w:szCs w:val="24"/>
         </w:rPr>
         <w:sectPr>
-          <w:footerReference w:type="default" r:id="rId13"/>
+          <w:footerReference r:id="rId8" w:type="default"/>
           <w:pgSz w:w="11910" w:h="16840"/>
           <w:pgMar w:top="904" w:right="1786" w:bottom="990" w:left="1779" w:header="0" w:footer="756" w:gutter="0"/>
-          <w:cols w:space="720"/>
+          <w:cols w:space="720" w:num="1"/>
         </w:sectPr>
       </w:pPr>
     </w:p>
     <w:p>
       <w:pPr>
-        <w:spacing w:line="427" w:lineRule="exact"/>
-      </w:pPr>
-      <w:r>
-        <w:rPr>
-          <w:position w:val="-8"/>
-        </w:rPr>
-        <w:drawing>
-          <wp:inline distT="0" distB="0" distL="0" distR="0">
-            <wp:extent cx="696350" cy="271753"/>
-            <wp:effectExtent l="0" t="0" r="0" b="0"/>
-            <wp:docPr id="60" name="IM 60"/>
-            <wp:cNvGraphicFramePr/>
-            <a:graphic xmlns:a="http://schemas.openxmlformats.org/drawingml/2006/main">
-              <a:graphicData uri="http://schemas.openxmlformats.org/drawingml/2006/picture">
-                <pic:pic xmlns:pic="http://schemas.openxmlformats.org/drawingml/2006/picture">
-                  <pic:nvPicPr>
-                    <pic:cNvPr id="60" name="IM 60"/>
-                    <pic:cNvPicPr/>
-                  </pic:nvPicPr>
-                  <pic:blipFill>
-                    <a:blip xmlns:r="http://schemas.openxmlformats.org/officeDocument/2006/relationships" r:embed="rId4"/>
-                    <a:stretch>
-                      <a:fillRect/>
-                    </a:stretch>
-                  </pic:blipFill>
-                  <pic:spPr>
-                    <a:xfrm rot="0">
-                      <a:off x="0" y="0"/>
-                      <a:ext cx="696350" cy="271753"/>
-                    </a:xfrm>
-                    <a:prstGeom prst="rect">
-                      <a:avLst/>
-                    </a:prstGeom>
-                  </pic:spPr>
-                </pic:pic>
-              </a:graphicData>
-            </a:graphic>
-          </wp:inline>
-        </w:drawing>
-      </w:r>
-    </w:p>
-    <w:p>
-      <w:pPr>
-        <w:pStyle w:val="BodyText"/>
-        <w:spacing w:before="255" w:line="221" w:lineRule="auto"/>
-        <w:ind w:left="1501"/>
+        <w:pStyle w:val="2"/>
+        <w:spacing w:before="99" w:line="222" w:lineRule="auto"/>
+        <w:ind w:left="27"/>
         <w:outlineLvl w:val="1"/>
-        <w:rPr>
-          <w:rFonts w:ascii="SimHei" w:eastAsia="SimHei" w:hAnsi="SimHei" w:cs="SimHei"/>
-          <w:sz w:val="30"/>
-          <w:szCs w:val="30"/>
-        </w:rPr>
-      </w:pPr>
-      <w:bookmarkStart w:id="11" w:name="bookmark11"/>
-      <w:bookmarkEnd w:id="11"/>
-      <w:r>
         <w:rPr>
           <w:b/>
           <w:bCs/>
@@ -6287,39 +6029,33 @@
           <w:sz w:val="30"/>
           <w:szCs w:val="30"/>
         </w:rPr>
-        <w:t xml:space="preserve">2.6  </w:t>
-      </w:r>
-      <w:r>
-        <w:rPr>
-          <w:rFonts w:ascii="SimHei" w:eastAsia="SimHei" w:hAnsi="SimHei" w:cs="SimHei"/>
+      </w:pPr>
+      <w:bookmarkStart w:id="11" w:name="bookmark11"/>
+      <w:bookmarkEnd w:id="11"/>
+      <w:r>
+        <w:rPr>
           <w:b/>
           <w:bCs/>
           <w:spacing w:val="-4"/>
           <w:sz w:val="30"/>
           <w:szCs w:val="30"/>
         </w:rPr>
-        <w:t>组织级沟通原则</w:t>
-      </w:r>
-    </w:p>
-    <w:p>
-      <w:pPr>
-        <w:pStyle w:val="BodyText"/>
-        <w:spacing w:line="255" w:lineRule="auto"/>
-      </w:pPr>
+        <w:t>2.6  组织级沟通原则</w:t>
+      </w:r>
     </w:p>
     <w:p>
       <w:pPr>
         <w:spacing w:before="78" w:line="295" w:lineRule="auto"/>
         <w:ind w:left="927" w:right="36" w:hanging="407"/>
         <w:rPr>
-          <w:rFonts w:ascii="SimSun" w:eastAsia="SimSun" w:hAnsi="SimSun" w:cs="SimSun"/>
-          <w:sz w:val="24"/>
-          <w:szCs w:val="24"/>
-        </w:rPr>
-      </w:pPr>
-      <w:r>
-        <w:rPr>
-          <w:rFonts w:ascii="Wingdings" w:eastAsia="Wingdings" w:hAnsi="Wingdings" w:cs="Wingdings"/>
+          <w:rFonts w:ascii="宋体" w:hAnsi="宋体" w:eastAsia="宋体" w:cs="宋体"/>
+          <w:sz w:val="24"/>
+          <w:szCs w:val="24"/>
+        </w:rPr>
+      </w:pPr>
+      <w:r>
+        <w:rPr>
+          <w:rFonts w:ascii="Wingdings" w:hAnsi="Wingdings" w:eastAsia="Wingdings" w:cs="Wingdings"/>
           <w:spacing w:val="-1"/>
           <w:sz w:val="24"/>
           <w:szCs w:val="24"/>
@@ -6328,7 +6064,7 @@
       </w:r>
       <w:r>
         <w:rPr>
-          <w:rFonts w:ascii="Wingdings" w:eastAsia="Wingdings" w:hAnsi="Wingdings" w:cs="Wingdings"/>
+          <w:rFonts w:ascii="Wingdings" w:hAnsi="Wingdings" w:eastAsia="Wingdings" w:cs="Wingdings"/>
           <w:spacing w:val="-42"/>
           <w:sz w:val="24"/>
           <w:szCs w:val="24"/>
@@ -6337,21 +6073,12 @@
       </w:r>
       <w:r>
         <w:rPr>
-          <w:rFonts w:ascii="SimSun" w:eastAsia="SimSun" w:hAnsi="SimSun" w:cs="SimSun"/>
+          <w:rFonts w:ascii="宋体" w:hAnsi="宋体" w:eastAsia="宋体" w:cs="宋体"/>
           <w:spacing w:val="-1"/>
           <w:sz w:val="24"/>
           <w:szCs w:val="24"/>
         </w:rPr>
-        <w:t>市场商务部不定期利用工作交流会等形式介绍公司产品与服务，提供宣</w:t>
-      </w:r>
-      <w:r>
-        <w:rPr>
-          <w:rFonts w:ascii="SimSun" w:eastAsia="SimSun" w:hAnsi="SimSun" w:cs="SimSun"/>
-          <w:spacing w:val="-1"/>
-          <w:sz w:val="24"/>
-          <w:szCs w:val="24"/>
-        </w:rPr>
-        <w:t>传资料和产品与服务简介；</w:t>
+        <w:t>市场商务部不定期利用工作交流会等形式介绍公司产品与服务，提供宣传资料和产品与服务简介；</w:t>
       </w:r>
     </w:p>
     <w:p>
@@ -6359,14 +6086,14 @@
         <w:spacing w:before="181" w:line="295" w:lineRule="auto"/>
         <w:ind w:left="948" w:right="36" w:hanging="428"/>
         <w:rPr>
-          <w:rFonts w:ascii="SimSun" w:eastAsia="SimSun" w:hAnsi="SimSun" w:cs="SimSun"/>
-          <w:sz w:val="24"/>
-          <w:szCs w:val="24"/>
-        </w:rPr>
-      </w:pPr>
-      <w:r>
-        <w:rPr>
-          <w:rFonts w:ascii="Wingdings" w:eastAsia="Wingdings" w:hAnsi="Wingdings" w:cs="Wingdings"/>
+          <w:rFonts w:ascii="宋体" w:hAnsi="宋体" w:eastAsia="宋体" w:cs="宋体"/>
+          <w:sz w:val="24"/>
+          <w:szCs w:val="24"/>
+        </w:rPr>
+      </w:pPr>
+      <w:r>
+        <w:rPr>
+          <w:rFonts w:ascii="Wingdings" w:hAnsi="Wingdings" w:eastAsia="Wingdings" w:cs="Wingdings"/>
           <w:spacing w:val="-1"/>
           <w:sz w:val="24"/>
           <w:szCs w:val="24"/>
@@ -6375,7 +6102,7 @@
       </w:r>
       <w:r>
         <w:rPr>
-          <w:rFonts w:ascii="Wingdings" w:eastAsia="Wingdings" w:hAnsi="Wingdings" w:cs="Wingdings"/>
+          <w:rFonts w:ascii="Wingdings" w:hAnsi="Wingdings" w:eastAsia="Wingdings" w:cs="Wingdings"/>
           <w:spacing w:val="-42"/>
           <w:sz w:val="24"/>
           <w:szCs w:val="24"/>
@@ -6384,7 +6111,7 @@
       </w:r>
       <w:r>
         <w:rPr>
-          <w:rFonts w:ascii="SimSun" w:eastAsia="SimSun" w:hAnsi="SimSun" w:cs="SimSun"/>
+          <w:rFonts w:ascii="宋体" w:hAnsi="宋体" w:eastAsia="宋体" w:cs="宋体"/>
           <w:spacing w:val="-1"/>
           <w:sz w:val="24"/>
           <w:szCs w:val="24"/>
@@ -6393,7 +6120,7 @@
       </w:r>
       <w:r>
         <w:rPr>
-          <w:rFonts w:ascii="SimSun" w:eastAsia="SimSun" w:hAnsi="SimSun" w:cs="SimSun"/>
+          <w:rFonts w:ascii="宋体" w:hAnsi="宋体" w:eastAsia="宋体" w:cs="宋体"/>
           <w:spacing w:val="-5"/>
           <w:sz w:val="24"/>
           <w:szCs w:val="24"/>
@@ -6406,14 +6133,14 @@
         <w:spacing w:before="176" w:line="294" w:lineRule="auto"/>
         <w:ind w:left="935" w:right="94" w:hanging="415"/>
         <w:rPr>
-          <w:rFonts w:ascii="SimSun" w:eastAsia="SimSun" w:hAnsi="SimSun" w:cs="SimSun"/>
-          <w:sz w:val="24"/>
-          <w:szCs w:val="24"/>
-        </w:rPr>
-      </w:pPr>
-      <w:r>
-        <w:rPr>
-          <w:rFonts w:ascii="Wingdings" w:eastAsia="Wingdings" w:hAnsi="Wingdings" w:cs="Wingdings"/>
+          <w:rFonts w:ascii="宋体" w:hAnsi="宋体" w:eastAsia="宋体" w:cs="宋体"/>
+          <w:sz w:val="24"/>
+          <w:szCs w:val="24"/>
+        </w:rPr>
+      </w:pPr>
+      <w:r>
+        <w:rPr>
+          <w:rFonts w:ascii="Wingdings" w:hAnsi="Wingdings" w:eastAsia="Wingdings" w:cs="Wingdings"/>
           <w:spacing w:val="-3"/>
           <w:sz w:val="24"/>
           <w:szCs w:val="24"/>
@@ -6422,7 +6149,7 @@
       </w:r>
       <w:r>
         <w:rPr>
-          <w:rFonts w:ascii="Wingdings" w:eastAsia="Wingdings" w:hAnsi="Wingdings" w:cs="Wingdings"/>
+          <w:rFonts w:ascii="Wingdings" w:hAnsi="Wingdings" w:eastAsia="Wingdings" w:cs="Wingdings"/>
           <w:spacing w:val="-36"/>
           <w:sz w:val="24"/>
           <w:szCs w:val="24"/>
@@ -6431,7 +6158,7 @@
       </w:r>
       <w:r>
         <w:rPr>
-          <w:rFonts w:ascii="SimSun" w:eastAsia="SimSun" w:hAnsi="SimSun" w:cs="SimSun"/>
+          <w:rFonts w:ascii="宋体" w:hAnsi="宋体" w:eastAsia="宋体" w:cs="宋体"/>
           <w:spacing w:val="-3"/>
           <w:sz w:val="24"/>
           <w:szCs w:val="24"/>
@@ -6440,7 +6167,7 @@
       </w:r>
       <w:r>
         <w:rPr>
-          <w:rFonts w:ascii="SimSun" w:eastAsia="SimSun" w:hAnsi="SimSun" w:cs="SimSun"/>
+          <w:rFonts w:ascii="宋体" w:hAnsi="宋体" w:eastAsia="宋体" w:cs="宋体"/>
           <w:spacing w:val="-2"/>
           <w:sz w:val="24"/>
           <w:szCs w:val="24"/>
@@ -6453,14 +6180,14 @@
         <w:spacing w:before="181" w:line="294" w:lineRule="auto"/>
         <w:ind w:left="930" w:right="36" w:hanging="410"/>
         <w:rPr>
-          <w:rFonts w:ascii="SimSun" w:eastAsia="SimSun" w:hAnsi="SimSun" w:cs="SimSun"/>
-          <w:sz w:val="24"/>
-          <w:szCs w:val="24"/>
-        </w:rPr>
-      </w:pPr>
-      <w:r>
-        <w:rPr>
-          <w:rFonts w:ascii="Wingdings" w:eastAsia="Wingdings" w:hAnsi="Wingdings" w:cs="Wingdings"/>
+          <w:rFonts w:ascii="宋体" w:hAnsi="宋体" w:eastAsia="宋体" w:cs="宋体"/>
+          <w:sz w:val="24"/>
+          <w:szCs w:val="24"/>
+        </w:rPr>
+      </w:pPr>
+      <w:r>
+        <w:rPr>
+          <w:rFonts w:ascii="Wingdings" w:hAnsi="Wingdings" w:eastAsia="Wingdings" w:cs="Wingdings"/>
           <w:spacing w:val="-1"/>
           <w:sz w:val="24"/>
           <w:szCs w:val="24"/>
@@ -6469,7 +6196,7 @@
       </w:r>
       <w:r>
         <w:rPr>
-          <w:rFonts w:ascii="Wingdings" w:eastAsia="Wingdings" w:hAnsi="Wingdings" w:cs="Wingdings"/>
+          <w:rFonts w:ascii="Wingdings" w:hAnsi="Wingdings" w:eastAsia="Wingdings" w:cs="Wingdings"/>
           <w:spacing w:val="-42"/>
           <w:sz w:val="24"/>
           <w:szCs w:val="24"/>
@@ -6478,7 +6205,7 @@
       </w:r>
       <w:r>
         <w:rPr>
-          <w:rFonts w:ascii="SimSun" w:eastAsia="SimSun" w:hAnsi="SimSun" w:cs="SimSun"/>
+          <w:rFonts w:ascii="宋体" w:hAnsi="宋体" w:eastAsia="宋体" w:cs="宋体"/>
           <w:spacing w:val="-1"/>
           <w:sz w:val="24"/>
           <w:szCs w:val="24"/>
@@ -6487,7 +6214,7 @@
       </w:r>
       <w:r>
         <w:rPr>
-          <w:rFonts w:ascii="SimSun" w:eastAsia="SimSun" w:hAnsi="SimSun" w:cs="SimSun"/>
+          <w:rFonts w:ascii="宋体" w:hAnsi="宋体" w:eastAsia="宋体" w:cs="宋体"/>
           <w:spacing w:val="-6"/>
           <w:sz w:val="24"/>
           <w:szCs w:val="24"/>
@@ -6500,14 +6227,14 @@
         <w:spacing w:before="179" w:line="318" w:lineRule="auto"/>
         <w:ind w:left="929" w:right="7" w:hanging="409"/>
         <w:rPr>
-          <w:rFonts w:ascii="SimSun" w:eastAsia="SimSun" w:hAnsi="SimSun" w:cs="SimSun"/>
-          <w:sz w:val="24"/>
-          <w:szCs w:val="24"/>
-        </w:rPr>
-      </w:pPr>
-      <w:r>
-        <w:rPr>
-          <w:rFonts w:ascii="Wingdings" w:eastAsia="Wingdings" w:hAnsi="Wingdings" w:cs="Wingdings"/>
+          <w:rFonts w:ascii="宋体" w:hAnsi="宋体" w:eastAsia="宋体" w:cs="宋体"/>
+          <w:sz w:val="24"/>
+          <w:szCs w:val="24"/>
+        </w:rPr>
+      </w:pPr>
+      <w:r>
+        <w:rPr>
+          <w:rFonts w:ascii="Wingdings" w:hAnsi="Wingdings" w:eastAsia="Wingdings" w:cs="Wingdings"/>
           <w:sz w:val="24"/>
           <w:szCs w:val="24"/>
         </w:rPr>
@@ -6515,7 +6242,7 @@
       </w:r>
       <w:r>
         <w:rPr>
-          <w:rFonts w:ascii="Wingdings" w:eastAsia="Wingdings" w:hAnsi="Wingdings" w:cs="Wingdings"/>
+          <w:rFonts w:ascii="Wingdings" w:hAnsi="Wingdings" w:eastAsia="Wingdings" w:cs="Wingdings"/>
           <w:spacing w:val="-50"/>
           <w:sz w:val="24"/>
           <w:szCs w:val="24"/>
@@ -6524,7 +6251,7 @@
       </w:r>
       <w:r>
         <w:rPr>
-          <w:rFonts w:ascii="SimSun" w:eastAsia="SimSun" w:hAnsi="SimSun" w:cs="SimSun"/>
+          <w:rFonts w:ascii="宋体" w:hAnsi="宋体" w:eastAsia="宋体" w:cs="宋体"/>
           <w:sz w:val="24"/>
           <w:szCs w:val="24"/>
         </w:rPr>
@@ -6532,7 +6259,7 @@
       </w:r>
       <w:r>
         <w:rPr>
-          <w:rFonts w:ascii="SimSun" w:eastAsia="SimSun" w:hAnsi="SimSun" w:cs="SimSun"/>
+          <w:rFonts w:ascii="宋体" w:hAnsi="宋体" w:eastAsia="宋体" w:cs="宋体"/>
           <w:spacing w:val="-1"/>
           <w:sz w:val="24"/>
           <w:szCs w:val="24"/>
@@ -6541,7 +6268,7 @@
       </w:r>
       <w:r>
         <w:rPr>
-          <w:rFonts w:ascii="SimSun" w:eastAsia="SimSun" w:hAnsi="SimSun" w:cs="SimSun"/>
+          <w:rFonts w:ascii="宋体" w:hAnsi="宋体" w:eastAsia="宋体" w:cs="宋体"/>
           <w:spacing w:val="-2"/>
           <w:sz w:val="24"/>
           <w:szCs w:val="24"/>
@@ -6550,7 +6277,7 @@
       </w:r>
       <w:r>
         <w:rPr>
-          <w:rFonts w:ascii="SimSun" w:eastAsia="SimSun" w:hAnsi="SimSun" w:cs="SimSun"/>
+          <w:rFonts w:ascii="宋体" w:hAnsi="宋体" w:eastAsia="宋体" w:cs="宋体"/>
           <w:spacing w:val="-1"/>
           <w:sz w:val="24"/>
           <w:szCs w:val="24"/>
@@ -6563,14 +6290,14 @@
         <w:spacing w:before="179" w:line="295" w:lineRule="auto"/>
         <w:ind w:left="934" w:right="36" w:hanging="414"/>
         <w:rPr>
-          <w:rFonts w:ascii="SimSun" w:eastAsia="SimSun" w:hAnsi="SimSun" w:cs="SimSun"/>
-          <w:sz w:val="24"/>
-          <w:szCs w:val="24"/>
-        </w:rPr>
-      </w:pPr>
-      <w:r>
-        <w:rPr>
-          <w:rFonts w:ascii="Wingdings" w:eastAsia="Wingdings" w:hAnsi="Wingdings" w:cs="Wingdings"/>
+          <w:rFonts w:ascii="宋体" w:hAnsi="宋体" w:eastAsia="宋体" w:cs="宋体"/>
+          <w:sz w:val="24"/>
+          <w:szCs w:val="24"/>
+        </w:rPr>
+      </w:pPr>
+      <w:r>
+        <w:rPr>
+          <w:rFonts w:ascii="Wingdings" w:hAnsi="Wingdings" w:eastAsia="Wingdings" w:cs="Wingdings"/>
           <w:spacing w:val="-1"/>
           <w:sz w:val="24"/>
           <w:szCs w:val="24"/>
@@ -6579,7 +6306,7 @@
       </w:r>
       <w:r>
         <w:rPr>
-          <w:rFonts w:ascii="Wingdings" w:eastAsia="Wingdings" w:hAnsi="Wingdings" w:cs="Wingdings"/>
+          <w:rFonts w:ascii="Wingdings" w:hAnsi="Wingdings" w:eastAsia="Wingdings" w:cs="Wingdings"/>
           <w:spacing w:val="-42"/>
           <w:sz w:val="24"/>
           <w:szCs w:val="24"/>
@@ -6588,37 +6315,22 @@
       </w:r>
       <w:r>
         <w:rPr>
-          <w:rFonts w:ascii="SimSun" w:eastAsia="SimSun" w:hAnsi="SimSun" w:cs="SimSun"/>
+          <w:rFonts w:ascii="宋体" w:hAnsi="宋体" w:eastAsia="宋体" w:cs="宋体"/>
           <w:spacing w:val="-1"/>
           <w:sz w:val="24"/>
           <w:szCs w:val="24"/>
         </w:rPr>
-        <w:t>接到顾客的反馈信息和投诉后，要及时处理和记录，并将信息传递给主</w:t>
-      </w:r>
-      <w:r>
-        <w:rPr>
-          <w:rFonts w:ascii="SimSun" w:eastAsia="SimSun" w:hAnsi="SimSun" w:cs="SimSun"/>
-          <w:spacing w:val="-1"/>
-          <w:sz w:val="24"/>
-          <w:szCs w:val="24"/>
-        </w:rPr>
-        <w:t>管领导，由主管领导组织相关部门采取相应的纠正和预防措施。</w:t>
-      </w:r>
-    </w:p>
-    <w:p>
-      <w:pPr>
-        <w:pStyle w:val="BodyText"/>
-        <w:spacing w:line="258" w:lineRule="auto"/>
-      </w:pPr>
-    </w:p>
-    <w:p>
-      <w:pPr>
-        <w:pStyle w:val="BodyText"/>
+        <w:t>接到顾客的反馈信息和投诉后，要及时处理和记录，并将信息传递给主管领导，由主管领导组织相关部门采取相应的纠正和预防措施。</w:t>
+      </w:r>
+    </w:p>
+    <w:p>
+      <w:pPr>
+        <w:pStyle w:val="2"/>
         <w:spacing w:before="98" w:line="221" w:lineRule="auto"/>
         <w:ind w:left="27"/>
         <w:outlineLvl w:val="1"/>
         <w:rPr>
-          <w:rFonts w:ascii="SimHei" w:eastAsia="SimHei" w:hAnsi="SimHei" w:cs="SimHei"/>
+          <w:rFonts w:ascii="黑体" w:hAnsi="黑体" w:eastAsia="黑体" w:cs="黑体"/>
           <w:sz w:val="30"/>
           <w:szCs w:val="30"/>
         </w:rPr>
@@ -6637,7 +6349,7 @@
       </w:r>
       <w:r>
         <w:rPr>
-          <w:rFonts w:ascii="SimHei" w:eastAsia="SimHei" w:hAnsi="SimHei" w:cs="SimHei"/>
+          <w:rFonts w:ascii="黑体" w:hAnsi="黑体" w:eastAsia="黑体" w:cs="黑体"/>
           <w:b/>
           <w:bCs/>
           <w:spacing w:val="-4"/>
@@ -6649,23 +6361,17 @@
     </w:p>
     <w:p>
       <w:pPr>
-        <w:pStyle w:val="BodyText"/>
-        <w:spacing w:line="256" w:lineRule="auto"/>
-      </w:pPr>
-    </w:p>
-    <w:p>
-      <w:pPr>
         <w:spacing w:before="78" w:line="239" w:lineRule="auto"/>
         <w:ind w:left="520"/>
         <w:rPr>
-          <w:rFonts w:ascii="SimSun" w:eastAsia="SimSun" w:hAnsi="SimSun" w:cs="SimSun"/>
-          <w:sz w:val="24"/>
-          <w:szCs w:val="24"/>
-        </w:rPr>
-      </w:pPr>
-      <w:r>
-        <w:rPr>
-          <w:rFonts w:ascii="Wingdings" w:eastAsia="Wingdings" w:hAnsi="Wingdings" w:cs="Wingdings"/>
+          <w:rFonts w:ascii="宋体" w:hAnsi="宋体" w:eastAsia="宋体" w:cs="宋体"/>
+          <w:sz w:val="24"/>
+          <w:szCs w:val="24"/>
+        </w:rPr>
+      </w:pPr>
+      <w:r>
+        <w:rPr>
+          <w:rFonts w:ascii="Wingdings" w:hAnsi="Wingdings" w:eastAsia="Wingdings" w:cs="Wingdings"/>
           <w:spacing w:val="-1"/>
           <w:sz w:val="24"/>
           <w:szCs w:val="24"/>
@@ -6674,7 +6380,7 @@
       </w:r>
       <w:r>
         <w:rPr>
-          <w:rFonts w:ascii="Wingdings" w:eastAsia="Wingdings" w:hAnsi="Wingdings" w:cs="Wingdings"/>
+          <w:rFonts w:ascii="Wingdings" w:hAnsi="Wingdings" w:eastAsia="Wingdings" w:cs="Wingdings"/>
           <w:spacing w:val="-51"/>
           <w:sz w:val="24"/>
           <w:szCs w:val="24"/>
@@ -6683,7 +6389,7 @@
       </w:r>
       <w:r>
         <w:rPr>
-          <w:rFonts w:ascii="SimSun" w:eastAsia="SimSun" w:hAnsi="SimSun" w:cs="SimSun"/>
+          <w:rFonts w:ascii="宋体" w:hAnsi="宋体" w:eastAsia="宋体" w:cs="宋体"/>
           <w:spacing w:val="-1"/>
           <w:sz w:val="24"/>
           <w:szCs w:val="24"/>
@@ -6692,7 +6398,7 @@
       </w:r>
       <w:r>
         <w:rPr>
-          <w:rFonts w:ascii="SimSun" w:eastAsia="SimSun" w:hAnsi="SimSun" w:cs="SimSun"/>
+          <w:rFonts w:ascii="宋体" w:hAnsi="宋体" w:eastAsia="宋体" w:cs="宋体"/>
           <w:spacing w:val="-2"/>
           <w:sz w:val="24"/>
           <w:szCs w:val="24"/>
@@ -6705,14 +6411,14 @@
         <w:spacing w:before="160" w:line="295" w:lineRule="auto"/>
         <w:ind w:left="931" w:right="74" w:hanging="411"/>
         <w:rPr>
-          <w:rFonts w:ascii="SimSun" w:eastAsia="SimSun" w:hAnsi="SimSun" w:cs="SimSun"/>
-          <w:sz w:val="24"/>
-          <w:szCs w:val="24"/>
-        </w:rPr>
-      </w:pPr>
-      <w:r>
-        <w:rPr>
-          <w:rFonts w:ascii="Wingdings" w:eastAsia="Wingdings" w:hAnsi="Wingdings" w:cs="Wingdings"/>
+          <w:rFonts w:ascii="宋体" w:hAnsi="宋体" w:eastAsia="宋体" w:cs="宋体"/>
+          <w:sz w:val="24"/>
+          <w:szCs w:val="24"/>
+        </w:rPr>
+      </w:pPr>
+      <w:r>
+        <w:rPr>
+          <w:rFonts w:ascii="Wingdings" w:hAnsi="Wingdings" w:eastAsia="Wingdings" w:cs="Wingdings"/>
           <w:spacing w:val="-2"/>
           <w:sz w:val="24"/>
           <w:szCs w:val="24"/>
@@ -6721,7 +6427,7 @@
       </w:r>
       <w:r>
         <w:rPr>
-          <w:rFonts w:ascii="Wingdings" w:eastAsia="Wingdings" w:hAnsi="Wingdings" w:cs="Wingdings"/>
+          <w:rFonts w:ascii="Wingdings" w:hAnsi="Wingdings" w:eastAsia="Wingdings" w:cs="Wingdings"/>
           <w:spacing w:val="-48"/>
           <w:sz w:val="24"/>
           <w:szCs w:val="24"/>
@@ -6730,7 +6436,7 @@
       </w:r>
       <w:r>
         <w:rPr>
-          <w:rFonts w:ascii="SimSun" w:eastAsia="SimSun" w:hAnsi="SimSun" w:cs="SimSun"/>
+          <w:rFonts w:ascii="宋体" w:hAnsi="宋体" w:eastAsia="宋体" w:cs="宋体"/>
           <w:spacing w:val="-2"/>
           <w:sz w:val="24"/>
           <w:szCs w:val="24"/>
@@ -6739,7 +6445,7 @@
       </w:r>
       <w:r>
         <w:rPr>
-          <w:rFonts w:ascii="SimSun" w:eastAsia="SimSun" w:hAnsi="SimSun" w:cs="SimSun"/>
+          <w:rFonts w:ascii="宋体" w:hAnsi="宋体" w:eastAsia="宋体" w:cs="宋体"/>
           <w:spacing w:val="-1"/>
           <w:sz w:val="24"/>
           <w:szCs w:val="24"/>
@@ -6752,14 +6458,14 @@
         <w:spacing w:before="178" w:line="239" w:lineRule="auto"/>
         <w:ind w:left="520"/>
         <w:rPr>
-          <w:rFonts w:ascii="SimSun" w:eastAsia="SimSun" w:hAnsi="SimSun" w:cs="SimSun"/>
-          <w:sz w:val="24"/>
-          <w:szCs w:val="24"/>
-        </w:rPr>
-      </w:pPr>
-      <w:r>
-        <w:rPr>
-          <w:rFonts w:ascii="Wingdings" w:eastAsia="Wingdings" w:hAnsi="Wingdings" w:cs="Wingdings"/>
+          <w:rFonts w:ascii="宋体" w:hAnsi="宋体" w:eastAsia="宋体" w:cs="宋体"/>
+          <w:sz w:val="24"/>
+          <w:szCs w:val="24"/>
+        </w:rPr>
+      </w:pPr>
+      <w:r>
+        <w:rPr>
+          <w:rFonts w:ascii="Wingdings" w:hAnsi="Wingdings" w:eastAsia="Wingdings" w:cs="Wingdings"/>
           <w:spacing w:val="-3"/>
           <w:sz w:val="24"/>
           <w:szCs w:val="24"/>
@@ -6768,7 +6474,7 @@
       </w:r>
       <w:r>
         <w:rPr>
-          <w:rFonts w:ascii="SimSun" w:eastAsia="SimSun" w:hAnsi="SimSun" w:cs="SimSun"/>
+          <w:rFonts w:ascii="宋体" w:hAnsi="宋体" w:eastAsia="宋体" w:cs="宋体"/>
           <w:spacing w:val="-3"/>
           <w:sz w:val="24"/>
           <w:szCs w:val="24"/>
@@ -6781,14 +6487,14 @@
         <w:spacing w:before="163" w:line="295" w:lineRule="auto"/>
         <w:ind w:left="942" w:right="74" w:hanging="422"/>
         <w:rPr>
-          <w:rFonts w:ascii="SimSun" w:eastAsia="SimSun" w:hAnsi="SimSun" w:cs="SimSun"/>
-          <w:sz w:val="24"/>
-          <w:szCs w:val="24"/>
-        </w:rPr>
-      </w:pPr>
-      <w:r>
-        <w:rPr>
-          <w:rFonts w:ascii="Wingdings" w:eastAsia="Wingdings" w:hAnsi="Wingdings" w:cs="Wingdings"/>
+          <w:rFonts w:ascii="宋体" w:hAnsi="宋体" w:eastAsia="宋体" w:cs="宋体"/>
+          <w:sz w:val="24"/>
+          <w:szCs w:val="24"/>
+        </w:rPr>
+      </w:pPr>
+      <w:r>
+        <w:rPr>
+          <w:rFonts w:ascii="Wingdings" w:hAnsi="Wingdings" w:eastAsia="Wingdings" w:cs="Wingdings"/>
           <w:spacing w:val="-2"/>
           <w:sz w:val="24"/>
           <w:szCs w:val="24"/>
@@ -6797,7 +6503,7 @@
       </w:r>
       <w:r>
         <w:rPr>
-          <w:rFonts w:ascii="Wingdings" w:eastAsia="Wingdings" w:hAnsi="Wingdings" w:cs="Wingdings"/>
+          <w:rFonts w:ascii="Wingdings" w:hAnsi="Wingdings" w:eastAsia="Wingdings" w:cs="Wingdings"/>
           <w:spacing w:val="-48"/>
           <w:sz w:val="24"/>
           <w:szCs w:val="24"/>
@@ -6806,7 +6512,7 @@
       </w:r>
       <w:r>
         <w:rPr>
-          <w:rFonts w:ascii="SimSun" w:eastAsia="SimSun" w:hAnsi="SimSun" w:cs="SimSun"/>
+          <w:rFonts w:ascii="宋体" w:hAnsi="宋体" w:eastAsia="宋体" w:cs="宋体"/>
           <w:spacing w:val="-2"/>
           <w:sz w:val="24"/>
           <w:szCs w:val="24"/>
@@ -6815,7 +6521,7 @@
       </w:r>
       <w:r>
         <w:rPr>
-          <w:rFonts w:ascii="SimSun" w:eastAsia="SimSun" w:hAnsi="SimSun" w:cs="SimSun"/>
+          <w:rFonts w:ascii="宋体" w:hAnsi="宋体" w:eastAsia="宋体" w:cs="宋体"/>
           <w:spacing w:val="-1"/>
           <w:sz w:val="24"/>
           <w:szCs w:val="24"/>
@@ -6824,7 +6530,7 @@
       </w:r>
       <w:r>
         <w:rPr>
-          <w:rFonts w:ascii="SimSun" w:eastAsia="SimSun" w:hAnsi="SimSun" w:cs="SimSun"/>
+          <w:rFonts w:ascii="宋体" w:hAnsi="宋体" w:eastAsia="宋体" w:cs="宋体"/>
           <w:spacing w:val="-2"/>
           <w:sz w:val="24"/>
           <w:szCs w:val="24"/>
@@ -6837,14 +6543,14 @@
         <w:spacing w:before="176" w:line="239" w:lineRule="auto"/>
         <w:ind w:left="520"/>
         <w:rPr>
-          <w:rFonts w:ascii="SimSun" w:eastAsia="SimSun" w:hAnsi="SimSun" w:cs="SimSun"/>
-          <w:sz w:val="24"/>
-          <w:szCs w:val="24"/>
-        </w:rPr>
-      </w:pPr>
-      <w:r>
-        <w:rPr>
-          <w:rFonts w:ascii="Wingdings" w:eastAsia="Wingdings" w:hAnsi="Wingdings" w:cs="Wingdings"/>
+          <w:rFonts w:ascii="宋体" w:hAnsi="宋体" w:eastAsia="宋体" w:cs="宋体"/>
+          <w:sz w:val="24"/>
+          <w:szCs w:val="24"/>
+        </w:rPr>
+      </w:pPr>
+      <w:r>
+        <w:rPr>
+          <w:rFonts w:ascii="Wingdings" w:hAnsi="Wingdings" w:eastAsia="Wingdings" w:cs="Wingdings"/>
           <w:spacing w:val="-1"/>
           <w:sz w:val="24"/>
           <w:szCs w:val="24"/>
@@ -6853,7 +6559,7 @@
       </w:r>
       <w:r>
         <w:rPr>
-          <w:rFonts w:ascii="Wingdings" w:eastAsia="Wingdings" w:hAnsi="Wingdings" w:cs="Wingdings"/>
+          <w:rFonts w:ascii="Wingdings" w:hAnsi="Wingdings" w:eastAsia="Wingdings" w:cs="Wingdings"/>
           <w:spacing w:val="-51"/>
           <w:sz w:val="24"/>
           <w:szCs w:val="24"/>
@@ -6862,19 +6568,13 @@
       </w:r>
       <w:r>
         <w:rPr>
-          <w:rFonts w:ascii="SimSun" w:eastAsia="SimSun" w:hAnsi="SimSun" w:cs="SimSun"/>
+          <w:rFonts w:ascii="宋体" w:hAnsi="宋体" w:eastAsia="宋体" w:cs="宋体"/>
           <w:spacing w:val="-1"/>
           <w:sz w:val="24"/>
           <w:szCs w:val="24"/>
         </w:rPr>
         <w:t>对顾客的满意度进行测定，每年一次，由质量部具体负责实施。</w:t>
       </w:r>
-    </w:p>
-    <w:p>
-      <w:pPr>
-        <w:pStyle w:val="BodyText"/>
-        <w:spacing w:line="352" w:lineRule="auto"/>
-      </w:pPr>
     </w:p>
     <w:p>
       <w:pPr>
@@ -6882,7 +6582,7 @@
         <w:ind w:left="33"/>
         <w:outlineLvl w:val="0"/>
         <w:rPr>
-          <w:rFonts w:ascii="SimHei" w:eastAsia="SimHei" w:hAnsi="SimHei" w:cs="SimHei"/>
+          <w:rFonts w:ascii="黑体" w:hAnsi="黑体" w:eastAsia="黑体" w:cs="黑体"/>
           <w:sz w:val="31"/>
           <w:szCs w:val="31"/>
         </w:rPr>
@@ -6891,7 +6591,7 @@
       <w:bookmarkEnd w:id="13"/>
       <w:r>
         <w:rPr>
-          <w:rFonts w:ascii="Calibri" w:eastAsia="Calibri" w:hAnsi="Calibri" w:cs="Calibri"/>
+          <w:rFonts w:ascii="Calibri" w:hAnsi="Calibri" w:eastAsia="Calibri" w:cs="Calibri"/>
           <w:b/>
           <w:bCs/>
           <w:spacing w:val="-5"/>
@@ -6902,7 +6602,7 @@
       </w:r>
       <w:r>
         <w:rPr>
-          <w:rFonts w:ascii="Calibri" w:eastAsia="Calibri" w:hAnsi="Calibri" w:cs="Calibri"/>
+          <w:rFonts w:ascii="Calibri" w:hAnsi="Calibri" w:eastAsia="Calibri" w:cs="Calibri"/>
           <w:b/>
           <w:bCs/>
           <w:spacing w:val="19"/>
@@ -6914,7 +6614,7 @@
       </w:r>
       <w:r>
         <w:rPr>
-          <w:rFonts w:ascii="SimHei" w:eastAsia="SimHei" w:hAnsi="SimHei" w:cs="SimHei"/>
+          <w:rFonts w:ascii="黑体" w:hAnsi="黑体" w:eastAsia="黑体" w:cs="黑体"/>
           <w:b/>
           <w:bCs/>
           <w:spacing w:val="-5"/>
@@ -6926,23 +6626,17 @@
     </w:p>
     <w:p>
       <w:pPr>
-        <w:pStyle w:val="BodyText"/>
-        <w:spacing w:line="374" w:lineRule="auto"/>
-      </w:pPr>
-    </w:p>
-    <w:p>
-      <w:pPr>
         <w:spacing w:before="78" w:line="220" w:lineRule="auto"/>
         <w:ind w:left="515"/>
         <w:rPr>
-          <w:rFonts w:ascii="SimSun" w:eastAsia="SimSun" w:hAnsi="SimSun" w:cs="SimSun"/>
-          <w:sz w:val="24"/>
-          <w:szCs w:val="24"/>
-        </w:rPr>
-      </w:pPr>
-      <w:r>
-        <w:rPr>
-          <w:rFonts w:ascii="SimSun" w:eastAsia="SimSun" w:hAnsi="SimSun" w:cs="SimSun"/>
+          <w:rFonts w:ascii="宋体" w:hAnsi="宋体" w:eastAsia="宋体" w:cs="宋体"/>
+          <w:sz w:val="24"/>
+          <w:szCs w:val="24"/>
+        </w:rPr>
+      </w:pPr>
+      <w:r>
+        <w:rPr>
+          <w:rFonts w:ascii="宋体" w:hAnsi="宋体" w:eastAsia="宋体" w:cs="宋体"/>
           <w:spacing w:val="-2"/>
           <w:sz w:val="24"/>
           <w:szCs w:val="24"/>
@@ -6951,30 +6645,55 @@
       </w:r>
     </w:p>
     <w:sectPr>
-      <w:footerReference w:type="default" r:id="rId14"/>
+      <w:footerReference r:id="rId9" w:type="default"/>
       <w:pgSz w:w="11910" w:h="16840"/>
       <w:pgMar w:top="904" w:right="1786" w:bottom="990" w:left="1779" w:header="0" w:footer="756" w:gutter="0"/>
-      <w:cols w:space="720"/>
+      <w:cols w:space="720" w:num="1"/>
     </w:sectPr>
   </w:body>
 </w:document>
 </file>
 
+<file path=word/endnotes.xml><?xml version="1.0" encoding="utf-8"?>
+<w:endnotes xmlns:wpc="http://schemas.microsoft.com/office/word/2010/wordprocessingCanvas" xmlns:mc="http://schemas.openxmlformats.org/markup-compatibility/2006" xmlns:o="urn:schemas-microsoft-com:office:office" xmlns:r="http://schemas.openxmlformats.org/officeDocument/2006/relationships" xmlns:m="http://schemas.openxmlformats.org/officeDocument/2006/math" xmlns:v="urn:schemas-microsoft-com:vml" xmlns:wp14="http://schemas.microsoft.com/office/word/2010/wordprocessingDrawing" xmlns:wp="http://schemas.openxmlformats.org/drawingml/2006/wordprocessingDrawing" xmlns:w="http://schemas.openxmlformats.org/wordprocessingml/2006/main" xmlns:w14="http://schemas.microsoft.com/office/word/2010/wordml" xmlns:w15="http://schemas.microsoft.com/office/word/2012/wordml" xmlns:w10="urn:schemas-microsoft-com:office:word" xmlns:wpg="http://schemas.microsoft.com/office/word/2010/wordprocessingGroup" xmlns:wpi="http://schemas.microsoft.com/office/word/2010/wordprocessingInk" xmlns:wne="http://schemas.microsoft.com/office/word/2006/wordml" xmlns:wps="http://schemas.microsoft.com/office/word/2010/wordprocessingShape" xmlns:wpsCustomData="http://www.wps.cn/officeDocument/2013/wpsCustomData" mc:Ignorable="w14 w15 wp14">
+  <w:endnote w:type="separator" w:id="0">
+    <w:p>
+      <w:pPr>
+        <w:spacing w:line="240" w:lineRule="auto"/>
+      </w:pPr>
+      <w:r>
+        <w:separator/>
+      </w:r>
+    </w:p>
+  </w:endnote>
+  <w:endnote w:type="continuationSeparator" w:id="1">
+    <w:p>
+      <w:pPr>
+        <w:spacing w:line="240" w:lineRule="auto"/>
+      </w:pPr>
+      <w:r>
+        <w:continuationSeparator/>
+      </w:r>
+    </w:p>
+  </w:endnote>
+</w:endnotes>
+</file>
+
 <file path=word/footer1.xml><?xml version="1.0" encoding="utf-8"?>
-<w:ftr xmlns:wpc="http://schemas.microsoft.com/office/word/2010/wordprocessingCanvas" xmlns:mc="http://schemas.openxmlformats.org/markup-compatibility/2006" xmlns:o="urn:schemas-microsoft-com:office:office" xmlns:r="http://schemas.openxmlformats.org/officeDocument/2006/relationships" xmlns:m="http://schemas.openxmlformats.org/officeDocument/2006/math" xmlns:v="urn:schemas-microsoft-com:vml" xmlns:wp14="http://schemas.microsoft.com/office/word/2010/wordprocessingDrawing" xmlns:wp="http://schemas.openxmlformats.org/drawingml/2006/wordprocessingDrawing" xmlns:w10="urn:schemas-microsoft-com:office:word" xmlns:w="http://schemas.openxmlformats.org/wordprocessingml/2006/main" xmlns:w14="http://schemas.microsoft.com/office/word/2010/wordml" xmlns:w15="http://schemas.microsoft.com/office/word/2012/wordml" xmlns:wne="http://schemas.microsoft.com/office/word/2006/wordml" xmlns:wpg="http://schemas.microsoft.com/office/word/2010/wordprocessingGroup" xmlns:wpi="http://schemas.microsoft.com/office/word/2010/wordprocessingInk" xmlns:wps="http://schemas.microsoft.com/office/word/2010/wordprocessingShape" mc:Ignorable="w14 w15 wp14">
+<w:ftr xmlns:wpc="http://schemas.microsoft.com/office/word/2010/wordprocessingCanvas" xmlns:mc="http://schemas.openxmlformats.org/markup-compatibility/2006" xmlns:o="urn:schemas-microsoft-com:office:office" xmlns:r="http://schemas.openxmlformats.org/officeDocument/2006/relationships" xmlns:m="http://schemas.openxmlformats.org/officeDocument/2006/math" xmlns:v="urn:schemas-microsoft-com:vml" xmlns:wp14="http://schemas.microsoft.com/office/word/2010/wordprocessingDrawing" xmlns:wp="http://schemas.openxmlformats.org/drawingml/2006/wordprocessingDrawing" xmlns:w10="urn:schemas-microsoft-com:office:word" xmlns:w="http://schemas.openxmlformats.org/wordprocessingml/2006/main" xmlns:w14="http://schemas.microsoft.com/office/word/2010/wordml" xmlns:w15="http://schemas.microsoft.com/office/word/2012/wordml" xmlns:wpg="http://schemas.microsoft.com/office/word/2010/wordprocessingGroup" xmlns:wpi="http://schemas.microsoft.com/office/word/2010/wordprocessingInk" xmlns:wne="http://schemas.microsoft.com/office/word/2006/wordml" xmlns:wps="http://schemas.microsoft.com/office/word/2010/wordprocessingShape" xmlns:wpsCustomData="http://www.wps.cn/officeDocument/2013/wpsCustomData" mc:Ignorable="w14 w15 wp14">
   <w:p>
     <w:pPr>
       <w:spacing w:line="230" w:lineRule="auto"/>
       <w:ind w:left="4180"/>
       <w:rPr>
-        <w:rFonts w:ascii="SimSun" w:eastAsia="SimSun" w:hAnsi="SimSun" w:cs="SimSun"/>
+        <w:rFonts w:ascii="宋体" w:hAnsi="宋体" w:eastAsia="宋体" w:cs="宋体"/>
         <w:sz w:val="18"/>
         <w:szCs w:val="18"/>
       </w:rPr>
     </w:pPr>
     <w:r>
       <w:rPr>
-        <w:rFonts w:ascii="SimSun" w:eastAsia="SimSun" w:hAnsi="SimSun" w:cs="SimSun"/>
+        <w:rFonts w:ascii="宋体" w:hAnsi="宋体" w:eastAsia="宋体" w:cs="宋体"/>
         <w:sz w:val="18"/>
         <w:szCs w:val="18"/>
       </w:rPr>
@@ -6985,20 +6704,20 @@
 </file>
 
 <file path=word/footer2.xml><?xml version="1.0" encoding="utf-8"?>
-<w:ftr xmlns:wpc="http://schemas.microsoft.com/office/word/2010/wordprocessingCanvas" xmlns:mc="http://schemas.openxmlformats.org/markup-compatibility/2006" xmlns:o="urn:schemas-microsoft-com:office:office" xmlns:r="http://schemas.openxmlformats.org/officeDocument/2006/relationships" xmlns:m="http://schemas.openxmlformats.org/officeDocument/2006/math" xmlns:v="urn:schemas-microsoft-com:vml" xmlns:wp14="http://schemas.microsoft.com/office/word/2010/wordprocessingDrawing" xmlns:wp="http://schemas.openxmlformats.org/drawingml/2006/wordprocessingDrawing" xmlns:w10="urn:schemas-microsoft-com:office:word" xmlns:w="http://schemas.openxmlformats.org/wordprocessingml/2006/main" xmlns:w14="http://schemas.microsoft.com/office/word/2010/wordml" xmlns:w15="http://schemas.microsoft.com/office/word/2012/wordml" xmlns:wne="http://schemas.microsoft.com/office/word/2006/wordml" xmlns:wpg="http://schemas.microsoft.com/office/word/2010/wordprocessingGroup" xmlns:wpi="http://schemas.microsoft.com/office/word/2010/wordprocessingInk" xmlns:wps="http://schemas.microsoft.com/office/word/2010/wordprocessingShape" mc:Ignorable="w14 w15 wp14">
+<w:ftr xmlns:wpc="http://schemas.microsoft.com/office/word/2010/wordprocessingCanvas" xmlns:mc="http://schemas.openxmlformats.org/markup-compatibility/2006" xmlns:o="urn:schemas-microsoft-com:office:office" xmlns:r="http://schemas.openxmlformats.org/officeDocument/2006/relationships" xmlns:m="http://schemas.openxmlformats.org/officeDocument/2006/math" xmlns:v="urn:schemas-microsoft-com:vml" xmlns:wp14="http://schemas.microsoft.com/office/word/2010/wordprocessingDrawing" xmlns:wp="http://schemas.openxmlformats.org/drawingml/2006/wordprocessingDrawing" xmlns:w10="urn:schemas-microsoft-com:office:word" xmlns:w="http://schemas.openxmlformats.org/wordprocessingml/2006/main" xmlns:w14="http://schemas.microsoft.com/office/word/2010/wordml" xmlns:w15="http://schemas.microsoft.com/office/word/2012/wordml" xmlns:wpg="http://schemas.microsoft.com/office/word/2010/wordprocessingGroup" xmlns:wpi="http://schemas.microsoft.com/office/word/2010/wordprocessingInk" xmlns:wne="http://schemas.microsoft.com/office/word/2006/wordml" xmlns:wps="http://schemas.microsoft.com/office/word/2010/wordprocessingShape" xmlns:wpsCustomData="http://www.wps.cn/officeDocument/2013/wpsCustomData" mc:Ignorable="w14 w15 wp14">
   <w:p>
     <w:pPr>
       <w:spacing w:line="230" w:lineRule="auto"/>
       <w:ind w:left="4169"/>
       <w:rPr>
-        <w:rFonts w:ascii="SimSun" w:eastAsia="SimSun" w:hAnsi="SimSun" w:cs="SimSun"/>
+        <w:rFonts w:ascii="宋体" w:hAnsi="宋体" w:eastAsia="宋体" w:cs="宋体"/>
         <w:sz w:val="18"/>
         <w:szCs w:val="18"/>
       </w:rPr>
     </w:pPr>
     <w:r>
       <w:rPr>
-        <w:rFonts w:ascii="SimSun" w:eastAsia="SimSun" w:hAnsi="SimSun" w:cs="SimSun"/>
+        <w:rFonts w:ascii="宋体" w:hAnsi="宋体" w:eastAsia="宋体" w:cs="宋体"/>
         <w:sz w:val="18"/>
         <w:szCs w:val="18"/>
       </w:rPr>
@@ -7009,20 +6728,20 @@
 </file>
 
 <file path=word/footer3.xml><?xml version="1.0" encoding="utf-8"?>
-<w:ftr xmlns:wpc="http://schemas.microsoft.com/office/word/2010/wordprocessingCanvas" xmlns:mc="http://schemas.openxmlformats.org/markup-compatibility/2006" xmlns:o="urn:schemas-microsoft-com:office:office" xmlns:r="http://schemas.openxmlformats.org/officeDocument/2006/relationships" xmlns:m="http://schemas.openxmlformats.org/officeDocument/2006/math" xmlns:v="urn:schemas-microsoft-com:vml" xmlns:wp14="http://schemas.microsoft.com/office/word/2010/wordprocessingDrawing" xmlns:wp="http://schemas.openxmlformats.org/drawingml/2006/wordprocessingDrawing" xmlns:w10="urn:schemas-microsoft-com:office:word" xmlns:w="http://schemas.openxmlformats.org/wordprocessingml/2006/main" xmlns:w14="http://schemas.microsoft.com/office/word/2010/wordml" xmlns:w15="http://schemas.microsoft.com/office/word/2012/wordml" xmlns:wne="http://schemas.microsoft.com/office/word/2006/wordml" xmlns:wpg="http://schemas.microsoft.com/office/word/2010/wordprocessingGroup" xmlns:wpi="http://schemas.microsoft.com/office/word/2010/wordprocessingInk" xmlns:wps="http://schemas.microsoft.com/office/word/2010/wordprocessingShape" mc:Ignorable="w14 w15 wp14">
+<w:ftr xmlns:wpc="http://schemas.microsoft.com/office/word/2010/wordprocessingCanvas" xmlns:mc="http://schemas.openxmlformats.org/markup-compatibility/2006" xmlns:o="urn:schemas-microsoft-com:office:office" xmlns:r="http://schemas.openxmlformats.org/officeDocument/2006/relationships" xmlns:m="http://schemas.openxmlformats.org/officeDocument/2006/math" xmlns:v="urn:schemas-microsoft-com:vml" xmlns:wp14="http://schemas.microsoft.com/office/word/2010/wordprocessingDrawing" xmlns:wp="http://schemas.openxmlformats.org/drawingml/2006/wordprocessingDrawing" xmlns:w10="urn:schemas-microsoft-com:office:word" xmlns:w="http://schemas.openxmlformats.org/wordprocessingml/2006/main" xmlns:w14="http://schemas.microsoft.com/office/word/2010/wordml" xmlns:w15="http://schemas.microsoft.com/office/word/2012/wordml" xmlns:wpg="http://schemas.microsoft.com/office/word/2010/wordprocessingGroup" xmlns:wpi="http://schemas.microsoft.com/office/word/2010/wordprocessingInk" xmlns:wne="http://schemas.microsoft.com/office/word/2006/wordml" xmlns:wps="http://schemas.microsoft.com/office/word/2010/wordprocessingShape" xmlns:wpsCustomData="http://www.wps.cn/officeDocument/2013/wpsCustomData" mc:Ignorable="w14 w15 wp14">
   <w:p>
     <w:pPr>
       <w:spacing w:line="229" w:lineRule="auto"/>
       <w:ind w:left="4258"/>
       <w:rPr>
-        <w:rFonts w:ascii="SimSun" w:eastAsia="SimSun" w:hAnsi="SimSun" w:cs="SimSun"/>
+        <w:rFonts w:ascii="宋体" w:hAnsi="宋体" w:eastAsia="宋体" w:cs="宋体"/>
         <w:sz w:val="18"/>
         <w:szCs w:val="18"/>
       </w:rPr>
     </w:pPr>
     <w:r>
       <w:rPr>
-        <w:rFonts w:ascii="SimSun" w:eastAsia="SimSun" w:hAnsi="SimSun" w:cs="SimSun"/>
+        <w:rFonts w:ascii="宋体" w:hAnsi="宋体" w:eastAsia="宋体" w:cs="宋体"/>
         <w:sz w:val="18"/>
         <w:szCs w:val="18"/>
       </w:rPr>
@@ -7033,68 +6752,20 @@
 </file>
 
 <file path=word/footer4.xml><?xml version="1.0" encoding="utf-8"?>
-<w:ftr xmlns:wpc="http://schemas.microsoft.com/office/word/2010/wordprocessingCanvas" xmlns:mc="http://schemas.openxmlformats.org/markup-compatibility/2006" xmlns:o="urn:schemas-microsoft-com:office:office" xmlns:r="http://schemas.openxmlformats.org/officeDocument/2006/relationships" xmlns:m="http://schemas.openxmlformats.org/officeDocument/2006/math" xmlns:v="urn:schemas-microsoft-com:vml" xmlns:wp14="http://schemas.microsoft.com/office/word/2010/wordprocessingDrawing" xmlns:wp="http://schemas.openxmlformats.org/drawingml/2006/wordprocessingDrawing" xmlns:w10="urn:schemas-microsoft-com:office:word" xmlns:w="http://schemas.openxmlformats.org/wordprocessingml/2006/main" xmlns:w14="http://schemas.microsoft.com/office/word/2010/wordml" xmlns:w15="http://schemas.microsoft.com/office/word/2012/wordml" xmlns:wne="http://schemas.microsoft.com/office/word/2006/wordml" xmlns:wpg="http://schemas.microsoft.com/office/word/2010/wordprocessingGroup" xmlns:wpi="http://schemas.microsoft.com/office/word/2010/wordprocessingInk" xmlns:wps="http://schemas.microsoft.com/office/word/2010/wordprocessingShape" mc:Ignorable="w14 w15 wp14">
+<w:ftr xmlns:wpc="http://schemas.microsoft.com/office/word/2010/wordprocessingCanvas" xmlns:mc="http://schemas.openxmlformats.org/markup-compatibility/2006" xmlns:o="urn:schemas-microsoft-com:office:office" xmlns:r="http://schemas.openxmlformats.org/officeDocument/2006/relationships" xmlns:m="http://schemas.openxmlformats.org/officeDocument/2006/math" xmlns:v="urn:schemas-microsoft-com:vml" xmlns:wp14="http://schemas.microsoft.com/office/word/2010/wordprocessingDrawing" xmlns:wp="http://schemas.openxmlformats.org/drawingml/2006/wordprocessingDrawing" xmlns:w10="urn:schemas-microsoft-com:office:word" xmlns:w="http://schemas.openxmlformats.org/wordprocessingml/2006/main" xmlns:w14="http://schemas.microsoft.com/office/word/2010/wordml" xmlns:w15="http://schemas.microsoft.com/office/word/2012/wordml" xmlns:wpg="http://schemas.microsoft.com/office/word/2010/wordprocessingGroup" xmlns:wpi="http://schemas.microsoft.com/office/word/2010/wordprocessingInk" xmlns:wne="http://schemas.microsoft.com/office/word/2006/wordml" xmlns:wps="http://schemas.microsoft.com/office/word/2010/wordprocessingShape" xmlns:wpsCustomData="http://www.wps.cn/officeDocument/2013/wpsCustomData" mc:Ignorable="w14 w15 wp14">
   <w:p>
     <w:pPr>
-      <w:spacing w:line="230" w:lineRule="auto"/>
-      <w:ind w:left="4166"/>
+      <w:spacing w:line="229" w:lineRule="auto"/>
+      <w:ind w:left="4168"/>
       <w:rPr>
-        <w:rFonts w:ascii="SimSun" w:eastAsia="SimSun" w:hAnsi="SimSun" w:cs="SimSun"/>
+        <w:rFonts w:ascii="宋体" w:hAnsi="宋体" w:eastAsia="宋体" w:cs="宋体"/>
         <w:sz w:val="18"/>
         <w:szCs w:val="18"/>
       </w:rPr>
     </w:pPr>
     <w:r>
       <w:rPr>
-        <w:rFonts w:ascii="SimSun" w:eastAsia="SimSun" w:hAnsi="SimSun" w:cs="SimSun"/>
-        <w:sz w:val="18"/>
-        <w:szCs w:val="18"/>
-      </w:rPr>
-      <w:t>4</w:t>
-    </w:r>
-  </w:p>
-</w:ftr>
-</file>
-
-<file path=word/footer5.xml><?xml version="1.0" encoding="utf-8"?>
-<w:ftr xmlns:wpc="http://schemas.microsoft.com/office/word/2010/wordprocessingCanvas" xmlns:mc="http://schemas.openxmlformats.org/markup-compatibility/2006" xmlns:o="urn:schemas-microsoft-com:office:office" xmlns:r="http://schemas.openxmlformats.org/officeDocument/2006/relationships" xmlns:m="http://schemas.openxmlformats.org/officeDocument/2006/math" xmlns:v="urn:schemas-microsoft-com:vml" xmlns:wp14="http://schemas.microsoft.com/office/word/2010/wordprocessingDrawing" xmlns:wp="http://schemas.openxmlformats.org/drawingml/2006/wordprocessingDrawing" xmlns:w10="urn:schemas-microsoft-com:office:word" xmlns:w="http://schemas.openxmlformats.org/wordprocessingml/2006/main" xmlns:w14="http://schemas.microsoft.com/office/word/2010/wordml" xmlns:w15="http://schemas.microsoft.com/office/word/2012/wordml" xmlns:wne="http://schemas.microsoft.com/office/word/2006/wordml" xmlns:wpg="http://schemas.microsoft.com/office/word/2010/wordprocessingGroup" xmlns:wpi="http://schemas.microsoft.com/office/word/2010/wordprocessingInk" xmlns:wps="http://schemas.microsoft.com/office/word/2010/wordprocessingShape" mc:Ignorable="w14 w15 wp14">
-  <w:p>
-    <w:pPr>
-      <w:spacing w:line="229" w:lineRule="auto"/>
-      <w:ind w:left="4170"/>
-      <w:rPr>
-        <w:rFonts w:ascii="SimSun" w:eastAsia="SimSun" w:hAnsi="SimSun" w:cs="SimSun"/>
-        <w:sz w:val="18"/>
-        <w:szCs w:val="18"/>
-      </w:rPr>
-    </w:pPr>
-    <w:r>
-      <w:rPr>
-        <w:rFonts w:ascii="SimSun" w:eastAsia="SimSun" w:hAnsi="SimSun" w:cs="SimSun"/>
-        <w:sz w:val="18"/>
-        <w:szCs w:val="18"/>
-      </w:rPr>
-      <w:t>5</w:t>
-    </w:r>
-  </w:p>
-</w:ftr>
-</file>
-
-<file path=word/footer6.xml><?xml version="1.0" encoding="utf-8"?>
-<w:ftr xmlns:wpc="http://schemas.microsoft.com/office/word/2010/wordprocessingCanvas" xmlns:mc="http://schemas.openxmlformats.org/markup-compatibility/2006" xmlns:o="urn:schemas-microsoft-com:office:office" xmlns:r="http://schemas.openxmlformats.org/officeDocument/2006/relationships" xmlns:m="http://schemas.openxmlformats.org/officeDocument/2006/math" xmlns:v="urn:schemas-microsoft-com:vml" xmlns:wp14="http://schemas.microsoft.com/office/word/2010/wordprocessingDrawing" xmlns:wp="http://schemas.openxmlformats.org/drawingml/2006/wordprocessingDrawing" xmlns:w10="urn:schemas-microsoft-com:office:word" xmlns:w="http://schemas.openxmlformats.org/wordprocessingml/2006/main" xmlns:w14="http://schemas.microsoft.com/office/word/2010/wordml" xmlns:w15="http://schemas.microsoft.com/office/word/2012/wordml" xmlns:wne="http://schemas.microsoft.com/office/word/2006/wordml" xmlns:wpg="http://schemas.microsoft.com/office/word/2010/wordprocessingGroup" xmlns:wpi="http://schemas.microsoft.com/office/word/2010/wordprocessingInk" xmlns:wps="http://schemas.microsoft.com/office/word/2010/wordprocessingShape" mc:Ignorable="w14 w15 wp14">
-  <w:p>
-    <w:pPr>
-      <w:spacing w:line="229" w:lineRule="auto"/>
-      <w:ind w:left="4168"/>
-      <w:rPr>
-        <w:rFonts w:ascii="SimSun" w:eastAsia="SimSun" w:hAnsi="SimSun" w:cs="SimSun"/>
-        <w:sz w:val="18"/>
-        <w:szCs w:val="18"/>
-      </w:rPr>
-    </w:pPr>
-    <w:r>
-      <w:rPr>
-        <w:rFonts w:ascii="SimSun" w:eastAsia="SimSun" w:hAnsi="SimSun" w:cs="SimSun"/>
+        <w:rFonts w:ascii="宋体" w:hAnsi="宋体" w:eastAsia="宋体" w:cs="宋体"/>
         <w:sz w:val="18"/>
         <w:szCs w:val="18"/>
       </w:rPr>
@@ -7104,21 +6775,21 @@
 </w:ftr>
 </file>
 
-<file path=word/footer7.xml><?xml version="1.0" encoding="utf-8"?>
-<w:ftr xmlns:wpc="http://schemas.microsoft.com/office/word/2010/wordprocessingCanvas" xmlns:mc="http://schemas.openxmlformats.org/markup-compatibility/2006" xmlns:o="urn:schemas-microsoft-com:office:office" xmlns:r="http://schemas.openxmlformats.org/officeDocument/2006/relationships" xmlns:m="http://schemas.openxmlformats.org/officeDocument/2006/math" xmlns:v="urn:schemas-microsoft-com:vml" xmlns:wp14="http://schemas.microsoft.com/office/word/2010/wordprocessingDrawing" xmlns:wp="http://schemas.openxmlformats.org/drawingml/2006/wordprocessingDrawing" xmlns:w10="urn:schemas-microsoft-com:office:word" xmlns:w="http://schemas.openxmlformats.org/wordprocessingml/2006/main" xmlns:w14="http://schemas.microsoft.com/office/word/2010/wordml" xmlns:w15="http://schemas.microsoft.com/office/word/2012/wordml" xmlns:wne="http://schemas.microsoft.com/office/word/2006/wordml" xmlns:wpg="http://schemas.microsoft.com/office/word/2010/wordprocessingGroup" xmlns:wpi="http://schemas.microsoft.com/office/word/2010/wordprocessingInk" xmlns:wps="http://schemas.microsoft.com/office/word/2010/wordprocessingShape" mc:Ignorable="w14 w15 wp14">
+<file path=word/footer5.xml><?xml version="1.0" encoding="utf-8"?>
+<w:ftr xmlns:wpc="http://schemas.microsoft.com/office/word/2010/wordprocessingCanvas" xmlns:mc="http://schemas.openxmlformats.org/markup-compatibility/2006" xmlns:o="urn:schemas-microsoft-com:office:office" xmlns:r="http://schemas.openxmlformats.org/officeDocument/2006/relationships" xmlns:m="http://schemas.openxmlformats.org/officeDocument/2006/math" xmlns:v="urn:schemas-microsoft-com:vml" xmlns:wp14="http://schemas.microsoft.com/office/word/2010/wordprocessingDrawing" xmlns:wp="http://schemas.openxmlformats.org/drawingml/2006/wordprocessingDrawing" xmlns:w10="urn:schemas-microsoft-com:office:word" xmlns:w="http://schemas.openxmlformats.org/wordprocessingml/2006/main" xmlns:w14="http://schemas.microsoft.com/office/word/2010/wordml" xmlns:w15="http://schemas.microsoft.com/office/word/2012/wordml" xmlns:wpg="http://schemas.microsoft.com/office/word/2010/wordprocessingGroup" xmlns:wpi="http://schemas.microsoft.com/office/word/2010/wordprocessingInk" xmlns:wne="http://schemas.microsoft.com/office/word/2006/wordml" xmlns:wps="http://schemas.microsoft.com/office/word/2010/wordprocessingShape" xmlns:wpsCustomData="http://www.wps.cn/officeDocument/2013/wpsCustomData" mc:Ignorable="w14 w15 wp14">
   <w:p>
     <w:pPr>
       <w:spacing w:line="229" w:lineRule="auto"/>
       <w:ind w:left="4171"/>
       <w:rPr>
-        <w:rFonts w:ascii="SimSun" w:eastAsia="SimSun" w:hAnsi="SimSun" w:cs="SimSun"/>
+        <w:rFonts w:ascii="宋体" w:hAnsi="宋体" w:eastAsia="宋体" w:cs="宋体"/>
         <w:sz w:val="18"/>
         <w:szCs w:val="18"/>
       </w:rPr>
     </w:pPr>
     <w:r>
       <w:rPr>
-        <w:rFonts w:ascii="SimSun" w:eastAsia="SimSun" w:hAnsi="SimSun" w:cs="SimSun"/>
+        <w:rFonts w:ascii="宋体" w:hAnsi="宋体" w:eastAsia="宋体" w:cs="宋体"/>
         <w:sz w:val="18"/>
         <w:szCs w:val="18"/>
       </w:rPr>
@@ -7128,197 +6799,356 @@
 </w:ftr>
 </file>
 
+<file path=word/footnotes.xml><?xml version="1.0" encoding="utf-8"?>
+<w:footnotes xmlns:wpc="http://schemas.microsoft.com/office/word/2010/wordprocessingCanvas" xmlns:mc="http://schemas.openxmlformats.org/markup-compatibility/2006" xmlns:o="urn:schemas-microsoft-com:office:office" xmlns:r="http://schemas.openxmlformats.org/officeDocument/2006/relationships" xmlns:m="http://schemas.openxmlformats.org/officeDocument/2006/math" xmlns:v="urn:schemas-microsoft-com:vml" xmlns:wp14="http://schemas.microsoft.com/office/word/2010/wordprocessingDrawing" xmlns:wp="http://schemas.openxmlformats.org/drawingml/2006/wordprocessingDrawing" xmlns:w="http://schemas.openxmlformats.org/wordprocessingml/2006/main" xmlns:w14="http://schemas.microsoft.com/office/word/2010/wordml" xmlns:w15="http://schemas.microsoft.com/office/word/2012/wordml" xmlns:w10="urn:schemas-microsoft-com:office:word" xmlns:wpg="http://schemas.microsoft.com/office/word/2010/wordprocessingGroup" xmlns:wpi="http://schemas.microsoft.com/office/word/2010/wordprocessingInk" xmlns:wne="http://schemas.microsoft.com/office/word/2006/wordml" xmlns:wps="http://schemas.microsoft.com/office/word/2010/wordprocessingShape" xmlns:wpsCustomData="http://www.wps.cn/officeDocument/2013/wpsCustomData" mc:Ignorable="w14 w15 wp14">
+  <w:footnote w:type="separator" w:id="0">
+    <w:p>
+      <w:pPr>
+        <w:spacing w:before="0" w:after="0" w:line="240" w:lineRule="auto"/>
+      </w:pPr>
+      <w:r>
+        <w:separator/>
+      </w:r>
+    </w:p>
+  </w:footnote>
+  <w:footnote w:type="continuationSeparator" w:id="1">
+    <w:p>
+      <w:pPr>
+        <w:spacing w:before="0" w:after="0" w:line="240" w:lineRule="auto"/>
+      </w:pPr>
+      <w:r>
+        <w:continuationSeparator/>
+      </w:r>
+    </w:p>
+  </w:footnote>
+</w:footnotes>
+</file>
+
 <file path=word/styles.xml><?xml version="1.0" encoding="utf-8"?>
-<w:styles xmlns:mc="http://schemas.openxmlformats.org/markup-compatibility/2006" xmlns:r="http://schemas.openxmlformats.org/officeDocument/2006/relationships" xmlns:w="http://schemas.openxmlformats.org/wordprocessingml/2006/main" xmlns:w14="http://schemas.microsoft.com/office/word/2010/wordml" xmlns:w15="http://schemas.microsoft.com/office/word/2012/wordml" mc:Ignorable="w14 w15">
+<w:styles xmlns:mc="http://schemas.openxmlformats.org/markup-compatibility/2006" xmlns:o="urn:schemas-microsoft-com:office:office" xmlns:r="http://schemas.openxmlformats.org/officeDocument/2006/relationships" xmlns:m="http://schemas.openxmlformats.org/officeDocument/2006/math" xmlns:v="urn:schemas-microsoft-com:vml" xmlns:w="http://schemas.openxmlformats.org/wordprocessingml/2006/main" xmlns:w14="http://schemas.microsoft.com/office/word/2010/wordml" xmlns:w10="urn:schemas-microsoft-com:office:word" xmlns:sl="http://schemas.openxmlformats.org/schemaLibrary/2006/main" xmlns:wpsCustomData="http://www.wps.cn/officeDocument/2013/wpsCustomData" mc:Ignorable="w14">
   <w:docDefaults>
     <w:rPrDefault>
       <w:rPr>
-        <w:rFonts w:ascii="Arial" w:eastAsia="Arial" w:hAnsi="Arial" w:cs="Arial"/>
-        <w:snapToGrid w:val="0"/>
-        <w:color w:val="000000"/>
-        <w:kern w:val="0"/>
-        <w:sz w:val="21"/>
-        <w:szCs w:val="21"/>
-        <w:lang w:val="en-US" w:eastAsia="en-US" w:bidi="ar-SA"/>
+        <w:rFonts w:ascii="Arial" w:hAnsi="Arial" w:eastAsia="Arial" w:cs="Arial"/>
       </w:rPr>
     </w:rPrDefault>
-    <w:pPrDefault>
-      <w:pPr>
-        <w:spacing w:after="200" w:line="276" w:lineRule="auto"/>
-      </w:pPr>
-    </w:pPrDefault>
+    <w:pPrDefault/>
   </w:docDefaults>
-  <w:latentStyles w:defLockedState="0" w:defUIPriority="99" w:defSemiHidden="1" w:defUnhideWhenUsed="1" w:defQFormat="0" w:count="267">
-    <w:lsdException w:name="Normal" w:semiHidden="0" w:uiPriority="0" w:unhideWhenUsed="0" w:qFormat="1"/>
-    <w:lsdException w:name="heading 1" w:semiHidden="0" w:uiPriority="9" w:unhideWhenUsed="0" w:qFormat="1"/>
-    <w:lsdException w:name="heading 2" w:uiPriority="9" w:qFormat="1"/>
-    <w:lsdException w:name="heading 3" w:uiPriority="9" w:qFormat="1"/>
-    <w:lsdException w:name="heading 4" w:uiPriority="9" w:qFormat="1"/>
-    <w:lsdException w:name="heading 5" w:uiPriority="9" w:qFormat="1"/>
-    <w:lsdException w:name="heading 6" w:uiPriority="9" w:qFormat="1"/>
-    <w:lsdException w:name="heading 7" w:uiPriority="9" w:qFormat="1"/>
-    <w:lsdException w:name="heading 8" w:uiPriority="9" w:qFormat="1"/>
-    <w:lsdException w:name="heading 9" w:uiPriority="9" w:qFormat="1"/>
-    <w:lsdException w:name="toc 1" w:uiPriority="39"/>
-    <w:lsdException w:name="toc 2" w:uiPriority="39"/>
-    <w:lsdException w:name="toc 3" w:uiPriority="39"/>
-    <w:lsdException w:name="toc 4" w:uiPriority="39"/>
-    <w:lsdException w:name="toc 5" w:uiPriority="39"/>
-    <w:lsdException w:name="toc 6" w:uiPriority="39"/>
-    <w:lsdException w:name="toc 7" w:uiPriority="39"/>
-    <w:lsdException w:name="toc 8" w:uiPriority="39"/>
-    <w:lsdException w:name="toc 9" w:uiPriority="39"/>
-    <w:lsdException w:name="caption" w:uiPriority="35" w:qFormat="1"/>
-    <w:lsdException w:name="Title" w:semiHidden="0" w:uiPriority="10" w:unhideWhenUsed="0" w:qFormat="1"/>
-    <w:lsdException w:name="Default Paragraph Font" w:uiPriority="1"/>
-    <w:lsdException w:name="Subtitle" w:semiHidden="0" w:uiPriority="11" w:unhideWhenUsed="0" w:qFormat="1"/>
-    <w:lsdException w:name="Strong" w:semiHidden="0" w:uiPriority="22" w:unhideWhenUsed="0" w:qFormat="1"/>
-    <w:lsdException w:name="Emphasis" w:semiHidden="0" w:uiPriority="20" w:unhideWhenUsed="0" w:qFormat="1"/>
-    <w:lsdException w:name="Table Grid" w:semiHidden="0" w:uiPriority="59" w:unhideWhenUsed="0"/>
-    <w:lsdException w:name="Placeholder Text" w:unhideWhenUsed="0"/>
-    <w:lsdException w:name="No Spacing" w:semiHidden="0" w:uiPriority="1" w:unhideWhenUsed="0" w:qFormat="1"/>
-    <w:lsdException w:name="Light Shading" w:semiHidden="0" w:uiPriority="60" w:unhideWhenUsed="0"/>
-    <w:lsdException w:name="Light List" w:semiHidden="0" w:uiPriority="61" w:unhideWhenUsed="0"/>
-    <w:lsdException w:name="Light Grid" w:semiHidden="0" w:uiPriority="62" w:unhideWhenUsed="0"/>
-    <w:lsdException w:name="Medium Shading 1" w:semiHidden="0" w:uiPriority="63" w:unhideWhenUsed="0"/>
-    <w:lsdException w:name="Medium Shading 2" w:semiHidden="0" w:uiPriority="64" w:unhideWhenUsed="0"/>
-    <w:lsdException w:name="Medium List 1" w:semiHidden="0" w:uiPriority="65" w:unhideWhenUsed="0"/>
-    <w:lsdException w:name="Medium List 2" w:semiHidden="0" w:uiPriority="66" w:unhideWhenUsed="0"/>
-    <w:lsdException w:name="Medium Grid 1" w:semiHidden="0" w:uiPriority="67" w:unhideWhenUsed="0"/>
-    <w:lsdException w:name="Medium Grid 2" w:semiHidden="0" w:uiPriority="68" w:unhideWhenUsed="0"/>
-    <w:lsdException w:name="Medium Grid 3" w:semiHidden="0" w:uiPriority="69" w:unhideWhenUsed="0"/>
-    <w:lsdException w:name="Dark List" w:semiHidden="0" w:uiPriority="70" w:unhideWhenUsed="0"/>
-    <w:lsdException w:name="Colorful Shading" w:semiHidden="0" w:uiPriority="71" w:unhideWhenUsed="0"/>
-    <w:lsdException w:name="Colorful List" w:semiHidden="0" w:uiPriority="72" w:unhideWhenUsed="0"/>
-    <w:lsdException w:name="Colorful Grid" w:semiHidden="0" w:uiPriority="73" w:unhideWhenUsed="0"/>
-    <w:lsdException w:name="Light Shading Accent 1" w:semiHidden="0" w:uiPriority="60" w:unhideWhenUsed="0"/>
-    <w:lsdException w:name="Light List Accent 1" w:semiHidden="0" w:uiPriority="61" w:unhideWhenUsed="0"/>
-    <w:lsdException w:name="Light Grid Accent 1" w:semiHidden="0" w:uiPriority="62" w:unhideWhenUsed="0"/>
-    <w:lsdException w:name="Medium Shading 1 Accent 1" w:semiHidden="0" w:uiPriority="63" w:unhideWhenUsed="0"/>
-    <w:lsdException w:name="Medium Shading 2 Accent 1" w:semiHidden="0" w:uiPriority="64" w:unhideWhenUsed="0"/>
-    <w:lsdException w:name="Medium List 1 Accent 1" w:semiHidden="0" w:uiPriority="65" w:unhideWhenUsed="0"/>
-    <w:lsdException w:name="Revision" w:unhideWhenUsed="0"/>
-    <w:lsdException w:name="List Paragraph" w:semiHidden="0" w:uiPriority="34" w:unhideWhenUsed="0" w:qFormat="1"/>
-    <w:lsdException w:name="Quote" w:semiHidden="0" w:uiPriority="29" w:unhideWhenUsed="0" w:qFormat="1"/>
-    <w:lsdException w:name="Intense Quote" w:semiHidden="0" w:uiPriority="30" w:unhideWhenUsed="0" w:qFormat="1"/>
-    <w:lsdException w:name="Medium List 2 Accent 1" w:semiHidden="0" w:uiPriority="66" w:unhideWhenUsed="0"/>
-    <w:lsdException w:name="Medium Grid 1 Accent 1" w:semiHidden="0" w:uiPriority="67" w:unhideWhenUsed="0"/>
-    <w:lsdException w:name="Medium Grid 2 Accent 1" w:semiHidden="0" w:uiPriority="68" w:unhideWhenUsed="0"/>
-    <w:lsdException w:name="Medium Grid 3 Accent 1" w:semiHidden="0" w:uiPriority="69" w:unhideWhenUsed="0"/>
-    <w:lsdException w:name="Dark List Accent 1" w:semiHidden="0" w:uiPriority="70" w:unhideWhenUsed="0"/>
-    <w:lsdException w:name="Colorful Shading Accent 1" w:semiHidden="0" w:uiPriority="71" w:unhideWhenUsed="0"/>
-    <w:lsdException w:name="Colorful List Accent 1" w:semiHidden="0" w:uiPriority="72" w:unhideWhenUsed="0"/>
-    <w:lsdException w:name="Colorful Grid Accent 1" w:semiHidden="0" w:uiPriority="73" w:unhideWhenUsed="0"/>
-    <w:lsdException w:name="Light Shading Accent 2" w:semiHidden="0" w:uiPriority="60" w:unhideWhenUsed="0"/>
-    <w:lsdException w:name="Light List Accent 2" w:semiHidden="0" w:uiPriority="61" w:unhideWhenUsed="0"/>
-    <w:lsdException w:name="Light Grid Accent 2" w:semiHidden="0" w:uiPriority="62" w:unhideWhenUsed="0"/>
-    <w:lsdException w:name="Medium Shading 1 Accent 2" w:semiHidden="0" w:uiPriority="63" w:unhideWhenUsed="0"/>
-    <w:lsdException w:name="Medium Shading 2 Accent 2" w:semiHidden="0" w:uiPriority="64" w:unhideWhenUsed="0"/>
-    <w:lsdException w:name="Medium List 1 Accent 2" w:semiHidden="0" w:uiPriority="65" w:unhideWhenUsed="0"/>
-    <w:lsdException w:name="Medium List 2 Accent 2" w:semiHidden="0" w:uiPriority="66" w:unhideWhenUsed="0"/>
-    <w:lsdException w:name="Medium Grid 1 Accent 2" w:semiHidden="0" w:uiPriority="67" w:unhideWhenUsed="0"/>
-    <w:lsdException w:name="Medium Grid 2 Accent 2" w:semiHidden="0" w:uiPriority="68" w:unhideWhenUsed="0"/>
-    <w:lsdException w:name="Medium Grid 3 Accent 2" w:semiHidden="0" w:uiPriority="69" w:unhideWhenUsed="0"/>
-    <w:lsdException w:name="Dark List Accent 2" w:semiHidden="0" w:uiPriority="70" w:unhideWhenUsed="0"/>
-    <w:lsdException w:name="Colorful Shading Accent 2" w:semiHidden="0" w:uiPriority="71" w:unhideWhenUsed="0"/>
-    <w:lsdException w:name="Colorful List Accent 2" w:semiHidden="0" w:uiPriority="72" w:unhideWhenUsed="0"/>
-    <w:lsdException w:name="Colorful Grid Accent 2" w:semiHidden="0" w:uiPriority="73" w:unhideWhenUsed="0"/>
-    <w:lsdException w:name="Light Shading Accent 3" w:semiHidden="0" w:uiPriority="60" w:unhideWhenUsed="0"/>
-    <w:lsdException w:name="Light List Accent 3" w:semiHidden="0" w:uiPriority="61" w:unhideWhenUsed="0"/>
-    <w:lsdException w:name="Light Grid Accent 3" w:semiHidden="0" w:uiPriority="62" w:unhideWhenUsed="0"/>
-    <w:lsdException w:name="Medium Shading 1 Accent 3" w:semiHidden="0" w:uiPriority="63" w:unhideWhenUsed="0"/>
-    <w:lsdException w:name="Medium Shading 2 Accent 3" w:semiHidden="0" w:uiPriority="64" w:unhideWhenUsed="0"/>
-    <w:lsdException w:name="Medium List 1 Accent 3" w:semiHidden="0" w:uiPriority="65" w:unhideWhenUsed="0"/>
-    <w:lsdException w:name="Medium List 2 Accent 3" w:semiHidden="0" w:uiPriority="66" w:unhideWhenUsed="0"/>
-    <w:lsdException w:name="Medium Grid 1 Accent 3" w:semiHidden="0" w:uiPriority="67" w:unhideWhenUsed="0"/>
-    <w:lsdException w:name="Medium Grid 2 Accent 3" w:semiHidden="0" w:uiPriority="68" w:unhideWhenUsed="0"/>
-    <w:lsdException w:name="Medium Grid 3 Accent 3" w:semiHidden="0" w:uiPriority="69" w:unhideWhenUsed="0"/>
-    <w:lsdException w:name="Dark List Accent 3" w:semiHidden="0" w:uiPriority="70" w:unhideWhenUsed="0"/>
-    <w:lsdException w:name="Colorful Shading Accent 3" w:semiHidden="0" w:uiPriority="71" w:unhideWhenUsed="0"/>
-    <w:lsdException w:name="Colorful List Accent 3" w:semiHidden="0" w:uiPriority="72" w:unhideWhenUsed="0"/>
-    <w:lsdException w:name="Colorful Grid Accent 3" w:semiHidden="0" w:uiPriority="73" w:unhideWhenUsed="0"/>
-    <w:lsdException w:name="Light Shading Accent 4" w:semiHidden="0" w:uiPriority="60" w:unhideWhenUsed="0"/>
-    <w:lsdException w:name="Light List Accent 4" w:semiHidden="0" w:uiPriority="61" w:unhideWhenUsed="0"/>
-    <w:lsdException w:name="Light Grid Accent 4" w:semiHidden="0" w:uiPriority="62" w:unhideWhenUsed="0"/>
-    <w:lsdException w:name="Medium Shading 1 Accent 4" w:semiHidden="0" w:uiPriority="63" w:unhideWhenUsed="0"/>
-    <w:lsdException w:name="Medium Shading 2 Accent 4" w:semiHidden="0" w:uiPriority="64" w:unhideWhenUsed="0"/>
-    <w:lsdException w:name="Medium List 1 Accent 4" w:semiHidden="0" w:uiPriority="65" w:unhideWhenUsed="0"/>
-    <w:lsdException w:name="Medium List 2 Accent 4" w:semiHidden="0" w:uiPriority="66" w:unhideWhenUsed="0"/>
-    <w:lsdException w:name="Medium Grid 1 Accent 4" w:semiHidden="0" w:uiPriority="67" w:unhideWhenUsed="0"/>
-    <w:lsdException w:name="Medium Grid 2 Accent 4" w:semiHidden="0" w:uiPriority="68" w:unhideWhenUsed="0"/>
-    <w:lsdException w:name="Medium Grid 3 Accent 4" w:semiHidden="0" w:uiPriority="69" w:unhideWhenUsed="0"/>
-    <w:lsdException w:name="Dark List Accent 4" w:semiHidden="0" w:uiPriority="70" w:unhideWhenUsed="0"/>
-    <w:lsdException w:name="Colorful Shading Accent 4" w:semiHidden="0" w:uiPriority="71" w:unhideWhenUsed="0"/>
-    <w:lsdException w:name="Colorful List Accent 4" w:semiHidden="0" w:uiPriority="72" w:unhideWhenUsed="0"/>
-    <w:lsdException w:name="Colorful Grid Accent 4" w:semiHidden="0" w:uiPriority="73" w:unhideWhenUsed="0"/>
-    <w:lsdException w:name="Light Shading Accent 5" w:semiHidden="0" w:uiPriority="60" w:unhideWhenUsed="0"/>
-    <w:lsdException w:name="Light List Accent 5" w:semiHidden="0" w:uiPriority="61" w:unhideWhenUsed="0"/>
-    <w:lsdException w:name="Light Grid Accent 5" w:semiHidden="0" w:uiPriority="62" w:unhideWhenUsed="0"/>
-    <w:lsdException w:name="Medium Shading 1 Accent 5" w:semiHidden="0" w:uiPriority="63" w:unhideWhenUsed="0"/>
-    <w:lsdException w:name="Medium Shading 2 Accent 5" w:semiHidden="0" w:uiPriority="64" w:unhideWhenUsed="0"/>
-    <w:lsdException w:name="Medium List 1 Accent 5" w:semiHidden="0" w:uiPriority="65" w:unhideWhenUsed="0"/>
-    <w:lsdException w:name="Medium List 2 Accent 5" w:semiHidden="0" w:uiPriority="66" w:unhideWhenUsed="0"/>
-    <w:lsdException w:name="Medium Grid 1 Accent 5" w:semiHidden="0" w:uiPriority="67" w:unhideWhenUsed="0"/>
-    <w:lsdException w:name="Medium Grid 2 Accent 5" w:semiHidden="0" w:uiPriority="68" w:unhideWhenUsed="0"/>
-    <w:lsdException w:name="Medium Grid 3 Accent 5" w:semiHidden="0" w:uiPriority="69" w:unhideWhenUsed="0"/>
-    <w:lsdException w:name="Dark List Accent 5" w:semiHidden="0" w:uiPriority="70" w:unhideWhenUsed="0"/>
-    <w:lsdException w:name="Colorful Shading Accent 5" w:semiHidden="0" w:uiPriority="71" w:unhideWhenUsed="0"/>
-    <w:lsdException w:name="Colorful List Accent 5" w:semiHidden="0" w:uiPriority="72" w:unhideWhenUsed="0"/>
-    <w:lsdException w:name="Colorful Grid Accent 5" w:semiHidden="0" w:uiPriority="73" w:unhideWhenUsed="0"/>
-    <w:lsdException w:name="Light Shading Accent 6" w:semiHidden="0" w:uiPriority="60" w:unhideWhenUsed="0"/>
-    <w:lsdException w:name="Light List Accent 6" w:semiHidden="0" w:uiPriority="61" w:unhideWhenUsed="0"/>
-    <w:lsdException w:name="Light Grid Accent 6" w:semiHidden="0" w:uiPriority="62" w:unhideWhenUsed="0"/>
-    <w:lsdException w:name="Medium Shading 1 Accent 6" w:semiHidden="0" w:uiPriority="63" w:unhideWhenUsed="0"/>
-    <w:lsdException w:name="Medium Shading 2 Accent 6" w:semiHidden="0" w:uiPriority="64" w:unhideWhenUsed="0"/>
-    <w:lsdException w:name="Medium List 1 Accent 6" w:semiHidden="0" w:uiPriority="65" w:unhideWhenUsed="0"/>
-    <w:lsdException w:name="Medium List 2 Accent 6" w:semiHidden="0" w:uiPriority="66" w:unhideWhenUsed="0"/>
-    <w:lsdException w:name="Medium Grid 1 Accent 6" w:semiHidden="0" w:uiPriority="67" w:unhideWhenUsed="0"/>
-    <w:lsdException w:name="Medium Grid 2 Accent 6" w:semiHidden="0" w:uiPriority="68" w:unhideWhenUsed="0"/>
-    <w:lsdException w:name="Medium Grid 3 Accent 6" w:semiHidden="0" w:uiPriority="69" w:unhideWhenUsed="0"/>
-    <w:lsdException w:name="Dark List Accent 6" w:semiHidden="0" w:uiPriority="70" w:unhideWhenUsed="0"/>
-    <w:lsdException w:name="Colorful Shading Accent 6" w:semiHidden="0" w:uiPriority="71" w:unhideWhenUsed="0"/>
-    <w:lsdException w:name="Colorful List Accent 6" w:semiHidden="0" w:uiPriority="72" w:unhideWhenUsed="0"/>
-    <w:lsdException w:name="Colorful Grid Accent 6" w:semiHidden="0" w:uiPriority="73" w:unhideWhenUsed="0"/>
-    <w:lsdException w:name="Subtle Emphasis" w:semiHidden="0" w:uiPriority="19" w:unhideWhenUsed="0" w:qFormat="1"/>
-    <w:lsdException w:name="Intense Emphasis" w:semiHidden="0" w:uiPriority="21" w:unhideWhenUsed="0" w:qFormat="1"/>
-    <w:lsdException w:name="Subtle Reference" w:semiHidden="0" w:uiPriority="31" w:unhideWhenUsed="0" w:qFormat="1"/>
-    <w:lsdException w:name="Intense Reference" w:semiHidden="0" w:uiPriority="32" w:unhideWhenUsed="0" w:qFormat="1"/>
-    <w:lsdException w:name="Book Title" w:semiHidden="0" w:uiPriority="33" w:unhideWhenUsed="0" w:qFormat="1"/>
-    <w:lsdException w:name="Bibliography" w:uiPriority="37"/>
-    <w:lsdException w:name="TOC Heading" w:uiPriority="39" w:qFormat="1"/>
+  <w:latentStyles w:count="260" w:defQFormat="0" w:defUnhideWhenUsed="1" w:defSemiHidden="1" w:defUIPriority="99" w:defLockedState="0">
+    <w:lsdException w:qFormat="1" w:unhideWhenUsed="0" w:uiPriority="0" w:name="Normal"/>
+    <w:lsdException w:qFormat="1" w:unhideWhenUsed="0" w:uiPriority="9" w:semiHidden="0" w:name="heading 1"/>
+    <w:lsdException w:qFormat="1" w:uiPriority="9" w:name="heading 2"/>
+    <w:lsdException w:qFormat="1" w:uiPriority="9" w:name="heading 3"/>
+    <w:lsdException w:qFormat="1" w:uiPriority="9" w:name="heading 4"/>
+    <w:lsdException w:qFormat="1" w:uiPriority="9" w:name="heading 5"/>
+    <w:lsdException w:qFormat="1" w:uiPriority="9" w:name="heading 6"/>
+    <w:lsdException w:qFormat="1" w:uiPriority="9" w:name="heading 7"/>
+    <w:lsdException w:qFormat="1" w:uiPriority="9" w:name="heading 8"/>
+    <w:lsdException w:qFormat="1" w:uiPriority="9" w:name="heading 9"/>
+    <w:lsdException w:uiPriority="99" w:name="index 1"/>
+    <w:lsdException w:uiPriority="99" w:name="index 2"/>
+    <w:lsdException w:uiPriority="99" w:name="index 3"/>
+    <w:lsdException w:uiPriority="99" w:name="index 4"/>
+    <w:lsdException w:uiPriority="99" w:name="index 5"/>
+    <w:lsdException w:uiPriority="99" w:name="index 6"/>
+    <w:lsdException w:uiPriority="99" w:name="index 7"/>
+    <w:lsdException w:uiPriority="99" w:name="index 8"/>
+    <w:lsdException w:uiPriority="99" w:name="index 9"/>
+    <w:lsdException w:uiPriority="39" w:name="toc 1"/>
+    <w:lsdException w:uiPriority="39" w:name="toc 2"/>
+    <w:lsdException w:uiPriority="39" w:name="toc 3"/>
+    <w:lsdException w:uiPriority="39" w:name="toc 4"/>
+    <w:lsdException w:uiPriority="39" w:name="toc 5"/>
+    <w:lsdException w:uiPriority="39" w:name="toc 6"/>
+    <w:lsdException w:uiPriority="39" w:name="toc 7"/>
+    <w:lsdException w:uiPriority="39" w:name="toc 8"/>
+    <w:lsdException w:uiPriority="39" w:name="toc 9"/>
+    <w:lsdException w:uiPriority="99" w:name="Normal Indent"/>
+    <w:lsdException w:uiPriority="99" w:name="footnote text"/>
+    <w:lsdException w:uiPriority="99" w:name="annotation text"/>
+    <w:lsdException w:uiPriority="99" w:name="header"/>
+    <w:lsdException w:uiPriority="99" w:name="footer"/>
+    <w:lsdException w:uiPriority="99" w:name="index heading"/>
+    <w:lsdException w:qFormat="1" w:uiPriority="35" w:name="caption"/>
+    <w:lsdException w:uiPriority="99" w:name="table of figures"/>
+    <w:lsdException w:uiPriority="99" w:name="envelope address"/>
+    <w:lsdException w:uiPriority="99" w:name="envelope return"/>
+    <w:lsdException w:uiPriority="99" w:name="footnote reference"/>
+    <w:lsdException w:uiPriority="99" w:name="annotation reference"/>
+    <w:lsdException w:uiPriority="99" w:name="line number"/>
+    <w:lsdException w:uiPriority="99" w:name="page number"/>
+    <w:lsdException w:uiPriority="99" w:name="endnote reference"/>
+    <w:lsdException w:uiPriority="99" w:name="endnote text"/>
+    <w:lsdException w:uiPriority="99" w:name="table of authorities"/>
+    <w:lsdException w:uiPriority="99" w:name="macro"/>
+    <w:lsdException w:uiPriority="99" w:name="toa heading"/>
+    <w:lsdException w:uiPriority="99" w:name="List"/>
+    <w:lsdException w:uiPriority="99" w:name="List Bullet"/>
+    <w:lsdException w:uiPriority="99" w:name="List Number"/>
+    <w:lsdException w:uiPriority="99" w:name="List 2"/>
+    <w:lsdException w:uiPriority="99" w:name="List 3"/>
+    <w:lsdException w:uiPriority="99" w:name="List 4"/>
+    <w:lsdException w:uiPriority="99" w:name="List 5"/>
+    <w:lsdException w:uiPriority="99" w:name="List Bullet 2"/>
+    <w:lsdException w:uiPriority="99" w:name="List Bullet 3"/>
+    <w:lsdException w:uiPriority="99" w:name="List Bullet 4"/>
+    <w:lsdException w:uiPriority="99" w:name="List Bullet 5"/>
+    <w:lsdException w:uiPriority="99" w:name="List Number 2"/>
+    <w:lsdException w:uiPriority="99" w:name="List Number 3"/>
+    <w:lsdException w:uiPriority="99" w:name="List Number 4"/>
+    <w:lsdException w:uiPriority="99" w:name="List Number 5"/>
+    <w:lsdException w:qFormat="1" w:unhideWhenUsed="0" w:uiPriority="10" w:semiHidden="0" w:name="Title"/>
+    <w:lsdException w:uiPriority="99" w:name="Closing"/>
+    <w:lsdException w:uiPriority="99" w:name="Signature"/>
+    <w:lsdException w:qFormat="1" w:uiPriority="1" w:name="Default Paragraph Font"/>
+    <w:lsdException w:qFormat="1" w:unhideWhenUsed="0" w:uiPriority="0" w:name="Body Text"/>
+    <w:lsdException w:uiPriority="99" w:name="Body Text Indent"/>
+    <w:lsdException w:uiPriority="99" w:name="List Continue"/>
+    <w:lsdException w:uiPriority="99" w:name="List Continue 2"/>
+    <w:lsdException w:uiPriority="99" w:name="List Continue 3"/>
+    <w:lsdException w:uiPriority="99" w:name="List Continue 4"/>
+    <w:lsdException w:uiPriority="99" w:name="List Continue 5"/>
+    <w:lsdException w:uiPriority="99" w:name="Message Header"/>
+    <w:lsdException w:qFormat="1" w:unhideWhenUsed="0" w:uiPriority="11" w:semiHidden="0" w:name="Subtitle"/>
+    <w:lsdException w:uiPriority="99" w:name="Salutation"/>
+    <w:lsdException w:uiPriority="99" w:name="Date"/>
+    <w:lsdException w:uiPriority="99" w:name="Body Text First Indent"/>
+    <w:lsdException w:uiPriority="99" w:name="Body Text First Indent 2"/>
+    <w:lsdException w:uiPriority="99" w:name="Note Heading"/>
+    <w:lsdException w:uiPriority="99" w:name="Body Text 2"/>
+    <w:lsdException w:uiPriority="99" w:name="Body Text 3"/>
+    <w:lsdException w:uiPriority="99" w:name="Body Text Indent 2"/>
+    <w:lsdException w:uiPriority="99" w:name="Body Text Indent 3"/>
+    <w:lsdException w:uiPriority="99" w:name="Block Text"/>
+    <w:lsdException w:uiPriority="99" w:name="Hyperlink"/>
+    <w:lsdException w:uiPriority="99" w:name="FollowedHyperlink"/>
+    <w:lsdException w:qFormat="1" w:unhideWhenUsed="0" w:uiPriority="22" w:semiHidden="0" w:name="Strong"/>
+    <w:lsdException w:qFormat="1" w:unhideWhenUsed="0" w:uiPriority="20" w:semiHidden="0" w:name="Emphasis"/>
+    <w:lsdException w:uiPriority="99" w:name="Document Map"/>
+    <w:lsdException w:uiPriority="99" w:name="Plain Text"/>
+    <w:lsdException w:uiPriority="99" w:name="E-mail Signature"/>
+    <w:lsdException w:uiPriority="99" w:name="Normal (Web)"/>
+    <w:lsdException w:uiPriority="99" w:name="HTML Acronym"/>
+    <w:lsdException w:uiPriority="99" w:name="HTML Address"/>
+    <w:lsdException w:uiPriority="99" w:name="HTML Cite"/>
+    <w:lsdException w:uiPriority="99" w:name="HTML Code"/>
+    <w:lsdException w:uiPriority="99" w:name="HTML Definition"/>
+    <w:lsdException w:uiPriority="99" w:name="HTML Keyboard"/>
+    <w:lsdException w:uiPriority="99" w:name="HTML Preformatted"/>
+    <w:lsdException w:uiPriority="99" w:name="HTML Sample"/>
+    <w:lsdException w:uiPriority="99" w:name="HTML Typewriter"/>
+    <w:lsdException w:uiPriority="99" w:name="HTML Variable"/>
+    <w:lsdException w:uiPriority="99" w:name="Normal Table"/>
+    <w:lsdException w:uiPriority="99" w:name="annotation subject"/>
+    <w:lsdException w:uiPriority="99" w:name="Table Simple 1"/>
+    <w:lsdException w:uiPriority="99" w:name="Table Simple 2"/>
+    <w:lsdException w:uiPriority="99" w:name="Table Simple 3"/>
+    <w:lsdException w:uiPriority="99" w:name="Table Classic 1"/>
+    <w:lsdException w:uiPriority="99" w:name="Table Classic 2"/>
+    <w:lsdException w:uiPriority="99" w:name="Table Classic 3"/>
+    <w:lsdException w:uiPriority="99" w:name="Table Classic 4"/>
+    <w:lsdException w:uiPriority="99" w:name="Table Colorful 1"/>
+    <w:lsdException w:uiPriority="99" w:name="Table Colorful 2"/>
+    <w:lsdException w:uiPriority="99" w:name="Table Colorful 3"/>
+    <w:lsdException w:uiPriority="99" w:name="Table Columns 1"/>
+    <w:lsdException w:uiPriority="99" w:name="Table Columns 2"/>
+    <w:lsdException w:uiPriority="99" w:name="Table Columns 3"/>
+    <w:lsdException w:uiPriority="99" w:name="Table Columns 4"/>
+    <w:lsdException w:uiPriority="99" w:name="Table Columns 5"/>
+    <w:lsdException w:uiPriority="99" w:name="Table Grid 1"/>
+    <w:lsdException w:uiPriority="99" w:name="Table Grid 2"/>
+    <w:lsdException w:uiPriority="99" w:name="Table Grid 3"/>
+    <w:lsdException w:uiPriority="99" w:name="Table Grid 4"/>
+    <w:lsdException w:uiPriority="99" w:name="Table Grid 5"/>
+    <w:lsdException w:uiPriority="99" w:name="Table Grid 6"/>
+    <w:lsdException w:uiPriority="99" w:name="Table Grid 7"/>
+    <w:lsdException w:uiPriority="99" w:name="Table Grid 8"/>
+    <w:lsdException w:uiPriority="99" w:name="Table List 1"/>
+    <w:lsdException w:uiPriority="99" w:name="Table List 2"/>
+    <w:lsdException w:uiPriority="99" w:name="Table List 3"/>
+    <w:lsdException w:uiPriority="99" w:name="Table List 4"/>
+    <w:lsdException w:uiPriority="99" w:name="Table List 5"/>
+    <w:lsdException w:uiPriority="99" w:name="Table List 6"/>
+    <w:lsdException w:uiPriority="99" w:name="Table List 7"/>
+    <w:lsdException w:uiPriority="99" w:name="Table List 8"/>
+    <w:lsdException w:uiPriority="99" w:name="Table 3D effects 1"/>
+    <w:lsdException w:uiPriority="99" w:name="Table 3D effects 2"/>
+    <w:lsdException w:uiPriority="99" w:name="Table 3D effects 3"/>
+    <w:lsdException w:uiPriority="99" w:name="Table Contemporary"/>
+    <w:lsdException w:uiPriority="99" w:name="Table Elegant"/>
+    <w:lsdException w:uiPriority="99" w:name="Table Professional"/>
+    <w:lsdException w:uiPriority="99" w:name="Table Subtle 1"/>
+    <w:lsdException w:uiPriority="99" w:name="Table Subtle 2"/>
+    <w:lsdException w:uiPriority="99" w:name="Table Web 1"/>
+    <w:lsdException w:uiPriority="99" w:name="Table Web 2"/>
+    <w:lsdException w:uiPriority="99" w:name="Table Web 3"/>
+    <w:lsdException w:uiPriority="99" w:name="Balloon Text"/>
+    <w:lsdException w:unhideWhenUsed="0" w:uiPriority="59" w:semiHidden="0" w:name="Table Grid"/>
+    <w:lsdException w:uiPriority="99" w:name="Table Theme"/>
+    <w:lsdException w:unhideWhenUsed="0" w:uiPriority="60" w:semiHidden="0" w:name="Light Shading"/>
+    <w:lsdException w:unhideWhenUsed="0" w:uiPriority="61" w:semiHidden="0" w:name="Light List"/>
+    <w:lsdException w:unhideWhenUsed="0" w:uiPriority="62" w:semiHidden="0" w:name="Light Grid"/>
+    <w:lsdException w:unhideWhenUsed="0" w:uiPriority="63" w:semiHidden="0" w:name="Medium Shading 1"/>
+    <w:lsdException w:unhideWhenUsed="0" w:uiPriority="64" w:semiHidden="0" w:name="Medium Shading 2"/>
+    <w:lsdException w:unhideWhenUsed="0" w:uiPriority="65" w:semiHidden="0" w:name="Medium List 1"/>
+    <w:lsdException w:unhideWhenUsed="0" w:uiPriority="66" w:semiHidden="0" w:name="Medium List 2"/>
+    <w:lsdException w:unhideWhenUsed="0" w:uiPriority="67" w:semiHidden="0" w:name="Medium Grid 1"/>
+    <w:lsdException w:unhideWhenUsed="0" w:uiPriority="68" w:semiHidden="0" w:name="Medium Grid 2"/>
+    <w:lsdException w:unhideWhenUsed="0" w:uiPriority="69" w:semiHidden="0" w:name="Medium Grid 3"/>
+    <w:lsdException w:unhideWhenUsed="0" w:uiPriority="70" w:semiHidden="0" w:name="Dark List"/>
+    <w:lsdException w:unhideWhenUsed="0" w:uiPriority="71" w:semiHidden="0" w:name="Colorful Shading"/>
+    <w:lsdException w:unhideWhenUsed="0" w:uiPriority="72" w:semiHidden="0" w:name="Colorful List"/>
+    <w:lsdException w:unhideWhenUsed="0" w:uiPriority="73" w:semiHidden="0" w:name="Colorful Grid"/>
+    <w:lsdException w:unhideWhenUsed="0" w:uiPriority="60" w:semiHidden="0" w:name="Light Shading Accent 1"/>
+    <w:lsdException w:unhideWhenUsed="0" w:uiPriority="61" w:semiHidden="0" w:name="Light List Accent 1"/>
+    <w:lsdException w:unhideWhenUsed="0" w:uiPriority="62" w:semiHidden="0" w:name="Light Grid Accent 1"/>
+    <w:lsdException w:unhideWhenUsed="0" w:uiPriority="63" w:semiHidden="0" w:name="Medium Shading 1 Accent 1"/>
+    <w:lsdException w:unhideWhenUsed="0" w:uiPriority="64" w:semiHidden="0" w:name="Medium Shading 2 Accent 1"/>
+    <w:lsdException w:unhideWhenUsed="0" w:uiPriority="65" w:semiHidden="0" w:name="Medium List 1 Accent 1"/>
+    <w:lsdException w:unhideWhenUsed="0" w:uiPriority="66" w:semiHidden="0" w:name="Medium List 2 Accent 1"/>
+    <w:lsdException w:unhideWhenUsed="0" w:uiPriority="67" w:semiHidden="0" w:name="Medium Grid 1 Accent 1"/>
+    <w:lsdException w:unhideWhenUsed="0" w:uiPriority="68" w:semiHidden="0" w:name="Medium Grid 2 Accent 1"/>
+    <w:lsdException w:unhideWhenUsed="0" w:uiPriority="69" w:semiHidden="0" w:name="Medium Grid 3 Accent 1"/>
+    <w:lsdException w:unhideWhenUsed="0" w:uiPriority="70" w:semiHidden="0" w:name="Dark List Accent 1"/>
+    <w:lsdException w:unhideWhenUsed="0" w:uiPriority="71" w:semiHidden="0" w:name="Colorful Shading Accent 1"/>
+    <w:lsdException w:unhideWhenUsed="0" w:uiPriority="72" w:semiHidden="0" w:name="Colorful List Accent 1"/>
+    <w:lsdException w:unhideWhenUsed="0" w:uiPriority="73" w:semiHidden="0" w:name="Colorful Grid Accent 1"/>
+    <w:lsdException w:unhideWhenUsed="0" w:uiPriority="60" w:semiHidden="0" w:name="Light Shading Accent 2"/>
+    <w:lsdException w:unhideWhenUsed="0" w:uiPriority="61" w:semiHidden="0" w:name="Light List Accent 2"/>
+    <w:lsdException w:unhideWhenUsed="0" w:uiPriority="62" w:semiHidden="0" w:name="Light Grid Accent 2"/>
+    <w:lsdException w:unhideWhenUsed="0" w:uiPriority="63" w:semiHidden="0" w:name="Medium Shading 1 Accent 2"/>
+    <w:lsdException w:unhideWhenUsed="0" w:uiPriority="64" w:semiHidden="0" w:name="Medium Shading 2 Accent 2"/>
+    <w:lsdException w:unhideWhenUsed="0" w:uiPriority="65" w:semiHidden="0" w:name="Medium List 1 Accent 2"/>
+    <w:lsdException w:unhideWhenUsed="0" w:uiPriority="66" w:semiHidden="0" w:name="Medium List 2 Accent 2"/>
+    <w:lsdException w:unhideWhenUsed="0" w:uiPriority="67" w:semiHidden="0" w:name="Medium Grid 1 Accent 2"/>
+    <w:lsdException w:unhideWhenUsed="0" w:uiPriority="68" w:semiHidden="0" w:name="Medium Grid 2 Accent 2"/>
+    <w:lsdException w:unhideWhenUsed="0" w:uiPriority="69" w:semiHidden="0" w:name="Medium Grid 3 Accent 2"/>
+    <w:lsdException w:unhideWhenUsed="0" w:uiPriority="70" w:semiHidden="0" w:name="Dark List Accent 2"/>
+    <w:lsdException w:unhideWhenUsed="0" w:uiPriority="71" w:semiHidden="0" w:name="Colorful Shading Accent 2"/>
+    <w:lsdException w:unhideWhenUsed="0" w:uiPriority="72" w:semiHidden="0" w:name="Colorful List Accent 2"/>
+    <w:lsdException w:unhideWhenUsed="0" w:uiPriority="73" w:semiHidden="0" w:name="Colorful Grid Accent 2"/>
+    <w:lsdException w:unhideWhenUsed="0" w:uiPriority="60" w:semiHidden="0" w:name="Light Shading Accent 3"/>
+    <w:lsdException w:unhideWhenUsed="0" w:uiPriority="61" w:semiHidden="0" w:name="Light List Accent 3"/>
+    <w:lsdException w:unhideWhenUsed="0" w:uiPriority="62" w:semiHidden="0" w:name="Light Grid Accent 3"/>
+    <w:lsdException w:unhideWhenUsed="0" w:uiPriority="63" w:semiHidden="0" w:name="Medium Shading 1 Accent 3"/>
+    <w:lsdException w:unhideWhenUsed="0" w:uiPriority="64" w:semiHidden="0" w:name="Medium Shading 2 Accent 3"/>
+    <w:lsdException w:unhideWhenUsed="0" w:uiPriority="65" w:semiHidden="0" w:name="Medium List 1 Accent 3"/>
+    <w:lsdException w:unhideWhenUsed="0" w:uiPriority="66" w:semiHidden="0" w:name="Medium List 2 Accent 3"/>
+    <w:lsdException w:unhideWhenUsed="0" w:uiPriority="67" w:semiHidden="0" w:name="Medium Grid 1 Accent 3"/>
+    <w:lsdException w:unhideWhenUsed="0" w:uiPriority="68" w:semiHidden="0" w:name="Medium Grid 2 Accent 3"/>
+    <w:lsdException w:unhideWhenUsed="0" w:uiPriority="69" w:semiHidden="0" w:name="Medium Grid 3 Accent 3"/>
+    <w:lsdException w:unhideWhenUsed="0" w:uiPriority="70" w:semiHidden="0" w:name="Dark List Accent 3"/>
+    <w:lsdException w:unhideWhenUsed="0" w:uiPriority="71" w:semiHidden="0" w:name="Colorful Shading Accent 3"/>
+    <w:lsdException w:unhideWhenUsed="0" w:uiPriority="72" w:semiHidden="0" w:name="Colorful List Accent 3"/>
+    <w:lsdException w:unhideWhenUsed="0" w:uiPriority="73" w:semiHidden="0" w:name="Colorful Grid Accent 3"/>
+    <w:lsdException w:unhideWhenUsed="0" w:uiPriority="60" w:semiHidden="0" w:name="Light Shading Accent 4"/>
+    <w:lsdException w:unhideWhenUsed="0" w:uiPriority="61" w:semiHidden="0" w:name="Light List Accent 4"/>
+    <w:lsdException w:unhideWhenUsed="0" w:uiPriority="62" w:semiHidden="0" w:name="Light Grid Accent 4"/>
+    <w:lsdException w:unhideWhenUsed="0" w:uiPriority="63" w:semiHidden="0" w:name="Medium Shading 1 Accent 4"/>
+    <w:lsdException w:unhideWhenUsed="0" w:uiPriority="64" w:semiHidden="0" w:name="Medium Shading 2 Accent 4"/>
+    <w:lsdException w:unhideWhenUsed="0" w:uiPriority="65" w:semiHidden="0" w:name="Medium List 1 Accent 4"/>
+    <w:lsdException w:unhideWhenUsed="0" w:uiPriority="66" w:semiHidden="0" w:name="Medium List 2 Accent 4"/>
+    <w:lsdException w:unhideWhenUsed="0" w:uiPriority="67" w:semiHidden="0" w:name="Medium Grid 1 Accent 4"/>
+    <w:lsdException w:unhideWhenUsed="0" w:uiPriority="68" w:semiHidden="0" w:name="Medium Grid 2 Accent 4"/>
+    <w:lsdException w:unhideWhenUsed="0" w:uiPriority="69" w:semiHidden="0" w:name="Medium Grid 3 Accent 4"/>
+    <w:lsdException w:unhideWhenUsed="0" w:uiPriority="70" w:semiHidden="0" w:name="Dark List Accent 4"/>
+    <w:lsdException w:unhideWhenUsed="0" w:uiPriority="71" w:semiHidden="0" w:name="Colorful Shading Accent 4"/>
+    <w:lsdException w:unhideWhenUsed="0" w:uiPriority="72" w:semiHidden="0" w:name="Colorful List Accent 4"/>
+    <w:lsdException w:unhideWhenUsed="0" w:uiPriority="73" w:semiHidden="0" w:name="Colorful Grid Accent 4"/>
+    <w:lsdException w:unhideWhenUsed="0" w:uiPriority="60" w:semiHidden="0" w:name="Light Shading Accent 5"/>
+    <w:lsdException w:unhideWhenUsed="0" w:uiPriority="61" w:semiHidden="0" w:name="Light List Accent 5"/>
+    <w:lsdException w:unhideWhenUsed="0" w:uiPriority="62" w:semiHidden="0" w:name="Light Grid Accent 5"/>
+    <w:lsdException w:unhideWhenUsed="0" w:uiPriority="63" w:semiHidden="0" w:name="Medium Shading 1 Accent 5"/>
+    <w:lsdException w:unhideWhenUsed="0" w:uiPriority="64" w:semiHidden="0" w:name="Medium Shading 2 Accent 5"/>
+    <w:lsdException w:unhideWhenUsed="0" w:uiPriority="65" w:semiHidden="0" w:name="Medium List 1 Accent 5"/>
+    <w:lsdException w:unhideWhenUsed="0" w:uiPriority="66" w:semiHidden="0" w:name="Medium List 2 Accent 5"/>
+    <w:lsdException w:unhideWhenUsed="0" w:uiPriority="67" w:semiHidden="0" w:name="Medium Grid 1 Accent 5"/>
+    <w:lsdException w:unhideWhenUsed="0" w:uiPriority="68" w:semiHidden="0" w:name="Medium Grid 2 Accent 5"/>
+    <w:lsdException w:unhideWhenUsed="0" w:uiPriority="69" w:semiHidden="0" w:name="Medium Grid 3 Accent 5"/>
+    <w:lsdException w:unhideWhenUsed="0" w:uiPriority="70" w:semiHidden="0" w:name="Dark List Accent 5"/>
+    <w:lsdException w:unhideWhenUsed="0" w:uiPriority="71" w:semiHidden="0" w:name="Colorful Shading Accent 5"/>
+    <w:lsdException w:unhideWhenUsed="0" w:uiPriority="72" w:semiHidden="0" w:name="Colorful List Accent 5"/>
+    <w:lsdException w:unhideWhenUsed="0" w:uiPriority="73" w:semiHidden="0" w:name="Colorful Grid Accent 5"/>
+    <w:lsdException w:unhideWhenUsed="0" w:uiPriority="60" w:semiHidden="0" w:name="Light Shading Accent 6"/>
+    <w:lsdException w:unhideWhenUsed="0" w:uiPriority="61" w:semiHidden="0" w:name="Light List Accent 6"/>
+    <w:lsdException w:unhideWhenUsed="0" w:uiPriority="62" w:semiHidden="0" w:name="Light Grid Accent 6"/>
+    <w:lsdException w:unhideWhenUsed="0" w:uiPriority="63" w:semiHidden="0" w:name="Medium Shading 1 Accent 6"/>
+    <w:lsdException w:unhideWhenUsed="0" w:uiPriority="64" w:semiHidden="0" w:name="Medium Shading 2 Accent 6"/>
+    <w:lsdException w:unhideWhenUsed="0" w:uiPriority="65" w:semiHidden="0" w:name="Medium List 1 Accent 6"/>
+    <w:lsdException w:unhideWhenUsed="0" w:uiPriority="66" w:semiHidden="0" w:name="Medium List 2 Accent 6"/>
+    <w:lsdException w:unhideWhenUsed="0" w:uiPriority="67" w:semiHidden="0" w:name="Medium Grid 1 Accent 6"/>
+    <w:lsdException w:unhideWhenUsed="0" w:uiPriority="68" w:semiHidden="0" w:name="Medium Grid 2 Accent 6"/>
+    <w:lsdException w:unhideWhenUsed="0" w:uiPriority="69" w:semiHidden="0" w:name="Medium Grid 3 Accent 6"/>
+    <w:lsdException w:unhideWhenUsed="0" w:uiPriority="70" w:semiHidden="0" w:name="Dark List Accent 6"/>
+    <w:lsdException w:unhideWhenUsed="0" w:uiPriority="71" w:semiHidden="0" w:name="Colorful Shading Accent 6"/>
+    <w:lsdException w:unhideWhenUsed="0" w:uiPriority="72" w:semiHidden="0" w:name="Colorful List Accent 6"/>
+    <w:lsdException w:unhideWhenUsed="0" w:uiPriority="73" w:semiHidden="0" w:name="Colorful Grid Accent 6"/>
   </w:latentStyles>
-  <w:style w:type="paragraph" w:default="1" w:styleId="Normal">
+  <w:style w:type="paragraph" w:default="1" w:styleId="1">
     <w:name w:val="Normal"/>
     <w:semiHidden/>
     <w:qFormat/>
+    <w:uiPriority w:val="0"/>
     <w:pPr>
       <w:kinsoku w:val="0"/>
       <w:autoSpaceDE w:val="0"/>
       <w:autoSpaceDN w:val="0"/>
       <w:adjustRightInd w:val="0"/>
       <w:snapToGrid w:val="0"/>
-      <w:spacing w:line="240" w:lineRule="auto"/>
+      <w:spacing w:after="200" w:line="240" w:lineRule="auto"/>
       <w:jc w:val="left"/>
       <w:textAlignment w:val="baseline"/>
     </w:pPr>
     <w:rPr>
-      <w:noProof/>
+      <w:rFonts w:ascii="Arial" w:hAnsi="Arial" w:eastAsia="Arial" w:cs="Arial"/>
       <w:snapToGrid w:val="0"/>
       <w:color w:val="000000"/>
       <w:kern w:val="0"/>
+      <w:sz w:val="21"/>
+      <w:szCs w:val="21"/>
+      <w:lang w:val="en-US" w:eastAsia="en-US" w:bidi="ar-SA"/>
     </w:rPr>
   </w:style>
-  <w:style w:type="character" w:default="1" w:styleId="DefaultParagraphFont">
+  <w:style w:type="character" w:default="1" w:styleId="4">
     <w:name w:val="Default Paragraph Font"/>
-    <w:uiPriority w:val="1"/>
     <w:semiHidden/>
     <w:unhideWhenUsed/>
+    <w:qFormat/>
+    <w:uiPriority w:val="1"/>
   </w:style>
-  <w:style w:type="table" w:customStyle="1" w:styleId="TableNormal">
+  <w:style w:type="table" w:default="1" w:styleId="3">
+    <w:name w:val="Normal Table"/>
+    <w:semiHidden/>
+    <w:unhideWhenUsed/>
+    <w:uiPriority w:val="99"/>
+    <w:tblPr>
+      <w:tblCellMar>
+        <w:top w:w="0" w:type="dxa"/>
+        <w:left w:w="108" w:type="dxa"/>
+        <w:bottom w:w="0" w:type="dxa"/>
+        <w:right w:w="108" w:type="dxa"/>
+      </w:tblCellMar>
+    </w:tblPr>
+  </w:style>
+  <w:style w:type="paragraph" w:styleId="2">
+    <w:name w:val="Body Text"/>
+    <w:basedOn w:val="1"/>
+    <w:semiHidden/>
+    <w:qFormat/>
+    <w:uiPriority w:val="0"/>
+    <w:rPr>
+      <w:rFonts w:ascii="Arial" w:hAnsi="Arial" w:eastAsia="Arial" w:cs="Arial"/>
+      <w:sz w:val="21"/>
+      <w:szCs w:val="21"/>
+      <w:lang w:val="en-US" w:eastAsia="en-US" w:bidi="ar-SA"/>
+    </w:rPr>
+  </w:style>
+  <w:style w:type="table" w:customStyle="1" w:styleId="5">
     <w:name w:val="Table Normal"/>
     <w:semiHidden/>
     <w:unhideWhenUsed/>
     <w:qFormat/>
+    <w:uiPriority w:val="0"/>
     <w:tblPr>
       <w:tblCellMar>
         <w:top w:w="0" w:type="dxa"/>
@@ -7328,29 +7158,302 @@
       </w:tblCellMar>
     </w:tblPr>
   </w:style>
-  <w:style w:type="paragraph" w:styleId="BodyText">
-    <w:name w:val="Body Text"/>
-    <w:basedOn w:val="Normal"/>
+  <w:style w:type="paragraph" w:customStyle="1" w:styleId="6">
+    <w:name w:val="Table Text"/>
+    <w:basedOn w:val="1"/>
     <w:semiHidden/>
     <w:qFormat/>
+    <w:uiPriority w:val="0"/>
     <w:rPr>
-      <w:rFonts w:ascii="Arial" w:eastAsia="Arial" w:hAnsi="Arial" w:cs="Arial"/>
-      <w:sz w:val="21"/>
-      <w:szCs w:val="21"/>
-      <w:lang w:val="en-US" w:eastAsia="en-US" w:bidi="ar-SA"/>
-    </w:rPr>
-  </w:style>
-  <w:style w:type="paragraph" w:customStyle="1" w:styleId="TableText">
-    <w:name w:val="Table Text"/>
-    <w:basedOn w:val="Normal"/>
-    <w:semiHidden/>
-    <w:qFormat/>
-    <w:rPr>
-      <w:rFonts w:ascii="Arial" w:eastAsia="Arial" w:hAnsi="Arial" w:cs="Arial"/>
+      <w:rFonts w:ascii="Arial" w:hAnsi="Arial" w:eastAsia="Arial" w:cs="Arial"/>
       <w:sz w:val="21"/>
       <w:szCs w:val="21"/>
       <w:lang w:val="en-US" w:eastAsia="en-US" w:bidi="ar-SA"/>
     </w:rPr>
   </w:style>
 </w:styles>
+</file>
+
+<file path=word/theme/theme1.xml><?xml version="1.0" encoding="utf-8"?>
+<a:theme xmlns:a="http://schemas.openxmlformats.org/drawingml/2006/main" name="Office">
+  <a:themeElements>
+    <a:clrScheme name="Office">
+      <a:dk1>
+        <a:sysClr val="windowText" lastClr="000000"/>
+      </a:dk1>
+      <a:lt1>
+        <a:sysClr val="window" lastClr="FFFFFF"/>
+      </a:lt1>
+      <a:dk2>
+        <a:srgbClr val="1F497D"/>
+      </a:dk2>
+      <a:lt2>
+        <a:srgbClr val="EEECE1"/>
+      </a:lt2>
+      <a:accent1>
+        <a:srgbClr val="4F81BD"/>
+      </a:accent1>
+      <a:accent2>
+        <a:srgbClr val="C0504D"/>
+      </a:accent2>
+      <a:accent3>
+        <a:srgbClr val="9BBB59"/>
+      </a:accent3>
+      <a:accent4>
+        <a:srgbClr val="8064A2"/>
+      </a:accent4>
+      <a:accent5>
+        <a:srgbClr val="4BACC6"/>
+      </a:accent5>
+      <a:accent6>
+        <a:srgbClr val="F79646"/>
+      </a:accent6>
+      <a:hlink>
+        <a:srgbClr val="0000FF"/>
+      </a:hlink>
+      <a:folHlink>
+        <a:srgbClr val="800080"/>
+      </a:folHlink>
+    </a:clrScheme>
+    <a:fontScheme name="Office">
+      <a:majorFont>
+        <a:latin typeface="Cambria"/>
+        <a:ea typeface=""/>
+        <a:cs typeface=""/>
+        <a:font script="Jpan" typeface="ＭＳ ゴシック"/>
+        <a:font script="Hang" typeface="맑은 고딕"/>
+        <a:font script="Hans" typeface="宋体"/>
+        <a:font script="Hant" typeface="新細明體"/>
+        <a:font script="Arab" typeface="Times New Roman"/>
+        <a:font script="Hebr" typeface="Times New Roman"/>
+        <a:font script="Thai" typeface="Angsana New"/>
+        <a:font script="Ethi" typeface="Nyala"/>
+        <a:font script="Beng" typeface="Vrinda"/>
+        <a:font script="Gujr" typeface="Shruti"/>
+        <a:font script="Khmr" typeface="MoolBoran"/>
+        <a:font script="Knda" typeface="Tunga"/>
+        <a:font script="Guru" typeface="Raavi"/>
+        <a:font script="Cans" typeface="Euphemia"/>
+        <a:font script="Cher" typeface="Plantagenet Cherokee"/>
+        <a:font script="Yiii" typeface="Microsoft Yi Baiti"/>
+        <a:font script="Tibt" typeface="Microsoft Himalaya"/>
+        <a:font script="Thaa" typeface="MV Boli"/>
+        <a:font script="Deva" typeface="Mangal"/>
+        <a:font script="Telu" typeface="Gautami"/>
+        <a:font script="Taml" typeface="Latha"/>
+        <a:font script="Syrc" typeface="Estrangelo Edessa"/>
+        <a:font script="Orya" typeface="Kalinga"/>
+        <a:font script="Mlym" typeface="Kartika"/>
+        <a:font script="Laoo" typeface="DokChampa"/>
+        <a:font script="Sinh" typeface="Iskoola Pota"/>
+        <a:font script="Mong" typeface="Mongolian Baiti"/>
+        <a:font script="Viet" typeface="Times New Roman"/>
+        <a:font script="Uigh" typeface="Microsoft Uighur"/>
+        <a:font script="Geor" typeface="Sylfaen"/>
+      </a:majorFont>
+      <a:minorFont>
+        <a:latin typeface="Calibri"/>
+        <a:ea typeface=""/>
+        <a:cs typeface=""/>
+        <a:font script="Jpan" typeface="ＭＳ 明朝"/>
+        <a:font script="Hang" typeface="맑은 고딕"/>
+        <a:font script="Hans" typeface="宋体"/>
+        <a:font script="Hant" typeface="新細明體"/>
+        <a:font script="Arab" typeface="Arial"/>
+        <a:font script="Hebr" typeface="Arial"/>
+        <a:font script="Thai" typeface="Cordia New"/>
+        <a:font script="Ethi" typeface="Nyala"/>
+        <a:font script="Beng" typeface="Vrinda"/>
+        <a:font script="Gujr" typeface="Shruti"/>
+        <a:font script="Khmr" typeface="DaunPenh"/>
+        <a:font script="Knda" typeface="Tunga"/>
+        <a:font script="Guru" typeface="Raavi"/>
+        <a:font script="Cans" typeface="Euphemia"/>
+        <a:font script="Cher" typeface="Plantagenet Cherokee"/>
+        <a:font script="Yiii" typeface="Microsoft Yi Baiti"/>
+        <a:font script="Tibt" typeface="Microsoft Himalaya"/>
+        <a:font script="Thaa" typeface="MV Boli"/>
+        <a:font script="Deva" typeface="Mangal"/>
+        <a:font script="Telu" typeface="Gautami"/>
+        <a:font script="Taml" typeface="Latha"/>
+        <a:font script="Syrc" typeface="Estrangelo Edessa"/>
+        <a:font script="Orya" typeface="Kalinga"/>
+        <a:font script="Mlym" typeface="Kartika"/>
+        <a:font script="Laoo" typeface="DokChampa"/>
+        <a:font script="Sinh" typeface="Iskoola Pota"/>
+        <a:font script="Mong" typeface="Mongolian Baiti"/>
+        <a:font script="Viet" typeface="Arial"/>
+        <a:font script="Uigh" typeface="Microsoft Uighur"/>
+        <a:font script="Geor" typeface="Sylfaen"/>
+      </a:minorFont>
+    </a:fontScheme>
+    <a:fmtScheme name="Office">
+      <a:fillStyleLst>
+        <a:solidFill>
+          <a:schemeClr val="phClr"/>
+        </a:solidFill>
+        <a:gradFill rotWithShape="1">
+          <a:gsLst>
+            <a:gs pos="0">
+              <a:schemeClr val="phClr">
+                <a:tint val="50000"/>
+                <a:satMod val="300000"/>
+              </a:schemeClr>
+            </a:gs>
+            <a:gs pos="35000">
+              <a:schemeClr val="phClr">
+                <a:tint val="37000"/>
+                <a:satMod val="300000"/>
+              </a:schemeClr>
+            </a:gs>
+            <a:gs pos="100000">
+              <a:schemeClr val="phClr">
+                <a:tint val="15000"/>
+                <a:satMod val="350000"/>
+              </a:schemeClr>
+            </a:gs>
+          </a:gsLst>
+          <a:lin ang="16200000" scaled="1"/>
+        </a:gradFill>
+        <a:gradFill rotWithShape="1">
+          <a:gsLst>
+            <a:gs pos="0">
+              <a:schemeClr val="phClr">
+                <a:shade val="51000"/>
+                <a:satMod val="130000"/>
+              </a:schemeClr>
+            </a:gs>
+            <a:gs pos="80000">
+              <a:schemeClr val="phClr">
+                <a:shade val="93000"/>
+                <a:satMod val="130000"/>
+              </a:schemeClr>
+            </a:gs>
+            <a:gs pos="100000">
+              <a:schemeClr val="phClr">
+                <a:shade val="94000"/>
+                <a:satMod val="135000"/>
+              </a:schemeClr>
+            </a:gs>
+          </a:gsLst>
+          <a:lin ang="16200000" scaled="0"/>
+        </a:gradFill>
+      </a:fillStyleLst>
+      <a:lnStyleLst>
+        <a:ln w="9525" cap="flat" cmpd="sng" algn="ctr">
+          <a:solidFill>
+            <a:schemeClr val="phClr">
+              <a:shade val="95000"/>
+              <a:satMod val="105000"/>
+            </a:schemeClr>
+          </a:solidFill>
+          <a:prstDash val="solid"/>
+        </a:ln>
+        <a:ln w="25400" cap="flat" cmpd="sng" algn="ctr">
+          <a:solidFill>
+            <a:schemeClr val="phClr"/>
+          </a:solidFill>
+          <a:prstDash val="solid"/>
+        </a:ln>
+        <a:ln w="38100" cap="flat" cmpd="sng" algn="ctr">
+          <a:solidFill>
+            <a:schemeClr val="phClr"/>
+          </a:solidFill>
+          <a:prstDash val="solid"/>
+        </a:ln>
+      </a:lnStyleLst>
+      <a:effectStyleLst>
+        <a:effectStyle>
+          <a:effectLst>
+            <a:outerShdw blurRad="40000" dist="20000" dir="5400000" rotWithShape="0">
+              <a:srgbClr val="000000">
+                <a:alpha val="38000"/>
+              </a:srgbClr>
+            </a:outerShdw>
+          </a:effectLst>
+        </a:effectStyle>
+        <a:effectStyle>
+          <a:effectLst>
+            <a:outerShdw blurRad="40000" dist="23000" dir="5400000" rotWithShape="0">
+              <a:srgbClr val="000000">
+                <a:alpha val="35000"/>
+              </a:srgbClr>
+            </a:outerShdw>
+          </a:effectLst>
+        </a:effectStyle>
+        <a:effectStyle>
+          <a:effectLst>
+            <a:outerShdw blurRad="40000" dist="23000" dir="5400000" rotWithShape="0">
+              <a:srgbClr val="000000">
+                <a:alpha val="35000"/>
+              </a:srgbClr>
+            </a:outerShdw>
+          </a:effectLst>
+          <a:scene3d>
+            <a:camera prst="orthographicFront">
+              <a:rot lat="0" lon="0" rev="0"/>
+            </a:camera>
+            <a:lightRig rig="threePt" dir="t">
+              <a:rot lat="0" lon="0" rev="1200000"/>
+            </a:lightRig>
+          </a:scene3d>
+          <a:sp3d>
+            <a:bevelT w="63500" h="25400"/>
+          </a:sp3d>
+        </a:effectStyle>
+      </a:effectStyleLst>
+      <a:bgFillStyleLst>
+        <a:solidFill>
+          <a:schemeClr val="phClr"/>
+        </a:solidFill>
+        <a:gradFill rotWithShape="1">
+          <a:gsLst>
+            <a:gs pos="0">
+              <a:schemeClr val="phClr">
+                <a:tint val="40000"/>
+                <a:satMod val="350000"/>
+              </a:schemeClr>
+            </a:gs>
+            <a:gs pos="40000">
+              <a:schemeClr val="phClr">
+                <a:tint val="45000"/>
+                <a:satMod val="350000"/>
+                <a:shade val="99000"/>
+              </a:schemeClr>
+            </a:gs>
+            <a:gs pos="100000">
+              <a:schemeClr val="phClr">
+                <a:shade val="20000"/>
+                <a:satMod val="255000"/>
+              </a:schemeClr>
+            </a:gs>
+          </a:gsLst>
+          <a:path path="circle">
+            <a:fillToRect l="50000" t="-80000" r="50000" b="180000"/>
+          </a:path>
+        </a:gradFill>
+        <a:gradFill rotWithShape="1">
+          <a:gsLst>
+            <a:gs pos="0">
+              <a:schemeClr val="phClr">
+                <a:tint val="80000"/>
+                <a:satMod val="300000"/>
+              </a:schemeClr>
+            </a:gs>
+            <a:gs pos="100000">
+              <a:schemeClr val="phClr">
+                <a:shade val="30000"/>
+                <a:satMod val="200000"/>
+              </a:schemeClr>
+            </a:gs>
+          </a:gsLst>
+          <a:path path="circle">
+            <a:fillToRect l="50000" t="50000" r="50000" b="50000"/>
+          </a:path>
+        </a:gradFill>
+      </a:bgFillStyleLst>
+    </a:fmtScheme>
+  </a:themeElements>
+  <a:objectDefaults/>
+</a:theme>
 </file>